--- a/Solidity.docx
+++ b/Solidity.docx
@@ -656,30 +656,14 @@
           <w:color w:val="A2A3BD"/>
           <w:szCs w:val="16"/>
         </w:rPr>
-        <w:t xml:space="preserve"> </w:t>
-      </w:r>
-      <w:proofErr w:type="gramStart"/>
-      <w:r>
-        <w:rPr>
-          <w:color w:val="A2A3BD"/>
-          <w:szCs w:val="16"/>
-        </w:rPr>
-        <w:t>getter</w:t>
-      </w:r>
-      <w:r>
-        <w:rPr>
-          <w:color w:val="DCDCDC"/>
-          <w:szCs w:val="16"/>
-        </w:rPr>
-        <w:t>(</w:t>
-      </w:r>
-      <w:proofErr w:type="gramEnd"/>
-      <w:r>
-        <w:rPr>
-          <w:color w:val="DCDCDC"/>
-          <w:szCs w:val="16"/>
-        </w:rPr>
-        <w:t>)</w:t>
+        <w:t xml:space="preserve"> getter</w:t>
+      </w:r>
+      <w:r>
+        <w:rPr>
+          <w:color w:val="DCDCDC"/>
+          <w:szCs w:val="16"/>
+        </w:rPr>
+        <w:t>()</w:t>
       </w:r>
       <w:r>
         <w:rPr>
@@ -874,18 +858,10 @@
         <w:t>getter;</w:t>
       </w:r>
       <w:r>
-        <w:t xml:space="preserve"> deployment is 1 Tx and using the setter is 1 Tx. </w:t>
-      </w:r>
-      <w:proofErr w:type="gramStart"/>
-      <w:r>
-        <w:t>Getter</w:t>
-      </w:r>
-      <w:r>
-        <w:t>(</w:t>
-      </w:r>
-      <w:proofErr w:type="gramEnd"/>
-      <w:r>
-        <w:t>)</w:t>
+        <w:t xml:space="preserve"> deployment is 1 Tx and using the setter is 1 Tx. Getter</w:t>
+      </w:r>
+      <w:r>
+        <w:t>()</w:t>
       </w:r>
       <w:r>
         <w:t xml:space="preserve"> is public view.</w:t>
@@ -1622,7 +1598,6 @@
         <w:t xml:space="preserve"> </w:t>
       </w:r>
       <w:proofErr w:type="spellStart"/>
-      <w:proofErr w:type="gramStart"/>
       <w:r>
         <w:t>doMath</w:t>
       </w:r>
@@ -1634,7 +1609,6 @@
         <w:t>(</w:t>
       </w:r>
       <w:proofErr w:type="spellStart"/>
-      <w:proofErr w:type="gramEnd"/>
       <w:r>
         <w:rPr>
           <w:color w:val="569CD6"/>
@@ -3074,6 +3048,89 @@
       <w:proofErr w:type="spellEnd"/>
       <w:r>
         <w:t xml:space="preserve"> variables, they must first be loaded into memory.</w:t>
+      </w:r>
+    </w:p>
+    <w:p>
+      <w:r>
+        <w:t xml:space="preserve">And </w:t>
+      </w:r>
+      <w:proofErr w:type="gramStart"/>
+      <w:r>
+        <w:t>finally</w:t>
+      </w:r>
+      <w:proofErr w:type="gramEnd"/>
+      <w:r>
+        <w:t xml:space="preserve"> I deployed my first contract in a real </w:t>
+      </w:r>
+      <w:proofErr w:type="spellStart"/>
+      <w:r>
+        <w:t>testnet</w:t>
+      </w:r>
+      <w:proofErr w:type="spellEnd"/>
+      <w:r>
+        <w:t xml:space="preserve"> blockchain: Yoohoo!</w:t>
+      </w:r>
+    </w:p>
+    <w:p>
+      <w:r>
+        <w:rPr>
+          <w:noProof/>
+        </w:rPr>
+        <w:lastRenderedPageBreak/>
+        <w:drawing>
+          <wp:inline distT="0" distB="0" distL="0" distR="0" wp14:anchorId="0FCD8D08" wp14:editId="53DFDC82">
+            <wp:extent cx="5943600" cy="1964690"/>
+            <wp:effectExtent l="190500" t="190500" r="190500" b="187960"/>
+            <wp:docPr id="889128970" name="Picture 2"/>
+            <wp:cNvGraphicFramePr>
+              <a:graphicFrameLocks xmlns:a="http://schemas.openxmlformats.org/drawingml/2006/main" noChangeAspect="1"/>
+            </wp:cNvGraphicFramePr>
+            <a:graphic xmlns:a="http://schemas.openxmlformats.org/drawingml/2006/main">
+              <a:graphicData uri="http://schemas.openxmlformats.org/drawingml/2006/picture">
+                <pic:pic xmlns:pic="http://schemas.openxmlformats.org/drawingml/2006/picture">
+                  <pic:nvPicPr>
+                    <pic:cNvPr id="0" name="Picture 1"/>
+                    <pic:cNvPicPr>
+                      <a:picLocks noChangeAspect="1" noChangeArrowheads="1"/>
+                    </pic:cNvPicPr>
+                  </pic:nvPicPr>
+                  <pic:blipFill>
+                    <a:blip r:embed="rId36" cstate="print">
+                      <a:extLst>
+                        <a:ext uri="{28A0092B-C50C-407E-A947-70E740481C1C}">
+                          <a14:useLocalDpi xmlns:a14="http://schemas.microsoft.com/office/drawing/2010/main" val="0"/>
+                        </a:ext>
+                      </a:extLst>
+                    </a:blip>
+                    <a:srcRect/>
+                    <a:stretch>
+                      <a:fillRect/>
+                    </a:stretch>
+                  </pic:blipFill>
+                  <pic:spPr bwMode="auto">
+                    <a:xfrm>
+                      <a:off x="0" y="0"/>
+                      <a:ext cx="5943600" cy="1964690"/>
+                    </a:xfrm>
+                    <a:prstGeom prst="rect">
+                      <a:avLst/>
+                    </a:prstGeom>
+                    <a:ln>
+                      <a:noFill/>
+                    </a:ln>
+                    <a:effectLst>
+                      <a:outerShdw blurRad="190500" algn="tl" rotWithShape="0">
+                        <a:srgbClr val="000000">
+                          <a:alpha val="70000"/>
+                        </a:srgbClr>
+                      </a:outerShdw>
+                    </a:effectLst>
+                  </pic:spPr>
+                </pic:pic>
+              </a:graphicData>
+            </a:graphic>
+          </wp:inline>
+        </w:drawing>
       </w:r>
     </w:p>
     <w:p/>
@@ -3853,6 +3910,7 @@
   <w:style w:type="character" w:default="1" w:styleId="DefaultParagraphFont">
     <w:name w:val="Default Paragraph Font"/>
     <w:uiPriority w:val="1"/>
+    <w:semiHidden/>
     <w:unhideWhenUsed/>
   </w:style>
   <w:style w:type="table" w:default="1" w:styleId="TableNormal">
@@ -4270,7 +4328,7 @@
     </inkml:brush>
   </inkml:definitions>
   <inkml:trace contextRef="#ctx0" brushRef="#br0">3600 630 24575,'-1'3'0,"-1"0"0,1-1 0,-1 1 0,0 0 0,0-1 0,0 1 0,0-1 0,0 0 0,-1 0 0,1 0 0,-1 0 0,1 0 0,-1 0 0,0-1 0,-4 3 0,4-3 0,-21 12 0,-1-1 0,0-1 0,-1-2 0,0-1 0,-47 10 0,9-8 0,-85 3 0,78-10 0,12-2 0,1 3 0,-88 17 0,87-9 0,0-3 0,-81 2 0,-122-12 0,100-2 0,-217 5 0,-428-4 0,734-3 0,1-3 0,-118-30 0,95 18 0,48 11 0,19 4 0,0-1 0,0-1 0,1-1 0,-45-20 0,10 0 0,37 19 0,1-2 0,-39-24 0,56 30 0,1 1 0,0-1 0,1 0 0,-1 0 0,1-1 0,0 0 0,0 0 0,1 0 0,-1 0 0,1-1 0,1 1 0,-1-1 0,-4-14 0,-7-21 0,11 35 0,1-1 0,0 0 0,0 0 0,1 0 0,0 0 0,0-1 0,1 1 0,0-12 0,1 14 0,1 0 0,-1 0 0,1 0 0,1 1 0,-1-1 0,1 0 0,0 1 0,0-1 0,1 1 0,0-1 0,0 1 0,0 0 0,0 0 0,1 0 0,0 1 0,0-1 0,0 1 0,7-6 0,3 0 0,1 1 0,-1 0 0,1 1 0,1 1 0,21-8 0,38-9 0,1 4 0,101-15 0,-74 16 0,202-37 0,-214 41 0,1 5 0,176 1 0,1 1 0,781-14 0,-715 24 0,-314-2 0,295 6 0,-236 0 0,150 29 0,-139-16 0,85 23 0,-170-40 0,-1 0 0,1 0 0,0 1 0,-1 0 0,0 0 0,0 0 0,0 0 0,0 1 0,0 0 0,7 8 0,-9-8 0,-1-1 0,0 1 0,0 0 0,0-1 0,0 1 0,0 0 0,-1 0 0,0 0 0,0 0 0,0 0 0,0 0 0,-1 1 0,1-1 0,-1 0 0,0 0 0,-1 5 0,-1 19 0,2-14 0,-2 1 0,1-1 0,-2 1 0,-4 16 0,4-26 0,1 0 0,0 1 0,-1-1 0,0 0 0,0 0 0,-1 0 0,1-1 0,-1 1 0,0-1 0,-1 0 0,1 0 0,0 0 0,-1-1 0,-5 4 0,-81 46 0,51-31 0,1 2 0,-48 38 0,72-50-227,-1-2-1,0 1 1,-1-2-1,0 0 1,-27 9-1,35-15-6598</inkml:trace>
-  <inkml:trace contextRef="#ctx0" brushRef="#br0" timeOffset="624.33">4322 236 24575,'4'2'0,"0"3"0,3 5 0,0 3 0,-1 3 0,-2 1 0,0 3 0,-1 1 0,-1-4 0,-1 0 0,0-1 0,-1-2 0,0-3-8191</inkml:trace>
+  <inkml:trace contextRef="#ctx0" brushRef="#br0" timeOffset="624.31">4322 236 24575,'4'2'0,"0"3"0,3 5 0,0 3 0,-1 3 0,-2 1 0,0 3 0,-1 1 0,-1-4 0,-1 0 0,0-1 0,-1-2 0,0-3-8191</inkml:trace>
   <inkml:trace contextRef="#ctx0" brushRef="#br0" timeOffset="1417.35">4420 172 24575,'0'-2'0,"-3"0"0,-3 1 0,-6 1 0,-2 1 0,-3 3 0,1 1 0,-1 3 0,0 0 0,2 0 0,1-2 0,1-2 0,2-1 0,0 1 0,3 1 0,2 0-8191</inkml:trace>
   <inkml:trace contextRef="#ctx0" brushRef="#br0" timeOffset="2229.31">4534 284 24575,'0'2'0,"0"0"0,0 4 0,-3 3 0,-2 5 0,-2 1 0,1 3 0,0-1 0,-1-1 0,0-2 0,-1-1 0,2-3-8191</inkml:trace>
   <inkml:trace contextRef="#ctx0" brushRef="#br0" timeOffset="3145.92">4454 312 24575,'1'2'0,"2"3"0,3 2 0,1 4 0,3 3 0,3-2 0,-1 0 0,-1-1 0,-1-2 0,0-1 0,0-3 0,-1 1 0,0 0 0,-2-1-8191</inkml:trace>

--- a/Solidity.docx
+++ b/Solidity.docx
@@ -21,6 +21,11 @@
     </w:p>
     <w:p>
       <w:r>
+        <w:t>Honstly just try to understand how everything works underneath it, chatgpt will code the syntax for you! We need to learn the way things work.</w:t>
+      </w:r>
+    </w:p>
+    <w:p>
+      <w:r>
         <w:t>When we deploy a contract, an instance is made:</w:t>
       </w:r>
     </w:p>
@@ -29,9 +34,6 @@
         <w:jc w:val="center"/>
       </w:pPr>
       <w:r>
-        <w:rPr>
-          <w:noProof/>
-        </w:rPr>
         <w:drawing>
           <wp:inline distT="0" distB="0" distL="0" distR="0" wp14:anchorId="7DD1EA74" wp14:editId="7FB2FBC8">
             <wp:extent cx="2346960" cy="2311857"/>
@@ -281,7 +283,6 @@
         </w:rPr>
         <w:t xml:space="preserve">    </w:t>
       </w:r>
-      <w:proofErr w:type="gramStart"/>
       <w:r>
         <w:rPr>
           <w:color w:val="E83E8C"/>
@@ -296,7 +297,6 @@
         </w:rPr>
         <w:t>(</w:t>
       </w:r>
-      <w:proofErr w:type="gramEnd"/>
       <w:r>
         <w:rPr>
           <w:szCs w:val="16"/>
@@ -322,26 +322,193 @@
           <w:color w:val="A2A3BD"/>
           <w:szCs w:val="16"/>
         </w:rPr>
+        <w:t xml:space="preserve"> initMessage</w:t>
+      </w:r>
+      <w:r>
+        <w:rPr>
+          <w:color w:val="DCDCDC"/>
+          <w:szCs w:val="16"/>
+        </w:rPr>
+        <w:t>){</w:t>
+      </w:r>
+    </w:p>
+    <w:p>
+      <w:pPr>
+        <w:pStyle w:val="codesnippet"/>
+        <w:framePr w:wrap="notBeside"/>
+        <w:rPr>
+          <w:color w:val="A2A3BD"/>
+          <w:szCs w:val="16"/>
+        </w:rPr>
+      </w:pPr>
+      <w:r>
+        <w:rPr>
+          <w:color w:val="A2A3BD"/>
+          <w:szCs w:val="16"/>
+        </w:rPr>
+        <w:t xml:space="preserve">        message </w:t>
+      </w:r>
+      <w:r>
+        <w:rPr>
+          <w:color w:val="DCDCDC"/>
+          <w:szCs w:val="16"/>
+        </w:rPr>
+        <w:t>=</w:t>
+      </w:r>
+      <w:r>
+        <w:rPr>
+          <w:color w:val="A2A3BD"/>
+          <w:szCs w:val="16"/>
+        </w:rPr>
+        <w:t xml:space="preserve"> initMessage</w:t>
+      </w:r>
+      <w:r>
+        <w:rPr>
+          <w:color w:val="DCDCDC"/>
+          <w:szCs w:val="16"/>
+        </w:rPr>
+        <w:t>;</w:t>
+      </w:r>
+    </w:p>
+    <w:p>
+      <w:pPr>
+        <w:pStyle w:val="codesnippet"/>
+        <w:framePr w:wrap="notBeside"/>
+        <w:rPr>
+          <w:color w:val="A2A3BD"/>
+          <w:szCs w:val="16"/>
+        </w:rPr>
+      </w:pPr>
+      <w:r>
+        <w:rPr>
+          <w:color w:val="A2A3BD"/>
+          <w:szCs w:val="16"/>
+        </w:rPr>
+        <w:t xml:space="preserve">    </w:t>
+      </w:r>
+      <w:r>
+        <w:rPr>
+          <w:color w:val="DCDCDC"/>
+          <w:szCs w:val="16"/>
+        </w:rPr>
+        <w:t>}</w:t>
+      </w:r>
+    </w:p>
+    <w:p>
+      <w:pPr>
+        <w:pStyle w:val="codesnippet"/>
+        <w:framePr w:wrap="notBeside"/>
+        <w:rPr>
+          <w:color w:val="A2A3BD"/>
+          <w:szCs w:val="16"/>
+        </w:rPr>
+      </w:pPr>
+      <w:r>
+        <w:rPr>
+          <w:color w:val="A2A3BD"/>
+          <w:szCs w:val="16"/>
+        </w:rPr>
+        <w:t xml:space="preserve">    </w:t>
+      </w:r>
+    </w:p>
+    <w:p>
+      <w:pPr>
+        <w:pStyle w:val="codesnippet"/>
+        <w:framePr w:wrap="notBeside"/>
+        <w:rPr>
+          <w:color w:val="A2A3BD"/>
+          <w:szCs w:val="16"/>
+        </w:rPr>
+      </w:pPr>
+      <w:r>
+        <w:rPr>
+          <w:color w:val="A2A3BD"/>
+          <w:szCs w:val="16"/>
+        </w:rPr>
+        <w:t xml:space="preserve">    </w:t>
+      </w:r>
+      <w:r>
+        <w:rPr>
+          <w:szCs w:val="16"/>
+        </w:rPr>
+        <w:t>function</w:t>
+      </w:r>
+      <w:r>
+        <w:rPr>
+          <w:color w:val="A2A3BD"/>
+          <w:szCs w:val="16"/>
+        </w:rPr>
+        <w:t xml:space="preserve"> setter</w:t>
+      </w:r>
+      <w:r>
+        <w:rPr>
+          <w:color w:val="DCDCDC"/>
+          <w:szCs w:val="16"/>
+        </w:rPr>
+        <w:t>(</w:t>
+      </w:r>
+      <w:r>
+        <w:rPr>
+          <w:szCs w:val="16"/>
+        </w:rPr>
+        <w:t>string</w:t>
+      </w:r>
+      <w:r>
+        <w:rPr>
+          <w:color w:val="A2A3BD"/>
+          <w:szCs w:val="16"/>
+        </w:rPr>
         <w:t xml:space="preserve"> </w:t>
       </w:r>
-      <w:proofErr w:type="spellStart"/>
-      <w:proofErr w:type="gramStart"/>
-      <w:r>
-        <w:rPr>
-          <w:color w:val="A2A3BD"/>
-          <w:szCs w:val="16"/>
-        </w:rPr>
-        <w:t>initMessage</w:t>
-      </w:r>
-      <w:proofErr w:type="spellEnd"/>
-      <w:r>
-        <w:rPr>
-          <w:color w:val="DCDCDC"/>
-          <w:szCs w:val="16"/>
-        </w:rPr>
-        <w:t>){</w:t>
-      </w:r>
-      <w:proofErr w:type="gramEnd"/>
+      <w:r>
+        <w:rPr>
+          <w:color w:val="9E7E08"/>
+          <w:szCs w:val="16"/>
+        </w:rPr>
+        <w:t>memory</w:t>
+      </w:r>
+      <w:r>
+        <w:rPr>
+          <w:color w:val="A2A3BD"/>
+          <w:szCs w:val="16"/>
+        </w:rPr>
+        <w:t xml:space="preserve"> newMessage</w:t>
+      </w:r>
+      <w:r>
+        <w:rPr>
+          <w:color w:val="DCDCDC"/>
+          <w:szCs w:val="16"/>
+        </w:rPr>
+        <w:t>)</w:t>
+      </w:r>
+      <w:r>
+        <w:rPr>
+          <w:color w:val="A2A3BD"/>
+          <w:szCs w:val="16"/>
+        </w:rPr>
+        <w:t xml:space="preserve"> </w:t>
+      </w:r>
+      <w:r>
+        <w:rPr>
+          <w:color w:val="00BC8C"/>
+          <w:szCs w:val="16"/>
+        </w:rPr>
+        <w:t>public</w:t>
+      </w:r>
+      <w:r>
+        <w:rPr>
+          <w:color w:val="A2A3BD"/>
+          <w:szCs w:val="16"/>
+        </w:rPr>
+        <w:t xml:space="preserve"> </w:t>
+      </w:r>
+      <w:r>
+        <w:rPr>
+          <w:color w:val="DCDCDC"/>
+          <w:szCs w:val="16"/>
+        </w:rPr>
+        <w:t>{</w:t>
+      </w:r>
     </w:p>
     <w:p>
       <w:pPr>
@@ -371,17 +538,214 @@
           <w:color w:val="A2A3BD"/>
           <w:szCs w:val="16"/>
         </w:rPr>
+        <w:t xml:space="preserve"> newMessage</w:t>
+      </w:r>
+      <w:r>
+        <w:rPr>
+          <w:color w:val="DCDCDC"/>
+          <w:szCs w:val="16"/>
+        </w:rPr>
+        <w:t>;</w:t>
+      </w:r>
+    </w:p>
+    <w:p>
+      <w:pPr>
+        <w:pStyle w:val="codesnippet"/>
+        <w:framePr w:wrap="notBeside"/>
+        <w:rPr>
+          <w:color w:val="A2A3BD"/>
+          <w:szCs w:val="16"/>
+        </w:rPr>
+      </w:pPr>
+      <w:r>
+        <w:rPr>
+          <w:color w:val="A2A3BD"/>
+          <w:szCs w:val="16"/>
+        </w:rPr>
+        <w:t xml:space="preserve">    </w:t>
+      </w:r>
+      <w:r>
+        <w:rPr>
+          <w:color w:val="DCDCDC"/>
+          <w:szCs w:val="16"/>
+        </w:rPr>
+        <w:t>}</w:t>
+      </w:r>
+    </w:p>
+    <w:p>
+      <w:pPr>
+        <w:pStyle w:val="codesnippet"/>
+        <w:framePr w:wrap="notBeside"/>
+        <w:rPr>
+          <w:color w:val="A2A3BD"/>
+          <w:szCs w:val="16"/>
+        </w:rPr>
+      </w:pPr>
+    </w:p>
+    <w:p>
+      <w:pPr>
+        <w:pStyle w:val="codesnippet"/>
+        <w:framePr w:wrap="notBeside"/>
+        <w:rPr>
+          <w:color w:val="A2A3BD"/>
+          <w:szCs w:val="16"/>
+        </w:rPr>
+      </w:pPr>
+      <w:r>
+        <w:rPr>
+          <w:color w:val="A2A3BD"/>
+          <w:szCs w:val="16"/>
+        </w:rPr>
+        <w:t xml:space="preserve">    </w:t>
+      </w:r>
+      <w:r>
+        <w:rPr>
+          <w:szCs w:val="16"/>
+        </w:rPr>
+        <w:t>function</w:t>
+      </w:r>
+      <w:r>
+        <w:rPr>
+          <w:color w:val="A2A3BD"/>
+          <w:szCs w:val="16"/>
+        </w:rPr>
+        <w:t xml:space="preserve"> getter</w:t>
+      </w:r>
+      <w:r>
+        <w:rPr>
+          <w:color w:val="DCDCDC"/>
+          <w:szCs w:val="16"/>
+        </w:rPr>
+        <w:t>()</w:t>
+      </w:r>
+      <w:r>
+        <w:rPr>
+          <w:color w:val="A2A3BD"/>
+          <w:szCs w:val="16"/>
+        </w:rPr>
         <w:t xml:space="preserve"> </w:t>
       </w:r>
-      <w:proofErr w:type="spellStart"/>
-      <w:r>
-        <w:rPr>
-          <w:color w:val="A2A3BD"/>
-          <w:szCs w:val="16"/>
-        </w:rPr>
-        <w:t>initMessage</w:t>
-      </w:r>
-      <w:proofErr w:type="spellEnd"/>
+      <w:r>
+        <w:rPr>
+          <w:color w:val="00BC8C"/>
+          <w:szCs w:val="16"/>
+        </w:rPr>
+        <w:t>public</w:t>
+      </w:r>
+      <w:r>
+        <w:rPr>
+          <w:color w:val="A2A3BD"/>
+          <w:szCs w:val="16"/>
+        </w:rPr>
+        <w:t xml:space="preserve"> </w:t>
+      </w:r>
+      <w:r>
+        <w:rPr>
+          <w:color w:val="00BC8C"/>
+          <w:szCs w:val="16"/>
+        </w:rPr>
+        <w:t>view</w:t>
+      </w:r>
+      <w:r>
+        <w:rPr>
+          <w:color w:val="A2A3BD"/>
+          <w:szCs w:val="16"/>
+        </w:rPr>
+        <w:t xml:space="preserve"> </w:t>
+      </w:r>
+      <w:r>
+        <w:rPr>
+          <w:color w:val="00BC8C"/>
+          <w:szCs w:val="16"/>
+        </w:rPr>
+        <w:t>returns</w:t>
+      </w:r>
+      <w:r>
+        <w:rPr>
+          <w:color w:val="A2A3BD"/>
+          <w:szCs w:val="16"/>
+        </w:rPr>
+        <w:t xml:space="preserve"> </w:t>
+      </w:r>
+      <w:r>
+        <w:rPr>
+          <w:color w:val="DCDCDC"/>
+          <w:szCs w:val="16"/>
+        </w:rPr>
+        <w:t>(</w:t>
+      </w:r>
+      <w:r>
+        <w:rPr>
+          <w:szCs w:val="16"/>
+        </w:rPr>
+        <w:t>string</w:t>
+      </w:r>
+      <w:r>
+        <w:rPr>
+          <w:color w:val="A2A3BD"/>
+          <w:szCs w:val="16"/>
+        </w:rPr>
+        <w:t xml:space="preserve"> </w:t>
+      </w:r>
+      <w:r>
+        <w:rPr>
+          <w:color w:val="9E7E08"/>
+          <w:szCs w:val="16"/>
+        </w:rPr>
+        <w:t>memory</w:t>
+      </w:r>
+      <w:r>
+        <w:rPr>
+          <w:color w:val="DCDCDC"/>
+          <w:szCs w:val="16"/>
+        </w:rPr>
+        <w:t>)</w:t>
+      </w:r>
+      <w:r>
+        <w:rPr>
+          <w:color w:val="A2A3BD"/>
+          <w:szCs w:val="16"/>
+        </w:rPr>
+        <w:t xml:space="preserve"> </w:t>
+      </w:r>
+      <w:r>
+        <w:rPr>
+          <w:color w:val="DCDCDC"/>
+          <w:szCs w:val="16"/>
+        </w:rPr>
+        <w:t>{</w:t>
+      </w:r>
+    </w:p>
+    <w:p>
+      <w:pPr>
+        <w:pStyle w:val="codesnippet"/>
+        <w:framePr w:wrap="notBeside"/>
+        <w:rPr>
+          <w:color w:val="A2A3BD"/>
+          <w:szCs w:val="16"/>
+        </w:rPr>
+      </w:pPr>
+      <w:r>
+        <w:rPr>
+          <w:color w:val="A2A3BD"/>
+          <w:szCs w:val="16"/>
+        </w:rPr>
+        <w:t xml:space="preserve">        </w:t>
+      </w:r>
+      <w:r>
+        <w:rPr>
+          <w:color w:val="00BC8C"/>
+          <w:szCs w:val="16"/>
+        </w:rPr>
+        <w:t>return</w:t>
+      </w:r>
+      <w:r>
+        <w:rPr>
+          <w:color w:val="A2A3BD"/>
+          <w:szCs w:val="16"/>
+        </w:rPr>
+        <w:t xml:space="preserve"> message</w:t>
+      </w:r>
       <w:r>
         <w:rPr>
           <w:color w:val="DCDCDC"/>
@@ -428,188 +792,7 @@
           <w:color w:val="A2A3BD"/>
           <w:szCs w:val="16"/>
         </w:rPr>
-        <w:t xml:space="preserve">    </w:t>
-      </w:r>
-    </w:p>
-    <w:p>
-      <w:pPr>
-        <w:pStyle w:val="codesnippet"/>
-        <w:framePr w:wrap="notBeside"/>
-        <w:rPr>
-          <w:color w:val="A2A3BD"/>
-          <w:szCs w:val="16"/>
-        </w:rPr>
-      </w:pPr>
-      <w:r>
-        <w:rPr>
-          <w:color w:val="A2A3BD"/>
-          <w:szCs w:val="16"/>
-        </w:rPr>
-        <w:t xml:space="preserve">    </w:t>
-      </w:r>
-      <w:r>
-        <w:rPr>
-          <w:szCs w:val="16"/>
-        </w:rPr>
-        <w:t>function</w:t>
-      </w:r>
-      <w:r>
-        <w:rPr>
-          <w:color w:val="A2A3BD"/>
-          <w:szCs w:val="16"/>
-        </w:rPr>
-        <w:t xml:space="preserve"> </w:t>
-      </w:r>
-      <w:proofErr w:type="gramStart"/>
-      <w:r>
-        <w:rPr>
-          <w:color w:val="A2A3BD"/>
-          <w:szCs w:val="16"/>
-        </w:rPr>
-        <w:t>setter</w:t>
-      </w:r>
-      <w:r>
-        <w:rPr>
-          <w:color w:val="DCDCDC"/>
-          <w:szCs w:val="16"/>
-        </w:rPr>
-        <w:t>(</w:t>
-      </w:r>
-      <w:proofErr w:type="gramEnd"/>
-      <w:r>
-        <w:rPr>
-          <w:szCs w:val="16"/>
-        </w:rPr>
-        <w:t>string</w:t>
-      </w:r>
-      <w:r>
-        <w:rPr>
-          <w:color w:val="A2A3BD"/>
-          <w:szCs w:val="16"/>
-        </w:rPr>
-        <w:t xml:space="preserve"> </w:t>
-      </w:r>
-      <w:r>
-        <w:rPr>
-          <w:color w:val="9E7E08"/>
-          <w:szCs w:val="16"/>
-        </w:rPr>
-        <w:t>memory</w:t>
-      </w:r>
-      <w:r>
-        <w:rPr>
-          <w:color w:val="A2A3BD"/>
-          <w:szCs w:val="16"/>
-        </w:rPr>
-        <w:t xml:space="preserve"> </w:t>
-      </w:r>
-      <w:proofErr w:type="spellStart"/>
-      <w:r>
-        <w:rPr>
-          <w:color w:val="A2A3BD"/>
-          <w:szCs w:val="16"/>
-        </w:rPr>
-        <w:t>newMessage</w:t>
-      </w:r>
-      <w:proofErr w:type="spellEnd"/>
-      <w:r>
-        <w:rPr>
-          <w:color w:val="DCDCDC"/>
-          <w:szCs w:val="16"/>
-        </w:rPr>
-        <w:t>)</w:t>
-      </w:r>
-      <w:r>
-        <w:rPr>
-          <w:color w:val="A2A3BD"/>
-          <w:szCs w:val="16"/>
-        </w:rPr>
-        <w:t xml:space="preserve"> </w:t>
-      </w:r>
-      <w:r>
-        <w:rPr>
-          <w:color w:val="00BC8C"/>
-          <w:szCs w:val="16"/>
-        </w:rPr>
-        <w:t>public</w:t>
-      </w:r>
-      <w:r>
-        <w:rPr>
-          <w:color w:val="A2A3BD"/>
-          <w:szCs w:val="16"/>
-        </w:rPr>
-        <w:t xml:space="preserve"> </w:t>
-      </w:r>
-      <w:r>
-        <w:rPr>
-          <w:color w:val="DCDCDC"/>
-          <w:szCs w:val="16"/>
-        </w:rPr>
-        <w:t>{</w:t>
-      </w:r>
-    </w:p>
-    <w:p>
-      <w:pPr>
-        <w:pStyle w:val="codesnippet"/>
-        <w:framePr w:wrap="notBeside"/>
-        <w:rPr>
-          <w:color w:val="A2A3BD"/>
-          <w:szCs w:val="16"/>
-        </w:rPr>
-      </w:pPr>
-      <w:r>
-        <w:rPr>
-          <w:color w:val="A2A3BD"/>
-          <w:szCs w:val="16"/>
-        </w:rPr>
-        <w:t xml:space="preserve">        message </w:t>
-      </w:r>
-      <w:r>
-        <w:rPr>
-          <w:color w:val="DCDCDC"/>
-          <w:szCs w:val="16"/>
-        </w:rPr>
-        <w:t>=</w:t>
-      </w:r>
-      <w:r>
-        <w:rPr>
-          <w:color w:val="A2A3BD"/>
-          <w:szCs w:val="16"/>
-        </w:rPr>
-        <w:t xml:space="preserve"> </w:t>
-      </w:r>
-      <w:proofErr w:type="spellStart"/>
-      <w:r>
-        <w:rPr>
-          <w:color w:val="A2A3BD"/>
-          <w:szCs w:val="16"/>
-        </w:rPr>
-        <w:t>newMessage</w:t>
-      </w:r>
-      <w:proofErr w:type="spellEnd"/>
-      <w:r>
-        <w:rPr>
-          <w:color w:val="DCDCDC"/>
-          <w:szCs w:val="16"/>
-        </w:rPr>
-        <w:t>;</w:t>
-      </w:r>
-    </w:p>
-    <w:p>
-      <w:pPr>
-        <w:pStyle w:val="codesnippet"/>
-        <w:framePr w:wrap="notBeside"/>
-        <w:rPr>
-          <w:color w:val="A2A3BD"/>
-          <w:szCs w:val="16"/>
-        </w:rPr>
-      </w:pPr>
-      <w:r>
-        <w:rPr>
-          <w:color w:val="A2A3BD"/>
-          <w:szCs w:val="16"/>
-        </w:rPr>
-        <w:t xml:space="preserve">    </w:t>
+        <w:t> </w:t>
       </w:r>
       <w:r>
         <w:rPr>
@@ -619,251 +802,21 @@
         <w:t>}</w:t>
       </w:r>
     </w:p>
-    <w:p>
-      <w:pPr>
-        <w:pStyle w:val="codesnippet"/>
-        <w:framePr w:wrap="notBeside"/>
-        <w:rPr>
-          <w:color w:val="A2A3BD"/>
-          <w:szCs w:val="16"/>
-        </w:rPr>
-      </w:pPr>
-    </w:p>
-    <w:p>
-      <w:pPr>
-        <w:pStyle w:val="codesnippet"/>
-        <w:framePr w:wrap="notBeside"/>
-        <w:rPr>
-          <w:color w:val="A2A3BD"/>
-          <w:szCs w:val="16"/>
-        </w:rPr>
-      </w:pPr>
-      <w:r>
-        <w:rPr>
-          <w:color w:val="A2A3BD"/>
-          <w:szCs w:val="16"/>
-        </w:rPr>
-        <w:t xml:space="preserve">    </w:t>
-      </w:r>
-      <w:r>
-        <w:rPr>
-          <w:szCs w:val="16"/>
-        </w:rPr>
-        <w:t>function</w:t>
-      </w:r>
-      <w:r>
-        <w:rPr>
-          <w:color w:val="A2A3BD"/>
-          <w:szCs w:val="16"/>
-        </w:rPr>
-        <w:t xml:space="preserve"> getter</w:t>
-      </w:r>
-      <w:r>
-        <w:rPr>
-          <w:color w:val="DCDCDC"/>
-          <w:szCs w:val="16"/>
-        </w:rPr>
+    <w:p/>
+    <w:p>
+      <w:r>
+        <w:t xml:space="preserve">We deployed and used the setter and </w:t>
+      </w:r>
+      <w:r>
+        <w:t>getter;</w:t>
+      </w:r>
+      <w:r>
+        <w:t xml:space="preserve"> deployment is 1 Tx and using the setter is 1 Tx. Getter</w:t>
+      </w:r>
+      <w:r>
         <w:t>()</w:t>
       </w:r>
       <w:r>
-        <w:rPr>
-          <w:color w:val="A2A3BD"/>
-          <w:szCs w:val="16"/>
-        </w:rPr>
-        <w:t xml:space="preserve"> </w:t>
-      </w:r>
-      <w:r>
-        <w:rPr>
-          <w:color w:val="00BC8C"/>
-          <w:szCs w:val="16"/>
-        </w:rPr>
-        <w:t>public</w:t>
-      </w:r>
-      <w:r>
-        <w:rPr>
-          <w:color w:val="A2A3BD"/>
-          <w:szCs w:val="16"/>
-        </w:rPr>
-        <w:t xml:space="preserve"> </w:t>
-      </w:r>
-      <w:r>
-        <w:rPr>
-          <w:color w:val="00BC8C"/>
-          <w:szCs w:val="16"/>
-        </w:rPr>
-        <w:t>view</w:t>
-      </w:r>
-      <w:r>
-        <w:rPr>
-          <w:color w:val="A2A3BD"/>
-          <w:szCs w:val="16"/>
-        </w:rPr>
-        <w:t xml:space="preserve"> </w:t>
-      </w:r>
-      <w:r>
-        <w:rPr>
-          <w:color w:val="00BC8C"/>
-          <w:szCs w:val="16"/>
-        </w:rPr>
-        <w:t>returns</w:t>
-      </w:r>
-      <w:r>
-        <w:rPr>
-          <w:color w:val="A2A3BD"/>
-          <w:szCs w:val="16"/>
-        </w:rPr>
-        <w:t xml:space="preserve"> </w:t>
-      </w:r>
-      <w:r>
-        <w:rPr>
-          <w:color w:val="DCDCDC"/>
-          <w:szCs w:val="16"/>
-        </w:rPr>
-        <w:t>(</w:t>
-      </w:r>
-      <w:r>
-        <w:rPr>
-          <w:szCs w:val="16"/>
-        </w:rPr>
-        <w:t>string</w:t>
-      </w:r>
-      <w:r>
-        <w:rPr>
-          <w:color w:val="A2A3BD"/>
-          <w:szCs w:val="16"/>
-        </w:rPr>
-        <w:t xml:space="preserve"> </w:t>
-      </w:r>
-      <w:r>
-        <w:rPr>
-          <w:color w:val="9E7E08"/>
-          <w:szCs w:val="16"/>
-        </w:rPr>
-        <w:t>memory</w:t>
-      </w:r>
-      <w:r>
-        <w:rPr>
-          <w:color w:val="DCDCDC"/>
-          <w:szCs w:val="16"/>
-        </w:rPr>
-        <w:t>)</w:t>
-      </w:r>
-      <w:r>
-        <w:rPr>
-          <w:color w:val="A2A3BD"/>
-          <w:szCs w:val="16"/>
-        </w:rPr>
-        <w:t xml:space="preserve"> </w:t>
-      </w:r>
-      <w:r>
-        <w:rPr>
-          <w:color w:val="DCDCDC"/>
-          <w:szCs w:val="16"/>
-        </w:rPr>
-        <w:t>{</w:t>
-      </w:r>
-    </w:p>
-    <w:p>
-      <w:pPr>
-        <w:pStyle w:val="codesnippet"/>
-        <w:framePr w:wrap="notBeside"/>
-        <w:rPr>
-          <w:color w:val="A2A3BD"/>
-          <w:szCs w:val="16"/>
-        </w:rPr>
-      </w:pPr>
-      <w:r>
-        <w:rPr>
-          <w:color w:val="A2A3BD"/>
-          <w:szCs w:val="16"/>
-        </w:rPr>
-        <w:t xml:space="preserve">        </w:t>
-      </w:r>
-      <w:r>
-        <w:rPr>
-          <w:color w:val="00BC8C"/>
-          <w:szCs w:val="16"/>
-        </w:rPr>
-        <w:t>return</w:t>
-      </w:r>
-      <w:r>
-        <w:rPr>
-          <w:color w:val="A2A3BD"/>
-          <w:szCs w:val="16"/>
-        </w:rPr>
-        <w:t xml:space="preserve"> message</w:t>
-      </w:r>
-      <w:r>
-        <w:rPr>
-          <w:color w:val="DCDCDC"/>
-          <w:szCs w:val="16"/>
-        </w:rPr>
-        <w:t>;</w:t>
-      </w:r>
-    </w:p>
-    <w:p>
-      <w:pPr>
-        <w:pStyle w:val="codesnippet"/>
-        <w:framePr w:wrap="notBeside"/>
-        <w:rPr>
-          <w:color w:val="A2A3BD"/>
-          <w:szCs w:val="16"/>
-        </w:rPr>
-      </w:pPr>
-      <w:r>
-        <w:rPr>
-          <w:color w:val="A2A3BD"/>
-          <w:szCs w:val="16"/>
-        </w:rPr>
-        <w:t xml:space="preserve">    </w:t>
-      </w:r>
-      <w:r>
-        <w:rPr>
-          <w:color w:val="DCDCDC"/>
-          <w:szCs w:val="16"/>
-        </w:rPr>
-        <w:t>}</w:t>
-      </w:r>
-    </w:p>
-    <w:p>
-      <w:pPr>
-        <w:pStyle w:val="codesnippet"/>
-        <w:framePr w:wrap="notBeside"/>
-        <w:rPr>
-          <w:color w:val="A2A3BD"/>
-          <w:szCs w:val="16"/>
-        </w:rPr>
-      </w:pPr>
-      <w:r>
-        <w:rPr>
-          <w:color w:val="A2A3BD"/>
-          <w:szCs w:val="16"/>
-        </w:rPr>
-        <w:t> </w:t>
-      </w:r>
-      <w:r>
-        <w:rPr>
-          <w:color w:val="DCDCDC"/>
-          <w:szCs w:val="16"/>
-        </w:rPr>
-        <w:t>}</w:t>
-      </w:r>
-    </w:p>
-    <w:p/>
-    <w:p>
-      <w:r>
-        <w:t xml:space="preserve">We deployed and used the setter and </w:t>
-      </w:r>
-      <w:r>
-        <w:t>getter;</w:t>
-      </w:r>
-      <w:r>
-        <w:t xml:space="preserve"> deployment is 1 Tx and using the setter is 1 Tx. Getter</w:t>
-      </w:r>
-      <w:r>
-        <w:t>()</w:t>
-      </w:r>
-      <w:r>
         <w:t xml:space="preserve"> is public view.</w:t>
       </w:r>
     </w:p>
@@ -872,9 +825,6 @@
         <w:jc w:val="center"/>
       </w:pPr>
       <w:r>
-        <w:rPr>
-          <w:noProof/>
-        </w:rPr>
         <w:lastRenderedPageBreak/>
         <w:drawing>
           <wp:inline distT="0" distB="0" distL="0" distR="0" wp14:anchorId="3521CDA7" wp14:editId="0382A70D">
@@ -919,14 +869,12 @@
       </w:r>
     </w:p>
     <w:p>
-      <w:proofErr w:type="spellStart"/>
       <w:r>
         <w:t>Tx</w:t>
       </w:r>
       <w:r>
         <w:t>s</w:t>
       </w:r>
-      <w:proofErr w:type="spellEnd"/>
       <w:r>
         <w:t xml:space="preserve"> that deploy a contract are like this:</w:t>
       </w:r>
@@ -936,9 +884,6 @@
         <w:jc w:val="center"/>
       </w:pPr>
       <w:r>
-        <w:rPr>
-          <w:noProof/>
-        </w:rPr>
         <mc:AlternateContent>
           <mc:Choice Requires="wps">
             <w:drawing>
@@ -1014,9 +959,6 @@
         </mc:AlternateContent>
       </w:r>
       <w:r>
-        <w:rPr>
-          <w:noProof/>
-        </w:rPr>
         <w:drawing>
           <wp:inline distT="0" distB="0" distL="0" distR="0" wp14:anchorId="4CECD45B" wp14:editId="500C4522">
             <wp:extent cx="3486150" cy="3263423"/>
@@ -1075,9 +1017,6 @@
         <w:jc w:val="center"/>
       </w:pPr>
       <w:r>
-        <w:rPr>
-          <w:noProof/>
-        </w:rPr>
         <w:drawing>
           <wp:inline distT="0" distB="0" distL="0" distR="0" wp14:anchorId="78D14732" wp14:editId="65B2C1F1">
             <wp:extent cx="1758307" cy="1595437"/>
@@ -1120,9 +1059,6 @@
         <w:jc w:val="center"/>
       </w:pPr>
       <w:r>
-        <w:rPr>
-          <w:noProof/>
-        </w:rPr>
         <w:lastRenderedPageBreak/>
         <mc:AlternateContent>
           <mc:Choice Requires="wpi">
@@ -1185,9 +1121,6 @@
         </mc:AlternateContent>
       </w:r>
       <w:r>
-        <w:rPr>
-          <w:noProof/>
-        </w:rPr>
         <mc:AlternateContent>
           <mc:Choice Requires="wpi">
             <w:drawing>
@@ -1230,9 +1163,6 @@
         </mc:AlternateContent>
       </w:r>
       <w:r>
-        <w:rPr>
-          <w:noProof/>
-        </w:rPr>
         <mc:AlternateContent>
           <mc:Choice Requires="wpi">
             <w:drawing>
@@ -1275,9 +1205,6 @@
         </mc:AlternateContent>
       </w:r>
       <w:r>
-        <w:rPr>
-          <w:noProof/>
-        </w:rPr>
         <w:drawing>
           <wp:inline distT="0" distB="0" distL="0" distR="0" wp14:anchorId="594C079C" wp14:editId="61559ECC">
             <wp:extent cx="3611337" cy="1172527"/>
@@ -1324,7 +1251,6 @@
       </w:pPr>
       <w:r>
         <w:rPr>
-          <w:noProof/>
           <w:color w:val="EE0000"/>
         </w:rPr>
         <mc:AlternateContent>
@@ -1370,7 +1296,6 @@
       </w:r>
       <w:r>
         <w:rPr>
-          <w:noProof/>
           <w:color w:val="EE0000"/>
         </w:rPr>
         <mc:AlternateContent>
@@ -1416,7 +1341,6 @@
       </w:r>
       <w:r>
         <w:rPr>
-          <w:noProof/>
           <w:color w:val="EE0000"/>
         </w:rPr>
         <mc:AlternateContent>
@@ -1462,7 +1386,6 @@
       </w:r>
       <w:r>
         <w:rPr>
-          <w:noProof/>
           <w:color w:val="EE0000"/>
         </w:rPr>
         <mc:AlternateContent>
@@ -1508,7 +1431,6 @@
       </w:r>
       <w:r>
         <w:rPr>
-          <w:noProof/>
           <w:color w:val="EE0000"/>
         </w:rPr>
         <w:drawing>
@@ -1558,578 +1480,518 @@
         <w:rPr>
           <w:color w:val="EE0000"/>
         </w:rPr>
-        <w:t xml:space="preserve">Important point: Tx take time, unlike the toy local networks that works instantly. Watch this </w:t>
-      </w:r>
-      <w:proofErr w:type="spellStart"/>
-      <w:r>
+        <w:t>Important point: Tx take time, unlike the toy local networks that works instantly. Watch this Gottcha!</w:t>
+      </w:r>
+    </w:p>
+    <w:p>
+      <w:r>
+        <w:t>Look at these functions:</w:t>
+      </w:r>
+    </w:p>
+    <w:p>
+      <w:pPr>
+        <w:pStyle w:val="codesnippet"/>
+        <w:framePr w:wrap="notBeside"/>
+      </w:pPr>
+      <w:r>
+        <w:t xml:space="preserve">    </w:t>
+      </w:r>
+      <w:r>
+        <w:rPr>
+          <w:color w:val="569CD6"/>
+        </w:rPr>
+        <w:t>function</w:t>
+      </w:r>
+      <w:r>
+        <w:t xml:space="preserve"> doMath</w:t>
+      </w:r>
+      <w:r>
+        <w:rPr>
+          <w:color w:val="DCDCDC"/>
+        </w:rPr>
+        <w:t>(</w:t>
+      </w:r>
+      <w:r>
+        <w:rPr>
+          <w:color w:val="569CD6"/>
+        </w:rPr>
+        <w:t>uint</w:t>
+      </w:r>
+      <w:r>
+        <w:t xml:space="preserve"> a</w:t>
+      </w:r>
+      <w:r>
+        <w:rPr>
+          <w:color w:val="DCDCDC"/>
+        </w:rPr>
+        <w:t>,</w:t>
+      </w:r>
+      <w:r>
+        <w:t xml:space="preserve"> </w:t>
+      </w:r>
+      <w:r>
+        <w:rPr>
+          <w:color w:val="569CD6"/>
+        </w:rPr>
+        <w:t>uint</w:t>
+      </w:r>
+      <w:r>
+        <w:t xml:space="preserve"> b</w:t>
+      </w:r>
+      <w:r>
+        <w:rPr>
+          <w:color w:val="DCDCDC"/>
+        </w:rPr>
+        <w:t>)</w:t>
+      </w:r>
+      <w:r>
+        <w:t xml:space="preserve"> </w:t>
+      </w:r>
+      <w:r>
+        <w:rPr>
+          <w:color w:val="00BC8C"/>
+        </w:rPr>
+        <w:t>private</w:t>
+      </w:r>
+      <w:r>
+        <w:t xml:space="preserve"> </w:t>
+      </w:r>
+      <w:r>
+        <w:rPr>
+          <w:color w:val="00BC8C"/>
+        </w:rPr>
+        <w:t>pure</w:t>
+      </w:r>
+      <w:r>
+        <w:t xml:space="preserve"> </w:t>
+      </w:r>
+      <w:r>
+        <w:rPr>
+          <w:color w:val="00BC8C"/>
+        </w:rPr>
+        <w:t>returns</w:t>
+      </w:r>
+      <w:r>
+        <w:t xml:space="preserve"> </w:t>
+      </w:r>
+      <w:r>
+        <w:rPr>
+          <w:color w:val="DCDCDC"/>
+        </w:rPr>
+        <w:t>(</w:t>
+      </w:r>
+      <w:r>
+        <w:rPr>
+          <w:color w:val="569CD6"/>
+        </w:rPr>
+        <w:t>uint</w:t>
+      </w:r>
+      <w:r>
+        <w:rPr>
+          <w:color w:val="DCDCDC"/>
+        </w:rPr>
+        <w:t>)</w:t>
+      </w:r>
+      <w:r>
+        <w:t xml:space="preserve"> </w:t>
+      </w:r>
+      <w:r>
+        <w:rPr>
+          <w:color w:val="DCDCDC"/>
+        </w:rPr>
+        <w:t>{</w:t>
+      </w:r>
+    </w:p>
+    <w:p>
+      <w:pPr>
+        <w:pStyle w:val="codesnippet"/>
+        <w:framePr w:wrap="notBeside"/>
+      </w:pPr>
+      <w:r>
+        <w:t xml:space="preserve">        </w:t>
+      </w:r>
+      <w:r>
+        <w:rPr>
+          <w:color w:val="569CD6"/>
+        </w:rPr>
+        <w:t>uint</w:t>
+      </w:r>
+      <w:r>
+        <w:t xml:space="preserve"> c </w:t>
+      </w:r>
+      <w:r>
+        <w:rPr>
+          <w:color w:val="DCDCDC"/>
+        </w:rPr>
+        <w:t>=</w:t>
+      </w:r>
+      <w:r>
+        <w:t xml:space="preserve"> a </w:t>
+      </w:r>
+      <w:r>
+        <w:rPr>
+          <w:color w:val="DCDCDC"/>
+        </w:rPr>
+        <w:t>*</w:t>
+      </w:r>
+      <w:r>
+        <w:t xml:space="preserve"> b</w:t>
+      </w:r>
+      <w:r>
+        <w:rPr>
+          <w:color w:val="DCDCDC"/>
+        </w:rPr>
+        <w:t>;</w:t>
+      </w:r>
+    </w:p>
+    <w:p>
+      <w:pPr>
+        <w:pStyle w:val="codesnippet"/>
+        <w:framePr w:wrap="notBeside"/>
+      </w:pPr>
+      <w:r>
+        <w:t xml:space="preserve">        </w:t>
+      </w:r>
+      <w:r>
+        <w:rPr>
+          <w:color w:val="00BC8C"/>
+        </w:rPr>
+        <w:t>return</w:t>
+      </w:r>
+      <w:r>
+        <w:t xml:space="preserve"> c</w:t>
+      </w:r>
+      <w:r>
+        <w:rPr>
+          <w:color w:val="DCDCDC"/>
+        </w:rPr>
+        <w:t>;</w:t>
+      </w:r>
+    </w:p>
+    <w:p>
+      <w:pPr>
+        <w:pStyle w:val="codesnippet"/>
+        <w:framePr w:wrap="notBeside"/>
+      </w:pPr>
+      <w:r>
+        <w:t xml:space="preserve">    </w:t>
+      </w:r>
+      <w:r>
+        <w:rPr>
+          <w:color w:val="DCDCDC"/>
+        </w:rPr>
+        <w:t>}</w:t>
+      </w:r>
+    </w:p>
+    <w:p>
+      <w:pPr>
+        <w:pStyle w:val="codesnippet"/>
+        <w:framePr w:wrap="notBeside"/>
+      </w:pPr>
+      <w:r>
+        <w:t xml:space="preserve">    </w:t>
+      </w:r>
+      <w:r>
+        <w:rPr>
+          <w:color w:val="569CD6"/>
+        </w:rPr>
+        <w:t>function</w:t>
+      </w:r>
+      <w:r>
+        <w:t xml:space="preserve"> UseDoMath</w:t>
+      </w:r>
+      <w:r>
+        <w:rPr>
+          <w:color w:val="DCDCDC"/>
+        </w:rPr>
+        <w:t>(</w:t>
+      </w:r>
+      <w:r>
+        <w:rPr>
+          <w:color w:val="569CD6"/>
+        </w:rPr>
+        <w:t>uint</w:t>
+      </w:r>
+      <w:r>
+        <w:t xml:space="preserve"> d</w:t>
+      </w:r>
+      <w:r>
+        <w:rPr>
+          <w:color w:val="DCDCDC"/>
+        </w:rPr>
+        <w:t>)</w:t>
+      </w:r>
+      <w:r>
+        <w:t xml:space="preserve"> </w:t>
+      </w:r>
+      <w:r>
+        <w:rPr>
+          <w:color w:val="00BC8C"/>
+        </w:rPr>
+        <w:t>public</w:t>
+      </w:r>
+      <w:r>
+        <w:t xml:space="preserve"> </w:t>
+      </w:r>
+      <w:r>
+        <w:rPr>
+          <w:color w:val="00BC8C"/>
+        </w:rPr>
+        <w:t>pure</w:t>
+      </w:r>
+      <w:r>
+        <w:t xml:space="preserve"> </w:t>
+      </w:r>
+      <w:r>
+        <w:rPr>
+          <w:color w:val="00BC8C"/>
+        </w:rPr>
+        <w:t>returns</w:t>
+      </w:r>
+      <w:r>
+        <w:rPr>
+          <w:color w:val="DCDCDC"/>
+        </w:rPr>
+        <w:t>(</w:t>
+      </w:r>
+      <w:r>
+        <w:rPr>
+          <w:color w:val="569CD6"/>
+        </w:rPr>
+        <w:t>uint</w:t>
+      </w:r>
+      <w:r>
+        <w:rPr>
+          <w:color w:val="DCDCDC"/>
+        </w:rPr>
+        <w:t>){</w:t>
+      </w:r>
+    </w:p>
+    <w:p>
+      <w:pPr>
+        <w:pStyle w:val="codesnippet"/>
+        <w:framePr w:wrap="notBeside"/>
+      </w:pPr>
+      <w:r>
+        <w:t xml:space="preserve">        </w:t>
+      </w:r>
+      <w:r>
+        <w:rPr>
+          <w:color w:val="569CD6"/>
+        </w:rPr>
+        <w:t>uint</w:t>
+      </w:r>
+      <w:r>
+        <w:t xml:space="preserve"> a </w:t>
+      </w:r>
+      <w:r>
+        <w:rPr>
+          <w:color w:val="DCDCDC"/>
+        </w:rPr>
+        <w:t>=</w:t>
+      </w:r>
+      <w:r>
+        <w:t xml:space="preserve"> </w:t>
+      </w:r>
+      <w:r>
+        <w:rPr>
+          <w:color w:val="B5CEA8"/>
+        </w:rPr>
+        <w:t>8</w:t>
+      </w:r>
+      <w:r>
+        <w:rPr>
+          <w:color w:val="DCDCDC"/>
+        </w:rPr>
+        <w:t>;</w:t>
+      </w:r>
+    </w:p>
+    <w:p>
+      <w:pPr>
+        <w:pStyle w:val="codesnippet"/>
+        <w:framePr w:wrap="notBeside"/>
+      </w:pPr>
+      <w:r>
+        <w:t xml:space="preserve">        </w:t>
+      </w:r>
+      <w:r>
+        <w:rPr>
+          <w:color w:val="569CD6"/>
+        </w:rPr>
+        <w:t>uint</w:t>
+      </w:r>
+      <w:r>
+        <w:t xml:space="preserve"> b </w:t>
+      </w:r>
+      <w:r>
+        <w:rPr>
+          <w:color w:val="DCDCDC"/>
+        </w:rPr>
+        <w:t>=</w:t>
+      </w:r>
+      <w:r>
+        <w:t xml:space="preserve"> </w:t>
+      </w:r>
+      <w:r>
+        <w:rPr>
+          <w:color w:val="B5CEA8"/>
+        </w:rPr>
+        <w:t>16</w:t>
+      </w:r>
+      <w:r>
+        <w:rPr>
+          <w:color w:val="DCDCDC"/>
+        </w:rPr>
+        <w:t>;</w:t>
+      </w:r>
+    </w:p>
+    <w:p>
+      <w:pPr>
+        <w:pStyle w:val="codesnippet"/>
+        <w:framePr w:wrap="notBeside"/>
+      </w:pPr>
+      <w:r>
+        <w:t xml:space="preserve">        </w:t>
+      </w:r>
+      <w:r>
+        <w:rPr>
+          <w:color w:val="569CD6"/>
+        </w:rPr>
+        <w:t>uint</w:t>
+      </w:r>
+      <w:r>
+        <w:t xml:space="preserve"> c </w:t>
+      </w:r>
+      <w:r>
+        <w:rPr>
+          <w:color w:val="DCDCDC"/>
+        </w:rPr>
+        <w:t>=</w:t>
+      </w:r>
+      <w:r>
+        <w:t xml:space="preserve"> doMath</w:t>
+      </w:r>
+      <w:r>
+        <w:rPr>
+          <w:color w:val="DCDCDC"/>
+        </w:rPr>
+        <w:t>(</w:t>
+      </w:r>
+      <w:r>
+        <w:t>a</w:t>
+      </w:r>
+      <w:r>
+        <w:rPr>
+          <w:color w:val="DCDCDC"/>
+        </w:rPr>
+        <w:t>,</w:t>
+      </w:r>
+      <w:r>
+        <w:t>b</w:t>
+      </w:r>
+      <w:r>
+        <w:rPr>
+          <w:color w:val="DCDCDC"/>
+        </w:rPr>
+        <w:t>);</w:t>
+      </w:r>
+    </w:p>
+    <w:p>
+      <w:pPr>
+        <w:pStyle w:val="codesnippet"/>
+        <w:framePr w:wrap="notBeside"/>
+      </w:pPr>
+      <w:r>
+        <w:t xml:space="preserve">        </w:t>
+      </w:r>
+      <w:r>
+        <w:rPr>
+          <w:color w:val="569CD6"/>
+        </w:rPr>
+        <w:t>uint</w:t>
+      </w:r>
+      <w:r>
+        <w:t xml:space="preserve"> e </w:t>
+      </w:r>
+      <w:r>
+        <w:rPr>
+          <w:color w:val="DCDCDC"/>
+        </w:rPr>
+        <w:t>=</w:t>
+      </w:r>
+      <w:r>
+        <w:t xml:space="preserve"> d </w:t>
+      </w:r>
+      <w:r>
+        <w:rPr>
+          <w:color w:val="DCDCDC"/>
+        </w:rPr>
+        <w:t>*</w:t>
+      </w:r>
+      <w:r>
+        <w:t xml:space="preserve"> c</w:t>
+      </w:r>
+      <w:r>
+        <w:rPr>
+          <w:color w:val="DCDCDC"/>
+        </w:rPr>
+        <w:t>;</w:t>
+      </w:r>
+    </w:p>
+    <w:p>
+      <w:pPr>
+        <w:pStyle w:val="codesnippet"/>
+        <w:framePr w:wrap="notBeside"/>
+      </w:pPr>
+      <w:r>
+        <w:t xml:space="preserve">        </w:t>
+      </w:r>
+      <w:r>
+        <w:rPr>
+          <w:color w:val="00BC8C"/>
+        </w:rPr>
+        <w:t>return</w:t>
+      </w:r>
+      <w:r>
+        <w:t xml:space="preserve"> e</w:t>
+      </w:r>
+      <w:r>
+        <w:rPr>
+          <w:color w:val="DCDCDC"/>
+        </w:rPr>
+        <w:t>;</w:t>
+      </w:r>
+    </w:p>
+    <w:p>
+      <w:pPr>
+        <w:pStyle w:val="codesnippet"/>
+        <w:framePr w:wrap="notBeside"/>
+      </w:pPr>
+      <w:r>
+        <w:t xml:space="preserve">    </w:t>
+      </w:r>
+      <w:r>
+        <w:rPr>
+          <w:color w:val="DCDCDC"/>
+        </w:rPr>
+        <w:t>}</w:t>
+      </w:r>
+    </w:p>
+    <w:p>
+      <w:r>
+        <w:t>They don’t deal with the storage so they are pure and we “Call” them we don’t “Transact” them</w:t>
+      </w:r>
+      <w:r>
+        <w:t>.</w:t>
+      </w:r>
+    </w:p>
+    <w:p>
+      <w:pPr>
         <w:rPr>
           <w:color w:val="EE0000"/>
         </w:rPr>
-        <w:t>Gottcha</w:t>
-      </w:r>
-      <w:proofErr w:type="spellEnd"/>
-      <w:r>
-        <w:rPr>
-          <w:color w:val="EE0000"/>
-        </w:rPr>
-        <w:t>!</w:t>
-      </w:r>
-    </w:p>
-    <w:p>
-      <w:r>
-        <w:t>Look at these functions:</w:t>
-      </w:r>
-    </w:p>
-    <w:p>
-      <w:pPr>
-        <w:pStyle w:val="codesnippet"/>
-        <w:framePr w:wrap="notBeside"/>
-      </w:pPr>
-      <w:r>
-        <w:t xml:space="preserve">    </w:t>
-      </w:r>
-      <w:r>
-        <w:rPr>
-          <w:color w:val="569CD6"/>
-        </w:rPr>
-        <w:t>function</w:t>
-      </w:r>
-      <w:r>
-        <w:t xml:space="preserve"> </w:t>
-      </w:r>
-      <w:proofErr w:type="spellStart"/>
-      <w:r>
-        <w:t>doMath</w:t>
-      </w:r>
-      <w:proofErr w:type="spellEnd"/>
-      <w:r>
-        <w:rPr>
-          <w:color w:val="DCDCDC"/>
-        </w:rPr>
-        <w:t>(</w:t>
-      </w:r>
-      <w:proofErr w:type="spellStart"/>
-      <w:r>
-        <w:rPr>
-          <w:color w:val="569CD6"/>
-        </w:rPr>
-        <w:t>uint</w:t>
-      </w:r>
-      <w:proofErr w:type="spellEnd"/>
-      <w:r>
-        <w:t xml:space="preserve"> a</w:t>
-      </w:r>
-      <w:r>
-        <w:rPr>
-          <w:color w:val="DCDCDC"/>
-        </w:rPr>
-        <w:t>,</w:t>
-      </w:r>
-      <w:r>
-        <w:t xml:space="preserve"> </w:t>
-      </w:r>
-      <w:proofErr w:type="spellStart"/>
-      <w:r>
-        <w:rPr>
-          <w:color w:val="569CD6"/>
-        </w:rPr>
-        <w:t>uint</w:t>
-      </w:r>
-      <w:proofErr w:type="spellEnd"/>
-      <w:r>
-        <w:t xml:space="preserve"> b</w:t>
-      </w:r>
-      <w:r>
-        <w:rPr>
-          <w:color w:val="DCDCDC"/>
-        </w:rPr>
-        <w:t>)</w:t>
-      </w:r>
-      <w:r>
-        <w:t xml:space="preserve"> </w:t>
-      </w:r>
-      <w:r>
-        <w:rPr>
-          <w:color w:val="00BC8C"/>
-        </w:rPr>
-        <w:t>private</w:t>
-      </w:r>
-      <w:r>
-        <w:t xml:space="preserve"> </w:t>
-      </w:r>
-      <w:r>
-        <w:rPr>
-          <w:color w:val="00BC8C"/>
-        </w:rPr>
-        <w:t>pure</w:t>
-      </w:r>
-      <w:r>
-        <w:t xml:space="preserve"> </w:t>
-      </w:r>
-      <w:r>
-        <w:rPr>
-          <w:color w:val="00BC8C"/>
-        </w:rPr>
-        <w:t>returns</w:t>
-      </w:r>
-      <w:r>
-        <w:t xml:space="preserve"> </w:t>
-      </w:r>
-      <w:r>
-        <w:rPr>
-          <w:color w:val="DCDCDC"/>
-        </w:rPr>
-        <w:t>(</w:t>
-      </w:r>
-      <w:proofErr w:type="spellStart"/>
-      <w:r>
-        <w:rPr>
-          <w:color w:val="569CD6"/>
-        </w:rPr>
-        <w:t>uint</w:t>
-      </w:r>
-      <w:proofErr w:type="spellEnd"/>
-      <w:r>
-        <w:rPr>
-          <w:color w:val="DCDCDC"/>
-        </w:rPr>
-        <w:t>)</w:t>
-      </w:r>
-      <w:r>
-        <w:t xml:space="preserve"> </w:t>
-      </w:r>
-      <w:r>
-        <w:rPr>
-          <w:color w:val="DCDCDC"/>
-        </w:rPr>
-        <w:t>{</w:t>
-      </w:r>
-    </w:p>
-    <w:p>
-      <w:pPr>
-        <w:pStyle w:val="codesnippet"/>
-        <w:framePr w:wrap="notBeside"/>
-      </w:pPr>
-      <w:r>
-        <w:t xml:space="preserve">        </w:t>
-      </w:r>
-      <w:proofErr w:type="spellStart"/>
-      <w:r>
-        <w:rPr>
-          <w:color w:val="569CD6"/>
-        </w:rPr>
-        <w:t>uint</w:t>
-      </w:r>
-      <w:proofErr w:type="spellEnd"/>
-      <w:r>
-        <w:t xml:space="preserve"> c </w:t>
-      </w:r>
-      <w:r>
-        <w:rPr>
-          <w:color w:val="DCDCDC"/>
-        </w:rPr>
-        <w:t>=</w:t>
-      </w:r>
-      <w:r>
-        <w:t xml:space="preserve"> a </w:t>
-      </w:r>
-      <w:r>
-        <w:rPr>
-          <w:color w:val="DCDCDC"/>
-        </w:rPr>
-        <w:t>*</w:t>
-      </w:r>
-      <w:r>
-        <w:t xml:space="preserve"> b</w:t>
-      </w:r>
-      <w:r>
-        <w:rPr>
-          <w:color w:val="DCDCDC"/>
-        </w:rPr>
-        <w:t>;</w:t>
-      </w:r>
-    </w:p>
-    <w:p>
-      <w:pPr>
-        <w:pStyle w:val="codesnippet"/>
-        <w:framePr w:wrap="notBeside"/>
-      </w:pPr>
-      <w:r>
-        <w:t xml:space="preserve">        </w:t>
-      </w:r>
-      <w:r>
-        <w:rPr>
-          <w:color w:val="00BC8C"/>
-        </w:rPr>
-        <w:t>return</w:t>
-      </w:r>
-      <w:r>
-        <w:t xml:space="preserve"> c</w:t>
-      </w:r>
-      <w:r>
-        <w:rPr>
-          <w:color w:val="DCDCDC"/>
-        </w:rPr>
-        <w:t>;</w:t>
-      </w:r>
-    </w:p>
-    <w:p>
-      <w:pPr>
-        <w:pStyle w:val="codesnippet"/>
-        <w:framePr w:wrap="notBeside"/>
-      </w:pPr>
-      <w:r>
-        <w:t xml:space="preserve">    </w:t>
-      </w:r>
-      <w:r>
-        <w:rPr>
-          <w:color w:val="DCDCDC"/>
-        </w:rPr>
-        <w:t>}</w:t>
-      </w:r>
-    </w:p>
-    <w:p>
-      <w:pPr>
-        <w:pStyle w:val="codesnippet"/>
-        <w:framePr w:wrap="notBeside"/>
-      </w:pPr>
-      <w:r>
-        <w:t xml:space="preserve">    </w:t>
-      </w:r>
-      <w:r>
-        <w:rPr>
-          <w:color w:val="569CD6"/>
-        </w:rPr>
-        <w:t>function</w:t>
-      </w:r>
-      <w:r>
-        <w:t xml:space="preserve"> </w:t>
-      </w:r>
-      <w:proofErr w:type="spellStart"/>
-      <w:proofErr w:type="gramStart"/>
-      <w:r>
-        <w:t>UseDoMath</w:t>
-      </w:r>
-      <w:proofErr w:type="spellEnd"/>
-      <w:r>
-        <w:rPr>
-          <w:color w:val="DCDCDC"/>
-        </w:rPr>
-        <w:t>(</w:t>
-      </w:r>
-      <w:proofErr w:type="spellStart"/>
-      <w:proofErr w:type="gramEnd"/>
-      <w:r>
-        <w:rPr>
-          <w:color w:val="569CD6"/>
-        </w:rPr>
-        <w:t>uint</w:t>
-      </w:r>
-      <w:proofErr w:type="spellEnd"/>
-      <w:r>
-        <w:t xml:space="preserve"> d</w:t>
-      </w:r>
-      <w:r>
-        <w:rPr>
-          <w:color w:val="DCDCDC"/>
-        </w:rPr>
-        <w:t>)</w:t>
-      </w:r>
-      <w:r>
-        <w:t xml:space="preserve"> </w:t>
-      </w:r>
-      <w:r>
-        <w:rPr>
-          <w:color w:val="00BC8C"/>
-        </w:rPr>
-        <w:t>public</w:t>
-      </w:r>
-      <w:r>
-        <w:t xml:space="preserve"> </w:t>
-      </w:r>
-      <w:r>
-        <w:rPr>
-          <w:color w:val="00BC8C"/>
-        </w:rPr>
-        <w:t>pure</w:t>
-      </w:r>
-      <w:r>
-        <w:t xml:space="preserve"> </w:t>
-      </w:r>
-      <w:r>
-        <w:rPr>
-          <w:color w:val="00BC8C"/>
-        </w:rPr>
-        <w:t>returns</w:t>
-      </w:r>
-      <w:r>
-        <w:rPr>
-          <w:color w:val="DCDCDC"/>
-        </w:rPr>
-        <w:t>(</w:t>
-      </w:r>
-      <w:proofErr w:type="spellStart"/>
-      <w:r>
-        <w:rPr>
-          <w:color w:val="569CD6"/>
-        </w:rPr>
-        <w:t>uint</w:t>
-      </w:r>
-      <w:proofErr w:type="spellEnd"/>
-      <w:proofErr w:type="gramStart"/>
-      <w:r>
-        <w:rPr>
-          <w:color w:val="DCDCDC"/>
-        </w:rPr>
-        <w:t>){</w:t>
-      </w:r>
-      <w:proofErr w:type="gramEnd"/>
-    </w:p>
-    <w:p>
-      <w:pPr>
-        <w:pStyle w:val="codesnippet"/>
-        <w:framePr w:wrap="notBeside"/>
-      </w:pPr>
-      <w:r>
-        <w:t xml:space="preserve">        </w:t>
-      </w:r>
-      <w:proofErr w:type="spellStart"/>
-      <w:r>
-        <w:rPr>
-          <w:color w:val="569CD6"/>
-        </w:rPr>
-        <w:t>uint</w:t>
-      </w:r>
-      <w:proofErr w:type="spellEnd"/>
-      <w:r>
-        <w:t xml:space="preserve"> a </w:t>
-      </w:r>
-      <w:r>
-        <w:rPr>
-          <w:color w:val="DCDCDC"/>
-        </w:rPr>
-        <w:t>=</w:t>
-      </w:r>
-      <w:r>
-        <w:t xml:space="preserve"> </w:t>
-      </w:r>
-      <w:r>
-        <w:rPr>
-          <w:color w:val="B5CEA8"/>
-        </w:rPr>
-        <w:t>8</w:t>
-      </w:r>
-      <w:r>
-        <w:rPr>
-          <w:color w:val="DCDCDC"/>
-        </w:rPr>
-        <w:t>;</w:t>
-      </w:r>
-    </w:p>
-    <w:p>
-      <w:pPr>
-        <w:pStyle w:val="codesnippet"/>
-        <w:framePr w:wrap="notBeside"/>
-      </w:pPr>
-      <w:r>
-        <w:t xml:space="preserve">        </w:t>
-      </w:r>
-      <w:proofErr w:type="spellStart"/>
-      <w:r>
-        <w:rPr>
-          <w:color w:val="569CD6"/>
-        </w:rPr>
-        <w:t>uint</w:t>
-      </w:r>
-      <w:proofErr w:type="spellEnd"/>
-      <w:r>
-        <w:t xml:space="preserve"> b </w:t>
-      </w:r>
-      <w:r>
-        <w:rPr>
-          <w:color w:val="DCDCDC"/>
-        </w:rPr>
-        <w:t>=</w:t>
-      </w:r>
-      <w:r>
-        <w:t xml:space="preserve"> </w:t>
-      </w:r>
-      <w:r>
-        <w:rPr>
-          <w:color w:val="B5CEA8"/>
-        </w:rPr>
-        <w:t>16</w:t>
-      </w:r>
-      <w:r>
-        <w:rPr>
-          <w:color w:val="DCDCDC"/>
-        </w:rPr>
-        <w:t>;</w:t>
-      </w:r>
-    </w:p>
-    <w:p>
-      <w:pPr>
-        <w:pStyle w:val="codesnippet"/>
-        <w:framePr w:wrap="notBeside"/>
-      </w:pPr>
-      <w:r>
-        <w:t xml:space="preserve">        </w:t>
-      </w:r>
-      <w:proofErr w:type="spellStart"/>
-      <w:r>
-        <w:rPr>
-          <w:color w:val="569CD6"/>
-        </w:rPr>
-        <w:t>uint</w:t>
-      </w:r>
-      <w:proofErr w:type="spellEnd"/>
-      <w:r>
-        <w:t xml:space="preserve"> c </w:t>
-      </w:r>
-      <w:r>
-        <w:rPr>
-          <w:color w:val="DCDCDC"/>
-        </w:rPr>
-        <w:t>=</w:t>
-      </w:r>
-      <w:r>
-        <w:t xml:space="preserve"> </w:t>
-      </w:r>
-      <w:proofErr w:type="spellStart"/>
-      <w:r>
-        <w:t>doMath</w:t>
-      </w:r>
-      <w:proofErr w:type="spellEnd"/>
-      <w:r>
-        <w:rPr>
-          <w:color w:val="DCDCDC"/>
-        </w:rPr>
-        <w:t>(</w:t>
-      </w:r>
-      <w:proofErr w:type="spellStart"/>
-      <w:proofErr w:type="gramStart"/>
-      <w:r>
-        <w:t>a</w:t>
-      </w:r>
-      <w:r>
-        <w:rPr>
-          <w:color w:val="DCDCDC"/>
-        </w:rPr>
-        <w:t>,</w:t>
-      </w:r>
-      <w:r>
-        <w:t>b</w:t>
-      </w:r>
-      <w:proofErr w:type="spellEnd"/>
-      <w:proofErr w:type="gramEnd"/>
-      <w:r>
-        <w:rPr>
-          <w:color w:val="DCDCDC"/>
-        </w:rPr>
-        <w:t>);</w:t>
-      </w:r>
-    </w:p>
-    <w:p>
-      <w:pPr>
-        <w:pStyle w:val="codesnippet"/>
-        <w:framePr w:wrap="notBeside"/>
-      </w:pPr>
-      <w:r>
-        <w:t xml:space="preserve">        </w:t>
-      </w:r>
-      <w:proofErr w:type="spellStart"/>
-      <w:r>
-        <w:rPr>
-          <w:color w:val="569CD6"/>
-        </w:rPr>
-        <w:t>uint</w:t>
-      </w:r>
-      <w:proofErr w:type="spellEnd"/>
-      <w:r>
-        <w:t xml:space="preserve"> e </w:t>
-      </w:r>
-      <w:r>
-        <w:rPr>
-          <w:color w:val="DCDCDC"/>
-        </w:rPr>
-        <w:t>=</w:t>
-      </w:r>
-      <w:r>
-        <w:t xml:space="preserve"> d </w:t>
-      </w:r>
-      <w:r>
-        <w:rPr>
-          <w:color w:val="DCDCDC"/>
-        </w:rPr>
-        <w:t>*</w:t>
-      </w:r>
-      <w:r>
-        <w:t xml:space="preserve"> c</w:t>
-      </w:r>
-      <w:r>
-        <w:rPr>
-          <w:color w:val="DCDCDC"/>
-        </w:rPr>
-        <w:t>;</w:t>
-      </w:r>
-    </w:p>
-    <w:p>
-      <w:pPr>
-        <w:pStyle w:val="codesnippet"/>
-        <w:framePr w:wrap="notBeside"/>
-      </w:pPr>
-      <w:r>
-        <w:t xml:space="preserve">        </w:t>
-      </w:r>
-      <w:r>
-        <w:rPr>
-          <w:color w:val="00BC8C"/>
-        </w:rPr>
-        <w:t>return</w:t>
-      </w:r>
-      <w:r>
-        <w:t xml:space="preserve"> e</w:t>
-      </w:r>
-      <w:r>
-        <w:rPr>
-          <w:color w:val="DCDCDC"/>
-        </w:rPr>
-        <w:t>;</w:t>
-      </w:r>
-    </w:p>
-    <w:p>
-      <w:pPr>
-        <w:pStyle w:val="codesnippet"/>
-        <w:framePr w:wrap="notBeside"/>
-      </w:pPr>
-      <w:r>
-        <w:t xml:space="preserve">    </w:t>
-      </w:r>
-      <w:r>
-        <w:rPr>
-          <w:color w:val="DCDCDC"/>
-        </w:rPr>
-        <w:t>}</w:t>
-      </w:r>
-    </w:p>
-    <w:p>
-      <w:r>
-        <w:t>They don’t deal with the storage so they are pure and we “Call” them we don’t “Transact” them</w:t>
-      </w:r>
-      <w:r>
-        <w:t>.</w:t>
-      </w:r>
-    </w:p>
-    <w:p>
-      <w:pPr>
-        <w:rPr>
-          <w:color w:val="EE0000"/>
-        </w:rPr>
-      </w:pPr>
-      <w:r>
-        <w:rPr>
-          <w:noProof/>
-        </w:rPr>
+      </w:pPr>
+      <w:r>
         <mc:AlternateContent>
           <mc:Choice Requires="wpi">
             <w:drawing>
@@ -2197,9 +2059,6 @@
         </mc:AlternateContent>
       </w:r>
       <w:r>
-        <w:rPr>
-          <w:noProof/>
-        </w:rPr>
         <mc:AlternateContent>
           <mc:Choice Requires="wpi">
             <w:drawing>
@@ -2242,9 +2101,6 @@
         </mc:AlternateContent>
       </w:r>
       <w:r>
-        <w:rPr>
-          <w:noProof/>
-        </w:rPr>
         <mc:AlternateContent>
           <mc:Choice Requires="wpi">
             <w:drawing>
@@ -2287,9 +2143,6 @@
         </mc:AlternateContent>
       </w:r>
       <w:r>
-        <w:rPr>
-          <w:noProof/>
-        </w:rPr>
         <mc:AlternateContent>
           <mc:Choice Requires="wpi">
             <w:drawing>
@@ -2348,19 +2201,12 @@
         <w:rPr>
           <w:color w:val="EE0000"/>
         </w:rPr>
-        <w:t xml:space="preserve"> Uint256</w:t>
-      </w:r>
-      <w:r>
-        <w:rPr>
-          <w:color w:val="EE0000"/>
-        </w:rPr>
-        <w:t xml:space="preserve"> is an example.</w:t>
-      </w:r>
-    </w:p>
-    <w:p>
-      <w:r>
-        <w:rPr>
-          <w:noProof/>
+        <w:t xml:space="preserve"> Uint256 is an example.</w:t>
+      </w:r>
+    </w:p>
+    <w:p>
+      <w:r>
+        <w:rPr>
           <w:color w:val="EE0000"/>
         </w:rPr>
         <mc:AlternateContent>
@@ -2434,49 +2280,25 @@
         <w:framePr w:wrap="notBeside"/>
       </w:pPr>
       <w:r>
-        <w:t xml:space="preserve">bytes1 </w:t>
-      </w:r>
-      <w:proofErr w:type="spellStart"/>
-      <w:r>
-        <w:t>minBytes</w:t>
-      </w:r>
-      <w:proofErr w:type="spellEnd"/>
-      <w:r>
-        <w:t xml:space="preserve"> = "I am a fixed size byte array of 1 byte";</w:t>
-      </w:r>
-    </w:p>
-    <w:p>
-      <w:pPr>
-        <w:pStyle w:val="codesnippet"/>
-        <w:framePr w:wrap="notBeside"/>
-      </w:pPr>
-      <w:r>
-        <w:t xml:space="preserve">bytes32 </w:t>
-      </w:r>
-      <w:proofErr w:type="spellStart"/>
-      <w:r>
-        <w:t>maxBytes</w:t>
-      </w:r>
-      <w:proofErr w:type="spellEnd"/>
-      <w:r>
-        <w:t xml:space="preserve"> = "I am a fixed size byte array of 32 bytes";</w:t>
-      </w:r>
-    </w:p>
-    <w:p>
-      <w:pPr>
-        <w:pStyle w:val="codesnippet"/>
-        <w:framePr w:wrap="notBeside"/>
-      </w:pPr>
-      <w:r>
-        <w:t xml:space="preserve">bytes </w:t>
-      </w:r>
-      <w:proofErr w:type="spellStart"/>
-      <w:r>
-        <w:t>dynamicBytes</w:t>
-      </w:r>
-      <w:proofErr w:type="spellEnd"/>
-      <w:r>
-        <w:t xml:space="preserve"> = "I am a dynamic array, so you can manipulate my size";</w:t>
+        <w:t>bytes1 minBytes = "I am a fixed size byte array of 1 byte";</w:t>
+      </w:r>
+    </w:p>
+    <w:p>
+      <w:pPr>
+        <w:pStyle w:val="codesnippet"/>
+        <w:framePr w:wrap="notBeside"/>
+      </w:pPr>
+      <w:r>
+        <w:t>bytes32 maxBytes = "I am a fixed size byte array of 32 bytes";</w:t>
+      </w:r>
+    </w:p>
+    <w:p>
+      <w:pPr>
+        <w:pStyle w:val="codesnippet"/>
+        <w:framePr w:wrap="notBeside"/>
+      </w:pPr>
+      <w:r>
+        <w:t>bytes dynamicBytes = "I am a dynamic array, so you can manipulate my size";</w:t>
       </w:r>
     </w:p>
     <w:p/>
@@ -2506,21 +2328,7 @@
         <w:rPr>
           <w:color w:val="EE0000"/>
         </w:rPr>
-        <w:t xml:space="preserve">Uninitialized uint256 for example, defaults to 0 (zero) and an uninitialized </w:t>
-      </w:r>
-      <w:proofErr w:type="spellStart"/>
-      <w:r>
-        <w:rPr>
-          <w:color w:val="EE0000"/>
-        </w:rPr>
-        <w:t>boolean</w:t>
-      </w:r>
-      <w:proofErr w:type="spellEnd"/>
-      <w:r>
-        <w:rPr>
-          <w:color w:val="EE0000"/>
-        </w:rPr>
-        <w:t xml:space="preserve"> defaults to false.</w:t>
+        <w:t>Uninitialized uint256 for example, defaults to 0 (zero) and an uninitialized boolean defaults to false.</w:t>
       </w:r>
     </w:p>
     <w:p>
@@ -2540,21 +2348,7 @@
         <w:rPr>
           <w:color w:val="EE0000"/>
         </w:rPr>
-        <w:t xml:space="preserve"> You see everything on </w:t>
-      </w:r>
-      <w:proofErr w:type="spellStart"/>
-      <w:r>
-        <w:rPr>
-          <w:color w:val="EE0000"/>
-        </w:rPr>
-        <w:t>BlockChain</w:t>
-      </w:r>
-      <w:proofErr w:type="spellEnd"/>
-      <w:r>
-        <w:rPr>
-          <w:color w:val="EE0000"/>
-        </w:rPr>
-        <w:t xml:space="preserve"> is public you can’t hide this. You are just restricting its access.</w:t>
+        <w:t xml:space="preserve"> You see everything on BlockChain is public you can’t hide this. You are just restricting its access.</w:t>
       </w:r>
     </w:p>
     <w:p>
@@ -2585,13 +2379,13 @@
       </w:r>
       <w:r>
         <w:rPr>
-          <w:color w:val="7030A0"/>
+          <w:color w:val="EE0000"/>
         </w:rPr>
         <w:t>both inside the contract and from external contracts</w:t>
       </w:r>
       <w:r>
         <w:rPr>
-          <w:color w:val="7030A0"/>
+          <w:color w:val="EE0000"/>
         </w:rPr>
         <w:t>. It actually creates a getter function!</w:t>
       </w:r>
@@ -2624,7 +2418,7 @@
       </w:r>
       <w:r>
         <w:rPr>
-          <w:color w:val="7030A0"/>
+          <w:color w:val="EE0000"/>
         </w:rPr>
         <w:t xml:space="preserve">only within the </w:t>
       </w:r>
@@ -2632,7 +2426,7 @@
         <w:rPr>
           <w:i/>
           <w:iCs/>
-          <w:color w:val="7030A0"/>
+          <w:color w:val="EE0000"/>
         </w:rPr>
         <w:t>current contract</w:t>
       </w:r>
@@ -2683,26 +2477,13 @@
         <w:t>functions</w:t>
       </w:r>
       <w:r>
-        <w:t xml:space="preserve">. </w:t>
-      </w:r>
-      <w:r>
-        <w:t xml:space="preserve">(can be used only by </w:t>
-      </w:r>
-      <w:proofErr w:type="spellStart"/>
-      <w:proofErr w:type="gramStart"/>
+        <w:t xml:space="preserve">. (can be used only by </w:t>
+      </w:r>
       <w:r>
         <w:rPr>
           <w:rStyle w:val="codesnippetbrightChar"/>
         </w:rPr>
-        <w:t>this.function</w:t>
-      </w:r>
-      <w:proofErr w:type="spellEnd"/>
-      <w:proofErr w:type="gramEnd"/>
-      <w:r>
-        <w:rPr>
-          <w:rStyle w:val="codesnippetbrightChar"/>
-        </w:rPr>
-        <w:t>()</w:t>
+        <w:t>this.function()</w:t>
       </w:r>
       <w:r>
         <w:t>)</w:t>
@@ -2736,7 +2517,7 @@
       </w:r>
       <w:r>
         <w:rPr>
-          <w:color w:val="7030A0"/>
+          <w:color w:val="EE0000"/>
         </w:rPr>
         <w:t xml:space="preserve">current contract and any contracts </w:t>
       </w:r>
@@ -2744,31 +2525,20 @@
         <w:rPr>
           <w:i/>
           <w:iCs/>
-          <w:color w:val="7030A0"/>
+          <w:color w:val="EE0000"/>
         </w:rPr>
         <w:t>derived</w:t>
       </w:r>
       <w:r>
         <w:rPr>
-          <w:color w:val="7030A0"/>
-        </w:rPr>
-        <w:t xml:space="preserve"> from it</w:t>
-      </w:r>
-      <w:r>
-        <w:t>.</w:t>
-      </w:r>
-    </w:p>
-    <w:p>
-      <w:r>
-        <w:t xml:space="preserve">If a visibility specifier is not given, it defaults </w:t>
-      </w:r>
-      <w:proofErr w:type="gramStart"/>
-      <w:r>
-        <w:t>to</w:t>
-      </w:r>
-      <w:proofErr w:type="gramEnd"/>
-      <w:r>
-        <w:t xml:space="preserve"> </w:t>
+          <w:color w:val="EE0000"/>
+        </w:rPr>
+        <w:t xml:space="preserve"> from it.</w:t>
+      </w:r>
+    </w:p>
+    <w:p>
+      <w:r>
+        <w:t xml:space="preserve">If a visibility specifier is not given, it defaults to </w:t>
       </w:r>
       <w:r>
         <w:rPr>
@@ -2870,15 +2640,7 @@
         <w:framePr w:wrap="notBeside"/>
       </w:pPr>
       <w:r>
-        <w:t xml:space="preserve">uint256 </w:t>
-      </w:r>
-      <w:proofErr w:type="spellStart"/>
-      <w:r>
-        <w:t>my_favorite_number</w:t>
-      </w:r>
-      <w:proofErr w:type="spellEnd"/>
-      <w:r>
-        <w:t>;</w:t>
+        <w:t>uint256 my_favorite_number;</w:t>
       </w:r>
     </w:p>
     <w:p>
@@ -2905,23 +2667,7 @@
         <w:framePr w:wrap="notBeside"/>
       </w:pPr>
       <w:r>
-        <w:t xml:space="preserve">Person public </w:t>
-      </w:r>
-      <w:proofErr w:type="spellStart"/>
-      <w:r>
-        <w:t>my_friend</w:t>
-      </w:r>
-      <w:proofErr w:type="spellEnd"/>
-      <w:r>
-        <w:t xml:space="preserve"> = </w:t>
-      </w:r>
-      <w:proofErr w:type="gramStart"/>
-      <w:r>
-        <w:t>Person(</w:t>
-      </w:r>
-      <w:proofErr w:type="gramEnd"/>
-      <w:r>
-        <w:t>7, 'Pat');</w:t>
+        <w:t>Person public my_friend = Person(7, 'Pat');</w:t>
       </w:r>
     </w:p>
     <w:p>
@@ -2934,21 +2680,8 @@
         <w:pStyle w:val="codesnippet"/>
         <w:framePr w:wrap="notBeside"/>
       </w:pPr>
-      <w:proofErr w:type="gramStart"/>
-      <w:r>
-        <w:t>Person[</w:t>
-      </w:r>
-      <w:proofErr w:type="gramEnd"/>
-      <w:r>
-        <w:t xml:space="preserve">] public </w:t>
-      </w:r>
-      <w:proofErr w:type="spellStart"/>
-      <w:r>
-        <w:t>list_of_people</w:t>
-      </w:r>
-      <w:proofErr w:type="spellEnd"/>
-      <w:r>
-        <w:t xml:space="preserve">; </w:t>
+      <w:r>
+        <w:t xml:space="preserve">Person[] public list_of_people; </w:t>
       </w:r>
       <w:r>
         <w:rPr>
@@ -2962,21 +2695,8 @@
         <w:pStyle w:val="codesnippet"/>
         <w:framePr w:wrap="notBeside"/>
       </w:pPr>
-      <w:proofErr w:type="gramStart"/>
-      <w:r>
-        <w:t>Person[</w:t>
-      </w:r>
-      <w:proofErr w:type="gramEnd"/>
-      <w:r>
-        <w:t xml:space="preserve">3] public </w:t>
-      </w:r>
-      <w:proofErr w:type="spellStart"/>
-      <w:r>
-        <w:t>another_list_of_three_people</w:t>
-      </w:r>
-      <w:proofErr w:type="spellEnd"/>
-      <w:r>
-        <w:t xml:space="preserve">; </w:t>
+      <w:r>
+        <w:t xml:space="preserve">Person[3] public another_list_of_three_people; </w:t>
       </w:r>
       <w:r>
         <w:rPr>
@@ -2994,93 +2714,48 @@
       </w:pPr>
     </w:p>
     <w:p>
-      <w:proofErr w:type="spellStart"/>
-      <w:r>
-        <w:t>Calldata</w:t>
-      </w:r>
-      <w:proofErr w:type="spellEnd"/>
-      <w:r>
-        <w:t xml:space="preserve"> and Memory</w:t>
-      </w:r>
-    </w:p>
-    <w:p>
-      <w:r>
-        <w:t xml:space="preserve">In Solidity, </w:t>
-      </w:r>
-      <w:proofErr w:type="spellStart"/>
-      <w:r>
-        <w:t>calldata</w:t>
-      </w:r>
-      <w:proofErr w:type="spellEnd"/>
-      <w:r>
-        <w:t xml:space="preserve"> and memory are temporary storage locations for variables during function execution. </w:t>
-      </w:r>
-      <w:proofErr w:type="spellStart"/>
+      <w:r>
+        <w:t>Calldata and Memory</w:t>
+      </w:r>
+    </w:p>
+    <w:p>
+      <w:r>
+        <w:t xml:space="preserve">In Solidity, calldata and memory are temporary storage locations for variables during function execution. </w:t>
+      </w:r>
       <w:r>
         <w:rPr>
           <w:color w:val="EE0000"/>
         </w:rPr>
-        <w:t>calldata</w:t>
-      </w:r>
-      <w:proofErr w:type="spellEnd"/>
+        <w:t xml:space="preserve">calldata is read-only, used for function inputs that can't be modified. </w:t>
+      </w:r>
+      <w:r>
+        <w:t xml:space="preserve">In contrast, </w:t>
+      </w:r>
       <w:r>
         <w:rPr>
           <w:color w:val="EE0000"/>
         </w:rPr>
-        <w:t xml:space="preserve"> is read-only, used for function inputs that can't be modified. </w:t>
-      </w:r>
-      <w:r>
-        <w:t xml:space="preserve">In contrast, </w:t>
-      </w:r>
-      <w:r>
-        <w:rPr>
-          <w:color w:val="EE0000"/>
-        </w:rPr>
         <w:t>memory allows for read-write access</w:t>
       </w:r>
       <w:r>
-        <w:t xml:space="preserve">, letting variables be changed within the function. To modify </w:t>
-      </w:r>
-      <w:proofErr w:type="spellStart"/>
-      <w:r>
-        <w:t>calldata</w:t>
-      </w:r>
-      <w:proofErr w:type="spellEnd"/>
-      <w:r>
-        <w:t xml:space="preserve"> variables, they must first be loaded into memory.</w:t>
-      </w:r>
-    </w:p>
-    <w:p>
-      <w:r>
-        <w:t xml:space="preserve">And </w:t>
-      </w:r>
-      <w:proofErr w:type="gramStart"/>
-      <w:r>
-        <w:t>finally</w:t>
-      </w:r>
-      <w:proofErr w:type="gramEnd"/>
-      <w:r>
-        <w:t xml:space="preserve"> I deployed my first contract in a real </w:t>
-      </w:r>
-      <w:proofErr w:type="spellStart"/>
-      <w:r>
-        <w:t>testnet</w:t>
-      </w:r>
-      <w:proofErr w:type="spellEnd"/>
-      <w:r>
-        <w:t xml:space="preserve"> blockchain: Yoohoo!</w:t>
-      </w:r>
-    </w:p>
-    <w:p>
-      <w:r>
-        <w:rPr>
-          <w:noProof/>
-        </w:rPr>
+        <w:t>, letting variables be changed within the function. To modify calldata variables, they must first be loaded into memory.</w:t>
+      </w:r>
+    </w:p>
+    <w:p>
+      <w:r>
+        <w:t>And finally I deployed my first contract in a real testnet blockchain: Yoohoo!</w:t>
+      </w:r>
+    </w:p>
+    <w:p>
+      <w:pPr>
+        <w:jc w:val="center"/>
+      </w:pPr>
+      <w:r>
         <w:lastRenderedPageBreak/>
         <w:drawing>
-          <wp:inline distT="0" distB="0" distL="0" distR="0" wp14:anchorId="0FCD8D08" wp14:editId="53DFDC82">
-            <wp:extent cx="5943600" cy="1964690"/>
-            <wp:effectExtent l="190500" t="190500" r="190500" b="187960"/>
+          <wp:inline distT="0" distB="0" distL="0" distR="0" wp14:anchorId="0FCD8D08" wp14:editId="3D59D8D4">
+            <wp:extent cx="5440293" cy="1798320"/>
+            <wp:effectExtent l="190500" t="190500" r="198755" b="182880"/>
             <wp:docPr id="889128970" name="Picture 2"/>
             <wp:cNvGraphicFramePr>
               <a:graphicFrameLocks xmlns:a="http://schemas.openxmlformats.org/drawingml/2006/main" noChangeAspect="1"/>
@@ -3110,7 +2785,7 @@
                   <pic:spPr bwMode="auto">
                     <a:xfrm>
                       <a:off x="0" y="0"/>
-                      <a:ext cx="5943600" cy="1964690"/>
+                      <a:ext cx="5468522" cy="1807651"/>
                     </a:xfrm>
                     <a:prstGeom prst="rect">
                       <a:avLst/>
@@ -3134,15 +2809,3472 @@
       </w:r>
     </w:p>
     <w:p/>
+    <w:p>
+      <w:r>
+        <w:t>And this is the code for the transaction, my first ever contarct:</w:t>
+      </w:r>
+    </w:p>
+    <w:p>
+      <w:pPr>
+        <w:pStyle w:val="codesnippet"/>
+        <w:framePr w:wrap="notBeside"/>
+        <w:rPr>
+          <w:color w:val="A2A3BD"/>
+        </w:rPr>
+      </w:pPr>
+      <w:r>
+        <w:lastRenderedPageBreak/>
+        <w:t>// SPDX-License-Identifier: MIT</w:t>
+      </w:r>
+    </w:p>
+    <w:p>
+      <w:pPr>
+        <w:pStyle w:val="codesnippet"/>
+        <w:framePr w:wrap="notBeside"/>
+        <w:rPr>
+          <w:color w:val="A2A3BD"/>
+        </w:rPr>
+      </w:pPr>
+      <w:r>
+        <w:rPr>
+          <w:color w:val="569CD6"/>
+        </w:rPr>
+        <w:t>pragma</w:t>
+      </w:r>
+      <w:r>
+        <w:rPr>
+          <w:color w:val="A2A3BD"/>
+        </w:rPr>
+        <w:t xml:space="preserve"> </w:t>
+      </w:r>
+      <w:r>
+        <w:rPr>
+          <w:color w:val="569CD6"/>
+        </w:rPr>
+        <w:t>solidity</w:t>
+      </w:r>
+      <w:r>
+        <w:rPr>
+          <w:color w:val="A2A3BD"/>
+        </w:rPr>
+        <w:t xml:space="preserve"> </w:t>
+      </w:r>
+      <w:r>
+        <w:rPr>
+          <w:color w:val="DCDCDC"/>
+        </w:rPr>
+        <w:t>&gt;=</w:t>
+      </w:r>
+      <w:r>
+        <w:rPr>
+          <w:color w:val="B5CEA8"/>
+        </w:rPr>
+        <w:t>0.8.2</w:t>
+      </w:r>
+      <w:r>
+        <w:rPr>
+          <w:color w:val="A2A3BD"/>
+        </w:rPr>
+        <w:t xml:space="preserve"> </w:t>
+      </w:r>
+      <w:r>
+        <w:rPr>
+          <w:color w:val="DCDCDC"/>
+        </w:rPr>
+        <w:t>&lt;</w:t>
+      </w:r>
+      <w:r>
+        <w:rPr>
+          <w:color w:val="B5CEA8"/>
+        </w:rPr>
+        <w:t>0.9.0</w:t>
+      </w:r>
+      <w:r>
+        <w:rPr>
+          <w:color w:val="DCDCDC"/>
+        </w:rPr>
+        <w:t>;</w:t>
+      </w:r>
+    </w:p>
+    <w:p>
+      <w:pPr>
+        <w:pStyle w:val="codesnippet"/>
+        <w:framePr w:wrap="notBeside"/>
+        <w:rPr>
+          <w:color w:val="A2A3BD"/>
+        </w:rPr>
+      </w:pPr>
+    </w:p>
+    <w:p>
+      <w:pPr>
+        <w:pStyle w:val="codesnippet"/>
+        <w:framePr w:wrap="notBeside"/>
+        <w:rPr>
+          <w:color w:val="A2A3BD"/>
+        </w:rPr>
+      </w:pPr>
+      <w:r>
+        <w:rPr>
+          <w:color w:val="569CD6"/>
+        </w:rPr>
+        <w:t>contract</w:t>
+      </w:r>
+      <w:r>
+        <w:rPr>
+          <w:color w:val="A2A3BD"/>
+        </w:rPr>
+        <w:t xml:space="preserve"> test1</w:t>
+      </w:r>
+      <w:r>
+        <w:rPr>
+          <w:color w:val="DCDCDC"/>
+        </w:rPr>
+        <w:t>{</w:t>
+      </w:r>
+    </w:p>
+    <w:p>
+      <w:pPr>
+        <w:pStyle w:val="codesnippet"/>
+        <w:framePr w:wrap="notBeside"/>
+        <w:rPr>
+          <w:color w:val="A2A3BD"/>
+        </w:rPr>
+      </w:pPr>
+      <w:r>
+        <w:rPr>
+          <w:color w:val="A2A3BD"/>
+        </w:rPr>
+        <w:t xml:space="preserve">    </w:t>
+      </w:r>
+      <w:r>
+        <w:rPr>
+          <w:color w:val="569CD6"/>
+        </w:rPr>
+        <w:t>string</w:t>
+      </w:r>
+      <w:r>
+        <w:rPr>
+          <w:color w:val="A2A3BD"/>
+        </w:rPr>
+        <w:t xml:space="preserve"> </w:t>
+      </w:r>
+      <w:r>
+        <w:rPr>
+          <w:color w:val="00BC8C"/>
+        </w:rPr>
+        <w:t>public</w:t>
+      </w:r>
+      <w:r>
+        <w:rPr>
+          <w:color w:val="A2A3BD"/>
+        </w:rPr>
+        <w:t xml:space="preserve"> man </w:t>
+      </w:r>
+      <w:r>
+        <w:rPr>
+          <w:color w:val="DCDCDC"/>
+        </w:rPr>
+        <w:t>=</w:t>
+      </w:r>
+      <w:r>
+        <w:rPr>
+          <w:color w:val="A2A3BD"/>
+        </w:rPr>
+        <w:t xml:space="preserve"> </w:t>
+      </w:r>
+      <w:r>
+        <w:rPr>
+          <w:color w:val="CE9178"/>
+        </w:rPr>
+        <w:t>"hello"</w:t>
+      </w:r>
+      <w:r>
+        <w:rPr>
+          <w:color w:val="DCDCDC"/>
+        </w:rPr>
+        <w:t>;</w:t>
+      </w:r>
+      <w:r>
+        <w:rPr>
+          <w:color w:val="A2A3BD"/>
+        </w:rPr>
+        <w:t xml:space="preserve"> </w:t>
+      </w:r>
+      <w:r>
+        <w:t>//can't set memory or storage always by default storage</w:t>
+      </w:r>
+    </w:p>
+    <w:p>
+      <w:pPr>
+        <w:pStyle w:val="codesnippet"/>
+        <w:framePr w:wrap="notBeside"/>
+        <w:rPr>
+          <w:color w:val="A2A3BD"/>
+        </w:rPr>
+      </w:pPr>
+    </w:p>
+    <w:p>
+      <w:pPr>
+        <w:pStyle w:val="codesnippet"/>
+        <w:framePr w:wrap="notBeside"/>
+        <w:rPr>
+          <w:color w:val="A2A3BD"/>
+        </w:rPr>
+      </w:pPr>
+      <w:r>
+        <w:rPr>
+          <w:color w:val="A2A3BD"/>
+        </w:rPr>
+        <w:t xml:space="preserve">    </w:t>
+      </w:r>
+      <w:r>
+        <w:rPr>
+          <w:color w:val="569CD6"/>
+        </w:rPr>
+        <w:t>struct</w:t>
+      </w:r>
+      <w:r>
+        <w:rPr>
+          <w:color w:val="A2A3BD"/>
+        </w:rPr>
+        <w:t xml:space="preserve"> cat</w:t>
+      </w:r>
+      <w:r>
+        <w:rPr>
+          <w:color w:val="DCDCDC"/>
+        </w:rPr>
+        <w:t>{</w:t>
+      </w:r>
+    </w:p>
+    <w:p>
+      <w:pPr>
+        <w:pStyle w:val="codesnippet"/>
+        <w:framePr w:wrap="notBeside"/>
+        <w:rPr>
+          <w:color w:val="A2A3BD"/>
+        </w:rPr>
+      </w:pPr>
+      <w:r>
+        <w:rPr>
+          <w:color w:val="A2A3BD"/>
+        </w:rPr>
+        <w:t xml:space="preserve">        </w:t>
+      </w:r>
+      <w:r>
+        <w:rPr>
+          <w:color w:val="569CD6"/>
+        </w:rPr>
+        <w:t>string</w:t>
+      </w:r>
+      <w:r>
+        <w:rPr>
+          <w:color w:val="A2A3BD"/>
+        </w:rPr>
+        <w:t xml:space="preserve"> name</w:t>
+      </w:r>
+      <w:r>
+        <w:rPr>
+          <w:color w:val="DCDCDC"/>
+        </w:rPr>
+        <w:t>;</w:t>
+      </w:r>
+    </w:p>
+    <w:p>
+      <w:pPr>
+        <w:pStyle w:val="codesnippet"/>
+        <w:framePr w:wrap="notBeside"/>
+        <w:rPr>
+          <w:color w:val="A2A3BD"/>
+        </w:rPr>
+      </w:pPr>
+      <w:r>
+        <w:rPr>
+          <w:color w:val="A2A3BD"/>
+        </w:rPr>
+        <w:t xml:space="preserve">        </w:t>
+      </w:r>
+      <w:r>
+        <w:rPr>
+          <w:color w:val="569CD6"/>
+        </w:rPr>
+        <w:t>string</w:t>
+      </w:r>
+      <w:r>
+        <w:rPr>
+          <w:color w:val="A2A3BD"/>
+        </w:rPr>
+        <w:t xml:space="preserve"> color</w:t>
+      </w:r>
+      <w:r>
+        <w:rPr>
+          <w:color w:val="DCDCDC"/>
+        </w:rPr>
+        <w:t>;</w:t>
+      </w:r>
+    </w:p>
+    <w:p>
+      <w:pPr>
+        <w:pStyle w:val="codesnippet"/>
+        <w:framePr w:wrap="notBeside"/>
+        <w:rPr>
+          <w:color w:val="A2A3BD"/>
+        </w:rPr>
+      </w:pPr>
+      <w:r>
+        <w:rPr>
+          <w:color w:val="A2A3BD"/>
+        </w:rPr>
+        <w:t xml:space="preserve">        </w:t>
+      </w:r>
+      <w:r>
+        <w:rPr>
+          <w:color w:val="569CD6"/>
+        </w:rPr>
+        <w:t>uint256</w:t>
+      </w:r>
+      <w:r>
+        <w:rPr>
+          <w:color w:val="A2A3BD"/>
+        </w:rPr>
+        <w:t xml:space="preserve"> age</w:t>
+      </w:r>
+      <w:r>
+        <w:rPr>
+          <w:color w:val="DCDCDC"/>
+        </w:rPr>
+        <w:t>;</w:t>
+      </w:r>
+    </w:p>
+    <w:p>
+      <w:pPr>
+        <w:pStyle w:val="codesnippet"/>
+        <w:framePr w:wrap="notBeside"/>
+        <w:rPr>
+          <w:color w:val="A2A3BD"/>
+        </w:rPr>
+      </w:pPr>
+      <w:r>
+        <w:rPr>
+          <w:color w:val="A2A3BD"/>
+        </w:rPr>
+        <w:t xml:space="preserve">    </w:t>
+      </w:r>
+      <w:r>
+        <w:rPr>
+          <w:color w:val="DCDCDC"/>
+        </w:rPr>
+        <w:t>}</w:t>
+      </w:r>
+    </w:p>
+    <w:p>
+      <w:pPr>
+        <w:pStyle w:val="codesnippet"/>
+        <w:framePr w:wrap="notBeside"/>
+        <w:rPr>
+          <w:color w:val="A2A3BD"/>
+        </w:rPr>
+      </w:pPr>
+      <w:r>
+        <w:rPr>
+          <w:color w:val="A2A3BD"/>
+        </w:rPr>
+        <w:t xml:space="preserve">    cat shamim </w:t>
+      </w:r>
+      <w:r>
+        <w:rPr>
+          <w:color w:val="DCDCDC"/>
+        </w:rPr>
+        <w:t>=</w:t>
+      </w:r>
+      <w:r>
+        <w:rPr>
+          <w:color w:val="A2A3BD"/>
+        </w:rPr>
+        <w:t xml:space="preserve"> cat</w:t>
+      </w:r>
+      <w:r>
+        <w:rPr>
+          <w:color w:val="DCDCDC"/>
+        </w:rPr>
+        <w:t>(</w:t>
+      </w:r>
+      <w:r>
+        <w:rPr>
+          <w:color w:val="CE9178"/>
+        </w:rPr>
+        <w:t>"Shamim"</w:t>
+      </w:r>
+      <w:r>
+        <w:rPr>
+          <w:color w:val="DCDCDC"/>
+        </w:rPr>
+        <w:t>,</w:t>
+      </w:r>
+      <w:r>
+        <w:rPr>
+          <w:color w:val="A2A3BD"/>
+        </w:rPr>
+        <w:t xml:space="preserve"> </w:t>
+      </w:r>
+      <w:r>
+        <w:rPr>
+          <w:color w:val="CE9178"/>
+        </w:rPr>
+        <w:t>"Black"</w:t>
+      </w:r>
+      <w:r>
+        <w:rPr>
+          <w:color w:val="DCDCDC"/>
+        </w:rPr>
+        <w:t>,</w:t>
+      </w:r>
+      <w:r>
+        <w:rPr>
+          <w:color w:val="A2A3BD"/>
+        </w:rPr>
+        <w:t xml:space="preserve"> </w:t>
+      </w:r>
+      <w:r>
+        <w:rPr>
+          <w:color w:val="B5CEA8"/>
+        </w:rPr>
+        <w:t>2</w:t>
+      </w:r>
+      <w:r>
+        <w:rPr>
+          <w:color w:val="DCDCDC"/>
+        </w:rPr>
+        <w:t>);</w:t>
+      </w:r>
+    </w:p>
+    <w:p>
+      <w:pPr>
+        <w:pStyle w:val="codesnippet"/>
+        <w:framePr w:wrap="notBeside"/>
+        <w:rPr>
+          <w:color w:val="A2A3BD"/>
+        </w:rPr>
+      </w:pPr>
+      <w:r>
+        <w:rPr>
+          <w:color w:val="A2A3BD"/>
+        </w:rPr>
+        <w:t xml:space="preserve">    cat fandogh </w:t>
+      </w:r>
+      <w:r>
+        <w:rPr>
+          <w:color w:val="DCDCDC"/>
+        </w:rPr>
+        <w:t>=</w:t>
+      </w:r>
+      <w:r>
+        <w:rPr>
+          <w:color w:val="A2A3BD"/>
+        </w:rPr>
+        <w:t xml:space="preserve"> cat</w:t>
+      </w:r>
+      <w:r>
+        <w:rPr>
+          <w:color w:val="DCDCDC"/>
+        </w:rPr>
+        <w:t>({</w:t>
+      </w:r>
+      <w:r>
+        <w:rPr>
+          <w:color w:val="A2A3BD"/>
+        </w:rPr>
+        <w:t xml:space="preserve">name </w:t>
+      </w:r>
+      <w:r>
+        <w:rPr>
+          <w:color w:val="DCDCDC"/>
+        </w:rPr>
+        <w:t>:</w:t>
+      </w:r>
+      <w:r>
+        <w:rPr>
+          <w:color w:val="A2A3BD"/>
+        </w:rPr>
+        <w:t xml:space="preserve"> </w:t>
+      </w:r>
+      <w:r>
+        <w:rPr>
+          <w:color w:val="CE9178"/>
+        </w:rPr>
+        <w:t>"fandogh"</w:t>
+      </w:r>
+      <w:r>
+        <w:rPr>
+          <w:color w:val="DCDCDC"/>
+        </w:rPr>
+        <w:t>,</w:t>
+      </w:r>
+      <w:r>
+        <w:rPr>
+          <w:color w:val="A2A3BD"/>
+        </w:rPr>
+        <w:t xml:space="preserve"> color </w:t>
+      </w:r>
+      <w:r>
+        <w:rPr>
+          <w:color w:val="DCDCDC"/>
+        </w:rPr>
+        <w:t>:</w:t>
+      </w:r>
+      <w:r>
+        <w:rPr>
+          <w:color w:val="A2A3BD"/>
+        </w:rPr>
+        <w:t xml:space="preserve"> </w:t>
+      </w:r>
+      <w:r>
+        <w:rPr>
+          <w:color w:val="CE9178"/>
+        </w:rPr>
+        <w:t>"White"</w:t>
+      </w:r>
+      <w:r>
+        <w:rPr>
+          <w:color w:val="DCDCDC"/>
+        </w:rPr>
+        <w:t>,</w:t>
+      </w:r>
+      <w:r>
+        <w:rPr>
+          <w:color w:val="A2A3BD"/>
+        </w:rPr>
+        <w:t xml:space="preserve"> age </w:t>
+      </w:r>
+      <w:r>
+        <w:rPr>
+          <w:color w:val="DCDCDC"/>
+        </w:rPr>
+        <w:t>:</w:t>
+      </w:r>
+      <w:r>
+        <w:rPr>
+          <w:color w:val="A2A3BD"/>
+        </w:rPr>
+        <w:t xml:space="preserve"> </w:t>
+      </w:r>
+      <w:r>
+        <w:rPr>
+          <w:color w:val="B5CEA8"/>
+        </w:rPr>
+        <w:t>5</w:t>
+      </w:r>
+      <w:r>
+        <w:rPr>
+          <w:color w:val="DCDCDC"/>
+        </w:rPr>
+        <w:t>});</w:t>
+      </w:r>
+      <w:r>
+        <w:rPr>
+          <w:color w:val="A2A3BD"/>
+        </w:rPr>
+        <w:t xml:space="preserve"> </w:t>
+      </w:r>
+      <w:r>
+        <w:t>//2 ways to make structs</w:t>
+      </w:r>
+    </w:p>
+    <w:p>
+      <w:pPr>
+        <w:pStyle w:val="codesnippet"/>
+        <w:framePr w:wrap="notBeside"/>
+        <w:rPr>
+          <w:color w:val="A2A3BD"/>
+        </w:rPr>
+      </w:pPr>
+    </w:p>
+    <w:p>
+      <w:pPr>
+        <w:pStyle w:val="codesnippet"/>
+        <w:framePr w:wrap="notBeside"/>
+        <w:rPr>
+          <w:color w:val="A2A3BD"/>
+        </w:rPr>
+      </w:pPr>
+      <w:r>
+        <w:rPr>
+          <w:color w:val="A2A3BD"/>
+        </w:rPr>
+        <w:t>    cat</w:t>
+      </w:r>
+      <w:r>
+        <w:rPr>
+          <w:color w:val="DCDCDC"/>
+        </w:rPr>
+        <w:t>[]</w:t>
+      </w:r>
+      <w:r>
+        <w:rPr>
+          <w:color w:val="A2A3BD"/>
+        </w:rPr>
+        <w:t xml:space="preserve"> </w:t>
+      </w:r>
+      <w:r>
+        <w:rPr>
+          <w:color w:val="00BC8C"/>
+        </w:rPr>
+        <w:t>public</w:t>
+      </w:r>
+      <w:r>
+        <w:rPr>
+          <w:color w:val="A2A3BD"/>
+        </w:rPr>
+        <w:t xml:space="preserve"> CatList</w:t>
+      </w:r>
+      <w:r>
+        <w:rPr>
+          <w:color w:val="DCDCDC"/>
+        </w:rPr>
+        <w:t>;</w:t>
+      </w:r>
+      <w:r>
+        <w:rPr>
+          <w:color w:val="A2A3BD"/>
+        </w:rPr>
+        <w:t xml:space="preserve"> </w:t>
+      </w:r>
+      <w:r>
+        <w:t>//can't set the array here likr this: ---- cat[] public CatList = [shamim, fandogh] ----if you want to initialize set it in the constructor.</w:t>
+      </w:r>
+    </w:p>
+    <w:p>
+      <w:pPr>
+        <w:pStyle w:val="codesnippet"/>
+        <w:framePr w:wrap="notBeside"/>
+        <w:rPr>
+          <w:color w:val="A2A3BD"/>
+        </w:rPr>
+      </w:pPr>
+    </w:p>
+    <w:p>
+      <w:pPr>
+        <w:pStyle w:val="codesnippet"/>
+        <w:framePr w:wrap="notBeside"/>
+        <w:rPr>
+          <w:color w:val="A2A3BD"/>
+        </w:rPr>
+      </w:pPr>
+      <w:r>
+        <w:rPr>
+          <w:color w:val="A2A3BD"/>
+        </w:rPr>
+        <w:t xml:space="preserve">    </w:t>
+      </w:r>
+      <w:r>
+        <w:rPr>
+          <w:color w:val="569CD6"/>
+        </w:rPr>
+        <w:t>mapping</w:t>
+      </w:r>
+      <w:r>
+        <w:rPr>
+          <w:color w:val="DCDCDC"/>
+        </w:rPr>
+        <w:t>(</w:t>
+      </w:r>
+      <w:r>
+        <w:rPr>
+          <w:color w:val="569CD6"/>
+        </w:rPr>
+        <w:t>string</w:t>
+      </w:r>
+      <w:r>
+        <w:rPr>
+          <w:color w:val="A2A3BD"/>
+        </w:rPr>
+        <w:t xml:space="preserve"> =&gt; </w:t>
+      </w:r>
+      <w:r>
+        <w:rPr>
+          <w:color w:val="569CD6"/>
+        </w:rPr>
+        <w:t>int256</w:t>
+      </w:r>
+      <w:r>
+        <w:rPr>
+          <w:color w:val="DCDCDC"/>
+        </w:rPr>
+        <w:t>)</w:t>
+      </w:r>
+      <w:r>
+        <w:rPr>
+          <w:color w:val="A2A3BD"/>
+        </w:rPr>
+        <w:t xml:space="preserve"> catLoyalty</w:t>
+      </w:r>
+      <w:r>
+        <w:rPr>
+          <w:color w:val="DCDCDC"/>
+        </w:rPr>
+        <w:t>;</w:t>
+      </w:r>
+    </w:p>
+    <w:p>
+      <w:pPr>
+        <w:pStyle w:val="codesnippet"/>
+        <w:framePr w:wrap="notBeside"/>
+        <w:rPr>
+          <w:color w:val="A2A3BD"/>
+        </w:rPr>
+      </w:pPr>
+    </w:p>
+    <w:p>
+      <w:pPr>
+        <w:pStyle w:val="codesnippet"/>
+        <w:framePr w:wrap="notBeside"/>
+        <w:rPr>
+          <w:color w:val="A2A3BD"/>
+        </w:rPr>
+      </w:pPr>
+      <w:r>
+        <w:rPr>
+          <w:color w:val="A2A3BD"/>
+        </w:rPr>
+        <w:t xml:space="preserve">    </w:t>
+      </w:r>
+      <w:r>
+        <w:rPr>
+          <w:color w:val="E83E8C"/>
+        </w:rPr>
+        <w:t>constructor</w:t>
+      </w:r>
+      <w:r>
+        <w:rPr>
+          <w:color w:val="DCDCDC"/>
+        </w:rPr>
+        <w:t>(){</w:t>
+      </w:r>
+    </w:p>
+    <w:p>
+      <w:pPr>
+        <w:pStyle w:val="codesnippet"/>
+        <w:framePr w:wrap="notBeside"/>
+        <w:rPr>
+          <w:color w:val="A2A3BD"/>
+        </w:rPr>
+      </w:pPr>
+      <w:r>
+        <w:rPr>
+          <w:color w:val="A2A3BD"/>
+        </w:rPr>
+        <w:t>        CatList</w:t>
+      </w:r>
+      <w:r>
+        <w:rPr>
+          <w:color w:val="DCDCDC"/>
+        </w:rPr>
+        <w:t>.</w:t>
+      </w:r>
+      <w:r>
+        <w:rPr>
+          <w:color w:val="A2A3BD"/>
+        </w:rPr>
+        <w:t>push</w:t>
+      </w:r>
+      <w:r>
+        <w:rPr>
+          <w:color w:val="DCDCDC"/>
+        </w:rPr>
+        <w:t>(</w:t>
+      </w:r>
+      <w:r>
+        <w:rPr>
+          <w:color w:val="A2A3BD"/>
+        </w:rPr>
+        <w:t>shamim</w:t>
+      </w:r>
+      <w:r>
+        <w:rPr>
+          <w:color w:val="DCDCDC"/>
+        </w:rPr>
+        <w:t>);</w:t>
+      </w:r>
+    </w:p>
+    <w:p>
+      <w:pPr>
+        <w:pStyle w:val="codesnippet"/>
+        <w:framePr w:wrap="notBeside"/>
+        <w:rPr>
+          <w:color w:val="A2A3BD"/>
+        </w:rPr>
+      </w:pPr>
+      <w:r>
+        <w:rPr>
+          <w:color w:val="A2A3BD"/>
+        </w:rPr>
+        <w:t>        CatList</w:t>
+      </w:r>
+      <w:r>
+        <w:rPr>
+          <w:color w:val="DCDCDC"/>
+        </w:rPr>
+        <w:t>.</w:t>
+      </w:r>
+      <w:r>
+        <w:rPr>
+          <w:color w:val="A2A3BD"/>
+        </w:rPr>
+        <w:t>push</w:t>
+      </w:r>
+      <w:r>
+        <w:rPr>
+          <w:color w:val="DCDCDC"/>
+        </w:rPr>
+        <w:t>(</w:t>
+      </w:r>
+      <w:r>
+        <w:rPr>
+          <w:color w:val="A2A3BD"/>
+        </w:rPr>
+        <w:t>fandogh</w:t>
+      </w:r>
+      <w:r>
+        <w:rPr>
+          <w:color w:val="DCDCDC"/>
+        </w:rPr>
+        <w:t>);</w:t>
+      </w:r>
+    </w:p>
+    <w:p>
+      <w:pPr>
+        <w:pStyle w:val="codesnippet"/>
+        <w:framePr w:wrap="notBeside"/>
+        <w:rPr>
+          <w:color w:val="A2A3BD"/>
+        </w:rPr>
+      </w:pPr>
+      <w:r>
+        <w:rPr>
+          <w:color w:val="A2A3BD"/>
+        </w:rPr>
+        <w:t>        catLoyalty</w:t>
+      </w:r>
+      <w:r>
+        <w:rPr>
+          <w:color w:val="DCDCDC"/>
+        </w:rPr>
+        <w:t>[</w:t>
+      </w:r>
+      <w:r>
+        <w:rPr>
+          <w:color w:val="A2A3BD"/>
+        </w:rPr>
+        <w:t>shamim</w:t>
+      </w:r>
+      <w:r>
+        <w:rPr>
+          <w:color w:val="DCDCDC"/>
+        </w:rPr>
+        <w:t>.</w:t>
+      </w:r>
+      <w:r>
+        <w:rPr>
+          <w:color w:val="A2A3BD"/>
+        </w:rPr>
+        <w:t>name</w:t>
+      </w:r>
+      <w:r>
+        <w:rPr>
+          <w:color w:val="DCDCDC"/>
+        </w:rPr>
+        <w:t>]</w:t>
+      </w:r>
+      <w:r>
+        <w:rPr>
+          <w:color w:val="A2A3BD"/>
+        </w:rPr>
+        <w:t xml:space="preserve"> </w:t>
+      </w:r>
+      <w:r>
+        <w:rPr>
+          <w:color w:val="DCDCDC"/>
+        </w:rPr>
+        <w:t>=</w:t>
+      </w:r>
+      <w:r>
+        <w:rPr>
+          <w:color w:val="A2A3BD"/>
+        </w:rPr>
+        <w:t xml:space="preserve"> </w:t>
+      </w:r>
+      <w:r>
+        <w:rPr>
+          <w:color w:val="DCDCDC"/>
+        </w:rPr>
+        <w:t>-</w:t>
+      </w:r>
+      <w:r>
+        <w:rPr>
+          <w:color w:val="B5CEA8"/>
+        </w:rPr>
+        <w:t>10</w:t>
+      </w:r>
+      <w:r>
+        <w:rPr>
+          <w:color w:val="DCDCDC"/>
+        </w:rPr>
+        <w:t>;</w:t>
+      </w:r>
+    </w:p>
+    <w:p>
+      <w:pPr>
+        <w:pStyle w:val="codesnippet"/>
+        <w:framePr w:wrap="notBeside"/>
+        <w:rPr>
+          <w:color w:val="A2A3BD"/>
+        </w:rPr>
+      </w:pPr>
+      <w:r>
+        <w:rPr>
+          <w:color w:val="A2A3BD"/>
+        </w:rPr>
+        <w:t>        catLoyalty</w:t>
+      </w:r>
+      <w:r>
+        <w:rPr>
+          <w:color w:val="DCDCDC"/>
+        </w:rPr>
+        <w:t>[</w:t>
+      </w:r>
+      <w:r>
+        <w:rPr>
+          <w:color w:val="A2A3BD"/>
+        </w:rPr>
+        <w:t>fandogh</w:t>
+      </w:r>
+      <w:r>
+        <w:rPr>
+          <w:color w:val="DCDCDC"/>
+        </w:rPr>
+        <w:t>.</w:t>
+      </w:r>
+      <w:r>
+        <w:rPr>
+          <w:color w:val="A2A3BD"/>
+        </w:rPr>
+        <w:t>name</w:t>
+      </w:r>
+      <w:r>
+        <w:rPr>
+          <w:color w:val="DCDCDC"/>
+        </w:rPr>
+        <w:t>]</w:t>
+      </w:r>
+      <w:r>
+        <w:rPr>
+          <w:color w:val="A2A3BD"/>
+        </w:rPr>
+        <w:t xml:space="preserve"> </w:t>
+      </w:r>
+      <w:r>
+        <w:rPr>
+          <w:color w:val="DCDCDC"/>
+        </w:rPr>
+        <w:t>=</w:t>
+      </w:r>
+      <w:r>
+        <w:rPr>
+          <w:color w:val="A2A3BD"/>
+        </w:rPr>
+        <w:t xml:space="preserve"> </w:t>
+      </w:r>
+      <w:r>
+        <w:rPr>
+          <w:color w:val="DCDCDC"/>
+        </w:rPr>
+        <w:t>-</w:t>
+      </w:r>
+      <w:r>
+        <w:rPr>
+          <w:color w:val="B5CEA8"/>
+        </w:rPr>
+        <w:t>8</w:t>
+      </w:r>
+      <w:r>
+        <w:rPr>
+          <w:color w:val="DCDCDC"/>
+        </w:rPr>
+        <w:t>;</w:t>
+      </w:r>
+    </w:p>
+    <w:p>
+      <w:pPr>
+        <w:pStyle w:val="codesnippet"/>
+        <w:framePr w:wrap="notBeside"/>
+        <w:rPr>
+          <w:color w:val="A2A3BD"/>
+        </w:rPr>
+      </w:pPr>
+      <w:r>
+        <w:rPr>
+          <w:color w:val="A2A3BD"/>
+        </w:rPr>
+        <w:t xml:space="preserve">    </w:t>
+      </w:r>
+      <w:r>
+        <w:rPr>
+          <w:color w:val="DCDCDC"/>
+        </w:rPr>
+        <w:t>}</w:t>
+      </w:r>
+    </w:p>
+    <w:p>
+      <w:pPr>
+        <w:pStyle w:val="codesnippet"/>
+        <w:framePr w:wrap="notBeside"/>
+        <w:rPr>
+          <w:color w:val="A2A3BD"/>
+        </w:rPr>
+      </w:pPr>
+      <w:r>
+        <w:rPr>
+          <w:color w:val="A2A3BD"/>
+        </w:rPr>
+        <w:t xml:space="preserve">    </w:t>
+      </w:r>
+    </w:p>
+    <w:p>
+      <w:pPr>
+        <w:pStyle w:val="codesnippet"/>
+        <w:framePr w:wrap="notBeside"/>
+        <w:rPr>
+          <w:color w:val="A2A3BD"/>
+        </w:rPr>
+      </w:pPr>
+      <w:r>
+        <w:rPr>
+          <w:color w:val="A2A3BD"/>
+        </w:rPr>
+        <w:t xml:space="preserve">    </w:t>
+      </w:r>
+      <w:r>
+        <w:rPr>
+          <w:color w:val="569CD6"/>
+        </w:rPr>
+        <w:t>function</w:t>
+      </w:r>
+      <w:r>
+        <w:rPr>
+          <w:color w:val="A2A3BD"/>
+        </w:rPr>
+        <w:t xml:space="preserve"> doMath</w:t>
+      </w:r>
+      <w:r>
+        <w:rPr>
+          <w:color w:val="DCDCDC"/>
+        </w:rPr>
+        <w:t>(</w:t>
+      </w:r>
+      <w:r>
+        <w:rPr>
+          <w:color w:val="569CD6"/>
+        </w:rPr>
+        <w:t>uint</w:t>
+      </w:r>
+      <w:r>
+        <w:rPr>
+          <w:color w:val="A2A3BD"/>
+        </w:rPr>
+        <w:t xml:space="preserve"> a</w:t>
+      </w:r>
+      <w:r>
+        <w:rPr>
+          <w:color w:val="DCDCDC"/>
+        </w:rPr>
+        <w:t>,</w:t>
+      </w:r>
+      <w:r>
+        <w:rPr>
+          <w:color w:val="A2A3BD"/>
+        </w:rPr>
+        <w:t xml:space="preserve"> </w:t>
+      </w:r>
+      <w:r>
+        <w:rPr>
+          <w:color w:val="569CD6"/>
+        </w:rPr>
+        <w:t>uint</w:t>
+      </w:r>
+      <w:r>
+        <w:rPr>
+          <w:color w:val="A2A3BD"/>
+        </w:rPr>
+        <w:t xml:space="preserve"> b</w:t>
+      </w:r>
+      <w:r>
+        <w:rPr>
+          <w:color w:val="DCDCDC"/>
+        </w:rPr>
+        <w:t>)</w:t>
+      </w:r>
+      <w:r>
+        <w:rPr>
+          <w:color w:val="A2A3BD"/>
+        </w:rPr>
+        <w:t xml:space="preserve"> </w:t>
+      </w:r>
+      <w:r>
+        <w:rPr>
+          <w:color w:val="00BC8C"/>
+        </w:rPr>
+        <w:t>private</w:t>
+      </w:r>
+      <w:r>
+        <w:rPr>
+          <w:color w:val="A2A3BD"/>
+        </w:rPr>
+        <w:t xml:space="preserve"> </w:t>
+      </w:r>
+      <w:r>
+        <w:rPr>
+          <w:color w:val="00BC8C"/>
+        </w:rPr>
+        <w:t>pure</w:t>
+      </w:r>
+      <w:r>
+        <w:rPr>
+          <w:color w:val="A2A3BD"/>
+        </w:rPr>
+        <w:t xml:space="preserve"> </w:t>
+      </w:r>
+      <w:r>
+        <w:rPr>
+          <w:color w:val="00BC8C"/>
+        </w:rPr>
+        <w:t>returns</w:t>
+      </w:r>
+      <w:r>
+        <w:rPr>
+          <w:color w:val="A2A3BD"/>
+        </w:rPr>
+        <w:t xml:space="preserve"> </w:t>
+      </w:r>
+      <w:r>
+        <w:rPr>
+          <w:color w:val="DCDCDC"/>
+        </w:rPr>
+        <w:t>(</w:t>
+      </w:r>
+      <w:r>
+        <w:rPr>
+          <w:color w:val="569CD6"/>
+        </w:rPr>
+        <w:t>uint</w:t>
+      </w:r>
+      <w:r>
+        <w:rPr>
+          <w:color w:val="DCDCDC"/>
+        </w:rPr>
+        <w:t>)</w:t>
+      </w:r>
+      <w:r>
+        <w:rPr>
+          <w:color w:val="A2A3BD"/>
+        </w:rPr>
+        <w:t xml:space="preserve"> </w:t>
+      </w:r>
+      <w:r>
+        <w:rPr>
+          <w:color w:val="DCDCDC"/>
+        </w:rPr>
+        <w:t>{</w:t>
+      </w:r>
+    </w:p>
+    <w:p>
+      <w:pPr>
+        <w:pStyle w:val="codesnippet"/>
+        <w:framePr w:wrap="notBeside"/>
+        <w:rPr>
+          <w:color w:val="A2A3BD"/>
+        </w:rPr>
+      </w:pPr>
+      <w:r>
+        <w:rPr>
+          <w:color w:val="A2A3BD"/>
+        </w:rPr>
+        <w:t xml:space="preserve">        </w:t>
+      </w:r>
+      <w:r>
+        <w:rPr>
+          <w:color w:val="569CD6"/>
+        </w:rPr>
+        <w:t>uint</w:t>
+      </w:r>
+      <w:r>
+        <w:rPr>
+          <w:color w:val="A2A3BD"/>
+        </w:rPr>
+        <w:t xml:space="preserve"> c </w:t>
+      </w:r>
+      <w:r>
+        <w:rPr>
+          <w:color w:val="DCDCDC"/>
+        </w:rPr>
+        <w:t>=</w:t>
+      </w:r>
+      <w:r>
+        <w:rPr>
+          <w:color w:val="A2A3BD"/>
+        </w:rPr>
+        <w:t xml:space="preserve"> a </w:t>
+      </w:r>
+      <w:r>
+        <w:rPr>
+          <w:color w:val="DCDCDC"/>
+        </w:rPr>
+        <w:t>*</w:t>
+      </w:r>
+      <w:r>
+        <w:rPr>
+          <w:color w:val="A2A3BD"/>
+        </w:rPr>
+        <w:t xml:space="preserve"> b</w:t>
+      </w:r>
+      <w:r>
+        <w:rPr>
+          <w:color w:val="DCDCDC"/>
+        </w:rPr>
+        <w:t>;</w:t>
+      </w:r>
+    </w:p>
+    <w:p>
+      <w:pPr>
+        <w:pStyle w:val="codesnippet"/>
+        <w:framePr w:wrap="notBeside"/>
+        <w:rPr>
+          <w:color w:val="A2A3BD"/>
+        </w:rPr>
+      </w:pPr>
+      <w:r>
+        <w:rPr>
+          <w:color w:val="A2A3BD"/>
+        </w:rPr>
+        <w:t xml:space="preserve">        </w:t>
+      </w:r>
+      <w:r>
+        <w:rPr>
+          <w:color w:val="00BC8C"/>
+        </w:rPr>
+        <w:t>return</w:t>
+      </w:r>
+      <w:r>
+        <w:rPr>
+          <w:color w:val="A2A3BD"/>
+        </w:rPr>
+        <w:t xml:space="preserve"> c</w:t>
+      </w:r>
+      <w:r>
+        <w:rPr>
+          <w:color w:val="DCDCDC"/>
+        </w:rPr>
+        <w:t>;</w:t>
+      </w:r>
+    </w:p>
+    <w:p>
+      <w:pPr>
+        <w:pStyle w:val="codesnippet"/>
+        <w:framePr w:wrap="notBeside"/>
+        <w:rPr>
+          <w:color w:val="A2A3BD"/>
+        </w:rPr>
+      </w:pPr>
+      <w:r>
+        <w:rPr>
+          <w:color w:val="A2A3BD"/>
+        </w:rPr>
+        <w:t xml:space="preserve">    </w:t>
+      </w:r>
+      <w:r>
+        <w:rPr>
+          <w:color w:val="DCDCDC"/>
+        </w:rPr>
+        <w:t>}</w:t>
+      </w:r>
+    </w:p>
+    <w:p>
+      <w:pPr>
+        <w:pStyle w:val="codesnippet"/>
+        <w:framePr w:wrap="notBeside"/>
+        <w:rPr>
+          <w:color w:val="A2A3BD"/>
+        </w:rPr>
+      </w:pPr>
+    </w:p>
+    <w:p>
+      <w:pPr>
+        <w:pStyle w:val="codesnippet"/>
+        <w:framePr w:wrap="notBeside"/>
+        <w:rPr>
+          <w:color w:val="A2A3BD"/>
+        </w:rPr>
+      </w:pPr>
+      <w:r>
+        <w:rPr>
+          <w:color w:val="A2A3BD"/>
+        </w:rPr>
+        <w:t xml:space="preserve">    </w:t>
+      </w:r>
+      <w:r>
+        <w:rPr>
+          <w:color w:val="569CD6"/>
+        </w:rPr>
+        <w:t>function</w:t>
+      </w:r>
+      <w:r>
+        <w:rPr>
+          <w:color w:val="A2A3BD"/>
+        </w:rPr>
+        <w:t xml:space="preserve"> AddCat</w:t>
+      </w:r>
+      <w:r>
+        <w:rPr>
+          <w:color w:val="DCDCDC"/>
+        </w:rPr>
+        <w:t>(</w:t>
+      </w:r>
+      <w:r>
+        <w:rPr>
+          <w:color w:val="A2A3BD"/>
+        </w:rPr>
+        <w:t xml:space="preserve">cat </w:t>
+      </w:r>
+      <w:r>
+        <w:rPr>
+          <w:color w:val="9E7E08"/>
+        </w:rPr>
+        <w:t>memory</w:t>
+      </w:r>
+      <w:r>
+        <w:rPr>
+          <w:color w:val="A2A3BD"/>
+        </w:rPr>
+        <w:t xml:space="preserve"> _cat</w:t>
+      </w:r>
+      <w:r>
+        <w:rPr>
+          <w:color w:val="DCDCDC"/>
+        </w:rPr>
+        <w:t>)</w:t>
+      </w:r>
+      <w:r>
+        <w:rPr>
+          <w:color w:val="A2A3BD"/>
+        </w:rPr>
+        <w:t xml:space="preserve"> </w:t>
+      </w:r>
+      <w:r>
+        <w:rPr>
+          <w:color w:val="00BC8C"/>
+        </w:rPr>
+        <w:t>public</w:t>
+      </w:r>
+      <w:r>
+        <w:rPr>
+          <w:color w:val="DCDCDC"/>
+        </w:rPr>
+        <w:t>{</w:t>
+      </w:r>
+    </w:p>
+    <w:p>
+      <w:pPr>
+        <w:pStyle w:val="codesnippet"/>
+        <w:framePr w:wrap="notBeside"/>
+        <w:rPr>
+          <w:color w:val="A2A3BD"/>
+        </w:rPr>
+      </w:pPr>
+      <w:r>
+        <w:rPr>
+          <w:color w:val="A2A3BD"/>
+        </w:rPr>
+        <w:t>        CatList</w:t>
+      </w:r>
+      <w:r>
+        <w:rPr>
+          <w:color w:val="DCDCDC"/>
+        </w:rPr>
+        <w:t>.</w:t>
+      </w:r>
+      <w:r>
+        <w:rPr>
+          <w:color w:val="A2A3BD"/>
+        </w:rPr>
+        <w:t>push</w:t>
+      </w:r>
+      <w:r>
+        <w:rPr>
+          <w:color w:val="DCDCDC"/>
+        </w:rPr>
+        <w:t>(</w:t>
+      </w:r>
+      <w:r>
+        <w:rPr>
+          <w:color w:val="A2A3BD"/>
+        </w:rPr>
+        <w:t>_cat</w:t>
+      </w:r>
+      <w:r>
+        <w:rPr>
+          <w:color w:val="DCDCDC"/>
+        </w:rPr>
+        <w:t>);</w:t>
+      </w:r>
+    </w:p>
+    <w:p>
+      <w:pPr>
+        <w:pStyle w:val="codesnippet"/>
+        <w:framePr w:wrap="notBeside"/>
+        <w:rPr>
+          <w:color w:val="A2A3BD"/>
+        </w:rPr>
+      </w:pPr>
+      <w:r>
+        <w:rPr>
+          <w:color w:val="A2A3BD"/>
+        </w:rPr>
+        <w:t>        catLoyalty</w:t>
+      </w:r>
+      <w:r>
+        <w:rPr>
+          <w:color w:val="DCDCDC"/>
+        </w:rPr>
+        <w:t>[</w:t>
+      </w:r>
+      <w:r>
+        <w:rPr>
+          <w:color w:val="A2A3BD"/>
+        </w:rPr>
+        <w:t>_cat</w:t>
+      </w:r>
+      <w:r>
+        <w:rPr>
+          <w:color w:val="DCDCDC"/>
+        </w:rPr>
+        <w:t>.</w:t>
+      </w:r>
+      <w:r>
+        <w:rPr>
+          <w:color w:val="A2A3BD"/>
+        </w:rPr>
+        <w:t>name</w:t>
+      </w:r>
+      <w:r>
+        <w:rPr>
+          <w:color w:val="DCDCDC"/>
+        </w:rPr>
+        <w:t>]</w:t>
+      </w:r>
+      <w:r>
+        <w:rPr>
+          <w:color w:val="A2A3BD"/>
+        </w:rPr>
+        <w:t xml:space="preserve"> </w:t>
+      </w:r>
+      <w:r>
+        <w:rPr>
+          <w:color w:val="DCDCDC"/>
+        </w:rPr>
+        <w:t>=</w:t>
+      </w:r>
+      <w:r>
+        <w:rPr>
+          <w:color w:val="A2A3BD"/>
+        </w:rPr>
+        <w:t xml:space="preserve"> </w:t>
+      </w:r>
+      <w:r>
+        <w:rPr>
+          <w:color w:val="B5CEA8"/>
+        </w:rPr>
+        <w:t>0</w:t>
+      </w:r>
+      <w:r>
+        <w:rPr>
+          <w:color w:val="DCDCDC"/>
+        </w:rPr>
+        <w:t>;</w:t>
+      </w:r>
+    </w:p>
+    <w:p>
+      <w:pPr>
+        <w:pStyle w:val="codesnippet"/>
+        <w:framePr w:wrap="notBeside"/>
+        <w:rPr>
+          <w:color w:val="A2A3BD"/>
+        </w:rPr>
+      </w:pPr>
+      <w:r>
+        <w:rPr>
+          <w:color w:val="A2A3BD"/>
+        </w:rPr>
+        <w:t xml:space="preserve">    </w:t>
+      </w:r>
+      <w:r>
+        <w:rPr>
+          <w:color w:val="DCDCDC"/>
+        </w:rPr>
+        <w:t>}</w:t>
+      </w:r>
+    </w:p>
+    <w:p>
+      <w:pPr>
+        <w:pStyle w:val="codesnippet"/>
+        <w:framePr w:wrap="notBeside"/>
+        <w:rPr>
+          <w:color w:val="A2A3BD"/>
+        </w:rPr>
+      </w:pPr>
+    </w:p>
+    <w:p>
+      <w:pPr>
+        <w:pStyle w:val="codesnippet"/>
+        <w:framePr w:wrap="notBeside"/>
+        <w:rPr>
+          <w:color w:val="A2A3BD"/>
+        </w:rPr>
+      </w:pPr>
+      <w:r>
+        <w:rPr>
+          <w:color w:val="A2A3BD"/>
+        </w:rPr>
+        <w:t xml:space="preserve">    </w:t>
+      </w:r>
+      <w:r>
+        <w:rPr>
+          <w:color w:val="569CD6"/>
+        </w:rPr>
+        <w:t>function</w:t>
+      </w:r>
+      <w:r>
+        <w:rPr>
+          <w:color w:val="A2A3BD"/>
+        </w:rPr>
+        <w:t xml:space="preserve"> getCat</w:t>
+      </w:r>
+      <w:r>
+        <w:rPr>
+          <w:color w:val="DCDCDC"/>
+        </w:rPr>
+        <w:t>(</w:t>
+      </w:r>
+      <w:r>
+        <w:rPr>
+          <w:color w:val="569CD6"/>
+        </w:rPr>
+        <w:t>uint</w:t>
+      </w:r>
+      <w:r>
+        <w:rPr>
+          <w:color w:val="A2A3BD"/>
+        </w:rPr>
+        <w:t xml:space="preserve"> _id</w:t>
+      </w:r>
+      <w:r>
+        <w:rPr>
+          <w:color w:val="DCDCDC"/>
+        </w:rPr>
+        <w:t>)</w:t>
+      </w:r>
+      <w:r>
+        <w:rPr>
+          <w:color w:val="A2A3BD"/>
+        </w:rPr>
+        <w:t xml:space="preserve"> </w:t>
+      </w:r>
+      <w:r>
+        <w:rPr>
+          <w:color w:val="00BC8C"/>
+        </w:rPr>
+        <w:t>public</w:t>
+      </w:r>
+      <w:r>
+        <w:rPr>
+          <w:color w:val="A2A3BD"/>
+        </w:rPr>
+        <w:t xml:space="preserve"> </w:t>
+      </w:r>
+      <w:r>
+        <w:rPr>
+          <w:color w:val="00BC8C"/>
+        </w:rPr>
+        <w:t>view</w:t>
+      </w:r>
+      <w:r>
+        <w:rPr>
+          <w:color w:val="A2A3BD"/>
+        </w:rPr>
+        <w:t xml:space="preserve"> </w:t>
+      </w:r>
+      <w:r>
+        <w:rPr>
+          <w:color w:val="00BC8C"/>
+        </w:rPr>
+        <w:t>returns</w:t>
+      </w:r>
+      <w:r>
+        <w:rPr>
+          <w:color w:val="DCDCDC"/>
+        </w:rPr>
+        <w:t>(</w:t>
+      </w:r>
+      <w:r>
+        <w:rPr>
+          <w:color w:val="A2A3BD"/>
+        </w:rPr>
+        <w:t xml:space="preserve">cat </w:t>
+      </w:r>
+      <w:r>
+        <w:rPr>
+          <w:color w:val="9E7E08"/>
+        </w:rPr>
+        <w:t>memory</w:t>
+      </w:r>
+      <w:r>
+        <w:rPr>
+          <w:color w:val="DCDCDC"/>
+        </w:rPr>
+        <w:t>){</w:t>
+      </w:r>
+    </w:p>
+    <w:p>
+      <w:pPr>
+        <w:pStyle w:val="codesnippet"/>
+        <w:framePr w:wrap="notBeside"/>
+        <w:rPr>
+          <w:color w:val="A2A3BD"/>
+        </w:rPr>
+      </w:pPr>
+      <w:r>
+        <w:rPr>
+          <w:color w:val="A2A3BD"/>
+        </w:rPr>
+        <w:t xml:space="preserve">        </w:t>
+      </w:r>
+      <w:r>
+        <w:rPr>
+          <w:color w:val="00BC8C"/>
+        </w:rPr>
+        <w:t>return</w:t>
+      </w:r>
+      <w:r>
+        <w:rPr>
+          <w:color w:val="A2A3BD"/>
+        </w:rPr>
+        <w:t xml:space="preserve"> CatList</w:t>
+      </w:r>
+      <w:r>
+        <w:rPr>
+          <w:color w:val="DCDCDC"/>
+        </w:rPr>
+        <w:t>[</w:t>
+      </w:r>
+      <w:r>
+        <w:rPr>
+          <w:color w:val="A2A3BD"/>
+        </w:rPr>
+        <w:t>_id</w:t>
+      </w:r>
+      <w:r>
+        <w:rPr>
+          <w:color w:val="DCDCDC"/>
+        </w:rPr>
+        <w:t>];</w:t>
+      </w:r>
+    </w:p>
+    <w:p>
+      <w:pPr>
+        <w:pStyle w:val="codesnippet"/>
+        <w:framePr w:wrap="notBeside"/>
+        <w:rPr>
+          <w:color w:val="A2A3BD"/>
+        </w:rPr>
+      </w:pPr>
+      <w:r>
+        <w:rPr>
+          <w:color w:val="A2A3BD"/>
+        </w:rPr>
+        <w:t xml:space="preserve">    </w:t>
+      </w:r>
+      <w:r>
+        <w:rPr>
+          <w:color w:val="DCDCDC"/>
+        </w:rPr>
+        <w:t>}</w:t>
+      </w:r>
+    </w:p>
+    <w:p>
+      <w:pPr>
+        <w:pStyle w:val="codesnippet"/>
+        <w:framePr w:wrap="notBeside"/>
+        <w:rPr>
+          <w:color w:val="A2A3BD"/>
+        </w:rPr>
+      </w:pPr>
+    </w:p>
+    <w:p>
+      <w:pPr>
+        <w:pStyle w:val="codesnippet"/>
+        <w:framePr w:wrap="notBeside"/>
+        <w:rPr>
+          <w:color w:val="A2A3BD"/>
+        </w:rPr>
+      </w:pPr>
+      <w:r>
+        <w:rPr>
+          <w:color w:val="A2A3BD"/>
+        </w:rPr>
+        <w:t xml:space="preserve">    </w:t>
+      </w:r>
+      <w:r>
+        <w:rPr>
+          <w:color w:val="569CD6"/>
+        </w:rPr>
+        <w:t>function</w:t>
+      </w:r>
+      <w:r>
+        <w:rPr>
+          <w:color w:val="A2A3BD"/>
+        </w:rPr>
+        <w:t xml:space="preserve"> getLoyalty</w:t>
+      </w:r>
+      <w:r>
+        <w:rPr>
+          <w:color w:val="DCDCDC"/>
+        </w:rPr>
+        <w:t>(</w:t>
+      </w:r>
+      <w:r>
+        <w:rPr>
+          <w:color w:val="569CD6"/>
+        </w:rPr>
+        <w:t>string</w:t>
+      </w:r>
+      <w:r>
+        <w:rPr>
+          <w:color w:val="A2A3BD"/>
+        </w:rPr>
+        <w:t xml:space="preserve"> </w:t>
+      </w:r>
+      <w:r>
+        <w:rPr>
+          <w:color w:val="9E7E08"/>
+        </w:rPr>
+        <w:t>memory</w:t>
+      </w:r>
+      <w:r>
+        <w:rPr>
+          <w:color w:val="A2A3BD"/>
+        </w:rPr>
+        <w:t xml:space="preserve"> _name</w:t>
+      </w:r>
+      <w:r>
+        <w:rPr>
+          <w:color w:val="DCDCDC"/>
+        </w:rPr>
+        <w:t>)</w:t>
+      </w:r>
+      <w:r>
+        <w:rPr>
+          <w:color w:val="A2A3BD"/>
+        </w:rPr>
+        <w:t xml:space="preserve"> </w:t>
+      </w:r>
+      <w:r>
+        <w:rPr>
+          <w:color w:val="00BC8C"/>
+        </w:rPr>
+        <w:t>public</w:t>
+      </w:r>
+      <w:r>
+        <w:rPr>
+          <w:color w:val="A2A3BD"/>
+        </w:rPr>
+        <w:t xml:space="preserve"> </w:t>
+      </w:r>
+      <w:r>
+        <w:rPr>
+          <w:color w:val="00BC8C"/>
+        </w:rPr>
+        <w:t>view</w:t>
+      </w:r>
+      <w:r>
+        <w:rPr>
+          <w:color w:val="A2A3BD"/>
+        </w:rPr>
+        <w:t xml:space="preserve"> </w:t>
+      </w:r>
+      <w:r>
+        <w:rPr>
+          <w:color w:val="00BC8C"/>
+        </w:rPr>
+        <w:t>returns</w:t>
+      </w:r>
+      <w:r>
+        <w:rPr>
+          <w:color w:val="A2A3BD"/>
+        </w:rPr>
+        <w:t xml:space="preserve"> </w:t>
+      </w:r>
+      <w:r>
+        <w:rPr>
+          <w:color w:val="DCDCDC"/>
+        </w:rPr>
+        <w:t>(</w:t>
+      </w:r>
+      <w:r>
+        <w:rPr>
+          <w:color w:val="569CD6"/>
+        </w:rPr>
+        <w:t>int256</w:t>
+      </w:r>
+      <w:r>
+        <w:rPr>
+          <w:color w:val="DCDCDC"/>
+        </w:rPr>
+        <w:t>){</w:t>
+      </w:r>
+    </w:p>
+    <w:p>
+      <w:pPr>
+        <w:pStyle w:val="codesnippet"/>
+        <w:framePr w:wrap="notBeside"/>
+        <w:rPr>
+          <w:color w:val="A2A3BD"/>
+        </w:rPr>
+      </w:pPr>
+      <w:r>
+        <w:rPr>
+          <w:color w:val="A2A3BD"/>
+        </w:rPr>
+        <w:t xml:space="preserve">        </w:t>
+      </w:r>
+      <w:r>
+        <w:rPr>
+          <w:color w:val="00BC8C"/>
+        </w:rPr>
+        <w:t>return</w:t>
+      </w:r>
+      <w:r>
+        <w:rPr>
+          <w:color w:val="A2A3BD"/>
+        </w:rPr>
+        <w:t xml:space="preserve"> catLoyalty</w:t>
+      </w:r>
+      <w:r>
+        <w:rPr>
+          <w:color w:val="DCDCDC"/>
+        </w:rPr>
+        <w:t>[</w:t>
+      </w:r>
+      <w:r>
+        <w:rPr>
+          <w:color w:val="A2A3BD"/>
+        </w:rPr>
+        <w:t>_name</w:t>
+      </w:r>
+      <w:r>
+        <w:rPr>
+          <w:color w:val="DCDCDC"/>
+        </w:rPr>
+        <w:t>];</w:t>
+      </w:r>
+    </w:p>
+    <w:p>
+      <w:pPr>
+        <w:pStyle w:val="codesnippet"/>
+        <w:framePr w:wrap="notBeside"/>
+        <w:rPr>
+          <w:color w:val="A2A3BD"/>
+        </w:rPr>
+      </w:pPr>
+      <w:r>
+        <w:rPr>
+          <w:color w:val="A2A3BD"/>
+        </w:rPr>
+        <w:t xml:space="preserve">    </w:t>
+      </w:r>
+      <w:r>
+        <w:rPr>
+          <w:color w:val="DCDCDC"/>
+        </w:rPr>
+        <w:t>}</w:t>
+      </w:r>
+    </w:p>
+    <w:p>
+      <w:pPr>
+        <w:pStyle w:val="codesnippet"/>
+        <w:framePr w:wrap="notBeside"/>
+        <w:rPr>
+          <w:color w:val="A2A3BD"/>
+        </w:rPr>
+      </w:pPr>
+      <w:r>
+        <w:rPr>
+          <w:color w:val="DCDCDC"/>
+        </w:rPr>
+        <w:t>}</w:t>
+      </w:r>
+    </w:p>
+    <w:p>
+      <w:pPr>
+        <w:pStyle w:val="codesnippet"/>
+        <w:framePr w:wrap="notBeside"/>
+      </w:pPr>
+    </w:p>
     <w:p/>
+    <w:p>
+      <w:pPr>
+        <w:pStyle w:val="Heading2"/>
+        <w:rPr>
+          <w:color w:val="EE0000"/>
+        </w:rPr>
+      </w:pPr>
+      <w:r>
+        <w:rPr>
+          <w:color w:val="EE0000"/>
+        </w:rPr>
+        <w:t>Deploying a Contract From a</w:t>
+      </w:r>
+      <w:r>
+        <w:rPr>
+          <w:color w:val="EE0000"/>
+        </w:rPr>
+        <w:t>nother</w:t>
+      </w:r>
+      <w:r>
+        <w:rPr>
+          <w:color w:val="EE0000"/>
+        </w:rPr>
+        <w:t xml:space="preserve"> Contract</w:t>
+      </w:r>
+    </w:p>
+    <w:p>
+      <w:r>
+        <w:t>Importing from another .sol file:</w:t>
+      </w:r>
+    </w:p>
+    <w:p>
+      <w:pPr>
+        <w:pStyle w:val="codesnippet"/>
+        <w:framePr w:wrap="notBeside"/>
+      </w:pPr>
+      <w:r>
+        <w:t>import { SimpleStorage} from "./SimpleStorage.sol";</w:t>
+      </w:r>
+    </w:p>
+    <w:p>
+      <w:r>
+        <w:t>When deploying a contract from another contract. When calling the public variable of the contract we get the address:</w:t>
+      </w:r>
+    </w:p>
+    <w:p>
+      <w:r>
+        <w:lastRenderedPageBreak/>
+        <mc:AlternateContent>
+          <mc:Choice Requires="wpi">
+            <w:drawing>
+              <wp:anchor distT="0" distB="0" distL="114300" distR="114300" simplePos="0" relativeHeight="251744256" behindDoc="0" locked="0" layoutInCell="1" allowOverlap="1" wp14:anchorId="6E503320" wp14:editId="7D3F0457">
+                <wp:simplePos x="0" y="0"/>
+                <wp:positionH relativeFrom="column">
+                  <wp:posOffset>1462620</wp:posOffset>
+                </wp:positionH>
+                <wp:positionV relativeFrom="paragraph">
+                  <wp:posOffset>799847</wp:posOffset>
+                </wp:positionV>
+                <wp:extent cx="849240" cy="387360"/>
+                <wp:effectExtent l="57150" t="57150" r="46355" b="50800"/>
+                <wp:wrapNone/>
+                <wp:docPr id="1181799878" name="Ink 4"/>
+                <wp:cNvGraphicFramePr/>
+                <a:graphic xmlns:a="http://schemas.openxmlformats.org/drawingml/2006/main">
+                  <a:graphicData uri="http://schemas.microsoft.com/office/word/2010/wordprocessingInk">
+                    <w14:contentPart bwMode="auto" r:id="rId37">
+                      <w14:nvContentPartPr>
+                        <w14:cNvContentPartPr/>
+                      </w14:nvContentPartPr>
+                      <w14:xfrm>
+                        <a:off x="0" y="0"/>
+                        <a:ext cx="849240" cy="387360"/>
+                      </w14:xfrm>
+                    </w14:contentPart>
+                  </a:graphicData>
+                </a:graphic>
+              </wp:anchor>
+            </w:drawing>
+          </mc:Choice>
+          <mc:Fallback>
+            <w:pict>
+              <v:shapetype w14:anchorId="78DF23AE" id="_x0000_t75" coordsize="21600,21600" o:spt="75" o:preferrelative="t" path="m@4@5l@4@11@9@11@9@5xe" filled="f" stroked="f">
+                <v:stroke joinstyle="miter"/>
+                <v:formulas>
+                  <v:f eqn="if lineDrawn pixelLineWidth 0"/>
+                  <v:f eqn="sum @0 1 0"/>
+                  <v:f eqn="sum 0 0 @1"/>
+                  <v:f eqn="prod @2 1 2"/>
+                  <v:f eqn="prod @3 21600 pixelWidth"/>
+                  <v:f eqn="prod @3 21600 pixelHeight"/>
+                  <v:f eqn="sum @0 0 1"/>
+                  <v:f eqn="prod @6 1 2"/>
+                  <v:f eqn="prod @7 21600 pixelWidth"/>
+                  <v:f eqn="sum @8 21600 0"/>
+                  <v:f eqn="prod @7 21600 pixelHeight"/>
+                  <v:f eqn="sum @10 21600 0"/>
+                </v:formulas>
+                <v:path o:extrusionok="f" gradientshapeok="t" o:connecttype="rect"/>
+                <o:lock v:ext="edit" aspectratio="t"/>
+              </v:shapetype>
+              <v:shape id="Ink 4" o:spid="_x0000_s1026" type="#_x0000_t75" style="position:absolute;margin-left:114.45pt;margin-top:62.3pt;width:68.25pt;height:31.9pt;z-index:251744256;visibility:visible;mso-wrap-style:square;mso-wrap-distance-left:9pt;mso-wrap-distance-top:0;mso-wrap-distance-right:9pt;mso-wrap-distance-bottom:0;mso-position-horizontal:absolute;mso-position-horizontal-relative:text;mso-position-vertical:absolute;mso-position-vertical-relative:text" o:gfxdata="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">
+                <v:imagedata r:id="rId38" o:title=""/>
+              </v:shape>
+            </w:pict>
+          </mc:Fallback>
+        </mc:AlternateContent>
+      </w:r>
+      <w:r>
+        <mc:AlternateContent>
+          <mc:Choice Requires="wpi">
+            <w:drawing>
+              <wp:anchor distT="0" distB="0" distL="114300" distR="114300" simplePos="0" relativeHeight="251743232" behindDoc="0" locked="0" layoutInCell="1" allowOverlap="1" wp14:anchorId="5251D9B6" wp14:editId="379CAA07">
+                <wp:simplePos x="0" y="0"/>
+                <wp:positionH relativeFrom="column">
+                  <wp:posOffset>2375580</wp:posOffset>
+                </wp:positionH>
+                <wp:positionV relativeFrom="paragraph">
+                  <wp:posOffset>528047</wp:posOffset>
+                </wp:positionV>
+                <wp:extent cx="2098080" cy="396360"/>
+                <wp:effectExtent l="57150" t="57150" r="35560" b="41910"/>
+                <wp:wrapNone/>
+                <wp:docPr id="1755531381" name="Ink 3"/>
+                <wp:cNvGraphicFramePr/>
+                <a:graphic xmlns:a="http://schemas.openxmlformats.org/drawingml/2006/main">
+                  <a:graphicData uri="http://schemas.microsoft.com/office/word/2010/wordprocessingInk">
+                    <w14:contentPart bwMode="auto" r:id="rId39">
+                      <w14:nvContentPartPr>
+                        <w14:cNvContentPartPr/>
+                      </w14:nvContentPartPr>
+                      <w14:xfrm>
+                        <a:off x="0" y="0"/>
+                        <a:ext cx="2098080" cy="396360"/>
+                      </w14:xfrm>
+                    </w14:contentPart>
+                  </a:graphicData>
+                </a:graphic>
+              </wp:anchor>
+            </w:drawing>
+          </mc:Choice>
+          <mc:Fallback>
+            <w:pict>
+              <v:shape w14:anchorId="5049482B" id="Ink 3" o:spid="_x0000_s1026" type="#_x0000_t75" style="position:absolute;margin-left:186.35pt;margin-top:40.9pt;width:166.6pt;height:32.6pt;z-index:251743232;visibility:visible;mso-wrap-style:square;mso-wrap-distance-left:9pt;mso-wrap-distance-top:0;mso-wrap-distance-right:9pt;mso-wrap-distance-bottom:0;mso-position-horizontal:absolute;mso-position-horizontal-relative:text;mso-position-vertical:absolute;mso-position-vertical-relative:text" o:gfxdata="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">
+                <v:imagedata r:id="rId40" o:title=""/>
+              </v:shape>
+            </w:pict>
+          </mc:Fallback>
+        </mc:AlternateContent>
+      </w:r>
+      <w:r>
+        <mc:AlternateContent>
+          <mc:Choice Requires="wpi">
+            <w:drawing>
+              <wp:anchor distT="0" distB="0" distL="114300" distR="114300" simplePos="0" relativeHeight="251742208" behindDoc="0" locked="0" layoutInCell="1" allowOverlap="1" wp14:anchorId="1A764661" wp14:editId="2D233F89">
+                <wp:simplePos x="0" y="0"/>
+                <wp:positionH relativeFrom="column">
+                  <wp:posOffset>16860</wp:posOffset>
+                </wp:positionH>
+                <wp:positionV relativeFrom="paragraph">
+                  <wp:posOffset>1099727</wp:posOffset>
+                </wp:positionV>
+                <wp:extent cx="1444680" cy="543960"/>
+                <wp:effectExtent l="57150" t="57150" r="41275" b="46990"/>
+                <wp:wrapNone/>
+                <wp:docPr id="554637018" name="Ink 2"/>
+                <wp:cNvGraphicFramePr/>
+                <a:graphic xmlns:a="http://schemas.openxmlformats.org/drawingml/2006/main">
+                  <a:graphicData uri="http://schemas.microsoft.com/office/word/2010/wordprocessingInk">
+                    <w14:contentPart bwMode="auto" r:id="rId41">
+                      <w14:nvContentPartPr>
+                        <w14:cNvContentPartPr/>
+                      </w14:nvContentPartPr>
+                      <w14:xfrm>
+                        <a:off x="0" y="0"/>
+                        <a:ext cx="1444680" cy="543960"/>
+                      </w14:xfrm>
+                    </w14:contentPart>
+                  </a:graphicData>
+                </a:graphic>
+              </wp:anchor>
+            </w:drawing>
+          </mc:Choice>
+          <mc:Fallback>
+            <w:pict>
+              <v:shape w14:anchorId="6DD1145E" id="Ink 2" o:spid="_x0000_s1026" type="#_x0000_t75" style="position:absolute;margin-left:.65pt;margin-top:85.9pt;width:115.15pt;height:44.25pt;z-index:251742208;visibility:visible;mso-wrap-style:square;mso-wrap-distance-left:9pt;mso-wrap-distance-top:0;mso-wrap-distance-right:9pt;mso-wrap-distance-bottom:0;mso-position-horizontal:absolute;mso-position-horizontal-relative:text;mso-position-vertical:absolute;mso-position-vertical-relative:text" o:gfxdata="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">
+                <v:imagedata r:id="rId42" o:title=""/>
+              </v:shape>
+            </w:pict>
+          </mc:Fallback>
+        </mc:AlternateContent>
+      </w:r>
+      <w:r>
+        <w:drawing>
+          <wp:inline distT="0" distB="0" distL="0" distR="0" wp14:anchorId="12B81A2B" wp14:editId="2BA9F1B2">
+            <wp:extent cx="5943600" cy="1959610"/>
+            <wp:effectExtent l="0" t="0" r="0" b="2540"/>
+            <wp:docPr id="1081686585" name="Picture 1"/>
+            <wp:cNvGraphicFramePr>
+              <a:graphicFrameLocks xmlns:a="http://schemas.openxmlformats.org/drawingml/2006/main" noChangeAspect="1"/>
+            </wp:cNvGraphicFramePr>
+            <a:graphic xmlns:a="http://schemas.openxmlformats.org/drawingml/2006/main">
+              <a:graphicData uri="http://schemas.openxmlformats.org/drawingml/2006/picture">
+                <pic:pic xmlns:pic="http://schemas.openxmlformats.org/drawingml/2006/picture">
+                  <pic:nvPicPr>
+                    <pic:cNvPr id="1081686585" name=""/>
+                    <pic:cNvPicPr/>
+                  </pic:nvPicPr>
+                  <pic:blipFill>
+                    <a:blip r:embed="rId43"/>
+                    <a:stretch>
+                      <a:fillRect/>
+                    </a:stretch>
+                  </pic:blipFill>
+                  <pic:spPr>
+                    <a:xfrm>
+                      <a:off x="0" y="0"/>
+                      <a:ext cx="5943600" cy="1959610"/>
+                    </a:xfrm>
+                    <a:prstGeom prst="rect">
+                      <a:avLst/>
+                    </a:prstGeom>
+                  </pic:spPr>
+                </pic:pic>
+              </a:graphicData>
+            </a:graphic>
+          </wp:inline>
+        </w:drawing>
+      </w:r>
+    </w:p>
+    <w:p>
+      <w:r>
+        <w:t>Every time you have to interact with another contract, you need:</w:t>
+      </w:r>
+    </w:p>
+    <w:p>
+      <w:pPr>
+        <w:numPr>
+          <w:ilvl w:val="0"/>
+          <w:numId w:val="2"/>
+        </w:numPr>
+      </w:pPr>
+      <w:r>
+        <w:t xml:space="preserve">the contract </w:t>
+      </w:r>
+      <w:r>
+        <w:rPr>
+          <w:b/>
+          <w:bCs/>
+        </w:rPr>
+        <w:t>address</w:t>
+      </w:r>
+      <w:r>
+        <w:rPr>
+          <w:b/>
+          <w:bCs/>
+        </w:rPr>
+        <w:t xml:space="preserve"> </w:t>
+      </w:r>
+      <w:r>
+        <w:rPr>
+          <w:b/>
+          <w:bCs/>
+          <w:color w:val="EE0000"/>
+        </w:rPr>
+        <w:t>(the contract variable is an address itself, in fact we can do a type change like: address(SimpleStorage))</w:t>
+      </w:r>
+    </w:p>
+    <w:p>
+      <w:pPr>
+        <w:numPr>
+          <w:ilvl w:val="0"/>
+          <w:numId w:val="2"/>
+        </w:numPr>
+        <w:rPr>
+          <w:color w:val="EE0000"/>
+        </w:rPr>
+      </w:pPr>
+      <w:r>
+        <w:t xml:space="preserve">the contract </w:t>
+      </w:r>
+      <w:r>
+        <w:rPr>
+          <w:b/>
+          <w:bCs/>
+        </w:rPr>
+        <w:t>ABI (Application Binary Interface)</w:t>
+      </w:r>
+      <w:r>
+        <w:t>: a standardized way for interacting with the binary version of a smart contract deployed on the blockchain. It specifies the functions, their parameters, and the structure of the data that can be used to interact with the contract. It's generated by the compiler.</w:t>
+      </w:r>
+      <w:r>
+        <w:t xml:space="preserve"> </w:t>
+      </w:r>
+      <w:r>
+        <w:rPr>
+          <w:color w:val="EE0000"/>
+        </w:rPr>
+        <w:t>These are the blue and orange buttons in remix.</w:t>
+      </w:r>
+    </w:p>
+    <w:p>
+      <w:pPr>
+        <w:pStyle w:val="codesnippet"/>
+        <w:framePr w:wrap="notBeside"/>
+      </w:pPr>
+      <w:r>
+        <w:t>function sfGet(uint256 _simpleStorageIndex) public view returns (uint256) {</w:t>
+      </w:r>
+    </w:p>
+    <w:p>
+      <w:pPr>
+        <w:pStyle w:val="codesnippet"/>
+        <w:framePr w:wrap="notBeside"/>
+      </w:pPr>
+      <w:r>
+        <w:t>// return SimpleStorage(address(simpleStorageArray[_simpleStorageIndex])).retrieve();</w:t>
+      </w:r>
+    </w:p>
+    <w:p>
+      <w:pPr>
+        <w:pStyle w:val="codesnippet"/>
+        <w:framePr w:wrap="notBeside"/>
+      </w:pPr>
+      <w:r>
+        <w:t>return listOfSimpleStorageContracts[_simpleStorageIndex].retrieve();</w:t>
+      </w:r>
+    </w:p>
+    <w:p>
+      <w:pPr>
+        <w:pStyle w:val="codesnippet"/>
+        <w:framePr w:wrap="notBeside"/>
+      </w:pPr>
+      <w:r>
+        <w:t>}</w:t>
+      </w:r>
+    </w:p>
+    <w:p>
+      <w:r>
+        <w:t>It’s simple OOP don’t take it too hard.</w:t>
+      </w:r>
+    </w:p>
+    <w:p>
+      <w:pPr>
+        <w:pStyle w:val="Heading2"/>
+        <w:rPr>
+          <w:color w:val="EE0000"/>
+        </w:rPr>
+      </w:pPr>
+      <w:r>
+        <w:rPr>
+          <w:color w:val="EE0000"/>
+        </w:rPr>
+        <w:t>Inheritance</w:t>
+      </w:r>
+    </w:p>
+    <w:p>
+      <w:pPr>
+        <w:pStyle w:val="codesnippet"/>
+        <w:framePr w:wrap="notBeside"/>
+      </w:pPr>
+      <w:r>
+        <w:t xml:space="preserve">import {SimpleStorage} from </w:t>
+      </w:r>
+      <w:r>
+        <w:rPr>
+          <w:color w:val="FFC000"/>
+        </w:rPr>
+        <w:t>"./SimpleStorage.sol";</w:t>
+      </w:r>
+    </w:p>
+    <w:p>
+      <w:pPr>
+        <w:pStyle w:val="codesnippet"/>
+        <w:framePr w:wrap="notBeside"/>
+      </w:pPr>
+      <w:r>
+        <w:t>​</w:t>
+      </w:r>
+    </w:p>
+    <w:p>
+      <w:pPr>
+        <w:pStyle w:val="codesnippet"/>
+        <w:framePr w:wrap="notBeside"/>
+      </w:pPr>
+      <w:r>
+        <w:t xml:space="preserve">contract AddFiveStorage </w:t>
+      </w:r>
+      <w:r>
+        <w:rPr>
+          <w:color w:val="EE0000"/>
+        </w:rPr>
+        <w:t>is</w:t>
+      </w:r>
+      <w:r>
+        <w:t xml:space="preserve"> SimpleStorage {}</w:t>
+      </w:r>
+    </w:p>
+    <w:p>
+      <w:pPr>
+        <w:pStyle w:val="Heading3"/>
+      </w:pPr>
+      <w:r>
+        <w:rPr>
+          <w:color w:val="EE0000"/>
+        </w:rPr>
+        <w:t>overriding</w:t>
+      </w:r>
+      <w:r>
+        <w:t>:</w:t>
+      </w:r>
+    </w:p>
+    <w:p>
+      <w:r>
+        <w:rPr>
+          <w:rStyle w:val="codesnippetChar"/>
+        </w:rPr>
+        <w:t>T</w:t>
+      </w:r>
+      <w:r>
+        <w:rPr>
+          <w:rStyle w:val="codesnippetChar"/>
+        </w:rPr>
+        <w:t>ypeError: Overriding function is missing "override" specifier.</w:t>
+      </w:r>
+      <w:r>
+        <w:rPr>
+          <w:rStyle w:val="codesnippetChar"/>
+        </w:rPr>
+        <w:br/>
+      </w:r>
+      <w:r>
+        <w:t xml:space="preserve">To override a method from the parent contract, we must replicate the exact function </w:t>
+      </w:r>
+      <w:r>
+        <w:rPr>
+          <w:b/>
+          <w:bCs/>
+        </w:rPr>
+        <w:t>signature</w:t>
+      </w:r>
+      <w:r>
+        <w:t>, including its name, parameters and adding the visibility and the override keyword to it:</w:t>
+      </w:r>
+    </w:p>
+    <w:p>
+      <w:pPr>
+        <w:pStyle w:val="codesnippet"/>
+        <w:framePr w:wrap="notBeside"/>
+      </w:pPr>
+      <w:r>
+        <w:t>function store(uint256 _newFavNumber) public override {}</w:t>
+      </w:r>
+    </w:p>
+    <w:p>
+      <w:r>
+        <w:t>Yet, another error will pop up:</w:t>
+      </w:r>
+    </w:p>
+    <w:p>
+      <w:pPr>
+        <w:pStyle w:val="codesnippet"/>
+        <w:framePr w:wrap="notBeside"/>
+      </w:pPr>
+      <w:r>
+        <w:t>TypeError: Trying to override a non-virtual function.</w:t>
+      </w:r>
+    </w:p>
+    <w:p>
+      <w:pPr>
+        <w:rPr>
+          <w:color w:val="EE0000"/>
+        </w:rPr>
+      </w:pPr>
+      <w:r>
+        <w:t xml:space="preserve">To address this, we need to mark the store function in SimpleStorage.sol </w:t>
+      </w:r>
+      <w:r>
+        <w:rPr>
+          <w:color w:val="EE0000"/>
+        </w:rPr>
+        <w:t xml:space="preserve">as </w:t>
+      </w:r>
+      <w:r>
+        <w:rPr>
+          <w:b/>
+          <w:bCs/>
+          <w:color w:val="EE0000"/>
+        </w:rPr>
+        <w:t>virtual</w:t>
+      </w:r>
+      <w:r>
+        <w:rPr>
+          <w:color w:val="EE0000"/>
+        </w:rPr>
+        <w:t>, enabling it to be overridden by child contracts:</w:t>
+      </w:r>
+    </w:p>
+    <w:p>
+      <w:pPr>
+        <w:pStyle w:val="codesnippet"/>
+        <w:framePr w:wrap="notBeside"/>
+      </w:pPr>
+      <w:r>
+        <w:t xml:space="preserve">function store(uint256 favNumber) public </w:t>
+      </w:r>
+      <w:r>
+        <w:rPr>
+          <w:color w:val="EE0000"/>
+        </w:rPr>
+        <w:t xml:space="preserve">virtual </w:t>
+      </w:r>
+      <w:r>
+        <w:t>{</w:t>
+      </w:r>
+    </w:p>
+    <w:p>
+      <w:pPr>
+        <w:pStyle w:val="codesnippet"/>
+        <w:framePr w:wrap="notBeside"/>
+      </w:pPr>
+      <w:r>
+        <w:t>// function body</w:t>
+      </w:r>
+    </w:p>
+    <w:p>
+      <w:pPr>
+        <w:pStyle w:val="codesnippet"/>
+        <w:framePr w:wrap="notBeside"/>
+      </w:pPr>
+      <w:r>
+        <w:t>}</w:t>
+      </w:r>
+    </w:p>
+    <w:p>
+      <w:pPr>
+        <w:pStyle w:val="Heading2"/>
+        <w:rPr>
+          <w:color w:val="EE0000"/>
+        </w:rPr>
+      </w:pPr>
+      <w:r>
+        <w:rPr>
+          <w:color w:val="EE0000"/>
+        </w:rPr>
+        <w:lastRenderedPageBreak/>
+        <w:t>Payable</w:t>
+      </w:r>
+    </w:p>
+    <w:p>
+      <w:r>
+        <w:t>If you want to send money and increase the balance of a contract</w:t>
+      </w:r>
+      <w:r>
+        <w:t>,</w:t>
+      </w:r>
+      <w:r>
+        <w:t xml:space="preserve"> the function should be </w:t>
+      </w:r>
+      <w:r>
+        <w:rPr>
+          <w:color w:val="EE0000"/>
+        </w:rPr>
+        <w:t>payable</w:t>
+      </w:r>
+      <w:r>
+        <w:t>.</w:t>
+      </w:r>
+    </w:p>
+    <w:p>
+      <w:r>
+        <w:t>For exampl</w:t>
+      </w:r>
+      <w:r>
+        <w:t>e,</w:t>
+      </w:r>
+      <w:r>
+        <w:t xml:space="preserve"> if you wanna send some money while deploying the contract, the constructor must be payable:</w:t>
+      </w:r>
+    </w:p>
+    <w:p>
+      <w:pPr>
+        <w:pStyle w:val="codesnippet"/>
+        <w:framePr w:w="9584" w:wrap="notBeside" w:y="-1"/>
+        <w:rPr>
+          <w:sz w:val="20"/>
+          <w:szCs w:val="32"/>
+        </w:rPr>
+      </w:pPr>
+      <w:r>
+        <w:rPr>
+          <w:color w:val="569CD6"/>
+          <w:sz w:val="20"/>
+          <w:szCs w:val="32"/>
+        </w:rPr>
+        <w:t>contract</w:t>
+      </w:r>
+      <w:r>
+        <w:rPr>
+          <w:sz w:val="20"/>
+          <w:szCs w:val="32"/>
+        </w:rPr>
+        <w:t xml:space="preserve"> CrowdFund</w:t>
+      </w:r>
+      <w:r>
+        <w:rPr>
+          <w:color w:val="DCDCDC"/>
+          <w:sz w:val="20"/>
+          <w:szCs w:val="32"/>
+        </w:rPr>
+        <w:t>{</w:t>
+      </w:r>
+    </w:p>
+    <w:p>
+      <w:pPr>
+        <w:pStyle w:val="codesnippet"/>
+        <w:framePr w:w="9584" w:wrap="notBeside" w:y="-1"/>
+        <w:rPr>
+          <w:sz w:val="20"/>
+          <w:szCs w:val="32"/>
+        </w:rPr>
+      </w:pPr>
+      <w:r>
+        <w:rPr>
+          <w:sz w:val="20"/>
+          <w:szCs w:val="32"/>
+        </w:rPr>
+        <w:t xml:space="preserve">    </w:t>
+      </w:r>
+      <w:r>
+        <w:rPr>
+          <w:color w:val="569CD6"/>
+          <w:sz w:val="20"/>
+          <w:szCs w:val="32"/>
+        </w:rPr>
+        <w:t>address</w:t>
+      </w:r>
+      <w:r>
+        <w:rPr>
+          <w:sz w:val="20"/>
+          <w:szCs w:val="32"/>
+        </w:rPr>
+        <w:t xml:space="preserve"> </w:t>
+      </w:r>
+      <w:r>
+        <w:rPr>
+          <w:color w:val="00BC8C"/>
+          <w:sz w:val="20"/>
+          <w:szCs w:val="32"/>
+        </w:rPr>
+        <w:t>public</w:t>
+      </w:r>
+      <w:r>
+        <w:rPr>
+          <w:sz w:val="20"/>
+          <w:szCs w:val="32"/>
+        </w:rPr>
+        <w:t xml:space="preserve"> owner</w:t>
+      </w:r>
+      <w:r>
+        <w:rPr>
+          <w:color w:val="DCDCDC"/>
+          <w:sz w:val="20"/>
+          <w:szCs w:val="32"/>
+        </w:rPr>
+        <w:t>;</w:t>
+      </w:r>
+    </w:p>
+    <w:p>
+      <w:pPr>
+        <w:pStyle w:val="codesnippet"/>
+        <w:framePr w:w="9584" w:wrap="notBeside" w:y="-1"/>
+        <w:rPr>
+          <w:sz w:val="20"/>
+          <w:szCs w:val="32"/>
+        </w:rPr>
+      </w:pPr>
+      <w:r>
+        <w:rPr>
+          <w:sz w:val="20"/>
+          <w:szCs w:val="32"/>
+        </w:rPr>
+        <w:t xml:space="preserve">    </w:t>
+      </w:r>
+    </w:p>
+    <w:p>
+      <w:pPr>
+        <w:pStyle w:val="codesnippet"/>
+        <w:framePr w:w="9584" w:wrap="notBeside" w:y="-1"/>
+        <w:rPr>
+          <w:sz w:val="20"/>
+          <w:szCs w:val="32"/>
+        </w:rPr>
+      </w:pPr>
+      <w:r>
+        <w:rPr>
+          <w:sz w:val="20"/>
+          <w:szCs w:val="32"/>
+        </w:rPr>
+        <w:t xml:space="preserve">    </w:t>
+      </w:r>
+      <w:r>
+        <w:rPr>
+          <w:color w:val="E83E8C"/>
+          <w:sz w:val="20"/>
+          <w:szCs w:val="32"/>
+        </w:rPr>
+        <w:t>constructor</w:t>
+      </w:r>
+      <w:r>
+        <w:rPr>
+          <w:color w:val="DCDCDC"/>
+          <w:sz w:val="20"/>
+          <w:szCs w:val="32"/>
+        </w:rPr>
+        <w:t>()</w:t>
+      </w:r>
+      <w:r>
+        <w:rPr>
+          <w:sz w:val="20"/>
+          <w:szCs w:val="32"/>
+        </w:rPr>
+        <w:t xml:space="preserve"> </w:t>
+      </w:r>
+      <w:r>
+        <w:rPr>
+          <w:color w:val="00BC8C"/>
+          <w:sz w:val="20"/>
+          <w:szCs w:val="32"/>
+        </w:rPr>
+        <w:t>payable</w:t>
+      </w:r>
+      <w:r>
+        <w:rPr>
+          <w:sz w:val="20"/>
+          <w:szCs w:val="32"/>
+        </w:rPr>
+        <w:t xml:space="preserve"> </w:t>
+      </w:r>
+      <w:r>
+        <w:rPr>
+          <w:color w:val="DCDCDC"/>
+          <w:sz w:val="20"/>
+          <w:szCs w:val="32"/>
+        </w:rPr>
+        <w:t>{</w:t>
+      </w:r>
+    </w:p>
+    <w:p>
+      <w:pPr>
+        <w:pStyle w:val="codesnippet"/>
+        <w:framePr w:w="9584" w:wrap="notBeside" w:y="-1"/>
+        <w:rPr>
+          <w:sz w:val="20"/>
+          <w:szCs w:val="32"/>
+        </w:rPr>
+      </w:pPr>
+      <w:r>
+        <w:rPr>
+          <w:sz w:val="20"/>
+          <w:szCs w:val="32"/>
+        </w:rPr>
+        <w:t xml:space="preserve">        owner </w:t>
+      </w:r>
+      <w:r>
+        <w:rPr>
+          <w:color w:val="DCDCDC"/>
+          <w:sz w:val="20"/>
+          <w:szCs w:val="32"/>
+        </w:rPr>
+        <w:t>=</w:t>
+      </w:r>
+      <w:r>
+        <w:rPr>
+          <w:sz w:val="20"/>
+          <w:szCs w:val="32"/>
+        </w:rPr>
+        <w:t xml:space="preserve"> </w:t>
+      </w:r>
+      <w:r>
+        <w:rPr>
+          <w:color w:val="375A7F"/>
+          <w:sz w:val="20"/>
+          <w:szCs w:val="32"/>
+        </w:rPr>
+        <w:t>msg</w:t>
+      </w:r>
+      <w:r>
+        <w:rPr>
+          <w:color w:val="DCDCDC"/>
+          <w:sz w:val="20"/>
+          <w:szCs w:val="32"/>
+        </w:rPr>
+        <w:t>.</w:t>
+      </w:r>
+      <w:r>
+        <w:rPr>
+          <w:sz w:val="20"/>
+          <w:szCs w:val="32"/>
+        </w:rPr>
+        <w:t>sender</w:t>
+      </w:r>
+      <w:r>
+        <w:rPr>
+          <w:color w:val="DCDCDC"/>
+          <w:sz w:val="20"/>
+          <w:szCs w:val="32"/>
+        </w:rPr>
+        <w:t>;</w:t>
+      </w:r>
+    </w:p>
+    <w:p>
+      <w:pPr>
+        <w:pStyle w:val="codesnippet"/>
+        <w:framePr w:w="9584" w:wrap="notBeside" w:y="-1"/>
+        <w:rPr>
+          <w:sz w:val="20"/>
+          <w:szCs w:val="32"/>
+        </w:rPr>
+      </w:pPr>
+      <w:r>
+        <w:rPr>
+          <w:sz w:val="20"/>
+          <w:szCs w:val="32"/>
+        </w:rPr>
+        <w:t xml:space="preserve">    </w:t>
+      </w:r>
+      <w:r>
+        <w:rPr>
+          <w:color w:val="DCDCDC"/>
+          <w:sz w:val="20"/>
+          <w:szCs w:val="32"/>
+        </w:rPr>
+        <w:t>}</w:t>
+      </w:r>
+    </w:p>
+    <w:p>
+      <w:pPr>
+        <w:pStyle w:val="codesnippet"/>
+        <w:framePr w:w="9584" w:wrap="notBeside" w:y="-1"/>
+        <w:rPr>
+          <w:sz w:val="20"/>
+          <w:szCs w:val="32"/>
+        </w:rPr>
+      </w:pPr>
+      <w:r>
+        <w:rPr>
+          <w:sz w:val="20"/>
+          <w:szCs w:val="32"/>
+        </w:rPr>
+        <w:t xml:space="preserve">    </w:t>
+      </w:r>
+    </w:p>
+    <w:p>
+      <w:pPr>
+        <w:pStyle w:val="codesnippet"/>
+        <w:framePr w:w="9584" w:wrap="notBeside" w:y="-1"/>
+        <w:rPr>
+          <w:sz w:val="20"/>
+          <w:szCs w:val="32"/>
+        </w:rPr>
+      </w:pPr>
+      <w:r>
+        <w:rPr>
+          <w:sz w:val="20"/>
+          <w:szCs w:val="32"/>
+        </w:rPr>
+        <w:t xml:space="preserve">    </w:t>
+      </w:r>
+      <w:r>
+        <w:rPr>
+          <w:color w:val="569CD6"/>
+          <w:sz w:val="20"/>
+          <w:szCs w:val="32"/>
+        </w:rPr>
+        <w:t>function</w:t>
+      </w:r>
+      <w:r>
+        <w:rPr>
+          <w:sz w:val="20"/>
+          <w:szCs w:val="32"/>
+        </w:rPr>
+        <w:t xml:space="preserve"> fund</w:t>
+      </w:r>
+      <w:r>
+        <w:rPr>
+          <w:color w:val="DCDCDC"/>
+          <w:sz w:val="20"/>
+          <w:szCs w:val="32"/>
+        </w:rPr>
+        <w:t>()</w:t>
+      </w:r>
+      <w:r>
+        <w:rPr>
+          <w:sz w:val="20"/>
+          <w:szCs w:val="32"/>
+        </w:rPr>
+        <w:t xml:space="preserve"> </w:t>
+      </w:r>
+      <w:r>
+        <w:rPr>
+          <w:color w:val="00BC8C"/>
+          <w:sz w:val="20"/>
+          <w:szCs w:val="32"/>
+        </w:rPr>
+        <w:t>public</w:t>
+      </w:r>
+      <w:r>
+        <w:rPr>
+          <w:sz w:val="20"/>
+          <w:szCs w:val="32"/>
+        </w:rPr>
+        <w:t xml:space="preserve"> </w:t>
+      </w:r>
+      <w:r>
+        <w:rPr>
+          <w:color w:val="00BC8C"/>
+          <w:sz w:val="20"/>
+          <w:szCs w:val="32"/>
+        </w:rPr>
+        <w:t>payable</w:t>
+      </w:r>
+      <w:r>
+        <w:rPr>
+          <w:color w:val="DCDCDC"/>
+          <w:sz w:val="20"/>
+          <w:szCs w:val="32"/>
+        </w:rPr>
+        <w:t>{</w:t>
+      </w:r>
+    </w:p>
+    <w:p>
+      <w:pPr>
+        <w:pStyle w:val="codesnippet"/>
+        <w:framePr w:w="9584" w:wrap="notBeside" w:y="-1"/>
+        <w:rPr>
+          <w:sz w:val="20"/>
+          <w:szCs w:val="32"/>
+        </w:rPr>
+      </w:pPr>
+      <w:r>
+        <w:rPr>
+          <w:sz w:val="20"/>
+          <w:szCs w:val="32"/>
+        </w:rPr>
+        <w:t xml:space="preserve">        </w:t>
+      </w:r>
+      <w:r>
+        <w:rPr>
+          <w:color w:val="F39C12"/>
+          <w:sz w:val="20"/>
+          <w:szCs w:val="32"/>
+        </w:rPr>
+        <w:t>if</w:t>
+      </w:r>
+      <w:r>
+        <w:rPr>
+          <w:sz w:val="20"/>
+          <w:szCs w:val="32"/>
+        </w:rPr>
+        <w:t xml:space="preserve"> </w:t>
+      </w:r>
+      <w:r>
+        <w:rPr>
+          <w:color w:val="DCDCDC"/>
+          <w:sz w:val="20"/>
+          <w:szCs w:val="32"/>
+        </w:rPr>
+        <w:t>(</w:t>
+      </w:r>
+      <w:r>
+        <w:rPr>
+          <w:color w:val="375A7F"/>
+          <w:sz w:val="20"/>
+          <w:szCs w:val="32"/>
+        </w:rPr>
+        <w:t>msg</w:t>
+      </w:r>
+      <w:r>
+        <w:rPr>
+          <w:color w:val="DCDCDC"/>
+          <w:sz w:val="20"/>
+          <w:szCs w:val="32"/>
+        </w:rPr>
+        <w:t>.</w:t>
+      </w:r>
+      <w:r>
+        <w:rPr>
+          <w:sz w:val="20"/>
+          <w:szCs w:val="32"/>
+        </w:rPr>
+        <w:t xml:space="preserve">sender </w:t>
+      </w:r>
+      <w:r>
+        <w:rPr>
+          <w:color w:val="DCDCDC"/>
+          <w:sz w:val="20"/>
+          <w:szCs w:val="32"/>
+        </w:rPr>
+        <w:t>==</w:t>
+      </w:r>
+      <w:r>
+        <w:rPr>
+          <w:sz w:val="20"/>
+          <w:szCs w:val="32"/>
+        </w:rPr>
+        <w:t xml:space="preserve"> owner</w:t>
+      </w:r>
+      <w:r>
+        <w:rPr>
+          <w:color w:val="DCDCDC"/>
+          <w:sz w:val="20"/>
+          <w:szCs w:val="32"/>
+        </w:rPr>
+        <w:t>){</w:t>
+      </w:r>
+      <w:r>
+        <w:rPr>
+          <w:sz w:val="20"/>
+          <w:szCs w:val="32"/>
+        </w:rPr>
+        <w:t xml:space="preserve"> </w:t>
+      </w:r>
+      <w:r>
+        <w:rPr>
+          <w:color w:val="608B4E"/>
+          <w:sz w:val="20"/>
+          <w:szCs w:val="32"/>
+        </w:rPr>
+        <w:t>//if the owner wants to fund there is no limit</w:t>
+      </w:r>
+    </w:p>
+    <w:p>
+      <w:pPr>
+        <w:pStyle w:val="codesnippet"/>
+        <w:framePr w:w="9584" w:wrap="notBeside" w:y="-1"/>
+        <w:rPr>
+          <w:sz w:val="20"/>
+          <w:szCs w:val="32"/>
+        </w:rPr>
+      </w:pPr>
+      <w:r>
+        <w:rPr>
+          <w:sz w:val="20"/>
+          <w:szCs w:val="32"/>
+        </w:rPr>
+        <w:t xml:space="preserve">            </w:t>
+      </w:r>
+      <w:r>
+        <w:rPr>
+          <w:color w:val="00BC8C"/>
+          <w:sz w:val="20"/>
+          <w:szCs w:val="32"/>
+        </w:rPr>
+        <w:t>return</w:t>
+      </w:r>
+      <w:r>
+        <w:rPr>
+          <w:color w:val="DCDCDC"/>
+          <w:sz w:val="20"/>
+          <w:szCs w:val="32"/>
+        </w:rPr>
+        <w:t>;</w:t>
+      </w:r>
+    </w:p>
+    <w:p>
+      <w:pPr>
+        <w:pStyle w:val="codesnippet"/>
+        <w:framePr w:w="9584" w:wrap="notBeside" w:y="-1"/>
+        <w:rPr>
+          <w:sz w:val="20"/>
+          <w:szCs w:val="32"/>
+        </w:rPr>
+      </w:pPr>
+      <w:r>
+        <w:rPr>
+          <w:sz w:val="20"/>
+          <w:szCs w:val="32"/>
+        </w:rPr>
+        <w:t xml:space="preserve">        </w:t>
+      </w:r>
+      <w:r>
+        <w:rPr>
+          <w:color w:val="DCDCDC"/>
+          <w:sz w:val="20"/>
+          <w:szCs w:val="32"/>
+        </w:rPr>
+        <w:t>}</w:t>
+      </w:r>
+    </w:p>
+    <w:p>
+      <w:pPr>
+        <w:pStyle w:val="codesnippet"/>
+        <w:framePr w:w="9584" w:wrap="notBeside" w:y="-1"/>
+        <w:rPr>
+          <w:sz w:val="20"/>
+          <w:szCs w:val="32"/>
+        </w:rPr>
+      </w:pPr>
+      <w:r>
+        <w:rPr>
+          <w:sz w:val="20"/>
+          <w:szCs w:val="32"/>
+        </w:rPr>
+        <w:t xml:space="preserve">        </w:t>
+      </w:r>
+      <w:r>
+        <w:rPr>
+          <w:color w:val="375A7F"/>
+          <w:sz w:val="20"/>
+          <w:szCs w:val="32"/>
+        </w:rPr>
+        <w:t>require</w:t>
+      </w:r>
+      <w:r>
+        <w:rPr>
+          <w:color w:val="DCDCDC"/>
+          <w:sz w:val="20"/>
+          <w:szCs w:val="32"/>
+        </w:rPr>
+        <w:t>(</w:t>
+      </w:r>
+      <w:r>
+        <w:rPr>
+          <w:color w:val="375A7F"/>
+          <w:sz w:val="20"/>
+          <w:szCs w:val="32"/>
+        </w:rPr>
+        <w:t>msg</w:t>
+      </w:r>
+      <w:r>
+        <w:rPr>
+          <w:color w:val="DCDCDC"/>
+          <w:sz w:val="20"/>
+          <w:szCs w:val="32"/>
+        </w:rPr>
+        <w:t>.</w:t>
+      </w:r>
+      <w:r>
+        <w:rPr>
+          <w:sz w:val="20"/>
+          <w:szCs w:val="32"/>
+        </w:rPr>
+        <w:t xml:space="preserve">value </w:t>
+      </w:r>
+      <w:r>
+        <w:rPr>
+          <w:color w:val="DCDCDC"/>
+          <w:sz w:val="20"/>
+          <w:szCs w:val="32"/>
+        </w:rPr>
+        <w:t>&gt;=</w:t>
+      </w:r>
+      <w:r>
+        <w:rPr>
+          <w:sz w:val="20"/>
+          <w:szCs w:val="32"/>
+        </w:rPr>
+        <w:t xml:space="preserve"> </w:t>
+      </w:r>
+      <w:r>
+        <w:rPr>
+          <w:color w:val="B5CEA8"/>
+          <w:sz w:val="20"/>
+          <w:szCs w:val="32"/>
+        </w:rPr>
+        <w:t>1e18</w:t>
+      </w:r>
+      <w:r>
+        <w:rPr>
+          <w:color w:val="DCDCDC"/>
+          <w:sz w:val="20"/>
+          <w:szCs w:val="32"/>
+        </w:rPr>
+        <w:t>);</w:t>
+      </w:r>
+      <w:r>
+        <w:rPr>
+          <w:color w:val="608B4E"/>
+          <w:sz w:val="20"/>
+          <w:szCs w:val="32"/>
+        </w:rPr>
+        <w:t>//1e18 = 10 ** 18 wei = 1 ETH</w:t>
+      </w:r>
+      <w:r>
+        <w:rPr>
+          <w:color w:val="608B4E"/>
+          <w:sz w:val="20"/>
+          <w:szCs w:val="32"/>
+        </w:rPr>
+        <w:t xml:space="preserve"> others atleast 1 Eth</w:t>
+      </w:r>
+    </w:p>
+    <w:p>
+      <w:pPr>
+        <w:pStyle w:val="codesnippet"/>
+        <w:framePr w:w="9584" w:wrap="notBeside" w:y="-1"/>
+        <w:rPr>
+          <w:sz w:val="20"/>
+          <w:szCs w:val="32"/>
+        </w:rPr>
+      </w:pPr>
+      <w:r>
+        <w:rPr>
+          <w:sz w:val="20"/>
+          <w:szCs w:val="32"/>
+        </w:rPr>
+        <w:t xml:space="preserve">    </w:t>
+      </w:r>
+      <w:r>
+        <w:rPr>
+          <w:color w:val="DCDCDC"/>
+          <w:sz w:val="20"/>
+          <w:szCs w:val="32"/>
+        </w:rPr>
+        <w:t>}</w:t>
+      </w:r>
+    </w:p>
+    <w:p>
+      <w:pPr>
+        <w:pStyle w:val="codesnippet"/>
+        <w:framePr w:w="9584" w:wrap="notBeside" w:y="-1"/>
+        <w:rPr>
+          <w:sz w:val="20"/>
+          <w:szCs w:val="32"/>
+        </w:rPr>
+      </w:pPr>
+      <w:r>
+        <w:rPr>
+          <w:color w:val="DCDCDC"/>
+          <w:sz w:val="20"/>
+          <w:szCs w:val="32"/>
+        </w:rPr>
+        <w:t>}</w:t>
+      </w:r>
+    </w:p>
     <w:p/>
     <w:p>
       <w:pPr>
+        <w:pStyle w:val="Heading3"/>
         <w:rPr>
           <w:color w:val="EE0000"/>
         </w:rPr>
       </w:pPr>
-    </w:p>
+      <w:r>
+        <w:rPr>
+          <w:color w:val="EE0000"/>
+        </w:rPr>
+        <w:t>Reverts</w:t>
+      </w:r>
+    </w:p>
+    <w:p>
+      <w:pPr>
+        <w:pStyle w:val="codesnippet"/>
+        <w:framePr w:wrap="auto" w:vAnchor="margin" w:yAlign="inline"/>
+        <w:rPr>
+          <w:sz w:val="20"/>
+          <w:szCs w:val="32"/>
+        </w:rPr>
+      </w:pPr>
+      <w:r>
+        <w:rPr>
+          <w:sz w:val="20"/>
+          <w:szCs w:val="32"/>
+        </w:rPr>
+        <w:t xml:space="preserve">    </w:t>
+      </w:r>
+      <w:r>
+        <w:rPr>
+          <w:color w:val="569CD6"/>
+          <w:sz w:val="20"/>
+          <w:szCs w:val="32"/>
+        </w:rPr>
+        <w:t>function</w:t>
+      </w:r>
+      <w:r>
+        <w:rPr>
+          <w:sz w:val="20"/>
+          <w:szCs w:val="32"/>
+        </w:rPr>
+        <w:t xml:space="preserve"> fund</w:t>
+      </w:r>
+      <w:r>
+        <w:rPr>
+          <w:color w:val="DCDCDC"/>
+          <w:sz w:val="20"/>
+          <w:szCs w:val="32"/>
+        </w:rPr>
+        <w:t>()</w:t>
+      </w:r>
+      <w:r>
+        <w:rPr>
+          <w:sz w:val="20"/>
+          <w:szCs w:val="32"/>
+        </w:rPr>
+        <w:t xml:space="preserve"> </w:t>
+      </w:r>
+      <w:r>
+        <w:rPr>
+          <w:color w:val="00BC8C"/>
+          <w:sz w:val="20"/>
+          <w:szCs w:val="32"/>
+        </w:rPr>
+        <w:t>public</w:t>
+      </w:r>
+      <w:r>
+        <w:rPr>
+          <w:sz w:val="20"/>
+          <w:szCs w:val="32"/>
+        </w:rPr>
+        <w:t xml:space="preserve"> </w:t>
+      </w:r>
+      <w:r>
+        <w:rPr>
+          <w:color w:val="00BC8C"/>
+          <w:sz w:val="20"/>
+          <w:szCs w:val="32"/>
+        </w:rPr>
+        <w:t>payable</w:t>
+      </w:r>
+      <w:r>
+        <w:rPr>
+          <w:color w:val="DCDCDC"/>
+          <w:sz w:val="20"/>
+          <w:szCs w:val="32"/>
+        </w:rPr>
+        <w:t>{</w:t>
+      </w:r>
+    </w:p>
+    <w:p>
+      <w:pPr>
+        <w:pStyle w:val="codesnippet"/>
+        <w:framePr w:wrap="auto" w:vAnchor="margin" w:yAlign="inline"/>
+        <w:rPr>
+          <w:color w:val="F39C12"/>
+          <w:sz w:val="20"/>
+          <w:szCs w:val="32"/>
+        </w:rPr>
+      </w:pPr>
+      <w:r>
+        <w:rPr>
+          <w:sz w:val="20"/>
+          <w:szCs w:val="32"/>
+        </w:rPr>
+        <w:t xml:space="preserve">        </w:t>
+      </w:r>
+      <w:r>
+        <w:rPr>
+          <w:sz w:val="20"/>
+          <w:szCs w:val="32"/>
+        </w:rPr>
+        <w:t xml:space="preserve">uint256 c = </w:t>
+      </w:r>
+      <w:r>
+        <w:rPr>
+          <w:color w:val="F39C12"/>
+          <w:sz w:val="20"/>
+          <w:szCs w:val="32"/>
+        </w:rPr>
+        <w:t>a * b;</w:t>
+      </w:r>
+    </w:p>
+    <w:p>
+      <w:pPr>
+        <w:pStyle w:val="codesnippet"/>
+        <w:framePr w:wrap="auto" w:vAnchor="margin" w:yAlign="inline"/>
+        <w:rPr>
+          <w:color w:val="F39C12"/>
+          <w:sz w:val="20"/>
+          <w:szCs w:val="32"/>
+        </w:rPr>
+      </w:pPr>
+      <w:r>
+        <w:rPr>
+          <w:color w:val="F39C12"/>
+          <w:sz w:val="20"/>
+          <w:szCs w:val="32"/>
+        </w:rPr>
+        <w:tab/>
+        <w:t xml:space="preserve"> c = c ** 2</w:t>
+      </w:r>
+    </w:p>
+    <w:p>
+      <w:pPr>
+        <w:pStyle w:val="codesnippet"/>
+        <w:framePr w:wrap="auto" w:vAnchor="margin" w:yAlign="inline"/>
+        <w:rPr>
+          <w:sz w:val="20"/>
+          <w:szCs w:val="32"/>
+        </w:rPr>
+      </w:pPr>
+      <w:r>
+        <w:rPr>
+          <w:color w:val="F39C12"/>
+          <w:sz w:val="20"/>
+          <w:szCs w:val="32"/>
+        </w:rPr>
+        <w:tab/>
+        <w:t xml:space="preserve"> //bluh bluh bluh </w:t>
+      </w:r>
+    </w:p>
+    <w:p>
+      <w:pPr>
+        <w:pStyle w:val="codesnippet"/>
+        <w:framePr w:wrap="auto" w:vAnchor="margin" w:yAlign="inline"/>
+        <w:rPr>
+          <w:color w:val="DCDCDC"/>
+          <w:sz w:val="20"/>
+          <w:szCs w:val="32"/>
+        </w:rPr>
+      </w:pPr>
+      <w:r>
+        <w:rPr>
+          <w:sz w:val="20"/>
+          <w:szCs w:val="32"/>
+        </w:rPr>
+        <w:t xml:space="preserve">        </w:t>
+      </w:r>
+      <w:r>
+        <w:rPr>
+          <w:color w:val="375A7F"/>
+          <w:sz w:val="20"/>
+          <w:szCs w:val="32"/>
+        </w:rPr>
+        <w:t>require</w:t>
+      </w:r>
+      <w:r>
+        <w:rPr>
+          <w:color w:val="DCDCDC"/>
+          <w:sz w:val="20"/>
+          <w:szCs w:val="32"/>
+        </w:rPr>
+        <w:t>(</w:t>
+      </w:r>
+      <w:r>
+        <w:rPr>
+          <w:color w:val="375A7F"/>
+          <w:sz w:val="20"/>
+          <w:szCs w:val="32"/>
+        </w:rPr>
+        <w:t>msg</w:t>
+      </w:r>
+      <w:r>
+        <w:rPr>
+          <w:color w:val="DCDCDC"/>
+          <w:sz w:val="20"/>
+          <w:szCs w:val="32"/>
+        </w:rPr>
+        <w:t>.</w:t>
+      </w:r>
+      <w:r>
+        <w:rPr>
+          <w:sz w:val="20"/>
+          <w:szCs w:val="32"/>
+        </w:rPr>
+        <w:t xml:space="preserve">value </w:t>
+      </w:r>
+      <w:r>
+        <w:rPr>
+          <w:color w:val="DCDCDC"/>
+          <w:sz w:val="20"/>
+          <w:szCs w:val="32"/>
+        </w:rPr>
+        <w:t>&gt;=</w:t>
+      </w:r>
+      <w:r>
+        <w:rPr>
+          <w:sz w:val="20"/>
+          <w:szCs w:val="32"/>
+        </w:rPr>
+        <w:t xml:space="preserve"> </w:t>
+      </w:r>
+      <w:r>
+        <w:rPr>
+          <w:color w:val="B5CEA8"/>
+          <w:sz w:val="20"/>
+          <w:szCs w:val="32"/>
+        </w:rPr>
+        <w:t>1e18</w:t>
+      </w:r>
+      <w:r>
+        <w:rPr>
+          <w:color w:val="B5CEA8"/>
+          <w:sz w:val="20"/>
+          <w:szCs w:val="32"/>
+        </w:rPr>
+        <w:t>)</w:t>
+      </w:r>
+    </w:p>
+    <w:p>
+      <w:pPr>
+        <w:pStyle w:val="codesnippet"/>
+        <w:framePr w:wrap="auto" w:vAnchor="margin" w:yAlign="inline"/>
+        <w:rPr>
+          <w:sz w:val="20"/>
+          <w:szCs w:val="32"/>
+        </w:rPr>
+      </w:pPr>
+      <w:r>
+        <w:rPr>
+          <w:color w:val="DCDCDC"/>
+          <w:sz w:val="20"/>
+          <w:szCs w:val="32"/>
+        </w:rPr>
+        <w:tab/>
+        <w:t xml:space="preserve"> //tons of computation</w:t>
+      </w:r>
+    </w:p>
+    <w:p>
+      <w:pPr>
+        <w:pStyle w:val="codesnippet"/>
+        <w:framePr w:wrap="auto" w:vAnchor="margin" w:yAlign="inline"/>
+        <w:rPr>
+          <w:sz w:val="20"/>
+          <w:szCs w:val="32"/>
+        </w:rPr>
+      </w:pPr>
+      <w:r>
+        <w:rPr>
+          <w:sz w:val="20"/>
+          <w:szCs w:val="32"/>
+        </w:rPr>
+        <w:t xml:space="preserve">    </w:t>
+      </w:r>
+      <w:r>
+        <w:rPr>
+          <w:color w:val="DCDCDC"/>
+          <w:sz w:val="20"/>
+          <w:szCs w:val="32"/>
+        </w:rPr>
+        <w:t>}</w:t>
+      </w:r>
+    </w:p>
+    <w:p>
+      <w:r>
+        <w:t xml:space="preserve">If the require fails, all the things happened in the scope of function revert. However since EVM has done some </w:t>
+      </w:r>
+      <w:r>
+        <w:rPr>
+          <w:color w:val="EE0000"/>
+        </w:rPr>
+        <w:t xml:space="preserve">computation for us before the require the gas still is spent! </w:t>
+      </w:r>
+      <w:r>
+        <w:t>The operations after the require won’t happen and won’t spend gas.</w:t>
+      </w:r>
+    </w:p>
+    <w:p/>
     <w:sectPr>
       <w:pgSz w:w="12240" w:h="15840"/>
       <w:pgMar w:top="1440" w:right="1440" w:bottom="1440" w:left="1440" w:header="720" w:footer="720" w:gutter="0"/>
@@ -3305,8 +6437,127 @@
       </w:rPr>
     </w:lvl>
   </w:abstractNum>
+  <w:abstractNum w:abstractNumId="1" w15:restartNumberingAfterBreak="0">
+    <w:nsid w:val="14F649EF"/>
+    <w:multiLevelType w:val="multilevel"/>
+    <w:tmpl w:val="8750771A"/>
+    <w:lvl w:ilvl="0">
+      <w:start w:val="1"/>
+      <w:numFmt w:val="decimal"/>
+      <w:lvlText w:val="%1."/>
+      <w:lvlJc w:val="left"/>
+      <w:pPr>
+        <w:tabs>
+          <w:tab w:val="num" w:pos="720"/>
+        </w:tabs>
+        <w:ind w:left="720" w:hanging="360"/>
+      </w:pPr>
+      <w:rPr>
+        <w:color w:val="auto"/>
+      </w:rPr>
+    </w:lvl>
+    <w:lvl w:ilvl="1" w:tentative="1">
+      <w:start w:val="1"/>
+      <w:numFmt w:val="decimal"/>
+      <w:lvlText w:val="%2."/>
+      <w:lvlJc w:val="left"/>
+      <w:pPr>
+        <w:tabs>
+          <w:tab w:val="num" w:pos="1440"/>
+        </w:tabs>
+        <w:ind w:left="1440" w:hanging="360"/>
+      </w:pPr>
+    </w:lvl>
+    <w:lvl w:ilvl="2" w:tentative="1">
+      <w:start w:val="1"/>
+      <w:numFmt w:val="decimal"/>
+      <w:lvlText w:val="%3."/>
+      <w:lvlJc w:val="left"/>
+      <w:pPr>
+        <w:tabs>
+          <w:tab w:val="num" w:pos="2160"/>
+        </w:tabs>
+        <w:ind w:left="2160" w:hanging="360"/>
+      </w:pPr>
+    </w:lvl>
+    <w:lvl w:ilvl="3" w:tentative="1">
+      <w:start w:val="1"/>
+      <w:numFmt w:val="decimal"/>
+      <w:lvlText w:val="%4."/>
+      <w:lvlJc w:val="left"/>
+      <w:pPr>
+        <w:tabs>
+          <w:tab w:val="num" w:pos="2880"/>
+        </w:tabs>
+        <w:ind w:left="2880" w:hanging="360"/>
+      </w:pPr>
+    </w:lvl>
+    <w:lvl w:ilvl="4" w:tentative="1">
+      <w:start w:val="1"/>
+      <w:numFmt w:val="decimal"/>
+      <w:lvlText w:val="%5."/>
+      <w:lvlJc w:val="left"/>
+      <w:pPr>
+        <w:tabs>
+          <w:tab w:val="num" w:pos="3600"/>
+        </w:tabs>
+        <w:ind w:left="3600" w:hanging="360"/>
+      </w:pPr>
+    </w:lvl>
+    <w:lvl w:ilvl="5" w:tentative="1">
+      <w:start w:val="1"/>
+      <w:numFmt w:val="decimal"/>
+      <w:lvlText w:val="%6."/>
+      <w:lvlJc w:val="left"/>
+      <w:pPr>
+        <w:tabs>
+          <w:tab w:val="num" w:pos="4320"/>
+        </w:tabs>
+        <w:ind w:left="4320" w:hanging="360"/>
+      </w:pPr>
+    </w:lvl>
+    <w:lvl w:ilvl="6" w:tentative="1">
+      <w:start w:val="1"/>
+      <w:numFmt w:val="decimal"/>
+      <w:lvlText w:val="%7."/>
+      <w:lvlJc w:val="left"/>
+      <w:pPr>
+        <w:tabs>
+          <w:tab w:val="num" w:pos="5040"/>
+        </w:tabs>
+        <w:ind w:left="5040" w:hanging="360"/>
+      </w:pPr>
+    </w:lvl>
+    <w:lvl w:ilvl="7" w:tentative="1">
+      <w:start w:val="1"/>
+      <w:numFmt w:val="decimal"/>
+      <w:lvlText w:val="%8."/>
+      <w:lvlJc w:val="left"/>
+      <w:pPr>
+        <w:tabs>
+          <w:tab w:val="num" w:pos="5760"/>
+        </w:tabs>
+        <w:ind w:left="5760" w:hanging="360"/>
+      </w:pPr>
+    </w:lvl>
+    <w:lvl w:ilvl="8" w:tentative="1">
+      <w:start w:val="1"/>
+      <w:numFmt w:val="decimal"/>
+      <w:lvlText w:val="%9."/>
+      <w:lvlJc w:val="left"/>
+      <w:pPr>
+        <w:tabs>
+          <w:tab w:val="num" w:pos="6480"/>
+        </w:tabs>
+        <w:ind w:left="6480" w:hanging="360"/>
+      </w:pPr>
+    </w:lvl>
+  </w:abstractNum>
   <w:num w:numId="1" w16cid:durableId="753936132">
     <w:abstractNumId w:val="0"/>
+  </w:num>
+  <w:num w:numId="2" w16cid:durableId="1021010789">
+    <w:abstractNumId w:val="1"/>
   </w:num>
 </w:numbering>
 </file>
@@ -3711,6 +6962,9 @@
   <w:style w:type="paragraph" w:default="1" w:styleId="Normal">
     <w:name w:val="Normal"/>
     <w:qFormat/>
+    <w:rPr>
+      <w:noProof/>
+    </w:rPr>
   </w:style>
   <w:style w:type="paragraph" w:styleId="Heading1">
     <w:name w:val="heading 1"/>
@@ -3759,7 +7013,6 @@
     <w:next w:val="Normal"/>
     <w:link w:val="Heading3Char"/>
     <w:uiPriority w:val="9"/>
-    <w:semiHidden/>
     <w:unhideWhenUsed/>
     <w:qFormat/>
     <w:rsid w:val="00C73B91"/>
@@ -3910,7 +7163,6 @@
   <w:style w:type="character" w:default="1" w:styleId="DefaultParagraphFont">
     <w:name w:val="Default Paragraph Font"/>
     <w:uiPriority w:val="1"/>
-    <w:semiHidden/>
     <w:unhideWhenUsed/>
   </w:style>
   <w:style w:type="table" w:default="1" w:styleId="TableNormal">
@@ -4025,7 +7277,6 @@
     <w:basedOn w:val="DefaultParagraphFont"/>
     <w:link w:val="Heading3"/>
     <w:uiPriority w:val="9"/>
-    <w:semiHidden/>
     <w:rsid w:val="00C73B91"/>
     <w:rPr>
       <w:rFonts w:asciiTheme="majorBidi" w:eastAsiaTheme="majorEastAsia" w:hAnsiTheme="majorBidi"/>
@@ -4300,6 +7551,31 @@
       <w:sz w:val="20"/>
     </w:rPr>
   </w:style>
+  <w:style w:type="character" w:customStyle="1" w:styleId="hljs-function">
+    <w:name w:val="hljs-function"/>
+    <w:basedOn w:val="DefaultParagraphFont"/>
+    <w:rsid w:val="00BB3F09"/>
+  </w:style>
+  <w:style w:type="character" w:customStyle="1" w:styleId="hljs-keyword">
+    <w:name w:val="hljs-keyword"/>
+    <w:basedOn w:val="DefaultParagraphFont"/>
+    <w:rsid w:val="00BB3F09"/>
+  </w:style>
+  <w:style w:type="character" w:customStyle="1" w:styleId="hljs-title">
+    <w:name w:val="hljs-title"/>
+    <w:basedOn w:val="DefaultParagraphFont"/>
+    <w:rsid w:val="00BB3F09"/>
+  </w:style>
+  <w:style w:type="character" w:customStyle="1" w:styleId="hljs-params">
+    <w:name w:val="hljs-params"/>
+    <w:basedOn w:val="DefaultParagraphFont"/>
+    <w:rsid w:val="00BB3F09"/>
+  </w:style>
+  <w:style w:type="character" w:customStyle="1" w:styleId="hljs-comment">
+    <w:name w:val="hljs-comment"/>
+    <w:basedOn w:val="DefaultParagraphFont"/>
+    <w:rsid w:val="00BB3F09"/>
+  </w:style>
 </w:styles>
 </file>
 
@@ -4328,7 +7604,7 @@
     </inkml:brush>
   </inkml:definitions>
   <inkml:trace contextRef="#ctx0" brushRef="#br0">3600 630 24575,'-1'3'0,"-1"0"0,1-1 0,-1 1 0,0 0 0,0-1 0,0 1 0,0-1 0,0 0 0,-1 0 0,1 0 0,-1 0 0,1 0 0,-1 0 0,0-1 0,-4 3 0,4-3 0,-21 12 0,-1-1 0,0-1 0,-1-2 0,0-1 0,-47 10 0,9-8 0,-85 3 0,78-10 0,12-2 0,1 3 0,-88 17 0,87-9 0,0-3 0,-81 2 0,-122-12 0,100-2 0,-217 5 0,-428-4 0,734-3 0,1-3 0,-118-30 0,95 18 0,48 11 0,19 4 0,0-1 0,0-1 0,1-1 0,-45-20 0,10 0 0,37 19 0,1-2 0,-39-24 0,56 30 0,1 1 0,0-1 0,1 0 0,-1 0 0,1-1 0,0 0 0,0 0 0,1 0 0,-1 0 0,1-1 0,1 1 0,-1-1 0,-4-14 0,-7-21 0,11 35 0,1-1 0,0 0 0,0 0 0,1 0 0,0 0 0,0-1 0,1 1 0,0-12 0,1 14 0,1 0 0,-1 0 0,1 0 0,1 1 0,-1-1 0,1 0 0,0 1 0,0-1 0,1 1 0,0-1 0,0 1 0,0 0 0,0 0 0,1 0 0,0 1 0,0-1 0,0 1 0,7-6 0,3 0 0,1 1 0,-1 0 0,1 1 0,1 1 0,21-8 0,38-9 0,1 4 0,101-15 0,-74 16 0,202-37 0,-214 41 0,1 5 0,176 1 0,1 1 0,781-14 0,-715 24 0,-314-2 0,295 6 0,-236 0 0,150 29 0,-139-16 0,85 23 0,-170-40 0,-1 0 0,1 0 0,0 1 0,-1 0 0,0 0 0,0 0 0,0 0 0,0 1 0,0 0 0,7 8 0,-9-8 0,-1-1 0,0 1 0,0 0 0,0-1 0,0 1 0,0 0 0,-1 0 0,0 0 0,0 0 0,0 0 0,0 0 0,-1 1 0,1-1 0,-1 0 0,0 0 0,-1 5 0,-1 19 0,2-14 0,-2 1 0,1-1 0,-2 1 0,-4 16 0,4-26 0,1 0 0,0 1 0,-1-1 0,0 0 0,0 0 0,-1 0 0,1-1 0,-1 1 0,0-1 0,-1 0 0,1 0 0,0 0 0,-1-1 0,-5 4 0,-81 46 0,51-31 0,1 2 0,-48 38 0,72-50-227,-1-2-1,0 1 1,-1-2-1,0 0 1,-27 9-1,35-15-6598</inkml:trace>
-  <inkml:trace contextRef="#ctx0" brushRef="#br0" timeOffset="624.31">4322 236 24575,'4'2'0,"0"3"0,3 5 0,0 3 0,-1 3 0,-2 1 0,0 3 0,-1 1 0,-1-4 0,-1 0 0,0-1 0,-1-2 0,0-3-8191</inkml:trace>
+  <inkml:trace contextRef="#ctx0" brushRef="#br0" timeOffset="624.3">4322 236 24575,'4'2'0,"0"3"0,3 5 0,0 3 0,-1 3 0,-2 1 0,0 3 0,-1 1 0,-1-4 0,-1 0 0,0-1 0,-1-2 0,0-3-8191</inkml:trace>
   <inkml:trace contextRef="#ctx0" brushRef="#br0" timeOffset="1417.35">4420 172 24575,'0'-2'0,"-3"0"0,-3 1 0,-6 1 0,-2 1 0,-3 3 0,1 1 0,-1 3 0,0 0 0,2 0 0,1-2 0,1-2 0,2-1 0,0 1 0,3 1 0,2 0-8191</inkml:trace>
   <inkml:trace contextRef="#ctx0" brushRef="#br0" timeOffset="2229.31">4534 284 24575,'0'2'0,"0"0"0,0 4 0,-3 3 0,-2 5 0,-2 1 0,1 3 0,0-1 0,-1-1 0,0-2 0,-1-1 0,2-3-8191</inkml:trace>
   <inkml:trace contextRef="#ctx0" brushRef="#br0" timeOffset="3145.92">4454 312 24575,'1'2'0,"2"3"0,3 2 0,1 4 0,3 3 0,3-2 0,-1 0 0,-1-1 0,-1-2 0,0-1 0,0-3 0,-1 1 0,0 0 0,-2-1-8191</inkml:trace>
@@ -4434,6 +7710,90 @@
     </inkml:brush>
   </inkml:definitions>
   <inkml:trace contextRef="#ctx0" brushRef="#br0">0 563 24575,'20'-17'0,"-8"5"0,14-5 0,1 2 0,0 1 0,1 1 0,58-18 0,123-18 0,-143 38 0,113-2 0,69 15 0,-99 0 0,2012 0 0,-1124-3 0,-962-2 0,-1-2 0,0-4 0,-1-4 0,0-2 0,-1-3 0,-1-4 0,-1-3 0,76-38 0,-93 39 0,76-38 0,-112 53 0,0-2 0,0 0 0,-1-1 0,28-27 0,-42 37 0,17-21 0,-17 13 0,-15 10 0,-14 9 0,-40 20 0,9-3 0,19-10 0,15-7 0,57-27 0,-3 2 0,2 2 0,63-20 0,-94 34-2,0 0-1,0 0 0,-1-1 1,1 1-1,0 0 0,0 0 0,0 0 1,0 0-1,0 0 0,-1 0 1,1 0-1,0 0 0,0 1 1,0-1-1,0 0 0,-1 0 1,1 1-1,0-1 0,0 0 1,0 1-1,-1-1 0,1 1 1,0-1-1,-1 1 0,1-1 1,0 1-1,-1 0 0,1-1 0,0 2 1,0 1 22,1-1 0,-1 1 0,0 0 0,-1-1 0,1 1 0,0 0 0,-1 0 0,1 0 0,-1 4 0,0 7-515,-1 0 0,-4 25 0,0-20-6331</inkml:trace>
+</inkml:ink>
+</file>
+
+<file path=word/ink/ink13.xml><?xml version="1.0" encoding="utf-8"?>
+<inkml:ink xmlns:inkml="http://www.w3.org/2003/InkML">
+  <inkml:definitions>
+    <inkml:context xml:id="ctx0">
+      <inkml:inkSource xml:id="inkSrc0">
+        <inkml:traceFormat>
+          <inkml:channel name="X" type="integer" min="-2.14748E9" max="2.14748E9" units="cm"/>
+          <inkml:channel name="Y" type="integer" min="-2.14748E9" max="2.14748E9" units="cm"/>
+          <inkml:channel name="F" type="integer" max="32767" units="dev"/>
+        </inkml:traceFormat>
+        <inkml:channelProperties>
+          <inkml:channelProperty channel="X" name="resolution" value="1000" units="1/cm"/>
+          <inkml:channelProperty channel="Y" name="resolution" value="1000" units="1/cm"/>
+          <inkml:channelProperty channel="F" name="resolution" value="0" units="1/dev"/>
+        </inkml:channelProperties>
+      </inkml:inkSource>
+      <inkml:timestamp xml:id="ts0" timeString="2026-07-11T17:35:06.955"/>
+    </inkml:context>
+    <inkml:brush xml:id="br0">
+      <inkml:brushProperty name="width" value="0.05" units="cm"/>
+      <inkml:brushProperty name="height" value="0.05" units="cm"/>
+      <inkml:brushProperty name="color" value="#06A68F"/>
+    </inkml:brush>
+  </inkml:definitions>
+  <inkml:trace contextRef="#ctx0" brushRef="#br0">2358 1 24575,'-106'0'0,"-253"4"0,259 3 0,-157 29 0,-30 29 0,199-41 0,-102 43 0,94-23 0,2 3 0,2 5 0,3 3 0,-110 90 0,169-117 0,1 0 0,1 2 0,2 1 0,-43 67 0,55-78 0,-27 33 0,-70 70 0,95-106 0,15-16 0,0 1 0,-1-1 0,1 0 0,0 0 0,-1 0 0,1 1 0,-1-1 0,1-1 0,-1 1 0,1 0 0,-4 1 0,5-2 0,-1 0 0,1 0 0,-1 0 0,1 0 0,-1 0 0,1 0 0,0 0 0,-1 0 0,1 0 0,-1-1 0,1 1 0,0 0 0,-1 0 0,1 0 0,0-1 0,-1 1 0,1 0 0,0 0 0,-1-1 0,1 1 0,0 0 0,0 0 0,-1-1 0,1 1 0,0 0 0,0-1 0,-1 1 0,1-1 0,0 1 0,0-1 0,-2-4 0,1-1 0,0 0 0,1 1 0,-1-1 0,2-9 0,-1 11 0,-1-16 0,0 13 0,1 0 0,-1 0 0,1 0 0,1 0 0,-1 0 0,1 0 0,0 0 0,1 1 0,3-11 0,-5 16 0,1 1 0,-1 0 0,0 0 0,1-1 0,-1 1 0,0 0 0,1 0 0,-1-1 0,0 1 0,1 0 0,-1 0 0,1 0 0,-1 0 0,0 0 0,1 0 0,-1-1 0,1 1 0,-1 0 0,0 0 0,1 0 0,-1 0 0,1 1 0,-1-1 0,1 0 0,-1 0 0,0 0 0,1 0 0,-1 0 0,1 0 0,-1 1 0,0-1 0,1 0 0,-1 0 0,0 0 0,1 1 0,-1-1 0,0 0 0,1 1 0,-1-1 0,0 0 0,0 1 0,1-1 0,-1 0 0,0 1 0,0-1 0,0 1 0,1-1 0,-1 0 0,0 1 0,0-1 0,0 1 0,0 0 0,10 22 0,-7-7 0,-1-1 0,0 0 0,-1 1 0,-1 28 0,0-34 0,-1 0 0,-1-1 0,1 1 0,-2-1 0,1 1 0,-1-1 0,-1 0 0,-7 15 0,8-19 0,5-9 0,12-11 0,3 6 0,1 2 0,0 0 0,1 2 0,34-8 0,8-1 0,-45 9-1365,-2 1-5461</inkml:trace>
+</inkml:ink>
+</file>
+
+<file path=word/ink/ink14.xml><?xml version="1.0" encoding="utf-8"?>
+<inkml:ink xmlns:inkml="http://www.w3.org/2003/InkML">
+  <inkml:definitions>
+    <inkml:context xml:id="ctx0">
+      <inkml:inkSource xml:id="inkSrc0">
+        <inkml:traceFormat>
+          <inkml:channel name="X" type="integer" min="-2.14748E9" max="2.14748E9" units="cm"/>
+          <inkml:channel name="Y" type="integer" min="-2.14748E9" max="2.14748E9" units="cm"/>
+          <inkml:channel name="F" type="integer" max="32767" units="dev"/>
+        </inkml:traceFormat>
+        <inkml:channelProperties>
+          <inkml:channelProperty channel="X" name="resolution" value="1000" units="1/cm"/>
+          <inkml:channelProperty channel="Y" name="resolution" value="1000" units="1/cm"/>
+          <inkml:channelProperty channel="F" name="resolution" value="0" units="1/dev"/>
+        </inkml:channelProperties>
+      </inkml:inkSource>
+      <inkml:timestamp xml:id="ts0" timeString="2026-07-11T17:35:03.869"/>
+    </inkml:context>
+    <inkml:brush xml:id="br0">
+      <inkml:brushProperty name="width" value="0.05" units="cm"/>
+      <inkml:brushProperty name="height" value="0.05" units="cm"/>
+      <inkml:brushProperty name="color" value="#06A68F"/>
+    </inkml:brush>
+  </inkml:definitions>
+  <inkml:trace contextRef="#ctx0" brushRef="#br0">5736 768 24575,'-12'11'0,"-1"0"0,-1-1 0,0 0 0,0-1 0,-1-1 0,0 0 0,-1-1 0,-18 6 0,-21 4 0,-59 9 0,97-22 0,-404 72 0,59-12 0,218-40 0,-1-6 0,-248-1 0,-2111-21 0,2303 4 0,71-2 0,0-5 0,-209-38 0,280 30 0,0-2 0,1-3 0,1-3 0,-92-50 0,130 63 0,1 0 0,1-1 0,0-1 0,0-1 0,1 0 0,1-2 0,0 1 0,1-2 0,1 0 0,0 0 0,1-1 0,1-1 0,1 0 0,0 0 0,-10-31 0,16 39 0,1 0 0,1 0 0,0 0 0,0 0 0,1-1 0,0 1 0,1 0 0,0-1 0,1 1 0,0 0 0,1 0 0,0 0 0,0-1 0,1 2 0,0-1 0,1 0 0,0 1 0,1-1 0,-1 1 0,2 0 0,-1 1 0,2 0 0,-1-1 0,1 2 0,0-1 0,0 1 0,1 0 0,0 1 0,0 0 0,1 0 0,0 0 0,16-6 0,60-23 0,2 5 0,1 3 0,163-28 0,-114 29 0,324-50 0,-223 43 0,-99 12 0,162-5 0,710 26 0,-449 2 0,-330-4 0,343 9 0,-478 2 0,101 23 0,94 34 0,-97-20 0,-139-30 0,0 3 0,94 45 0,-59-23 0,-22-13 0,84 39 0,-132-56 0,0 1 0,-1 1 0,-1 0 0,34 31 0,-51-42 1,1 0 0,-1 1 0,0-1-1,0 1 1,0 0 0,0-1 0,-1 1-1,1 0 1,-1 0 0,1 0 0,-1 0 0,0 0-1,0 1 1,0-1 0,-1 0 0,1 0-1,-1 1 1,0-1 0,0 0 0,0 0-1,0 1 1,-1-1 0,1 0 0,-1 1 0,-1 3-1,-3 6-10,-1-1-1,0-1 0,-1 1 0,0-1 1,-11 12-1,-18 33-1310,29-41-5505</inkml:trace>
+</inkml:ink>
+</file>
+
+<file path=word/ink/ink15.xml><?xml version="1.0" encoding="utf-8"?>
+<inkml:ink xmlns:inkml="http://www.w3.org/2003/InkML">
+  <inkml:definitions>
+    <inkml:context xml:id="ctx0">
+      <inkml:inkSource xml:id="inkSrc0">
+        <inkml:traceFormat>
+          <inkml:channel name="X" type="integer" min="-2.14748E9" max="2.14748E9" units="cm"/>
+          <inkml:channel name="Y" type="integer" min="-2.14748E9" max="2.14748E9" units="cm"/>
+          <inkml:channel name="F" type="integer" max="32767" units="dev"/>
+        </inkml:traceFormat>
+        <inkml:channelProperties>
+          <inkml:channelProperty channel="X" name="resolution" value="1000" units="1/cm"/>
+          <inkml:channelProperty channel="Y" name="resolution" value="1000" units="1/cm"/>
+          <inkml:channelProperty channel="F" name="resolution" value="0" units="1/dev"/>
+        </inkml:channelProperties>
+      </inkml:inkSource>
+      <inkml:timestamp xml:id="ts0" timeString="2026-07-11T17:35:00.288"/>
+    </inkml:context>
+    <inkml:brush xml:id="br0">
+      <inkml:brushProperty name="width" value="0.05" units="cm"/>
+      <inkml:brushProperty name="height" value="0.05" units="cm"/>
+      <inkml:brushProperty name="color" value="#06A68F"/>
+    </inkml:brush>
+  </inkml:definitions>
+  <inkml:trace contextRef="#ctx0" brushRef="#br0">3693 1367 24575,'-4'2'0,"-1"1"0,1-1 0,0 0 0,-1 0 0,1-1 0,-1 1 0,0-1 0,0 0 0,-7 0 0,-2 2 0,-358 71 0,276-56 0,-1-4 0,-179 3 0,-1451-19 0,1637-2 0,-1-5 0,-101-22 0,87 12 0,75 13 0,1-1 0,0-1 0,1-2 0,0 0 0,0-2 0,1-1 0,1-2 0,0 0 0,1-2 0,1-1 0,-37-33 0,30 19 0,1 0 0,-26-37 0,44 52 0,1 0 0,1 0 0,1-1 0,1 0 0,0 0 0,-9-37 0,9 25 0,2-1 0,1 0 0,1 0 0,2 0 0,1-1 0,1 1 0,2 0 0,2-1 0,0 1 0,2 1 0,19-58 0,-16 63 0,1 0 0,20-36 0,-25 53 0,0 1 0,1-1 0,0 1 0,0-1 0,0 2 0,1-1 0,0 1 0,1 0 0,-1 0 0,17-8 0,33-13 0,95-29 0,67-6 0,-217 61 0,658-124 0,-620 118 0,397-51 0,-286 48 0,158 9 0,-135 4 0,29-6 0,250 8 0,-370 4 0,0 3 0,123 36 0,-184-41 0,1 1 0,-2 1 0,1 1 0,20 13 0,81 57 0,-30-17 0,-72-50 0,-2 1 0,1 1 0,-2 0 0,0 2 0,-1 0 0,0 1 0,-2 1 0,0 0 0,-1 1 0,-1 0 0,-1 2 0,16 38 0,-25-49 0,0 0 0,-1 1 0,-1 0 0,0-1 0,0 20 0,-1-17 0,0 0 0,1 1 0,3 13 0,4 21 0,-2 0 0,-3 0 0,-4 83 0,-1-40 0,2-83 0,0 0 0,-1 0 0,0-1 0,0 1 0,-1 0 0,-1 0 0,1-1 0,-1 1 0,-1-1 0,1 0 0,-1 0 0,-7 10 0,4-10 0,0 1 0,-1-1 0,0 0 0,0 0 0,-1-1 0,0 0 0,0 0 0,-1-1 0,-12 6 0,-3 0-93,5-2-331,1 0 0,-22 17 0,23-14-6402</inkml:trace>
 </inkml:ink>
 </file>
 

--- a/Solidity.docx
+++ b/Solidity.docx
@@ -2714,7 +2714,15 @@
       </w:pPr>
     </w:p>
     <w:p>
-      <w:r>
+      <w:pPr>
+        <w:rPr>
+          <w:color w:val="EE0000"/>
+        </w:rPr>
+      </w:pPr>
+      <w:r>
+        <w:rPr>
+          <w:color w:val="EE0000"/>
+        </w:rPr>
         <w:t>Calldata and Memory</w:t>
       </w:r>
     </w:p>
@@ -2753,7 +2761,7 @@
       <w:r>
         <w:lastRenderedPageBreak/>
         <w:drawing>
-          <wp:inline distT="0" distB="0" distL="0" distR="0" wp14:anchorId="0FCD8D08" wp14:editId="3D59D8D4">
+          <wp:inline distT="0" distB="0" distL="0" distR="0" wp14:anchorId="0FCD8D08" wp14:editId="70BBA6DE">
             <wp:extent cx="5440293" cy="1798320"/>
             <wp:effectExtent l="190500" t="190500" r="198755" b="182880"/>
             <wp:docPr id="889128970" name="Picture 2"/>
@@ -4977,14 +4985,7 @@
           <w:b/>
           <w:bCs/>
         </w:rPr>
-        <w:t>address</w:t>
-      </w:r>
-      <w:r>
-        <w:rPr>
-          <w:b/>
-          <w:bCs/>
-        </w:rPr>
-        <w:t xml:space="preserve"> </w:t>
+        <w:t xml:space="preserve">address </w:t>
       </w:r>
       <w:r>
         <w:rPr>
@@ -5016,10 +5017,7 @@
         <w:t>ABI (Application Binary Interface)</w:t>
       </w:r>
       <w:r>
-        <w:t>: a standardized way for interacting with the binary version of a smart contract deployed on the blockchain. It specifies the functions, their parameters, and the structure of the data that can be used to interact with the contract. It's generated by the compiler.</w:t>
-      </w:r>
-      <w:r>
-        <w:t xml:space="preserve"> </w:t>
+        <w:t xml:space="preserve">: a standardized way for interacting with the binary version of a smart contract deployed on the blockchain. It specifies the functions, their parameters, and the structure of the data that can be used to interact with the contract. It's generated by the compiler. </w:t>
       </w:r>
       <w:r>
         <w:rPr>
@@ -5144,13 +5142,7 @@
         <w:rPr>
           <w:rStyle w:val="codesnippetChar"/>
         </w:rPr>
-        <w:t>T</w:t>
-      </w:r>
-      <w:r>
-        <w:rPr>
-          <w:rStyle w:val="codesnippetChar"/>
-        </w:rPr>
-        <w:t>ypeError: Overriding function is missing "override" specifier.</w:t>
+        <w:t>TypeError: Overriding function is missing "override" specifier.</w:t>
       </w:r>
       <w:r>
         <w:rPr>
@@ -6272,6 +6264,1949 @@
       </w:r>
       <w:r>
         <w:t>The operations after the require won’t happen and won’t spend gas.</w:t>
+      </w:r>
+    </w:p>
+    <w:p>
+      <w:r>
+        <w:t>A point about reverts in EVM:</w:t>
+      </w:r>
+    </w:p>
+    <w:p>
+      <w:pPr>
+        <w:rPr>
+          <w:color w:val="EE0000"/>
+          <w:u w:val="single"/>
+        </w:rPr>
+      </w:pPr>
+      <w:r>
+        <w:rPr>
+          <w:b/>
+          <w:bCs/>
+          <w:u w:val="single"/>
+        </w:rPr>
+        <w:t>Key point:</w:t>
+      </w:r>
+      <w:r>
+        <w:rPr>
+          <w:u w:val="single"/>
+        </w:rPr>
+        <w:t xml:space="preserve"> The EVM does </w:t>
+      </w:r>
+      <w:r>
+        <w:rPr>
+          <w:b/>
+          <w:bCs/>
+          <w:u w:val="single"/>
+        </w:rPr>
+        <w:t>not</w:t>
+      </w:r>
+      <w:r>
+        <w:rPr>
+          <w:u w:val="single"/>
+        </w:rPr>
+        <w:t xml:space="preserve"> first commit the changes and then undo them. It executes against a temporary state snapshot. If execution succeeds, </w:t>
+      </w:r>
+      <w:r>
+        <w:rPr>
+          <w:color w:val="EE0000"/>
+          <w:u w:val="single"/>
+        </w:rPr>
+        <w:t>the snapshot is committed</w:t>
+      </w:r>
+      <w:r>
+        <w:rPr>
+          <w:u w:val="single"/>
+        </w:rPr>
+        <w:t xml:space="preserve">. If it reverts, the snapshot is simply discarded—all within the processing of that </w:t>
+      </w:r>
+      <w:r>
+        <w:rPr>
+          <w:b/>
+          <w:bCs/>
+          <w:u w:val="single"/>
+        </w:rPr>
+        <w:t xml:space="preserve">single transaction </w:t>
+      </w:r>
+      <w:r>
+        <w:rPr>
+          <w:b/>
+          <w:bCs/>
+          <w:color w:val="EE0000"/>
+          <w:u w:val="single"/>
+        </w:rPr>
+        <w:t>in the same block</w:t>
+      </w:r>
+      <w:r>
+        <w:rPr>
+          <w:color w:val="EE0000"/>
+          <w:u w:val="single"/>
+        </w:rPr>
+        <w:t>.</w:t>
+      </w:r>
+    </w:p>
+    <w:p>
+      <w:pPr>
+        <w:pStyle w:val="Heading2"/>
+      </w:pPr>
+      <w:r>
+        <w:lastRenderedPageBreak/>
+        <w:t>Oracles</w:t>
+      </w:r>
+    </w:p>
+    <w:p>
+      <w:pPr>
+        <w:jc w:val="center"/>
+      </w:pPr>
+      <w:r>
+        <w:drawing>
+          <wp:inline distT="0" distB="0" distL="0" distR="0" wp14:anchorId="0410431C" wp14:editId="606B65D1">
+            <wp:extent cx="5386597" cy="2770414"/>
+            <wp:effectExtent l="190500" t="190500" r="195580" b="182880"/>
+            <wp:docPr id="1379130804" name="Picture 1"/>
+            <wp:cNvGraphicFramePr>
+              <a:graphicFrameLocks xmlns:a="http://schemas.openxmlformats.org/drawingml/2006/main" noChangeAspect="1"/>
+            </wp:cNvGraphicFramePr>
+            <a:graphic xmlns:a="http://schemas.openxmlformats.org/drawingml/2006/main">
+              <a:graphicData uri="http://schemas.openxmlformats.org/drawingml/2006/picture">
+                <pic:pic xmlns:pic="http://schemas.openxmlformats.org/drawingml/2006/picture">
+                  <pic:nvPicPr>
+                    <pic:cNvPr id="1379130804" name=""/>
+                    <pic:cNvPicPr/>
+                  </pic:nvPicPr>
+                  <pic:blipFill>
+                    <a:blip r:embed="rId44"/>
+                    <a:stretch>
+                      <a:fillRect/>
+                    </a:stretch>
+                  </pic:blipFill>
+                  <pic:spPr>
+                    <a:xfrm>
+                      <a:off x="0" y="0"/>
+                      <a:ext cx="5407188" cy="2781004"/>
+                    </a:xfrm>
+                    <a:prstGeom prst="rect">
+                      <a:avLst/>
+                    </a:prstGeom>
+                    <a:ln>
+                      <a:noFill/>
+                    </a:ln>
+                    <a:effectLst>
+                      <a:outerShdw blurRad="190500" algn="tl" rotWithShape="0">
+                        <a:srgbClr val="000000">
+                          <a:alpha val="70000"/>
+                        </a:srgbClr>
+                      </a:outerShdw>
+                    </a:effectLst>
+                  </pic:spPr>
+                </pic:pic>
+              </a:graphicData>
+            </a:graphic>
+          </wp:inline>
+        </w:drawing>
+      </w:r>
+    </w:p>
+    <w:p>
+      <w:pPr>
+        <w:jc w:val="center"/>
+      </w:pPr>
+      <w:r>
+        <mc:AlternateContent>
+          <mc:Choice Requires="wpi">
+            <w:drawing>
+              <wp:anchor distT="0" distB="0" distL="114300" distR="114300" simplePos="0" relativeHeight="251801600" behindDoc="0" locked="0" layoutInCell="1" allowOverlap="1" wp14:anchorId="1601AF9B" wp14:editId="3A311FA7">
+                <wp:simplePos x="0" y="0"/>
+                <wp:positionH relativeFrom="column">
+                  <wp:posOffset>5002530</wp:posOffset>
+                </wp:positionH>
+                <wp:positionV relativeFrom="paragraph">
+                  <wp:posOffset>129540</wp:posOffset>
+                </wp:positionV>
+                <wp:extent cx="1224050" cy="434340"/>
+                <wp:effectExtent l="38100" t="38100" r="14605" b="41910"/>
+                <wp:wrapNone/>
+                <wp:docPr id="1074085054" name="Ink 63"/>
+                <wp:cNvGraphicFramePr/>
+                <a:graphic xmlns:a="http://schemas.openxmlformats.org/drawingml/2006/main">
+                  <a:graphicData uri="http://schemas.microsoft.com/office/word/2010/wordprocessingInk">
+                    <w14:contentPart bwMode="auto" r:id="rId45">
+                      <w14:nvContentPartPr>
+                        <w14:cNvContentPartPr/>
+                      </w14:nvContentPartPr>
+                      <w14:xfrm>
+                        <a:off x="0" y="0"/>
+                        <a:ext cx="1224050" cy="434340"/>
+                      </w14:xfrm>
+                    </w14:contentPart>
+                  </a:graphicData>
+                </a:graphic>
+              </wp:anchor>
+            </w:drawing>
+          </mc:Choice>
+          <mc:Fallback>
+            <w:pict>
+              <v:shapetype w14:anchorId="2859106D" id="_x0000_t75" coordsize="21600,21600" o:spt="75" o:preferrelative="t" path="m@4@5l@4@11@9@11@9@5xe" filled="f" stroked="f">
+                <v:stroke joinstyle="miter"/>
+                <v:formulas>
+                  <v:f eqn="if lineDrawn pixelLineWidth 0"/>
+                  <v:f eqn="sum @0 1 0"/>
+                  <v:f eqn="sum 0 0 @1"/>
+                  <v:f eqn="prod @2 1 2"/>
+                  <v:f eqn="prod @3 21600 pixelWidth"/>
+                  <v:f eqn="prod @3 21600 pixelHeight"/>
+                  <v:f eqn="sum @0 0 1"/>
+                  <v:f eqn="prod @6 1 2"/>
+                  <v:f eqn="prod @7 21600 pixelWidth"/>
+                  <v:f eqn="sum @8 21600 0"/>
+                  <v:f eqn="prod @7 21600 pixelHeight"/>
+                  <v:f eqn="sum @10 21600 0"/>
+                </v:formulas>
+                <v:path o:extrusionok="f" gradientshapeok="t" o:connecttype="rect"/>
+                <o:lock v:ext="edit" aspectratio="t"/>
+              </v:shapetype>
+              <v:shape id="Ink 63" o:spid="_x0000_s1026" type="#_x0000_t75" style="position:absolute;margin-left:393.55pt;margin-top:9.85pt;width:97.1pt;height:34.9pt;z-index:251801600;visibility:visible;mso-wrap-style:square;mso-wrap-distance-left:9pt;mso-wrap-distance-top:0;mso-wrap-distance-right:9pt;mso-wrap-distance-bottom:0;mso-position-horizontal:absolute;mso-position-horizontal-relative:text;mso-position-vertical:absolute;mso-position-vertical-relative:text" o:gfxdata="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">
+                <v:imagedata r:id="rId46" o:title=""/>
+              </v:shape>
+            </w:pict>
+          </mc:Fallback>
+        </mc:AlternateContent>
+      </w:r>
+      <w:r>
+        <mc:AlternateContent>
+          <mc:Choice Requires="wpi">
+            <w:drawing>
+              <wp:anchor distT="0" distB="0" distL="114300" distR="114300" simplePos="0" relativeHeight="251757568" behindDoc="0" locked="0" layoutInCell="1" allowOverlap="1" wp14:anchorId="649F8021" wp14:editId="681CDC6F">
+                <wp:simplePos x="0" y="0"/>
+                <wp:positionH relativeFrom="column">
+                  <wp:posOffset>5152503</wp:posOffset>
+                </wp:positionH>
+                <wp:positionV relativeFrom="paragraph">
+                  <wp:posOffset>589503</wp:posOffset>
+                </wp:positionV>
+                <wp:extent cx="85320" cy="137880"/>
+                <wp:effectExtent l="38100" t="38100" r="48260" b="33655"/>
+                <wp:wrapNone/>
+                <wp:docPr id="882581108" name="Ink 14"/>
+                <wp:cNvGraphicFramePr/>
+                <a:graphic xmlns:a="http://schemas.openxmlformats.org/drawingml/2006/main">
+                  <a:graphicData uri="http://schemas.microsoft.com/office/word/2010/wordprocessingInk">
+                    <w14:contentPart bwMode="auto" r:id="rId47">
+                      <w14:nvContentPartPr>
+                        <w14:cNvContentPartPr/>
+                      </w14:nvContentPartPr>
+                      <w14:xfrm>
+                        <a:off x="0" y="0"/>
+                        <a:ext cx="85320" cy="137880"/>
+                      </w14:xfrm>
+                    </w14:contentPart>
+                  </a:graphicData>
+                </a:graphic>
+              </wp:anchor>
+            </w:drawing>
+          </mc:Choice>
+          <mc:Fallback>
+            <w:pict>
+              <v:shape w14:anchorId="02F99F45" id="Ink 14" o:spid="_x0000_s1026" type="#_x0000_t75" style="position:absolute;margin-left:405.35pt;margin-top:46.05pt;width:7.4pt;height:11.55pt;z-index:251757568;visibility:visible;mso-wrap-style:square;mso-wrap-distance-left:9pt;mso-wrap-distance-top:0;mso-wrap-distance-right:9pt;mso-wrap-distance-bottom:0;mso-position-horizontal:absolute;mso-position-horizontal-relative:text;mso-position-vertical:absolute;mso-position-vertical-relative:text" o:gfxdata="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">
+                <v:imagedata r:id="rId48" o:title=""/>
+              </v:shape>
+            </w:pict>
+          </mc:Fallback>
+        </mc:AlternateContent>
+      </w:r>
+      <w:r>
+        <mc:AlternateContent>
+          <mc:Choice Requires="wpi">
+            <w:drawing>
+              <wp:anchor distT="0" distB="0" distL="114300" distR="114300" simplePos="0" relativeHeight="251756544" behindDoc="0" locked="0" layoutInCell="1" allowOverlap="1" wp14:anchorId="713848ED" wp14:editId="15A72100">
+                <wp:simplePos x="0" y="0"/>
+                <wp:positionH relativeFrom="column">
+                  <wp:posOffset>4678023</wp:posOffset>
+                </wp:positionH>
+                <wp:positionV relativeFrom="paragraph">
+                  <wp:posOffset>733503</wp:posOffset>
+                </wp:positionV>
+                <wp:extent cx="817200" cy="375120"/>
+                <wp:effectExtent l="38100" t="38100" r="40640" b="44450"/>
+                <wp:wrapNone/>
+                <wp:docPr id="1123816066" name="Ink 13"/>
+                <wp:cNvGraphicFramePr/>
+                <a:graphic xmlns:a="http://schemas.openxmlformats.org/drawingml/2006/main">
+                  <a:graphicData uri="http://schemas.microsoft.com/office/word/2010/wordprocessingInk">
+                    <w14:contentPart bwMode="auto" r:id="rId49">
+                      <w14:nvContentPartPr>
+                        <w14:cNvContentPartPr/>
+                      </w14:nvContentPartPr>
+                      <w14:xfrm>
+                        <a:off x="0" y="0"/>
+                        <a:ext cx="817200" cy="375120"/>
+                      </w14:xfrm>
+                    </w14:contentPart>
+                  </a:graphicData>
+                </a:graphic>
+              </wp:anchor>
+            </w:drawing>
+          </mc:Choice>
+          <mc:Fallback>
+            <w:pict>
+              <v:shape w14:anchorId="2545C08F" id="Ink 13" o:spid="_x0000_s1026" type="#_x0000_t75" style="position:absolute;margin-left:368pt;margin-top:57.4pt;width:65.1pt;height:30.25pt;z-index:251756544;visibility:visible;mso-wrap-style:square;mso-wrap-distance-left:9pt;mso-wrap-distance-top:0;mso-wrap-distance-right:9pt;mso-wrap-distance-bottom:0;mso-position-horizontal:absolute;mso-position-horizontal-relative:text;mso-position-vertical:absolute;mso-position-vertical-relative:text" o:gfxdata="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">
+                <v:imagedata r:id="rId50" o:title=""/>
+              </v:shape>
+            </w:pict>
+          </mc:Fallback>
+        </mc:AlternateContent>
+      </w:r>
+      <w:r>
+        <mc:AlternateContent>
+          <mc:Choice Requires="wpi">
+            <w:drawing>
+              <wp:anchor distT="0" distB="0" distL="114300" distR="114300" simplePos="0" relativeHeight="251755520" behindDoc="0" locked="0" layoutInCell="1" allowOverlap="1" wp14:anchorId="75839EF9" wp14:editId="21526C55">
+                <wp:simplePos x="0" y="0"/>
+                <wp:positionH relativeFrom="column">
+                  <wp:posOffset>1478343</wp:posOffset>
+                </wp:positionH>
+                <wp:positionV relativeFrom="paragraph">
+                  <wp:posOffset>1556823</wp:posOffset>
+                </wp:positionV>
+                <wp:extent cx="84240" cy="73800"/>
+                <wp:effectExtent l="38100" t="38100" r="49530" b="40640"/>
+                <wp:wrapNone/>
+                <wp:docPr id="367419043" name="Ink 12"/>
+                <wp:cNvGraphicFramePr/>
+                <a:graphic xmlns:a="http://schemas.openxmlformats.org/drawingml/2006/main">
+                  <a:graphicData uri="http://schemas.microsoft.com/office/word/2010/wordprocessingInk">
+                    <w14:contentPart bwMode="auto" r:id="rId51">
+                      <w14:nvContentPartPr>
+                        <w14:cNvContentPartPr/>
+                      </w14:nvContentPartPr>
+                      <w14:xfrm>
+                        <a:off x="0" y="0"/>
+                        <a:ext cx="84240" cy="73800"/>
+                      </w14:xfrm>
+                    </w14:contentPart>
+                  </a:graphicData>
+                </a:graphic>
+              </wp:anchor>
+            </w:drawing>
+          </mc:Choice>
+          <mc:Fallback>
+            <w:pict>
+              <v:shape w14:anchorId="23957186" id="Ink 12" o:spid="_x0000_s1026" type="#_x0000_t75" style="position:absolute;margin-left:116.05pt;margin-top:122.25pt;width:7.35pt;height:6.5pt;z-index:251755520;visibility:visible;mso-wrap-style:square;mso-wrap-distance-left:9pt;mso-wrap-distance-top:0;mso-wrap-distance-right:9pt;mso-wrap-distance-bottom:0;mso-position-horizontal:absolute;mso-position-horizontal-relative:text;mso-position-vertical:absolute;mso-position-vertical-relative:text" o:gfxdata="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">
+                <v:imagedata r:id="rId52" o:title=""/>
+              </v:shape>
+            </w:pict>
+          </mc:Fallback>
+        </mc:AlternateContent>
+      </w:r>
+      <w:r>
+        <mc:AlternateContent>
+          <mc:Choice Requires="wpi">
+            <w:drawing>
+              <wp:anchor distT="0" distB="0" distL="114300" distR="114300" simplePos="0" relativeHeight="251754496" behindDoc="0" locked="0" layoutInCell="1" allowOverlap="1" wp14:anchorId="235ABB37" wp14:editId="786FE4FF">
+                <wp:simplePos x="0" y="0"/>
+                <wp:positionH relativeFrom="column">
+                  <wp:posOffset>2550783</wp:posOffset>
+                </wp:positionH>
+                <wp:positionV relativeFrom="paragraph">
+                  <wp:posOffset>1367103</wp:posOffset>
+                </wp:positionV>
+                <wp:extent cx="96480" cy="125640"/>
+                <wp:effectExtent l="38100" t="38100" r="37465" b="46355"/>
+                <wp:wrapNone/>
+                <wp:docPr id="197789920" name="Ink 11"/>
+                <wp:cNvGraphicFramePr/>
+                <a:graphic xmlns:a="http://schemas.openxmlformats.org/drawingml/2006/main">
+                  <a:graphicData uri="http://schemas.microsoft.com/office/word/2010/wordprocessingInk">
+                    <w14:contentPart bwMode="auto" r:id="rId53">
+                      <w14:nvContentPartPr>
+                        <w14:cNvContentPartPr/>
+                      </w14:nvContentPartPr>
+                      <w14:xfrm>
+                        <a:off x="0" y="0"/>
+                        <a:ext cx="96480" cy="125640"/>
+                      </w14:xfrm>
+                    </w14:contentPart>
+                  </a:graphicData>
+                </a:graphic>
+              </wp:anchor>
+            </w:drawing>
+          </mc:Choice>
+          <mc:Fallback>
+            <w:pict>
+              <v:shape w14:anchorId="3DE3AACC" id="Ink 11" o:spid="_x0000_s1026" type="#_x0000_t75" style="position:absolute;margin-left:200.5pt;margin-top:107.3pt;width:8.35pt;height:10.6pt;z-index:251754496;visibility:visible;mso-wrap-style:square;mso-wrap-distance-left:9pt;mso-wrap-distance-top:0;mso-wrap-distance-right:9pt;mso-wrap-distance-bottom:0;mso-position-horizontal:absolute;mso-position-horizontal-relative:text;mso-position-vertical:absolute;mso-position-vertical-relative:text" o:gfxdata="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">
+                <v:imagedata r:id="rId54" o:title=""/>
+              </v:shape>
+            </w:pict>
+          </mc:Fallback>
+        </mc:AlternateContent>
+      </w:r>
+      <w:r>
+        <mc:AlternateContent>
+          <mc:Choice Requires="wpi">
+            <w:drawing>
+              <wp:anchor distT="0" distB="0" distL="114300" distR="114300" simplePos="0" relativeHeight="251753472" behindDoc="0" locked="0" layoutInCell="1" allowOverlap="1" wp14:anchorId="683447FC" wp14:editId="325AB43F">
+                <wp:simplePos x="0" y="0"/>
+                <wp:positionH relativeFrom="column">
+                  <wp:posOffset>2050023</wp:posOffset>
+                </wp:positionH>
+                <wp:positionV relativeFrom="paragraph">
+                  <wp:posOffset>616863</wp:posOffset>
+                </wp:positionV>
+                <wp:extent cx="95400" cy="96120"/>
+                <wp:effectExtent l="38100" t="38100" r="38100" b="37465"/>
+                <wp:wrapNone/>
+                <wp:docPr id="1989692683" name="Ink 10"/>
+                <wp:cNvGraphicFramePr/>
+                <a:graphic xmlns:a="http://schemas.openxmlformats.org/drawingml/2006/main">
+                  <a:graphicData uri="http://schemas.microsoft.com/office/word/2010/wordprocessingInk">
+                    <w14:contentPart bwMode="auto" r:id="rId55">
+                      <w14:nvContentPartPr>
+                        <w14:cNvContentPartPr/>
+                      </w14:nvContentPartPr>
+                      <w14:xfrm>
+                        <a:off x="0" y="0"/>
+                        <a:ext cx="95400" cy="96120"/>
+                      </w14:xfrm>
+                    </w14:contentPart>
+                  </a:graphicData>
+                </a:graphic>
+              </wp:anchor>
+            </w:drawing>
+          </mc:Choice>
+          <mc:Fallback>
+            <w:pict>
+              <v:shape w14:anchorId="19BFAA62" id="Ink 10" o:spid="_x0000_s1026" type="#_x0000_t75" style="position:absolute;margin-left:161.05pt;margin-top:48.2pt;width:8.2pt;height:8.25pt;z-index:251753472;visibility:visible;mso-wrap-style:square;mso-wrap-distance-left:9pt;mso-wrap-distance-top:0;mso-wrap-distance-right:9pt;mso-wrap-distance-bottom:0;mso-position-horizontal:absolute;mso-position-horizontal-relative:text;mso-position-vertical:absolute;mso-position-vertical-relative:text" o:gfxdata="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">
+                <v:imagedata r:id="rId56" o:title=""/>
+              </v:shape>
+            </w:pict>
+          </mc:Fallback>
+        </mc:AlternateContent>
+      </w:r>
+      <w:r>
+        <mc:AlternateContent>
+          <mc:Choice Requires="wpi">
+            <w:drawing>
+              <wp:anchor distT="0" distB="0" distL="114300" distR="114300" simplePos="0" relativeHeight="251752448" behindDoc="0" locked="0" layoutInCell="1" allowOverlap="1" wp14:anchorId="7A4BF244" wp14:editId="45107BCA">
+                <wp:simplePos x="0" y="0"/>
+                <wp:positionH relativeFrom="column">
+                  <wp:posOffset>4157980</wp:posOffset>
+                </wp:positionH>
+                <wp:positionV relativeFrom="paragraph">
+                  <wp:posOffset>2007870</wp:posOffset>
+                </wp:positionV>
+                <wp:extent cx="65160" cy="65405"/>
+                <wp:effectExtent l="38100" t="38100" r="49530" b="48895"/>
+                <wp:wrapNone/>
+                <wp:docPr id="1559657652" name="Ink 9"/>
+                <wp:cNvGraphicFramePr/>
+                <a:graphic xmlns:a="http://schemas.openxmlformats.org/drawingml/2006/main">
+                  <a:graphicData uri="http://schemas.microsoft.com/office/word/2010/wordprocessingInk">
+                    <w14:contentPart bwMode="auto" r:id="rId57">
+                      <w14:nvContentPartPr>
+                        <w14:cNvContentPartPr/>
+                      </w14:nvContentPartPr>
+                      <w14:xfrm>
+                        <a:off x="0" y="0"/>
+                        <a:ext cx="65160" cy="65405"/>
+                      </w14:xfrm>
+                    </w14:contentPart>
+                  </a:graphicData>
+                </a:graphic>
+              </wp:anchor>
+            </w:drawing>
+          </mc:Choice>
+          <mc:Fallback>
+            <w:pict>
+              <v:shape w14:anchorId="08BBCD49" id="Ink 9" o:spid="_x0000_s1026" type="#_x0000_t75" style="position:absolute;margin-left:327.05pt;margin-top:157.75pt;width:5.85pt;height:5.85pt;z-index:251752448;visibility:visible;mso-wrap-style:square;mso-wrap-distance-left:9pt;mso-wrap-distance-top:0;mso-wrap-distance-right:9pt;mso-wrap-distance-bottom:0;mso-position-horizontal:absolute;mso-position-horizontal-relative:text;mso-position-vertical:absolute;mso-position-vertical-relative:text" o:gfxdata="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">
+                <v:imagedata r:id="rId58" o:title=""/>
+              </v:shape>
+            </w:pict>
+          </mc:Fallback>
+        </mc:AlternateContent>
+      </w:r>
+      <w:r>
+        <mc:AlternateContent>
+          <mc:Choice Requires="wpi">
+            <w:drawing>
+              <wp:anchor distT="0" distB="0" distL="114300" distR="114300" simplePos="0" relativeHeight="251749376" behindDoc="0" locked="0" layoutInCell="1" allowOverlap="1" wp14:anchorId="5452B953" wp14:editId="7BCCF3FC">
+                <wp:simplePos x="0" y="0"/>
+                <wp:positionH relativeFrom="column">
+                  <wp:posOffset>3896463</wp:posOffset>
+                </wp:positionH>
+                <wp:positionV relativeFrom="paragraph">
+                  <wp:posOffset>2126343</wp:posOffset>
+                </wp:positionV>
+                <wp:extent cx="365400" cy="166320"/>
+                <wp:effectExtent l="38100" t="38100" r="0" b="43815"/>
+                <wp:wrapNone/>
+                <wp:docPr id="1795395398" name="Ink 6"/>
+                <wp:cNvGraphicFramePr/>
+                <a:graphic xmlns:a="http://schemas.openxmlformats.org/drawingml/2006/main">
+                  <a:graphicData uri="http://schemas.microsoft.com/office/word/2010/wordprocessingInk">
+                    <w14:contentPart bwMode="auto" r:id="rId59">
+                      <w14:nvContentPartPr>
+                        <w14:cNvContentPartPr/>
+                      </w14:nvContentPartPr>
+                      <w14:xfrm>
+                        <a:off x="0" y="0"/>
+                        <a:ext cx="365400" cy="166320"/>
+                      </w14:xfrm>
+                    </w14:contentPart>
+                  </a:graphicData>
+                </a:graphic>
+              </wp:anchor>
+            </w:drawing>
+          </mc:Choice>
+          <mc:Fallback>
+            <w:pict>
+              <v:shape w14:anchorId="3255B135" id="Ink 6" o:spid="_x0000_s1026" type="#_x0000_t75" style="position:absolute;margin-left:306.45pt;margin-top:167.1pt;width:29.45pt;height:13.85pt;z-index:251749376;visibility:visible;mso-wrap-style:square;mso-wrap-distance-left:9pt;mso-wrap-distance-top:0;mso-wrap-distance-right:9pt;mso-wrap-distance-bottom:0;mso-position-horizontal:absolute;mso-position-horizontal-relative:text;mso-position-vertical:absolute;mso-position-vertical-relative:text" o:gfxdata="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">
+                <v:imagedata r:id="rId60" o:title=""/>
+              </v:shape>
+            </w:pict>
+          </mc:Fallback>
+        </mc:AlternateContent>
+      </w:r>
+      <w:r>
+        <mc:AlternateContent>
+          <mc:Choice Requires="wpi">
+            <w:drawing>
+              <wp:anchor distT="0" distB="0" distL="114300" distR="114300" simplePos="0" relativeHeight="251747328" behindDoc="0" locked="0" layoutInCell="1" allowOverlap="1" wp14:anchorId="1AF83DCE" wp14:editId="31104B0A">
+                <wp:simplePos x="0" y="0"/>
+                <wp:positionH relativeFrom="column">
+                  <wp:posOffset>4905543</wp:posOffset>
+                </wp:positionH>
+                <wp:positionV relativeFrom="paragraph">
+                  <wp:posOffset>1196463</wp:posOffset>
+                </wp:positionV>
+                <wp:extent cx="36000" cy="45000"/>
+                <wp:effectExtent l="38100" t="38100" r="40640" b="31750"/>
+                <wp:wrapNone/>
+                <wp:docPr id="606953637" name="Ink 4"/>
+                <wp:cNvGraphicFramePr/>
+                <a:graphic xmlns:a="http://schemas.openxmlformats.org/drawingml/2006/main">
+                  <a:graphicData uri="http://schemas.microsoft.com/office/word/2010/wordprocessingInk">
+                    <w14:contentPart bwMode="auto" r:id="rId61">
+                      <w14:nvContentPartPr>
+                        <w14:cNvContentPartPr/>
+                      </w14:nvContentPartPr>
+                      <w14:xfrm>
+                        <a:off x="0" y="0"/>
+                        <a:ext cx="36000" cy="45000"/>
+                      </w14:xfrm>
+                    </w14:contentPart>
+                  </a:graphicData>
+                </a:graphic>
+              </wp:anchor>
+            </w:drawing>
+          </mc:Choice>
+          <mc:Fallback>
+            <w:pict>
+              <v:shape w14:anchorId="325B2EAD" id="Ink 4" o:spid="_x0000_s1026" type="#_x0000_t75" style="position:absolute;margin-left:385.9pt;margin-top:93.85pt;width:3.55pt;height:4.25pt;z-index:251747328;visibility:visible;mso-wrap-style:square;mso-wrap-distance-left:9pt;mso-wrap-distance-top:0;mso-wrap-distance-right:9pt;mso-wrap-distance-bottom:0;mso-position-horizontal:absolute;mso-position-horizontal-relative:text;mso-position-vertical:absolute;mso-position-vertical-relative:text" o:gfxdata="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">
+                <v:imagedata r:id="rId62" o:title=""/>
+              </v:shape>
+            </w:pict>
+          </mc:Fallback>
+        </mc:AlternateContent>
+      </w:r>
+      <w:r>
+        <mc:AlternateContent>
+          <mc:Choice Requires="wpi">
+            <w:drawing>
+              <wp:anchor distT="0" distB="0" distL="114300" distR="114300" simplePos="0" relativeHeight="251746304" behindDoc="0" locked="0" layoutInCell="1" allowOverlap="1" wp14:anchorId="71C11A77" wp14:editId="3F372D4E">
+                <wp:simplePos x="0" y="0"/>
+                <wp:positionH relativeFrom="column">
+                  <wp:posOffset>4910583</wp:posOffset>
+                </wp:positionH>
+                <wp:positionV relativeFrom="paragraph">
+                  <wp:posOffset>1195023</wp:posOffset>
+                </wp:positionV>
+                <wp:extent cx="20880" cy="34200"/>
+                <wp:effectExtent l="38100" t="38100" r="36830" b="42545"/>
+                <wp:wrapNone/>
+                <wp:docPr id="2132666266" name="Ink 3"/>
+                <wp:cNvGraphicFramePr/>
+                <a:graphic xmlns:a="http://schemas.openxmlformats.org/drawingml/2006/main">
+                  <a:graphicData uri="http://schemas.microsoft.com/office/word/2010/wordprocessingInk">
+                    <w14:contentPart bwMode="auto" r:id="rId63">
+                      <w14:nvContentPartPr>
+                        <w14:cNvContentPartPr/>
+                      </w14:nvContentPartPr>
+                      <w14:xfrm>
+                        <a:off x="0" y="0"/>
+                        <a:ext cx="20880" cy="34200"/>
+                      </w14:xfrm>
+                    </w14:contentPart>
+                  </a:graphicData>
+                </a:graphic>
+              </wp:anchor>
+            </w:drawing>
+          </mc:Choice>
+          <mc:Fallback>
+            <w:pict>
+              <v:shape w14:anchorId="1F557077" id="Ink 3" o:spid="_x0000_s1026" type="#_x0000_t75" style="position:absolute;margin-left:386.3pt;margin-top:93.75pt;width:2.35pt;height:3.4pt;z-index:251746304;visibility:visible;mso-wrap-style:square;mso-wrap-distance-left:9pt;mso-wrap-distance-top:0;mso-wrap-distance-right:9pt;mso-wrap-distance-bottom:0;mso-position-horizontal:absolute;mso-position-horizontal-relative:text;mso-position-vertical:absolute;mso-position-vertical-relative:text" o:gfxdata="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">
+                <v:imagedata r:id="rId64" o:title=""/>
+              </v:shape>
+            </w:pict>
+          </mc:Fallback>
+        </mc:AlternateContent>
+      </w:r>
+      <w:r>
+        <mc:AlternateContent>
+          <mc:Choice Requires="wpi">
+            <w:drawing>
+              <wp:anchor distT="0" distB="0" distL="114300" distR="114300" simplePos="0" relativeHeight="251745280" behindDoc="0" locked="0" layoutInCell="1" allowOverlap="1" wp14:anchorId="1FB07CB7" wp14:editId="078DA7FB">
+                <wp:simplePos x="0" y="0"/>
+                <wp:positionH relativeFrom="column">
+                  <wp:posOffset>4441143</wp:posOffset>
+                </wp:positionH>
+                <wp:positionV relativeFrom="paragraph">
+                  <wp:posOffset>1143183</wp:posOffset>
+                </wp:positionV>
+                <wp:extent cx="396000" cy="190800"/>
+                <wp:effectExtent l="38100" t="38100" r="23495" b="38100"/>
+                <wp:wrapNone/>
+                <wp:docPr id="2065768470" name="Ink 2"/>
+                <wp:cNvGraphicFramePr/>
+                <a:graphic xmlns:a="http://schemas.openxmlformats.org/drawingml/2006/main">
+                  <a:graphicData uri="http://schemas.microsoft.com/office/word/2010/wordprocessingInk">
+                    <w14:contentPart bwMode="auto" r:id="rId65">
+                      <w14:nvContentPartPr>
+                        <w14:cNvContentPartPr/>
+                      </w14:nvContentPartPr>
+                      <w14:xfrm>
+                        <a:off x="0" y="0"/>
+                        <a:ext cx="396000" cy="190800"/>
+                      </w14:xfrm>
+                    </w14:contentPart>
+                  </a:graphicData>
+                </a:graphic>
+              </wp:anchor>
+            </w:drawing>
+          </mc:Choice>
+          <mc:Fallback>
+            <w:pict>
+              <v:shape w14:anchorId="5E726D2B" id="Ink 2" o:spid="_x0000_s1026" type="#_x0000_t75" style="position:absolute;margin-left:349.35pt;margin-top:89.65pt;width:31.9pt;height:15.7pt;z-index:251745280;visibility:visible;mso-wrap-style:square;mso-wrap-distance-left:9pt;mso-wrap-distance-top:0;mso-wrap-distance-right:9pt;mso-wrap-distance-bottom:0;mso-position-horizontal:absolute;mso-position-horizontal-relative:text;mso-position-vertical:absolute;mso-position-vertical-relative:text" o:gfxdata="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">
+                <v:imagedata r:id="rId66" o:title=""/>
+              </v:shape>
+            </w:pict>
+          </mc:Fallback>
+        </mc:AlternateContent>
+      </w:r>
+      <w:r>
+        <w:drawing>
+          <wp:inline distT="0" distB="0" distL="0" distR="0" wp14:anchorId="1316CF7F" wp14:editId="09220395">
+            <wp:extent cx="5362646" cy="2808514"/>
+            <wp:effectExtent l="190500" t="190500" r="180975" b="182880"/>
+            <wp:docPr id="206810717" name="Picture 1"/>
+            <wp:cNvGraphicFramePr>
+              <a:graphicFrameLocks xmlns:a="http://schemas.openxmlformats.org/drawingml/2006/main" noChangeAspect="1"/>
+            </wp:cNvGraphicFramePr>
+            <a:graphic xmlns:a="http://schemas.openxmlformats.org/drawingml/2006/main">
+              <a:graphicData uri="http://schemas.openxmlformats.org/drawingml/2006/picture">
+                <pic:pic xmlns:pic="http://schemas.openxmlformats.org/drawingml/2006/picture">
+                  <pic:nvPicPr>
+                    <pic:cNvPr id="206810717" name=""/>
+                    <pic:cNvPicPr/>
+                  </pic:nvPicPr>
+                  <pic:blipFill>
+                    <a:blip r:embed="rId67"/>
+                    <a:stretch>
+                      <a:fillRect/>
+                    </a:stretch>
+                  </pic:blipFill>
+                  <pic:spPr>
+                    <a:xfrm>
+                      <a:off x="0" y="0"/>
+                      <a:ext cx="5379573" cy="2817379"/>
+                    </a:xfrm>
+                    <a:prstGeom prst="rect">
+                      <a:avLst/>
+                    </a:prstGeom>
+                    <a:ln>
+                      <a:noFill/>
+                    </a:ln>
+                    <a:effectLst>
+                      <a:outerShdw blurRad="190500" algn="tl" rotWithShape="0">
+                        <a:srgbClr val="000000">
+                          <a:alpha val="70000"/>
+                        </a:srgbClr>
+                      </a:outerShdw>
+                    </a:effectLst>
+                  </pic:spPr>
+                </pic:pic>
+              </a:graphicData>
+            </a:graphic>
+          </wp:inline>
+        </w:drawing>
+      </w:r>
+    </w:p>
+    <w:p>
+      <w:r>
+        <w:t>Block chain oracle provides a way to connect the blockchain to the real world.</w:t>
+      </w:r>
+    </w:p>
+    <w:p>
+      <w:r>
+        <w:t>However:</w:t>
+      </w:r>
+    </w:p>
+    <w:p>
+      <w:pPr>
+        <w:jc w:val="center"/>
+      </w:pPr>
+      <w:r>
+        <w:lastRenderedPageBreak/>
+        <w:drawing>
+          <wp:inline distT="0" distB="0" distL="0" distR="0" wp14:anchorId="7A80475D" wp14:editId="02CD1470">
+            <wp:extent cx="5665694" cy="2891561"/>
+            <wp:effectExtent l="190500" t="190500" r="182880" b="194945"/>
+            <wp:docPr id="1739583766" name="Picture 1"/>
+            <wp:cNvGraphicFramePr>
+              <a:graphicFrameLocks xmlns:a="http://schemas.openxmlformats.org/drawingml/2006/main" noChangeAspect="1"/>
+            </wp:cNvGraphicFramePr>
+            <a:graphic xmlns:a="http://schemas.openxmlformats.org/drawingml/2006/main">
+              <a:graphicData uri="http://schemas.openxmlformats.org/drawingml/2006/picture">
+                <pic:pic xmlns:pic="http://schemas.openxmlformats.org/drawingml/2006/picture">
+                  <pic:nvPicPr>
+                    <pic:cNvPr id="1739583766" name=""/>
+                    <pic:cNvPicPr/>
+                  </pic:nvPicPr>
+                  <pic:blipFill>
+                    <a:blip r:embed="rId68"/>
+                    <a:stretch>
+                      <a:fillRect/>
+                    </a:stretch>
+                  </pic:blipFill>
+                  <pic:spPr>
+                    <a:xfrm>
+                      <a:off x="0" y="0"/>
+                      <a:ext cx="5674561" cy="2896087"/>
+                    </a:xfrm>
+                    <a:prstGeom prst="rect">
+                      <a:avLst/>
+                    </a:prstGeom>
+                    <a:ln>
+                      <a:noFill/>
+                    </a:ln>
+                    <a:effectLst>
+                      <a:outerShdw blurRad="190500" algn="tl" rotWithShape="0">
+                        <a:srgbClr val="000000">
+                          <a:alpha val="70000"/>
+                        </a:srgbClr>
+                      </a:outerShdw>
+                    </a:effectLst>
+                  </pic:spPr>
+                </pic:pic>
+              </a:graphicData>
+            </a:graphic>
+          </wp:inline>
+        </w:drawing>
+      </w:r>
+    </w:p>
+    <w:p>
+      <w:r>
+        <w:t>This is against the whole point of the Web3!</w:t>
+      </w:r>
+    </w:p>
+    <w:p>
+      <w:pPr>
+        <w:jc w:val="center"/>
+        <w:rPr>
+          <w:b/>
+          <w:bCs/>
+        </w:rPr>
+      </w:pPr>
+      <w:r>
+        <w:drawing>
+          <wp:inline distT="0" distB="0" distL="0" distR="0" wp14:anchorId="4B65FDA0" wp14:editId="046A3EDF">
+            <wp:extent cx="5943600" cy="2922905"/>
+            <wp:effectExtent l="190500" t="190500" r="190500" b="182245"/>
+            <wp:docPr id="93895634" name="Picture 1"/>
+            <wp:cNvGraphicFramePr>
+              <a:graphicFrameLocks xmlns:a="http://schemas.openxmlformats.org/drawingml/2006/main" noChangeAspect="1"/>
+            </wp:cNvGraphicFramePr>
+            <a:graphic xmlns:a="http://schemas.openxmlformats.org/drawingml/2006/main">
+              <a:graphicData uri="http://schemas.openxmlformats.org/drawingml/2006/picture">
+                <pic:pic xmlns:pic="http://schemas.openxmlformats.org/drawingml/2006/picture">
+                  <pic:nvPicPr>
+                    <pic:cNvPr id="93895634" name=""/>
+                    <pic:cNvPicPr/>
+                  </pic:nvPicPr>
+                  <pic:blipFill>
+                    <a:blip r:embed="rId69"/>
+                    <a:stretch>
+                      <a:fillRect/>
+                    </a:stretch>
+                  </pic:blipFill>
+                  <pic:spPr>
+                    <a:xfrm>
+                      <a:off x="0" y="0"/>
+                      <a:ext cx="5943600" cy="2922905"/>
+                    </a:xfrm>
+                    <a:prstGeom prst="rect">
+                      <a:avLst/>
+                    </a:prstGeom>
+                    <a:ln>
+                      <a:noFill/>
+                    </a:ln>
+                    <a:effectLst>
+                      <a:outerShdw blurRad="190500" algn="tl" rotWithShape="0">
+                        <a:srgbClr val="000000">
+                          <a:alpha val="70000"/>
+                        </a:srgbClr>
+                      </a:outerShdw>
+                    </a:effectLst>
+                  </pic:spPr>
+                </pic:pic>
+              </a:graphicData>
+            </a:graphic>
+          </wp:inline>
+        </w:drawing>
+      </w:r>
+    </w:p>
+    <w:p>
+      <w:r>
+        <w:t>So how does it work?</w:t>
+      </w:r>
+    </w:p>
+    <w:p>
+      <w:pPr>
+        <w:jc w:val="center"/>
+      </w:pPr>
+      <w:r>
+        <w:lastRenderedPageBreak/>
+        <w:drawing>
+          <wp:inline distT="0" distB="0" distL="0" distR="0" wp14:anchorId="3DB44275" wp14:editId="76787B50">
+            <wp:extent cx="5943600" cy="2605405"/>
+            <wp:effectExtent l="190500" t="190500" r="190500" b="194945"/>
+            <wp:docPr id="164008850" name="Picture 1"/>
+            <wp:cNvGraphicFramePr>
+              <a:graphicFrameLocks xmlns:a="http://schemas.openxmlformats.org/drawingml/2006/main" noChangeAspect="1"/>
+            </wp:cNvGraphicFramePr>
+            <a:graphic xmlns:a="http://schemas.openxmlformats.org/drawingml/2006/main">
+              <a:graphicData uri="http://schemas.openxmlformats.org/drawingml/2006/picture">
+                <pic:pic xmlns:pic="http://schemas.openxmlformats.org/drawingml/2006/picture">
+                  <pic:nvPicPr>
+                    <pic:cNvPr id="164008850" name=""/>
+                    <pic:cNvPicPr/>
+                  </pic:nvPicPr>
+                  <pic:blipFill>
+                    <a:blip r:embed="rId70"/>
+                    <a:stretch>
+                      <a:fillRect/>
+                    </a:stretch>
+                  </pic:blipFill>
+                  <pic:spPr>
+                    <a:xfrm>
+                      <a:off x="0" y="0"/>
+                      <a:ext cx="5943600" cy="2605405"/>
+                    </a:xfrm>
+                    <a:prstGeom prst="rect">
+                      <a:avLst/>
+                    </a:prstGeom>
+                    <a:ln>
+                      <a:noFill/>
+                    </a:ln>
+                    <a:effectLst>
+                      <a:outerShdw blurRad="190500" algn="tl" rotWithShape="0">
+                        <a:srgbClr val="000000">
+                          <a:alpha val="70000"/>
+                        </a:srgbClr>
+                      </a:outerShdw>
+                    </a:effectLst>
+                  </pic:spPr>
+                </pic:pic>
+              </a:graphicData>
+            </a:graphic>
+          </wp:inline>
+        </w:drawing>
+      </w:r>
+    </w:p>
+    <w:p>
+      <w:pPr>
+        <w:jc w:val="center"/>
+        <w:rPr>
+          <w:color w:val="EE0000"/>
+        </w:rPr>
+      </w:pPr>
+      <w:r>
+        <w:rPr>
+          <w:color w:val="EE0000"/>
+        </w:rPr>
+        <w:t xml:space="preserve">It has deployed a reference contract and updates it in the blockchain </w:t>
+      </w:r>
+      <w:r>
+        <w:rPr>
+          <w:color w:val="EE0000"/>
+        </w:rPr>
+        <w:t>w</w:t>
+      </w:r>
+      <w:r>
+        <w:rPr>
+          <w:color w:val="EE0000"/>
+        </w:rPr>
+        <w:t>ith a transaction</w:t>
+      </w:r>
+      <w:r>
+        <w:rPr>
+          <w:color w:val="EE0000"/>
+        </w:rPr>
+        <w:t xml:space="preserve"> say for example once every 1 hour</w:t>
+      </w:r>
+      <w:r>
+        <w:rPr>
+          <w:color w:val="EE0000"/>
+        </w:rPr>
+        <w:t xml:space="preserve">, and all the other contracts </w:t>
+      </w:r>
+      <w:r>
+        <w:rPr>
+          <w:color w:val="EE0000"/>
+        </w:rPr>
+        <w:t>call and fetch data from the deployed contracts</w:t>
+      </w:r>
+      <w:r>
+        <w:rPr>
+          <w:color w:val="EE0000"/>
+        </w:rPr>
+        <w:t>! EZ PZ</w:t>
+      </w:r>
+    </w:p>
+    <w:p>
+      <w:pPr>
+        <w:jc w:val="center"/>
+        <w:rPr>
+          <w:color w:val="EE0000"/>
+        </w:rPr>
+      </w:pPr>
+    </w:p>
+    <w:p>
+      <w:pPr>
+        <w:jc w:val="center"/>
+        <w:rPr>
+          <w:color w:val="EE0000"/>
+        </w:rPr>
+      </w:pPr>
+      <w:r>
+        <w:rPr>
+          <w:color w:val="EE0000"/>
+        </w:rPr>
+        <w:drawing>
+          <wp:inline distT="0" distB="0" distL="0" distR="0" wp14:anchorId="63D44834" wp14:editId="6B47A3CD">
+            <wp:extent cx="5943600" cy="3317875"/>
+            <wp:effectExtent l="190500" t="190500" r="190500" b="187325"/>
+            <wp:docPr id="504434000" name="Picture 1"/>
+            <wp:cNvGraphicFramePr>
+              <a:graphicFrameLocks xmlns:a="http://schemas.openxmlformats.org/drawingml/2006/main" noChangeAspect="1"/>
+            </wp:cNvGraphicFramePr>
+            <a:graphic xmlns:a="http://schemas.openxmlformats.org/drawingml/2006/main">
+              <a:graphicData uri="http://schemas.openxmlformats.org/drawingml/2006/picture">
+                <pic:pic xmlns:pic="http://schemas.openxmlformats.org/drawingml/2006/picture">
+                  <pic:nvPicPr>
+                    <pic:cNvPr id="504434000" name=""/>
+                    <pic:cNvPicPr/>
+                  </pic:nvPicPr>
+                  <pic:blipFill>
+                    <a:blip r:embed="rId71"/>
+                    <a:stretch>
+                      <a:fillRect/>
+                    </a:stretch>
+                  </pic:blipFill>
+                  <pic:spPr>
+                    <a:xfrm>
+                      <a:off x="0" y="0"/>
+                      <a:ext cx="5943600" cy="3317875"/>
+                    </a:xfrm>
+                    <a:prstGeom prst="rect">
+                      <a:avLst/>
+                    </a:prstGeom>
+                    <a:ln>
+                      <a:noFill/>
+                    </a:ln>
+                    <a:effectLst>
+                      <a:outerShdw blurRad="190500" algn="tl" rotWithShape="0">
+                        <a:srgbClr val="000000">
+                          <a:alpha val="70000"/>
+                        </a:srgbClr>
+                      </a:outerShdw>
+                    </a:effectLst>
+                  </pic:spPr>
+                </pic:pic>
+              </a:graphicData>
+            </a:graphic>
+          </wp:inline>
+        </w:drawing>
+      </w:r>
+    </w:p>
+    <w:p>
+      <w:pPr>
+        <w:jc w:val="center"/>
+        <w:rPr>
+          <w:color w:val="EE0000"/>
+        </w:rPr>
+      </w:pPr>
+    </w:p>
+    <w:p>
+      <w:pPr>
+        <w:rPr>
+          <w:color w:val="EE0000"/>
+        </w:rPr>
+      </w:pPr>
+      <w:r>
+        <w:rPr>
+          <w:color w:val="EE0000"/>
+        </w:rPr>
+        <w:lastRenderedPageBreak/>
+        <w:t>Use docs.chain.link to see the addresses of each deployed reference contract. (use chatgpt to fetch the link and do the job), I deployed one for sepolia using this code:</w:t>
+      </w:r>
+    </w:p>
+    <w:p>
+      <w:pPr>
+        <w:pStyle w:val="codesnippet"/>
+        <w:framePr w:wrap="notBeside"/>
+        <w:rPr>
+          <w:color w:val="A2A3BD"/>
+        </w:rPr>
+      </w:pPr>
+      <w:r>
+        <w:t>// SPDX-License-Identifier: MIT</w:t>
+      </w:r>
+    </w:p>
+    <w:p>
+      <w:pPr>
+        <w:pStyle w:val="codesnippet"/>
+        <w:framePr w:wrap="notBeside"/>
+        <w:rPr>
+          <w:color w:val="A2A3BD"/>
+        </w:rPr>
+      </w:pPr>
+      <w:r>
+        <w:rPr>
+          <w:color w:val="569CD6"/>
+        </w:rPr>
+        <w:t>pragma</w:t>
+      </w:r>
+      <w:r>
+        <w:rPr>
+          <w:color w:val="A2A3BD"/>
+        </w:rPr>
+        <w:t xml:space="preserve"> </w:t>
+      </w:r>
+      <w:r>
+        <w:rPr>
+          <w:color w:val="569CD6"/>
+        </w:rPr>
+        <w:t>solidity</w:t>
+      </w:r>
+      <w:r>
+        <w:rPr>
+          <w:color w:val="A2A3BD"/>
+        </w:rPr>
+        <w:t xml:space="preserve"> </w:t>
+      </w:r>
+      <w:r>
+        <w:rPr>
+          <w:color w:val="DCDCDC"/>
+        </w:rPr>
+        <w:t>^</w:t>
+      </w:r>
+      <w:r>
+        <w:rPr>
+          <w:color w:val="B5CEA8"/>
+        </w:rPr>
+        <w:t>0.8.7</w:t>
+      </w:r>
+      <w:r>
+        <w:rPr>
+          <w:color w:val="DCDCDC"/>
+        </w:rPr>
+        <w:t>;</w:t>
+      </w:r>
+    </w:p>
+    <w:p>
+      <w:pPr>
+        <w:pStyle w:val="codesnippet"/>
+        <w:framePr w:wrap="notBeside"/>
+        <w:rPr>
+          <w:color w:val="A2A3BD"/>
+        </w:rPr>
+      </w:pPr>
+    </w:p>
+    <w:p>
+      <w:pPr>
+        <w:pStyle w:val="codesnippet"/>
+        <w:framePr w:wrap="notBeside"/>
+        <w:rPr>
+          <w:color w:val="A2A3BD"/>
+        </w:rPr>
+      </w:pPr>
+      <w:r>
+        <w:rPr>
+          <w:color w:val="569CD6"/>
+        </w:rPr>
+        <w:t>import</w:t>
+      </w:r>
+      <w:r>
+        <w:rPr>
+          <w:color w:val="A2A3BD"/>
+        </w:rPr>
+        <w:t xml:space="preserve"> </w:t>
+      </w:r>
+      <w:r>
+        <w:rPr>
+          <w:color w:val="DCDCDC"/>
+        </w:rPr>
+        <w:t>{</w:t>
+      </w:r>
+      <w:r>
+        <w:rPr>
+          <w:color w:val="A2A3BD"/>
+        </w:rPr>
+        <w:t>AggregatorV3Interface</w:t>
+      </w:r>
+      <w:r>
+        <w:rPr>
+          <w:color w:val="DCDCDC"/>
+        </w:rPr>
+        <w:t>}</w:t>
+      </w:r>
+      <w:r>
+        <w:rPr>
+          <w:color w:val="A2A3BD"/>
+        </w:rPr>
+        <w:t xml:space="preserve"> from </w:t>
+      </w:r>
+      <w:r>
+        <w:rPr>
+          <w:color w:val="CE9178"/>
+        </w:rPr>
+        <w:t>"@chainlink/contracts@1.5.0/src/v0.8/shared/interfaces/AggregatorV3Interface.sol"</w:t>
+      </w:r>
+      <w:r>
+        <w:rPr>
+          <w:color w:val="DCDCDC"/>
+        </w:rPr>
+        <w:t>;</w:t>
+      </w:r>
+    </w:p>
+    <w:p>
+      <w:pPr>
+        <w:pStyle w:val="codesnippet"/>
+        <w:framePr w:wrap="notBeside"/>
+        <w:rPr>
+          <w:color w:val="A2A3BD"/>
+        </w:rPr>
+      </w:pPr>
+    </w:p>
+    <w:p>
+      <w:pPr>
+        <w:pStyle w:val="codesnippet"/>
+        <w:framePr w:wrap="notBeside"/>
+        <w:rPr>
+          <w:color w:val="A2A3BD"/>
+        </w:rPr>
+      </w:pPr>
+      <w:r>
+        <w:rPr>
+          <w:color w:val="569CD6"/>
+        </w:rPr>
+        <w:t>contract</w:t>
+      </w:r>
+      <w:r>
+        <w:rPr>
+          <w:color w:val="A2A3BD"/>
+        </w:rPr>
+        <w:t xml:space="preserve"> DataConsumerV3 </w:t>
+      </w:r>
+      <w:r>
+        <w:rPr>
+          <w:color w:val="DCDCDC"/>
+        </w:rPr>
+        <w:t>{</w:t>
+      </w:r>
+    </w:p>
+    <w:p>
+      <w:pPr>
+        <w:pStyle w:val="codesnippet"/>
+        <w:framePr w:wrap="notBeside"/>
+        <w:rPr>
+          <w:color w:val="A2A3BD"/>
+        </w:rPr>
+      </w:pPr>
+      <w:r>
+        <w:rPr>
+          <w:color w:val="A2A3BD"/>
+        </w:rPr>
+        <w:t xml:space="preserve">  AggregatorV3Interface </w:t>
+      </w:r>
+      <w:r>
+        <w:rPr>
+          <w:color w:val="00BC8C"/>
+        </w:rPr>
+        <w:t>internal</w:t>
+      </w:r>
+      <w:r>
+        <w:rPr>
+          <w:color w:val="A2A3BD"/>
+        </w:rPr>
+        <w:t xml:space="preserve"> </w:t>
+      </w:r>
+      <w:proofErr w:type="spellStart"/>
+      <w:r>
+        <w:rPr>
+          <w:color w:val="A2A3BD"/>
+        </w:rPr>
+        <w:t>dataFeed</w:t>
+      </w:r>
+      <w:proofErr w:type="spellEnd"/>
+      <w:r>
+        <w:rPr>
+          <w:color w:val="DCDCDC"/>
+        </w:rPr>
+        <w:t>;</w:t>
+      </w:r>
+    </w:p>
+    <w:p>
+      <w:pPr>
+        <w:pStyle w:val="codesnippet"/>
+        <w:framePr w:wrap="notBeside"/>
+        <w:rPr>
+          <w:color w:val="A2A3BD"/>
+        </w:rPr>
+      </w:pPr>
+    </w:p>
+    <w:p>
+      <w:pPr>
+        <w:pStyle w:val="codesnippet"/>
+        <w:framePr w:wrap="notBeside"/>
+        <w:rPr>
+          <w:color w:val="A2A3BD"/>
+        </w:rPr>
+      </w:pPr>
+      <w:r>
+        <w:rPr>
+          <w:color w:val="A2A3BD"/>
+        </w:rPr>
+        <w:t xml:space="preserve">  </w:t>
+      </w:r>
+      <w:r>
+        <w:rPr>
+          <w:color w:val="E83E8C"/>
+        </w:rPr>
+        <w:t>constructor</w:t>
+      </w:r>
+      <w:r>
+        <w:rPr>
+          <w:color w:val="DCDCDC"/>
+        </w:rPr>
+        <w:t>()</w:t>
+      </w:r>
+      <w:r>
+        <w:rPr>
+          <w:color w:val="A2A3BD"/>
+        </w:rPr>
+        <w:t xml:space="preserve"> </w:t>
+      </w:r>
+      <w:r>
+        <w:rPr>
+          <w:color w:val="DCDCDC"/>
+        </w:rPr>
+        <w:t>{</w:t>
+      </w:r>
+    </w:p>
+    <w:p>
+      <w:pPr>
+        <w:pStyle w:val="codesnippet"/>
+        <w:framePr w:wrap="notBeside"/>
+        <w:rPr>
+          <w:color w:val="A2A3BD"/>
+        </w:rPr>
+      </w:pPr>
+      <w:r>
+        <w:rPr>
+          <w:color w:val="A2A3BD"/>
+        </w:rPr>
+        <w:t xml:space="preserve">    </w:t>
+      </w:r>
+      <w:proofErr w:type="spellStart"/>
+      <w:r>
+        <w:rPr>
+          <w:color w:val="A2A3BD"/>
+        </w:rPr>
+        <w:t>dataFeed</w:t>
+      </w:r>
+      <w:proofErr w:type="spellEnd"/>
+      <w:r>
+        <w:rPr>
+          <w:color w:val="A2A3BD"/>
+        </w:rPr>
+        <w:t xml:space="preserve"> </w:t>
+      </w:r>
+      <w:r>
+        <w:rPr>
+          <w:color w:val="DCDCDC"/>
+        </w:rPr>
+        <w:t>=</w:t>
+      </w:r>
+      <w:r>
+        <w:rPr>
+          <w:color w:val="A2A3BD"/>
+        </w:rPr>
+        <w:t xml:space="preserve"> AggregatorV3Interface</w:t>
+      </w:r>
+      <w:r>
+        <w:rPr>
+          <w:color w:val="DCDCDC"/>
+        </w:rPr>
+        <w:t>(</w:t>
+      </w:r>
+      <w:r>
+        <w:rPr>
+          <w:color w:val="5BB498"/>
+        </w:rPr>
+        <w:t>0x1b44F3514812d835EB1BDB0acB33d3fA3351Ee43</w:t>
+      </w:r>
+      <w:r>
+        <w:rPr>
+          <w:color w:val="DCDCDC"/>
+        </w:rPr>
+        <w:t>);</w:t>
+      </w:r>
+    </w:p>
+    <w:p>
+      <w:pPr>
+        <w:pStyle w:val="codesnippet"/>
+        <w:framePr w:wrap="notBeside"/>
+        <w:rPr>
+          <w:color w:val="A2A3BD"/>
+        </w:rPr>
+      </w:pPr>
+      <w:r>
+        <w:rPr>
+          <w:color w:val="A2A3BD"/>
+        </w:rPr>
+        <w:t xml:space="preserve">  </w:t>
+      </w:r>
+      <w:r>
+        <w:rPr>
+          <w:color w:val="DCDCDC"/>
+        </w:rPr>
+        <w:t>}</w:t>
+      </w:r>
+    </w:p>
+    <w:p>
+      <w:pPr>
+        <w:pStyle w:val="codesnippet"/>
+        <w:framePr w:wrap="notBeside"/>
+        <w:rPr>
+          <w:color w:val="A2A3BD"/>
+        </w:rPr>
+      </w:pPr>
+    </w:p>
+    <w:p>
+      <w:pPr>
+        <w:pStyle w:val="codesnippet"/>
+        <w:framePr w:wrap="notBeside"/>
+        <w:rPr>
+          <w:color w:val="A2A3BD"/>
+        </w:rPr>
+      </w:pPr>
+      <w:r>
+        <w:rPr>
+          <w:color w:val="A2A3BD"/>
+        </w:rPr>
+        <w:t xml:space="preserve">  </w:t>
+      </w:r>
+      <w:r>
+        <w:rPr>
+          <w:color w:val="569CD6"/>
+        </w:rPr>
+        <w:t>function</w:t>
+      </w:r>
+      <w:r>
+        <w:rPr>
+          <w:color w:val="A2A3BD"/>
+        </w:rPr>
+        <w:t xml:space="preserve"> </w:t>
+      </w:r>
+      <w:proofErr w:type="spellStart"/>
+      <w:r>
+        <w:rPr>
+          <w:color w:val="A2A3BD"/>
+        </w:rPr>
+        <w:t>getChainlinkDataFeedLatestAnswer</w:t>
+      </w:r>
+      <w:proofErr w:type="spellEnd"/>
+      <w:r>
+        <w:rPr>
+          <w:color w:val="DCDCDC"/>
+        </w:rPr>
+        <w:t>()</w:t>
+      </w:r>
+      <w:r>
+        <w:rPr>
+          <w:color w:val="A2A3BD"/>
+        </w:rPr>
+        <w:t xml:space="preserve"> </w:t>
+      </w:r>
+      <w:r>
+        <w:rPr>
+          <w:color w:val="00BC8C"/>
+        </w:rPr>
+        <w:t>public</w:t>
+      </w:r>
+      <w:r>
+        <w:rPr>
+          <w:color w:val="A2A3BD"/>
+        </w:rPr>
+        <w:t xml:space="preserve"> </w:t>
+      </w:r>
+      <w:r>
+        <w:rPr>
+          <w:color w:val="00BC8C"/>
+        </w:rPr>
+        <w:t>view</w:t>
+      </w:r>
+      <w:r>
+        <w:rPr>
+          <w:color w:val="A2A3BD"/>
+        </w:rPr>
+        <w:t xml:space="preserve"> </w:t>
+      </w:r>
+      <w:r>
+        <w:rPr>
+          <w:color w:val="00BC8C"/>
+        </w:rPr>
+        <w:t>returns</w:t>
+      </w:r>
+      <w:r>
+        <w:rPr>
+          <w:color w:val="A2A3BD"/>
+        </w:rPr>
+        <w:t xml:space="preserve"> </w:t>
+      </w:r>
+      <w:r>
+        <w:rPr>
+          <w:color w:val="DCDCDC"/>
+        </w:rPr>
+        <w:t>(</w:t>
+      </w:r>
+      <w:r>
+        <w:rPr>
+          <w:color w:val="569CD6"/>
+        </w:rPr>
+        <w:t>int256</w:t>
+      </w:r>
+      <w:r>
+        <w:rPr>
+          <w:color w:val="DCDCDC"/>
+        </w:rPr>
+        <w:t>)</w:t>
+      </w:r>
+      <w:r>
+        <w:rPr>
+          <w:color w:val="A2A3BD"/>
+        </w:rPr>
+        <w:t xml:space="preserve"> </w:t>
+      </w:r>
+      <w:r>
+        <w:rPr>
+          <w:color w:val="DCDCDC"/>
+        </w:rPr>
+        <w:t>{</w:t>
+      </w:r>
+    </w:p>
+    <w:p>
+      <w:pPr>
+        <w:pStyle w:val="codesnippet"/>
+        <w:framePr w:wrap="notBeside"/>
+        <w:rPr>
+          <w:color w:val="A2A3BD"/>
+        </w:rPr>
+      </w:pPr>
+      <w:r>
+        <w:rPr>
+          <w:color w:val="A2A3BD"/>
+        </w:rPr>
+        <w:t xml:space="preserve">    </w:t>
+      </w:r>
+      <w:r>
+        <w:t>// prettier-ignore</w:t>
+      </w:r>
+    </w:p>
+    <w:p>
+      <w:pPr>
+        <w:pStyle w:val="codesnippet"/>
+        <w:framePr w:wrap="notBeside"/>
+        <w:rPr>
+          <w:color w:val="A2A3BD"/>
+        </w:rPr>
+      </w:pPr>
+      <w:r>
+        <w:rPr>
+          <w:color w:val="A2A3BD"/>
+        </w:rPr>
+        <w:t xml:space="preserve">    </w:t>
+      </w:r>
+      <w:r>
+        <w:rPr>
+          <w:color w:val="DCDCDC"/>
+        </w:rPr>
+        <w:t>(</w:t>
+      </w:r>
+    </w:p>
+    <w:p>
+      <w:pPr>
+        <w:pStyle w:val="codesnippet"/>
+        <w:framePr w:wrap="notBeside"/>
+        <w:rPr>
+          <w:color w:val="A2A3BD"/>
+        </w:rPr>
+      </w:pPr>
+      <w:r>
+        <w:rPr>
+          <w:color w:val="A2A3BD"/>
+        </w:rPr>
+        <w:t xml:space="preserve">      </w:t>
+      </w:r>
+      <w:r>
+        <w:t xml:space="preserve">/* uint80 </w:t>
+      </w:r>
+      <w:proofErr w:type="spellStart"/>
+      <w:r>
+        <w:t>roundId</w:t>
+      </w:r>
+      <w:proofErr w:type="spellEnd"/>
+      <w:r>
+        <w:t xml:space="preserve"> */</w:t>
+      </w:r>
+    </w:p>
+    <w:p>
+      <w:pPr>
+        <w:pStyle w:val="codesnippet"/>
+        <w:framePr w:wrap="notBeside"/>
+        <w:rPr>
+          <w:color w:val="A2A3BD"/>
+        </w:rPr>
+      </w:pPr>
+      <w:r>
+        <w:rPr>
+          <w:color w:val="A2A3BD"/>
+        </w:rPr>
+        <w:t xml:space="preserve">      </w:t>
+      </w:r>
+      <w:r>
+        <w:rPr>
+          <w:color w:val="DCDCDC"/>
+        </w:rPr>
+        <w:t>,</w:t>
+      </w:r>
+    </w:p>
+    <w:p>
+      <w:pPr>
+        <w:pStyle w:val="codesnippet"/>
+        <w:framePr w:wrap="notBeside"/>
+        <w:rPr>
+          <w:color w:val="A2A3BD"/>
+        </w:rPr>
+      </w:pPr>
+      <w:r>
+        <w:rPr>
+          <w:color w:val="A2A3BD"/>
+        </w:rPr>
+        <w:t xml:space="preserve">      </w:t>
+      </w:r>
+      <w:r>
+        <w:rPr>
+          <w:color w:val="569CD6"/>
+        </w:rPr>
+        <w:t>int256</w:t>
+      </w:r>
+      <w:r>
+        <w:rPr>
+          <w:color w:val="A2A3BD"/>
+        </w:rPr>
+        <w:t xml:space="preserve"> answer</w:t>
+      </w:r>
+      <w:r>
+        <w:rPr>
+          <w:color w:val="DCDCDC"/>
+        </w:rPr>
+        <w:t>,</w:t>
+      </w:r>
+    </w:p>
+    <w:p>
+      <w:pPr>
+        <w:pStyle w:val="codesnippet"/>
+        <w:framePr w:wrap="notBeside"/>
+        <w:rPr>
+          <w:color w:val="A2A3BD"/>
+        </w:rPr>
+      </w:pPr>
+      <w:r>
+        <w:rPr>
+          <w:color w:val="A2A3BD"/>
+        </w:rPr>
+        <w:t xml:space="preserve">      </w:t>
+      </w:r>
+      <w:r>
+        <w:t xml:space="preserve">/*uint256 </w:t>
+      </w:r>
+      <w:proofErr w:type="spellStart"/>
+      <w:r>
+        <w:t>startedAt</w:t>
+      </w:r>
+      <w:proofErr w:type="spellEnd"/>
+      <w:r>
+        <w:t>*/</w:t>
+      </w:r>
+    </w:p>
+    <w:p>
+      <w:pPr>
+        <w:pStyle w:val="codesnippet"/>
+        <w:framePr w:wrap="notBeside"/>
+        <w:rPr>
+          <w:color w:val="A2A3BD"/>
+        </w:rPr>
+      </w:pPr>
+      <w:r>
+        <w:rPr>
+          <w:color w:val="A2A3BD"/>
+        </w:rPr>
+        <w:t xml:space="preserve">      </w:t>
+      </w:r>
+      <w:r>
+        <w:rPr>
+          <w:color w:val="DCDCDC"/>
+        </w:rPr>
+        <w:t>,</w:t>
+      </w:r>
+    </w:p>
+    <w:p>
+      <w:pPr>
+        <w:pStyle w:val="codesnippet"/>
+        <w:framePr w:wrap="notBeside"/>
+        <w:rPr>
+          <w:color w:val="A2A3BD"/>
+        </w:rPr>
+      </w:pPr>
+      <w:r>
+        <w:rPr>
+          <w:color w:val="A2A3BD"/>
+        </w:rPr>
+        <w:t xml:space="preserve">      </w:t>
+      </w:r>
+      <w:r>
+        <w:t xml:space="preserve">/*uint256 </w:t>
+      </w:r>
+      <w:proofErr w:type="spellStart"/>
+      <w:r>
+        <w:t>updatedAt</w:t>
+      </w:r>
+      <w:proofErr w:type="spellEnd"/>
+      <w:r>
+        <w:t>*/</w:t>
+      </w:r>
+    </w:p>
+    <w:p>
+      <w:pPr>
+        <w:pStyle w:val="codesnippet"/>
+        <w:framePr w:wrap="notBeside"/>
+        <w:rPr>
+          <w:color w:val="A2A3BD"/>
+        </w:rPr>
+      </w:pPr>
+      <w:r>
+        <w:rPr>
+          <w:color w:val="A2A3BD"/>
+        </w:rPr>
+        <w:t xml:space="preserve">      </w:t>
+      </w:r>
+      <w:r>
+        <w:rPr>
+          <w:color w:val="DCDCDC"/>
+        </w:rPr>
+        <w:t>,</w:t>
+      </w:r>
+    </w:p>
+    <w:p>
+      <w:pPr>
+        <w:pStyle w:val="codesnippet"/>
+        <w:framePr w:wrap="notBeside"/>
+        <w:rPr>
+          <w:color w:val="A2A3BD"/>
+        </w:rPr>
+      </w:pPr>
+      <w:r>
+        <w:rPr>
+          <w:color w:val="A2A3BD"/>
+        </w:rPr>
+        <w:t xml:space="preserve">      </w:t>
+      </w:r>
+      <w:r>
+        <w:t xml:space="preserve">/*uint80 </w:t>
+      </w:r>
+      <w:proofErr w:type="spellStart"/>
+      <w:r>
+        <w:t>answeredInRound</w:t>
+      </w:r>
+      <w:proofErr w:type="spellEnd"/>
+      <w:r>
+        <w:t>*/</w:t>
+      </w:r>
+    </w:p>
+    <w:p>
+      <w:pPr>
+        <w:pStyle w:val="codesnippet"/>
+        <w:framePr w:wrap="notBeside"/>
+        <w:rPr>
+          <w:color w:val="A2A3BD"/>
+        </w:rPr>
+      </w:pPr>
+      <w:r>
+        <w:rPr>
+          <w:color w:val="A2A3BD"/>
+        </w:rPr>
+        <w:t xml:space="preserve">    </w:t>
+      </w:r>
+      <w:r>
+        <w:rPr>
+          <w:color w:val="DCDCDC"/>
+        </w:rPr>
+        <w:t>)</w:t>
+      </w:r>
+      <w:r>
+        <w:rPr>
+          <w:color w:val="A2A3BD"/>
+        </w:rPr>
+        <w:t xml:space="preserve"> </w:t>
+      </w:r>
+      <w:r>
+        <w:rPr>
+          <w:color w:val="DCDCDC"/>
+        </w:rPr>
+        <w:t>=</w:t>
+      </w:r>
+      <w:r>
+        <w:rPr>
+          <w:color w:val="A2A3BD"/>
+        </w:rPr>
+        <w:t xml:space="preserve"> </w:t>
+      </w:r>
+      <w:proofErr w:type="spellStart"/>
+      <w:r>
+        <w:rPr>
+          <w:color w:val="A2A3BD"/>
+        </w:rPr>
+        <w:t>dataFeed</w:t>
+      </w:r>
+      <w:r>
+        <w:rPr>
+          <w:color w:val="DCDCDC"/>
+        </w:rPr>
+        <w:t>.</w:t>
+      </w:r>
+      <w:r>
+        <w:rPr>
+          <w:color w:val="A2A3BD"/>
+        </w:rPr>
+        <w:t>latestRoundData</w:t>
+      </w:r>
+      <w:proofErr w:type="spellEnd"/>
+      <w:r>
+        <w:rPr>
+          <w:color w:val="DCDCDC"/>
+        </w:rPr>
+        <w:t>();</w:t>
+      </w:r>
+    </w:p>
+    <w:p>
+      <w:pPr>
+        <w:pStyle w:val="codesnippet"/>
+        <w:framePr w:wrap="notBeside"/>
+        <w:rPr>
+          <w:color w:val="A2A3BD"/>
+        </w:rPr>
+      </w:pPr>
+      <w:r>
+        <w:rPr>
+          <w:color w:val="A2A3BD"/>
+        </w:rPr>
+        <w:t xml:space="preserve">    </w:t>
+      </w:r>
+      <w:r>
+        <w:rPr>
+          <w:color w:val="00BC8C"/>
+        </w:rPr>
+        <w:t>return</w:t>
+      </w:r>
+      <w:r>
+        <w:rPr>
+          <w:color w:val="A2A3BD"/>
+        </w:rPr>
+        <w:t xml:space="preserve"> answer</w:t>
+      </w:r>
+      <w:r>
+        <w:rPr>
+          <w:color w:val="DCDCDC"/>
+        </w:rPr>
+        <w:t>;</w:t>
+      </w:r>
+    </w:p>
+    <w:p>
+      <w:pPr>
+        <w:pStyle w:val="codesnippet"/>
+        <w:framePr w:wrap="notBeside"/>
+        <w:rPr>
+          <w:color w:val="A2A3BD"/>
+        </w:rPr>
+      </w:pPr>
+      <w:r>
+        <w:rPr>
+          <w:color w:val="A2A3BD"/>
+        </w:rPr>
+        <w:t xml:space="preserve">  </w:t>
+      </w:r>
+      <w:r>
+        <w:rPr>
+          <w:color w:val="DCDCDC"/>
+        </w:rPr>
+        <w:t>}</w:t>
+      </w:r>
+    </w:p>
+    <w:p>
+      <w:pPr>
+        <w:pStyle w:val="codesnippet"/>
+        <w:framePr w:wrap="notBeside"/>
+        <w:rPr>
+          <w:color w:val="A2A3BD"/>
+        </w:rPr>
+      </w:pPr>
+      <w:r>
+        <w:rPr>
+          <w:color w:val="DCDCDC"/>
+        </w:rPr>
+        <w:t>}</w:t>
+      </w:r>
+    </w:p>
+    <w:p>
+      <w:pPr>
+        <w:rPr>
+          <w:color w:val="EE0000"/>
+        </w:rPr>
+      </w:pPr>
+    </w:p>
+    <w:p>
+      <w:r>
+        <w:t>Here are the addresses for each network you are deplo</w:t>
+      </w:r>
+      <w:r>
+        <w:t>y</w:t>
+      </w:r>
+      <w:r>
+        <w:t>ing on and all the converters:</w:t>
+      </w:r>
+    </w:p>
+    <w:p>
+      <w:hyperlink r:id="rId72" w:history="1">
+        <w:r>
+          <w:rPr>
+            <w:rStyle w:val="Hyperlink"/>
+          </w:rPr>
+          <w:t>https://docs.chain.link/data-feeds/price-feeds/addresses?networkType=testnet</w:t>
+        </w:r>
+      </w:hyperlink>
+    </w:p>
+    <w:p>
+      <w:pPr>
+        <w:jc w:val="center"/>
+      </w:pPr>
+      <w:r>
+        <mc:AlternateContent>
+          <mc:Choice Requires="wpi">
+            <w:drawing>
+              <wp:anchor distT="0" distB="0" distL="114300" distR="114300" simplePos="0" relativeHeight="251802624" behindDoc="0" locked="0" layoutInCell="1" allowOverlap="1" wp14:anchorId="0344959D" wp14:editId="67265831">
+                <wp:simplePos x="0" y="0"/>
+                <wp:positionH relativeFrom="column">
+                  <wp:posOffset>3316507</wp:posOffset>
+                </wp:positionH>
+                <wp:positionV relativeFrom="paragraph">
+                  <wp:posOffset>1118220</wp:posOffset>
+                </wp:positionV>
+                <wp:extent cx="2134800" cy="1770840"/>
+                <wp:effectExtent l="38100" t="38100" r="37465" b="39370"/>
+                <wp:wrapNone/>
+                <wp:docPr id="2018157180" name="Ink 66"/>
+                <wp:cNvGraphicFramePr/>
+                <a:graphic xmlns:a="http://schemas.openxmlformats.org/drawingml/2006/main">
+                  <a:graphicData uri="http://schemas.microsoft.com/office/word/2010/wordprocessingInk">
+                    <w14:contentPart bwMode="auto" r:id="rId73">
+                      <w14:nvContentPartPr>
+                        <w14:cNvContentPartPr/>
+                      </w14:nvContentPartPr>
+                      <w14:xfrm>
+                        <a:off x="0" y="0"/>
+                        <a:ext cx="2134800" cy="1770840"/>
+                      </w14:xfrm>
+                    </w14:contentPart>
+                  </a:graphicData>
+                </a:graphic>
+              </wp:anchor>
+            </w:drawing>
+          </mc:Choice>
+          <mc:Fallback>
+            <w:pict>
+              <v:shape w14:anchorId="18F328F7" id="Ink 66" o:spid="_x0000_s1026" type="#_x0000_t75" style="position:absolute;margin-left:260.8pt;margin-top:87.7pt;width:168.8pt;height:140.15pt;z-index:251802624;visibility:visible;mso-wrap-style:square;mso-wrap-distance-left:9pt;mso-wrap-distance-top:0;mso-wrap-distance-right:9pt;mso-wrap-distance-bottom:0;mso-position-horizontal:absolute;mso-position-horizontal-relative:text;mso-position-vertical:absolute;mso-position-vertical-relative:text" o:gfxdata="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">
+                <v:imagedata r:id="rId74" o:title=""/>
+              </v:shape>
+            </w:pict>
+          </mc:Fallback>
+        </mc:AlternateContent>
+      </w:r>
+      <w:r>
+        <w:drawing>
+          <wp:inline distT="0" distB="0" distL="0" distR="0" wp14:anchorId="2F63FB71" wp14:editId="5DBD278E">
+            <wp:extent cx="4681538" cy="2354774"/>
+            <wp:effectExtent l="190500" t="190500" r="195580" b="198120"/>
+            <wp:docPr id="1195984718" name="Picture 1"/>
+            <wp:cNvGraphicFramePr>
+              <a:graphicFrameLocks xmlns:a="http://schemas.openxmlformats.org/drawingml/2006/main" noChangeAspect="1"/>
+            </wp:cNvGraphicFramePr>
+            <a:graphic xmlns:a="http://schemas.openxmlformats.org/drawingml/2006/main">
+              <a:graphicData uri="http://schemas.openxmlformats.org/drawingml/2006/picture">
+                <pic:pic xmlns:pic="http://schemas.openxmlformats.org/drawingml/2006/picture">
+                  <pic:nvPicPr>
+                    <pic:cNvPr id="1195984718" name=""/>
+                    <pic:cNvPicPr/>
+                  </pic:nvPicPr>
+                  <pic:blipFill>
+                    <a:blip r:embed="rId75"/>
+                    <a:stretch>
+                      <a:fillRect/>
+                    </a:stretch>
+                  </pic:blipFill>
+                  <pic:spPr>
+                    <a:xfrm>
+                      <a:off x="0" y="0"/>
+                      <a:ext cx="4684104" cy="2356065"/>
+                    </a:xfrm>
+                    <a:prstGeom prst="rect">
+                      <a:avLst/>
+                    </a:prstGeom>
+                    <a:ln>
+                      <a:noFill/>
+                    </a:ln>
+                    <a:effectLst>
+                      <a:outerShdw blurRad="190500" algn="tl" rotWithShape="0">
+                        <a:srgbClr val="000000">
+                          <a:alpha val="70000"/>
+                        </a:srgbClr>
+                      </a:outerShdw>
+                    </a:effectLst>
+                  </pic:spPr>
+                </pic:pic>
+              </a:graphicData>
+            </a:graphic>
+          </wp:inline>
+        </w:drawing>
       </w:r>
     </w:p>
     <w:p/>
@@ -7576,6 +9511,29 @@
     <w:basedOn w:val="DefaultParagraphFont"/>
     <w:rsid w:val="00BB3F09"/>
   </w:style>
+  <w:style w:type="character" w:styleId="Hyperlink">
+    <w:name w:val="Hyperlink"/>
+    <w:basedOn w:val="DefaultParagraphFont"/>
+    <w:uiPriority w:val="99"/>
+    <w:unhideWhenUsed/>
+    <w:rsid w:val="00B217A9"/>
+    <w:rPr>
+      <w:color w:val="0563C1" w:themeColor="hyperlink"/>
+      <w:u w:val="single"/>
+    </w:rPr>
+  </w:style>
+  <w:style w:type="character" w:styleId="UnresolvedMention">
+    <w:name w:val="Unresolved Mention"/>
+    <w:basedOn w:val="DefaultParagraphFont"/>
+    <w:uiPriority w:val="99"/>
+    <w:semiHidden/>
+    <w:unhideWhenUsed/>
+    <w:rsid w:val="00B217A9"/>
+    <w:rPr>
+      <w:color w:val="605E5C"/>
+      <w:shd w:val="clear" w:color="auto" w:fill="E1DFDD"/>
+    </w:rPr>
+  </w:style>
 </w:styles>
 </file>
 
@@ -7604,7 +9562,7 @@
     </inkml:brush>
   </inkml:definitions>
   <inkml:trace contextRef="#ctx0" brushRef="#br0">3600 630 24575,'-1'3'0,"-1"0"0,1-1 0,-1 1 0,0 0 0,0-1 0,0 1 0,0-1 0,0 0 0,-1 0 0,1 0 0,-1 0 0,1 0 0,-1 0 0,0-1 0,-4 3 0,4-3 0,-21 12 0,-1-1 0,0-1 0,-1-2 0,0-1 0,-47 10 0,9-8 0,-85 3 0,78-10 0,12-2 0,1 3 0,-88 17 0,87-9 0,0-3 0,-81 2 0,-122-12 0,100-2 0,-217 5 0,-428-4 0,734-3 0,1-3 0,-118-30 0,95 18 0,48 11 0,19 4 0,0-1 0,0-1 0,1-1 0,-45-20 0,10 0 0,37 19 0,1-2 0,-39-24 0,56 30 0,1 1 0,0-1 0,1 0 0,-1 0 0,1-1 0,0 0 0,0 0 0,1 0 0,-1 0 0,1-1 0,1 1 0,-1-1 0,-4-14 0,-7-21 0,11 35 0,1-1 0,0 0 0,0 0 0,1 0 0,0 0 0,0-1 0,1 1 0,0-12 0,1 14 0,1 0 0,-1 0 0,1 0 0,1 1 0,-1-1 0,1 0 0,0 1 0,0-1 0,1 1 0,0-1 0,0 1 0,0 0 0,0 0 0,1 0 0,0 1 0,0-1 0,0 1 0,7-6 0,3 0 0,1 1 0,-1 0 0,1 1 0,1 1 0,21-8 0,38-9 0,1 4 0,101-15 0,-74 16 0,202-37 0,-214 41 0,1 5 0,176 1 0,1 1 0,781-14 0,-715 24 0,-314-2 0,295 6 0,-236 0 0,150 29 0,-139-16 0,85 23 0,-170-40 0,-1 0 0,1 0 0,0 1 0,-1 0 0,0 0 0,0 0 0,0 0 0,0 1 0,0 0 0,7 8 0,-9-8 0,-1-1 0,0 1 0,0 0 0,0-1 0,0 1 0,0 0 0,-1 0 0,0 0 0,0 0 0,0 0 0,0 0 0,-1 1 0,1-1 0,-1 0 0,0 0 0,-1 5 0,-1 19 0,2-14 0,-2 1 0,1-1 0,-2 1 0,-4 16 0,4-26 0,1 0 0,0 1 0,-1-1 0,0 0 0,0 0 0,-1 0 0,1-1 0,-1 1 0,0-1 0,-1 0 0,1 0 0,0 0 0,-1-1 0,-5 4 0,-81 46 0,51-31 0,1 2 0,-48 38 0,72-50-227,-1-2-1,0 1 1,-1-2-1,0 0 1,-27 9-1,35-15-6598</inkml:trace>
-  <inkml:trace contextRef="#ctx0" brushRef="#br0" timeOffset="624.3">4322 236 24575,'4'2'0,"0"3"0,3 5 0,0 3 0,-1 3 0,-2 1 0,0 3 0,-1 1 0,-1-4 0,-1 0 0,0-1 0,-1-2 0,0-3-8191</inkml:trace>
+  <inkml:trace contextRef="#ctx0" brushRef="#br0" timeOffset="624.29">4322 236 24575,'4'2'0,"0"3"0,3 5 0,0 3 0,-1 3 0,-2 1 0,0 3 0,-1 1 0,-1-4 0,-1 0 0,0-1 0,-1-2 0,0-3-8191</inkml:trace>
   <inkml:trace contextRef="#ctx0" brushRef="#br0" timeOffset="1417.35">4420 172 24575,'0'-2'0,"-3"0"0,-3 1 0,-6 1 0,-2 1 0,-3 3 0,1 1 0,-1 3 0,0 0 0,2 0 0,1-2 0,1-2 0,2-1 0,0 1 0,3 1 0,2 0-8191</inkml:trace>
   <inkml:trace contextRef="#ctx0" brushRef="#br0" timeOffset="2229.31">4534 284 24575,'0'2'0,"0"0"0,0 4 0,-3 3 0,-2 5 0,-2 1 0,1 3 0,0-1 0,-1-1 0,0-2 0,-1-1 0,2-3-8191</inkml:trace>
   <inkml:trace contextRef="#ctx0" brushRef="#br0" timeOffset="3145.92">4454 312 24575,'1'2'0,"2"3"0,3 2 0,1 4 0,3 3 0,3-2 0,-1 0 0,-1-1 0,-1-2 0,0-1 0,0-3 0,-1 1 0,0 0 0,-2-1-8191</inkml:trace>
@@ -7797,6 +9755,156 @@
 </inkml:ink>
 </file>
 
+<file path=word/ink/ink16.xml><?xml version="1.0" encoding="utf-8"?>
+<inkml:ink xmlns:inkml="http://www.w3.org/2003/InkML">
+  <inkml:definitions>
+    <inkml:context xml:id="ctx0">
+      <inkml:inkSource xml:id="inkSrc0">
+        <inkml:traceFormat>
+          <inkml:channel name="X" type="integer" min="-2.14748E9" max="2.14748E9" units="cm"/>
+          <inkml:channel name="Y" type="integer" min="-2.14748E9" max="2.14748E9" units="cm"/>
+          <inkml:channel name="F" type="integer" max="32767" units="dev"/>
+        </inkml:traceFormat>
+        <inkml:channelProperties>
+          <inkml:channelProperty channel="X" name="resolution" value="1000" units="1/cm"/>
+          <inkml:channelProperty channel="Y" name="resolution" value="1000" units="1/cm"/>
+          <inkml:channelProperty channel="F" name="resolution" value="0" units="1/dev"/>
+        </inkml:channelProperties>
+      </inkml:inkSource>
+      <inkml:timestamp xml:id="ts0" timeString="2026-07-14T07:03:55.972"/>
+    </inkml:context>
+    <inkml:brush xml:id="br0">
+      <inkml:brushProperty name="width" value="0.025" units="cm"/>
+      <inkml:brushProperty name="height" value="0.025" units="cm"/>
+      <inkml:brushProperty name="color" value="#FFC114"/>
+    </inkml:brush>
+  </inkml:definitions>
+  <inkml:trace contextRef="#ctx0" brushRef="#br0">522 890 24575,'6'1'0,"-1"-1"0,1 1 0,-1-1 0,0 2 0,1-1 0,-1 1 0,0-1 0,0 1 0,0 1 0,0-1 0,7 6 0,-9-7 0,-1 1 0,0 0 0,1 0 0,-1 0 0,0 0 0,0 0 0,-1 0 0,1 1 0,0-1 0,-1 1 0,1-1 0,-1 1 0,0 0 0,0-1 0,0 1 0,0 0 0,0 0 0,-1 0 0,1 0 0,-1-1 0,0 1 0,1 0 0,-2 4 0,-5-18 0,0-12 0,6 14-114,-1 1 1,2 0-1,0-1 0,0 1 0,0-1 1,1 1-1,0 0 0,1 0 0,-1 0 1,2 0-1,4-8 0,-1 3-6712</inkml:trace>
+  <inkml:trace contextRef="#ctx0" brushRef="#br0" timeOffset="847.14">720 816 24575,'1'5'0,"0"1"0,0 0 0,1 0 0,0-1 0,0 1 0,0-1 0,4 7 0,-5-10 0,0 0 0,1 0 0,-1 0 0,0-1 0,1 1 0,-1 0 0,1-1 0,-1 1 0,1-1 0,2 2 0,-3-3 0,0 1 0,-1-1 0,1 0 0,0 0 0,-1 1 0,1-1 0,0 0 0,-1 0 0,1 0 0,0 0 0,0 0 0,-1 0 0,1 0 0,0 0 0,-1 0 0,1-1 0,0 1 0,0 0 0,-1 0 0,1-1 0,0 1 0,-1 0 0,1-1 0,-1 1 0,1-1 0,0 1 0,-1 0 0,1-1 0,-1 1 0,1-2 0,1 0 0,0-1 0,0 0 0,-1 0 0,1 0 0,-1 0 0,0-1 0,0 1 0,0 0 0,0 0 0,0-1 0,-1 1 0,1 0 0,-1-5 0,-2-48 0,2 48 0,1 15 0,0 1 0,1-1 0,0 1 0,0-1 0,0 0 0,1 0 0,7 12 0,-10-18 0,1 0 0,0 1 0,0-1 0,0 0 0,-1 1 0,1-1 0,0 0 0,1 0 0,-1 0 0,0 0 0,0 0 0,0 0 0,1 0 0,-1 0 0,0 0 0,1-1 0,-1 1 0,1 0 0,-1-1 0,1 1 0,-1-1 0,1 0 0,-1 1 0,1-1 0,-1 0 0,1 0 0,-1 0 0,1 0 0,0 0 0,-1-1 0,1 1 0,-1 0 0,1-1 0,-1 1 0,1-1 0,-1 1 0,0-1 0,1 0 0,-1 0 0,0 0 0,1 0 0,-1 0 0,0 0 0,0 0 0,0 0 0,0 0 0,0 0 0,2-3 0,6-7-1365,-1 0-5461</inkml:trace>
+  <inkml:trace contextRef="#ctx0" brushRef="#br0" timeOffset="-8526.52">123 366 24575,'0'3'0,"0"2"0,2 9 0,1 3 0,1 7 0,2-1 0,0-3 0,-1-1 0,-2-2 0,-1-1 0,1 0 0,0 0 0,0-1 0,-2 0 0,3-2 0,-1-4 0,0-3-8191</inkml:trace>
+  <inkml:trace contextRef="#ctx0" brushRef="#br0" timeOffset="-7837.6">230 293 24575,'-5'2'0,"-1"1"0,-4 1 0,-3 2 0,-4 2 0,0 0 0,1 2 0,0-2 0,-2 0 0,-6 2 0,2-1 0,1-2 0,4-1 0,2-2 0,2-1-8191</inkml:trace>
+  <inkml:trace contextRef="#ctx0" brushRef="#br0" timeOffset="-6598.24">204 237 24575,'1'0'0,"0"0"0,-1 1 0,1-1 0,0 1 0,0-1 0,0 1 0,0 0 0,0-1 0,0 1 0,-1 0 0,1 0 0,0-1 0,-1 1 0,1 0 0,-1 0 0,1 0 0,-1 0 0,1 0 0,-1 0 0,1 0 0,-1 1 0,10 27 0,-8-23 0,7 21 0,0 0 0,-2 1 0,-1 0 0,-2 0 0,0 0 0,-2 0 0,-2 32 0,1-66 0,0 0 0,1-1 0,0 1 0,0 0 0,0 1 0,1-1 0,-1 0 0,1 1 0,1-1 0,6-8 0,-9 13 0,0 0 0,0-1 0,0 1 0,0 0 0,0 0 0,0 0 0,1 0 0,-1 0 0,0 0 0,1 0 0,-1 1 0,0-1 0,1 0 0,-1 1 0,1-1 0,-1 1 0,1 0 0,0-1 0,-1 1 0,1 0 0,-1 0 0,1 0 0,-1 0 0,1 0 0,0 0 0,-1 0 0,1 1 0,-1-1 0,1 1 0,-1-1 0,1 1 0,-1-1 0,1 1 0,-1 0 0,0 0 0,1 0 0,-1 0 0,0 0 0,0 0 0,0 0 0,0 0 0,0 0 0,0 0 0,0 1 0,0-1 0,1 3 0,14 29 57,-15-29-167,0 0 1,0-1 0,1 1-1,-1-1 1,1 1 0,0-1-1,0 0 1,0 0-1,0 0 1,1 0 0,-1 0-1,4 2 1,2-1-6717</inkml:trace>
+  <inkml:trace contextRef="#ctx0" brushRef="#br0" timeOffset="-5808.66">453 497 24575,'7'-1'0,"0"0"0,0 0 0,0 0 0,0-1 0,0 0 0,0-1 0,0 0 0,11-6 0,-14 7 0,0 0 0,0-1 0,0 1 0,-1-1 0,1 1 0,-1-1 0,0-1 0,0 1 0,0 0 0,0-1 0,-1 1 0,1-1 0,-1 0 0,0 0 0,3-5 0,-5 9 0,0-1 0,0 1 0,0 0 0,0-1 0,0 1 0,0 0 0,0-1 0,0 1 0,0 0 0,0-1 0,0 1 0,0 0 0,0-1 0,0 1 0,0-1 0,0 1 0,0 0 0,0-1 0,0 1 0,0 0 0,-1-1 0,1 1 0,0 0 0,0 0 0,0-1 0,-1 1 0,1 0 0,0-1 0,0 1 0,-1 0 0,1 0 0,0 0 0,0-1 0,-1 1 0,0 0 0,-15 0 0,-15 12 0,28-10 0,0 0 0,0 0 0,0 1 0,0 0 0,0-1 0,1 1 0,0 0 0,-1 0 0,1 0 0,0 1 0,0-1 0,1 0 0,-1 1 0,1-1 0,0 1 0,0 0 0,0-1 0,0 1 0,0 4 0,1-6 0,-1 0 0,1 1 0,0-1 0,0 0 0,0 1 0,1-1 0,-1 0 0,0 0 0,1 1 0,0-1 0,-1 0 0,1 0 0,0 0 0,0 0 0,0 1 0,1-2 0,-1 1 0,0 0 0,1 0 0,-1 0 0,1 0 0,-1-1 0,1 1 0,0-1 0,0 0 0,0 1 0,0-1 0,0 0 0,0 0 0,0 0 0,0 0 0,3 0 0,2 0-41,0 0 0,-1-1 0,1 0 0,0 0-1,0 0 1,-1-1 0,1 0 0,0-1 0,-1 0 0,7-2 0,0 1-872,-4 0-5913</inkml:trace>
+  <inkml:trace contextRef="#ctx0" brushRef="#br0" timeOffset="-3819.9">1218 285 24575,'-4'-1'0,"0"1"0,0-2 0,-1 1 0,1 0 0,0-1 0,0 0 0,1 0 0,-6-3 0,-15-7 0,18 10 0,0 0 0,0 1 0,0-1 0,0 1 0,0 1 0,-1-1 0,1 1 0,0 0 0,0 1 0,0-1 0,0 1 0,-1 0 0,1 1 0,0 0 0,1 0 0,-11 4 0,12-4 0,1 1 0,-1 0 0,0-1 0,1 1 0,-1 0 0,1 1 0,0-1 0,0 0 0,0 1 0,0 0 0,1 0 0,0 0 0,0 0 0,0 0 0,0 0 0,0 0 0,1 1 0,0-1 0,0 1 0,0-1 0,0 1 0,1 8 0,-1-4 0,1 1 0,0 0 0,1 0 0,0 0 0,1-1 0,0 1 0,0 0 0,6 13 0,-7-21 0,1 1 0,-1 0 0,1 0 0,0-1 0,0 1 0,0-1 0,0 0 0,0 1 0,1-1 0,-1 0 0,1 0 0,-1-1 0,1 1 0,0 0 0,0-1 0,0 0 0,0 1 0,0-1 0,0 0 0,0-1 0,0 1 0,0-1 0,0 1 0,0-1 0,1 0 0,-1 0 0,0 0 0,0 0 0,6-2 0,-1 0-9,-1 0-1,0 0 0,0-1 1,0 0-1,0 0 1,0-1-1,-1 0 1,0 0-1,12-9 0,5-4-1259,-10 9-5557</inkml:trace>
+  <inkml:trace contextRef="#ctx0" brushRef="#br0" timeOffset="-3013.16">1350 355 24575,'-2'1'0,"1"0"0,-1 1 0,0-1 0,1 1 0,-1 0 0,1-1 0,0 1 0,0 0 0,-1 0 0,1 0 0,0 0 0,0 0 0,1 0 0,-1 0 0,0 0 0,1 0 0,-1 0 0,1 0 0,0 0 0,0 1 0,0-1 0,0 0 0,0 0 0,0 0 0,0 0 0,1 1 0,-1-1 0,1 0 0,-1 0 0,1 0 0,0 0 0,1 2 0,-1-2 0,-1 0 0,1 0 0,0 0 0,0 0 0,0 0 0,0-1 0,0 1 0,0 0 0,1-1 0,-1 1 0,0 0 0,1-1 0,-1 0 0,1 1 0,0-1 0,-1 0 0,1 0 0,0 0 0,0 0 0,0 0 0,0 0 0,0 0 0,0-1 0,0 1 0,0-1 0,0 0 0,0 1 0,0-1 0,0 0 0,0 0 0,0 0 0,0-1 0,0 1 0,3-1 0,-4 0 0,0 1 0,0-1 0,0 0 0,0 1 0,0-1 0,0 0 0,0 0 0,0 0 0,-1 0 0,1 0 0,0 0 0,-1 0 0,1 0 0,-1 0 0,1 0 0,-1 0 0,1 0 0,-1-1 0,0 1 0,0 0 0,0 0 0,1 0 0,-1 0 0,0-2 0,-3-37 0,1 20 0,5 25 0,-1 0 0,0 0 0,1 0 0,0 0 0,0-1 0,5 6 0,-4-4 0,-2-3-136,0-1-1,0 1 1,1-1-1,-1 1 1,0-1-1,1 0 1,0 0-1,-1 0 0,5 2 1,2 0-6690</inkml:trace>
+  <inkml:trace contextRef="#ctx0" brushRef="#br0" timeOffset="-2276.73">1492 355 24575,'2'5'0,"-1"0"0,1-1 0,-1 1 0,2 0 0,-1-1 0,0 1 0,1-1 0,0 0 0,0 0 0,6 7 0,-9-11 0,0 0 0,0 0 0,1 0 0,-1 1 0,0-1 0,0 0 0,1 0 0,-1 0 0,0 0 0,0 0 0,1 0 0,-1 0 0,0 0 0,0 0 0,1 0 0,-1 0 0,0 0 0,0 0 0,1 0 0,-1 0 0,0 0 0,0 0 0,1 0 0,-1 0 0,0 0 0,0 0 0,1 0 0,-1-1 0,0 1 0,0 0 0,1 0 0,-1 0 0,0 0 0,0-1 0,1 1 0,8-13 0,5-21 0,-12 28 0,3-7 0,-4 8 0,1 0 0,0 0 0,0 1 0,0-1 0,0 1 0,0-1 0,1 1 0,0 0 0,0 0 0,7-7 0,-10 11 0,1-1 0,-1 1 0,1 0 0,-1 0 0,1-1 0,-1 1 0,1 0 0,-1 0 0,1 0 0,-1 0 0,1-1 0,-1 1 0,1 0 0,0 0 0,-1 0 0,1 0 0,-1 0 0,1 0 0,-1 0 0,1 1 0,-1-1 0,1 0 0,-1 0 0,1 0 0,-1 0 0,1 1 0,-1-1 0,1 0 0,-1 1 0,2 0 0,7 17 0,-4 23 0,-5-39 11,0 1 0,0-1 0,0 0 0,0 1 0,1-1 0,-1 0-1,1 0 1,-1 1 0,1-1 0,2 4 0,-3-6-68,1 1 0,0 0 0,-1 0 0,1-1-1,0 1 1,0 0 0,0-1 0,0 1 0,0-1 0,-1 1 0,1-1 0,0 1-1,0-1 1,0 0 0,0 1 0,0-1 0,0 0 0,0 0 0,1 0 0,-1 0 0,0 0-1,0 0 1,0 0 0,0 0 0,1 0 0,10-3-6769</inkml:trace>
+  <inkml:trace contextRef="#ctx0" brushRef="#br0" timeOffset="-1854.41">1705 255 24575,'0'2'0,"0"3"0,0 4 0,0 3 0,0 1 0,0 2 0,0 0 0,1 3 0,2-1 0,3-1 0,0-3 0,2-5 0,2-5 0,0-3-8191</inkml:trace>
+  <inkml:trace contextRef="#ctx0" brushRef="#br0" timeOffset="-1428.18">1773 323 24575,'-2'0'0,"-2"0"0,-1 0 0,-2 0 0,-1 0 0,-1 0 0,0 0 0,1 1 0,-2 1 0,2 1 0,0-1-8191</inkml:trace>
+  <inkml:trace contextRef="#ctx0" brushRef="#br0" timeOffset="-987.99">1624 0 24575,'-2'4'0,"-1"3"0,0 3 0,1 1 0,0 3 0,-3 0 0,-1-2 0,1 0 0,1-1 0,1-1 0,0 0 0,-2 1 0,1 0 0,-2 2 0,-1 2 0,1-2-8191</inkml:trace>
+  <inkml:trace contextRef="#ctx0" brushRef="#br0">522 890 24575,'6'1'0,"-1"-1"0,1 1 0,-1-1 0,0 2 0,1-1 0,-1 1 0,0-1 0,0 1 0,0 1 0,0-1 0,7 6 0,-9-7 0,-1 1 0,0 0 0,1 0 0,-1 0 0,0 0 0,0 0 0,-1 0 0,1 1 0,0-1 0,-1 1 0,1-1 0,-1 1 0,0 0 0,0-1 0,0 1 0,0 0 0,0 0 0,-1 0 0,1 0 0,-1-1 0,0 1 0,1 0 0,-2 4 0,-5-18 0,0-12 0,6 14-114,-1 1 1,2 0-1,0-1 0,0 1 0,0-1 1,1 1-1,0 0 0,1 0 0,-1 0 1,2 0-1,4-8 0,-1 3-6712</inkml:trace>
+  <inkml:trace contextRef="#ctx0" brushRef="#br0" timeOffset="847.14">720 816 24575,'1'5'0,"0"1"0,0 0 0,1 0 0,0-1 0,0 1 0,0-1 0,4 7 0,-5-10 0,0 0 0,1 0 0,-1 0 0,0-1 0,1 1 0,-1 0 0,1-1 0,-1 1 0,1-1 0,2 2 0,-3-3 0,0 1 0,-1-1 0,1 0 0,0 0 0,-1 1 0,1-1 0,0 0 0,-1 0 0,1 0 0,0 0 0,0 0 0,-1 0 0,1 0 0,0 0 0,-1 0 0,1-1 0,0 1 0,0 0 0,-1 0 0,1-1 0,0 1 0,-1 0 0,1-1 0,-1 1 0,1-1 0,0 1 0,-1 0 0,1-1 0,-1 1 0,1-2 0,1 0 0,0-1 0,0 0 0,-1 0 0,1 0 0,-1 0 0,0-1 0,0 1 0,0 0 0,0 0 0,0-1 0,-1 1 0,1 0 0,-1-5 0,-2-48 0,2 48 0,1 15 0,0 1 0,1-1 0,0 1 0,0-1 0,0 0 0,1 0 0,7 12 0,-10-18 0,1 0 0,0 1 0,0-1 0,0 0 0,-1 1 0,1-1 0,0 0 0,1 0 0,-1 0 0,0 0 0,0 0 0,0 0 0,1 0 0,-1 0 0,0 0 0,1-1 0,-1 1 0,1 0 0,-1-1 0,1 1 0,-1-1 0,1 0 0,-1 1 0,1-1 0,-1 0 0,1 0 0,-1 0 0,1 0 0,0 0 0,-1-1 0,1 1 0,-1 0 0,1-1 0,-1 1 0,1-1 0,-1 1 0,0-1 0,1 0 0,-1 0 0,0 0 0,1 0 0,-1 0 0,0 0 0,0 0 0,0 0 0,0 0 0,0 0 0,2-3 0,6-7-1365,-1 0-5461</inkml:trace>
+  <inkml:trace contextRef="#ctx0" brushRef="#br0" timeOffset="1627.02">901 797 24575,'0'0'0,"1"-1"0,-1 1 0,1 0 0,-1 0 0,1 0 0,-1 0 0,1 0 0,-1 0 0,0 0 0,1 0 0,-1 0 0,1 0 0,-1 0 0,1 0 0,-1 0 0,1 0 0,-1 1 0,1-1 0,-1 0 0,0 0 0,1 0 0,-1 1 0,1-1 0,-1 0 0,0 1 0,1-1 0,-1 0 0,0 1 0,1-1 0,-1 0 0,0 1 0,0-1 0,1 0 0,-1 1 0,0-1 0,0 1 0,0-1 0,1 1 0,-1-1 0,0 1 0,0-1 0,0 1 0,12 28 0,-9-21 0,-2-6 0,-1-1 0,1 0 0,-1 1 0,1-1 0,0 0 0,-1 0 0,1 0 0,0 0 0,0 0 0,0 0 0,0 0 0,0 0 0,0 0 0,2 1 0,-3-2 0,1 0 0,-1 0 0,1 0 0,-1 0 0,1 0 0,-1 0 0,1 0 0,-1 0 0,0 0 0,1 0 0,-1 0 0,1 0 0,-1 0 0,1-1 0,-1 1 0,0 0 0,1 0 0,-1 0 0,1-1 0,-1 1 0,0 0 0,1-1 0,-1 1 0,0 0 0,0-1 0,1 1 0,-1 0 0,1-1 0,2-5 0,0 0 0,0 0 0,-1-1 0,3-10 0,0 4 0,-2 6 0,0 0 0,1 0 0,0 0 0,0 0 0,6-6 0,-9 11 0,0 1 0,1-1 0,-1 1 0,0 0 0,1-1 0,-1 1 0,1 0 0,0 0 0,-1 0 0,1 0 0,0 1 0,2-2 0,-4 2 0,1 0 0,0 0 0,0 0 0,0 0 0,0 0 0,0 0 0,0 0 0,0 1 0,0-1 0,0 0 0,-1 0 0,1 1 0,0-1 0,0 0 0,0 1 0,0-1 0,-1 1 0,1-1 0,0 1 0,0 0 0,-1-1 0,1 1 0,-1 0 0,1-1 0,0 1 0,0 1 0,1 2 19,0-1 0,-1 1 0,1-1 0,-1 1 0,0 0 0,2 8 0,5 13-1517,-4-17-5328</inkml:trace>
+  <inkml:trace contextRef="#ctx0" brushRef="#br0" timeOffset="2915.77">1431 852 24575,'-15'-9'0,"0"1"0,-1 1 0,-32-11 0,36 15 0,1-1 0,-1-1 0,1 0 0,-1 0 0,2-1 0,-1 0 0,1-1 0,-1 0 0,-10-11 0,20 17 0,0 0 0,1 1 0,-1-1 0,0 0 0,1 0 0,-1 0 0,1 0 0,-1 0 0,1-1 0,-1 1 0,1 0 0,0 0 0,-1 0 0,1 0 0,0 0 0,0 0 0,0-1 0,0 1 0,0 0 0,0 0 0,0 0 0,1 0 0,-1-1 0,0 1 0,1 0 0,-1 0 0,0 0 0,1 0 0,-1 0 0,1 0 0,1-1 0,0-1 0,0 1 0,0-1 0,0 1 0,1 0 0,-1-1 0,1 1 0,0 1 0,0-1 0,-1 0 0,1 1 0,5-2 0,-6 2 0,0 0 0,0 0 0,0 0 0,1 1 0,-1-1 0,0 1 0,0 0 0,1 0 0,-1 0 0,0 0 0,1 0 0,-1 0 0,0 0 0,0 1 0,4 0 0,-5 0 0,0 0 0,0-1 0,0 1 0,0 0 0,0 0 0,0 0 0,-1 0 0,1 0 0,0 0 0,-1 0 0,1 0 0,0 0 0,-1 0 0,0 0 0,1 0 0,-1 0 0,1 0 0,-1 1 0,0-1 0,0 0 0,0 0 0,0 0 0,0 1 0,0-1 0,0 0 0,0 0 0,0 0 0,0 0 0,-1 1 0,1-1 0,-1 0 0,0 1 0,-17 38 0,15-36 0,0 1 0,0-1 0,1 0 0,0 1 0,0 0 0,0-1 0,1 1 0,-1 0 0,1 0 0,0 0 0,1 0 0,-1 8 0,1-12 0,0-1 0,0 1 0,0 0 0,0-1 0,0 1 0,1-1 0,-1 1 0,0-1 0,0 1 0,0-1 0,1 1 0,-1 0 0,0-1 0,1 1 0,-1-1 0,0 0 0,1 1 0,-1-1 0,0 1 0,1-1 0,-1 0 0,1 1 0,-1-1 0,1 0 0,-1 1 0,1-1 0,-1 0 0,1 0 0,-1 1 0,2-1 0,15-7 0,-13 3 0,0 1 0,0-1 0,-1 1 0,1-1 0,5-9 0,2-9-1365,-6 12-5461</inkml:trace>
+  <inkml:trace contextRef="#ctx0" brushRef="#br0" timeOffset="3959.05">1542 678 24575,'4'2'0,"0"1"0,0 0 0,0 0 0,-1 1 0,1-1 0,-1 1 0,0-1 0,0 1 0,0 0 0,0 1 0,-1-1 0,3 5 0,-3-4 0,1 0 0,-1-1 0,1 1 0,0-1 0,1 1 0,-1-1 0,1-1 0,5 6 0,-9-9 0,1 0 0,0 0 0,-1 0 0,1 0 0,-1 0 0,1 1 0,0-1 0,-1 0 0,1 0 0,-1 0 0,1-1 0,0 1 0,-1 0 0,1 0 0,-1 0 0,1 0 0,0-1 0,-1 1 0,1 0 0,-1 0 0,1-1 0,-1 1 0,1 0 0,-1-1 0,1 1 0,-1-1 0,0 1 0,1 0 0,-1-1 0,1 1 0,-1-1 0,0 0 0,1 1 0,-1-1 0,0 1 0,0-1 0,1 1 0,-1-1 0,0 0 0,0 1 0,0-1 0,0 0 0,8-28 0,-6-11-1365,-2 30-5461</inkml:trace>
+  <inkml:trace contextRef="#ctx0" brushRef="#br0" timeOffset="4871.09">1748 623 24575,'-3'0'0,"1"0"0,-1 1 0,1-1 0,-1 0 0,1 1 0,-1-1 0,1 1 0,-1 0 0,1 0 0,0 0 0,0 0 0,-1 0 0,1 0 0,0 1 0,0-1 0,0 1 0,0-1 0,0 1 0,1 0 0,-1 0 0,0 0 0,1 0 0,0 0 0,-1 0 0,1 0 0,0 0 0,0 1 0,0-1 0,0 0 0,0 1 0,1-1 0,-1 5 0,0-4 0,1 0 0,0 0 0,0 0 0,0 0 0,0 1 0,1-1 0,-1 0 0,1 0 0,0 0 0,0 0 0,0 0 0,0-1 0,0 1 0,1 0 0,-1 0 0,1-1 0,0 1 0,-1-1 0,1 1 0,1-1 0,-1 0 0,0 0 0,0 0 0,1 0 0,-1 0 0,4 1 0,-5-2 0,0-1 0,0 1 0,-1-1 0,1 1 0,0-1 0,0 0 0,0 0 0,0 1 0,0-1 0,0 0 0,-1 0 0,1 0 0,0 0 0,0 0 0,0 0 0,0 0 0,0 0 0,0 0 0,0-1 0,0 1 0,-1 0 0,1 0 0,0-1 0,0 1 0,0-1 0,0 1 0,-1-1 0,1 1 0,0-1 0,0 0 0,15-27 0,-2 2 0,-13 26 0,-1-1 0,1 0 0,-1 1 0,1-1 0,0 0 0,0 1 0,-1-1 0,1 1 0,0-1 0,0 1 0,-1-1 0,1 1 0,0 0 0,0-1 0,0 1 0,0 0 0,0 0 0,-1 0 0,1-1 0,0 1 0,0 0 0,0 0 0,0 0 0,2 1 0,12 3-1365,-8-3-5461</inkml:trace>
+  <inkml:trace contextRef="#ctx0" brushRef="#br0" timeOffset="5421.08">1879 474 24575,'0'1'0,"0"2"0,0 3 0,1 3 0,1 6 0,-1 0 0,0 0 0,2 1 0,0-2 0,0 0 0,0-3 0,-2-1 0,0 0 0,1 1 0,-1-1 0,0-1-8191</inkml:trace>
+  <inkml:trace contextRef="#ctx0" brushRef="#br0" timeOffset="21421.44">640 392 24575,'3'2'0,"0"0"0,-1-1 0,1 1 0,-1 0 0,1 0 0,-1 1 0,1-1 0,3 6 0,11 9 0,-14-15 0,0 0 0,-1 0 0,1-1 0,0 1 0,0-1 0,0 0 0,0 0 0,1 0 0,5 1 0,-8-2 0,0 0 0,-1 0 0,1 0 0,0 0 0,0 0 0,0-1 0,0 1 0,-1 0 0,1-1 0,0 1 0,0-1 0,-1 1 0,1-1 0,0 1 0,-1-1 0,1 1 0,0-1 0,-1 1 0,1-1 0,-1 0 0,1 1 0,-1-1 0,1 0 0,-1 0 0,0 1 0,1-1 0,-1 0 0,0 0 0,0 0 0,1 0 0,-1 1 0,0-1 0,0 0 0,0 0 0,0 0 0,0 0 0,0 0 0,0 1 0,-1-3 0,5 12 24,0-1 0,-1 1 0,0-1 0,3 16 0,-6-22-39,1 1-1,-1 0 1,0 0-1,0-1 1,0 1-1,0 0 1,0-1-1,0 1 1,-1 0-1,1 0 1,-1-1-1,-2 5 1,3-6-34,-1 0-1,0 1 1,0-1-1,0 0 1,0 0 0,-1 0-1,1 0 1,0 0 0,0 0-1,-1 0 1,1-1-1,0 1 1,-1 0 0,1-1-1,-1 1 1,1-1-1,-1 1 1,1-1 0,-1 0-1,1 0 1,-1 0-1,1 0 1,-1 0 0,1 0-1,-3 0 1,-7-1-6777</inkml:trace>
+  <inkml:trace contextRef="#ctx0" brushRef="#br0" timeOffset="22624.95">1961 554 24575,'1'0'0,"3"2"0,2 2 0,1 4 0,1 1 0,-1 2 0,0 3 0,-1 1 0,-1 0 0,-2-4 0,-1-4-8191</inkml:trace>
+  <inkml:trace contextRef="#ctx0" brushRef="#br0" timeOffset="22847.71">1940 431 24575,'0'-1'0</inkml:trace>
+  <inkml:trace contextRef="#ctx0" brushRef="#br0" timeOffset="24217.76">2072 499 24575,'-2'0'0,"1"0"0,0 0 0,0 0 0,-1 1 0,1-1 0,0 0 0,0 0 0,0 1 0,-1-1 0,1 1 0,0-1 0,0 1 0,0-1 0,0 1 0,0 0 0,0-1 0,0 1 0,0 0 0,0 0 0,0 0 0,0 0 0,1 0 0,-1 0 0,-1 1 0,1 1 0,0-1 0,1 0 0,-1 1 0,1-1 0,-1 0 0,1 1 0,0-1 0,-1 1 0,1-1 0,0 1 0,1-1 0,-1 3 0,1-1 0,-1-1 0,1 1 0,0-1 0,0 1 0,0-1 0,0 0 0,1 0 0,-1 0 0,1 0 0,0 0 0,0 0 0,0 0 0,0 0 0,1-1 0,-1 1 0,1-1 0,-1 1 0,5 2 0,-6-5 0,0 1 0,-1-1 0,1 0 0,-1 0 0,1 0 0,0 1 0,-1-1 0,1 0 0,0 0 0,-1 0 0,1 0 0,0 0 0,-1 0 0,1 0 0,-1 0 0,1-1 0,0 1 0,-1 0 0,1 0 0,0 0 0,-1-1 0,1 1 0,-1 0 0,1-1 0,-1 1 0,1 0 0,0-1 0,8-19 0,-7-29 0,-3 44 0,0-9 0,0 0 0,-8-26 0,0-9 0,15 70 0,2-2 0,0 1 0,20 34 0,-21-41 0,-4-8 17,0 0 0,0 0 1,1 0-1,-1-1 0,1 1 0,5 4 0,-8-8-68,0 0 0,0 0-1,0 0 1,1 0 0,-1-1 0,0 1 0,0 0-1,1 0 1,-1-1 0,1 1 0,-1-1 0,0 1-1,1-1 1,-1 0 0,1 0 0,-1 0-1,1 1 1,-1-1 0,1 0 0,-1-1 0,1 1-1,-1 0 1,1 0 0,-1-1 0,1 1 0,-1-1-1,0 1 1,3-2 0,4-3-6775</inkml:trace>
+  <inkml:trace contextRef="#ctx0" brushRef="#br0" timeOffset="25218.17">2282 435 24575,'-7'30'0,"-5"19"0,12-47 0,-1 1 0,1-1 0,0 1 0,0 0 0,0-1 0,0 1 0,0 0 0,1-1 0,-1 1 0,1 0 0,0-1 0,-1 1 0,1-1 0,2 5 0,-2-7 0,-1 1 0,1 0 0,-1 0 0,0-1 0,1 1 0,-1 0 0,1-1 0,0 1 0,-1 0 0,1-1 0,-1 1 0,1-1 0,0 1 0,0-1 0,-1 1 0,1-1 0,0 0 0,0 1 0,-1-1 0,1 0 0,0 0 0,0 1 0,0-1 0,0 0 0,-1 0 0,1 0 0,0 0 0,0 0 0,0 0 0,0 0 0,0 0 0,-1-1 0,1 1 0,0 0 0,0 0 0,0-1 0,-1 1 0,1-1 0,0 1 0,-1 0 0,1-1 0,0 1 0,0-1 0,-1 0 0,1 1 0,-1-1 0,1 1 0,-1-1 0,1 0 0,-1 0 0,1 1 0,-1-1 0,1-1 0,1-2 0,0 0 0,0 0 0,0 0 0,0 0 0,-1-1 0,1 1 0,-1 0 0,1-9 0,-6-35 0,4 44 0,2 16 0,0 0 0,-2-10 6,1 1 0,-1 0 0,1 0 0,0-1 0,0 1 0,0-1 0,0 1 0,0-1 0,0 1 0,1-1 0,-1 0 0,1 1 0,0-1 0,0 0 0,0 0 0,0 0 0,0 0 0,0-1 0,4 3 0,-4-3-74,1 0 1,-1 0-1,1-1 1,-1 1-1,1-1 1,0 0-1,-1 0 1,1 0-1,-1 0 1,1 0-1,-1 0 1,1-1-1,-1 1 1,1-1-1,-1 0 1,1 0-1,-1 0 1,0 0-1,1 0 1,-1 0-1,3-3 1,4-2-6759</inkml:trace>
+  <inkml:trace contextRef="#ctx0" brushRef="#br0" timeOffset="25702.88">2452 373 24575,'0'3'0,"0"3"0,0 2 0,1 5 0,1 2 0,-1-1 0,0-1 0,2 3 0,2 0 0,1-3 0,4-4 0,0-4 0,0-7 0,-3-2 0,-3-5 0,-1-3 0,-2-1-8191</inkml:trace>
+  <inkml:trace contextRef="#ctx0" brushRef="#br0" timeOffset="26100.29">2514 405 24575,'-2'0'0,"-2"0"0,-1 0 0,-3 0 0,1 0 0,-2 0 0,-1 0 0,0 1 0,-2 1 0,0 2 0,1 2 0,0 0 0,3-1-8191</inkml:trace>
+  <inkml:trace contextRef="#ctx0" brushRef="#br0" timeOffset="27133.9">2620 417 24575,'4'0'0,"1"-1"0,-1 0 0,1 0 0,-1 0 0,0 0 0,0-1 0,1 0 0,-1 0 0,0 0 0,0-1 0,-1 1 0,5-4 0,-5 4 0,-1 1 0,0-1 0,0 0 0,0 0 0,0 0 0,0 0 0,-1 0 0,1 0 0,0-1 0,-1 1 0,0-1 0,0 1 0,1-1 0,-1 1 0,-1-1 0,1 1 0,0-1 0,-1 0 0,1 1 0,-1-1 0,0-3 0,0 5 0,-1 0 0,1 0 0,-1-1 0,0 1 0,0 0 0,1 0 0,-1 0 0,0 0 0,0 0 0,0 0 0,0 0 0,0 1 0,0-1 0,0 0 0,0 0 0,0 1 0,0-1 0,-1 1 0,1-1 0,0 1 0,0 0 0,-1-1 0,1 1 0,0 0 0,0 0 0,-1 0 0,1 0 0,0 0 0,-1 0 0,1 0 0,0 0 0,0 0 0,-1 1 0,-1 0 0,-2-1 0,-1 1 0,1 0 0,-1 1 0,1-1 0,0 1 0,-10 5 0,13-5 0,0 0 0,0 1 0,0-1 0,0 1 0,0 0 0,0-1 0,0 1 0,1 0 0,0 0 0,-1 0 0,1 0 0,0 0 0,0 0 0,1 0 0,-1 0 0,1 1 0,-1 4 0,1-3 0,0 0 0,0 0 0,0 0 0,0 0 0,1 0 0,0 0 0,0 0 0,0-1 0,0 1 0,1 0 0,2 4 0,-3-7 5,1-1-1,-1 0 0,0 1 0,1-1 1,-1 0-1,1 0 0,-1 0 0,1 0 1,0 0-1,-1 0 0,1 0 1,0 0-1,0-1 0,-1 1 0,1-1 1,0 1-1,0-1 0,0 0 0,0 0 1,0 0-1,0 0 0,0 0 1,0 0-1,-1 0 0,1-1 0,0 1 1,2-1-1,0 0-110,-1 0 0,1 0 0,-1-1 0,1 1 0,-1-1 0,0 1-1,1-1 1,-1 0 0,0 0 0,0-1 0,-1 1 0,1 0 0,3-4 0,-1-4-6720</inkml:trace>
+  <inkml:trace contextRef="#ctx0" brushRef="#br0" timeOffset="28404.46">1474 1170 24575,'0'-4'0,"1"1"0,-1 0 0,1-1 0,0 1 0,0 0 0,0 0 0,1-1 0,-1 1 0,1 0 0,-1 0 0,1 1 0,0-1 0,0 0 0,0 1 0,1-1 0,-1 1 0,3-3 0,-3 4 0,-1 0 0,0 0 0,0 0 0,0 1 0,0-1 0,1 0 0,-1 1 0,0-1 0,1 0 0,-1 1 0,1 0 0,-1-1 0,0 1 0,1 0 0,-1 0 0,1 0 0,-1 0 0,1 0 0,-1 0 0,1 0 0,-1 0 0,0 1 0,1-1 0,-1 0 0,1 1 0,-1-1 0,0 1 0,1 0 0,-1-1 0,0 1 0,0 0 0,0 0 0,1 0 0,-1 0 0,0 0 0,0 0 0,0 0 0,-1 0 0,1 0 0,0 1 0,1 0 0,-1 1 4,0-1 1,0 0-1,0 0 0,0 1 0,0-1 0,0 0 0,-1 1 0,1-1 0,-1 1 1,0-1-1,0 1 0,0-1 0,0 0 0,0 1 0,0-1 0,0 1 0,-1-1 1,0 1-1,1-1 0,-1 0 0,0 1 0,0-1 0,0 0 0,0 0 0,-1 0 1,1 1-1,0-2 0,-3 4 0,2-4-40,1 1 0,0-1-1,0 0 1,-1 0 0,1 0 0,-1 0-1,1 0 1,-1-1 0,1 1 0,-1 0 0,0-1-1,1 1 1,-1-1 0,0 1 0,1-1-1,-1 0 1,0 0 0,0 0 0,1 0 0,-1 0-1,0 0 1,1 0 0,-1 0 0,0-1-1,1 1 1,-1-1 0,0 1 0,1-1 0,-1 0-1,1 0 1,-1 1 0,1-1 0,-1 0 0,1 0-1,0-1 1,-1 1 0,1 0 0,0 0-1,0-1 1,-2-2 0,-3-4-6790</inkml:trace>
+  <inkml:trace contextRef="#ctx0" brushRef="#br0" timeOffset="29400.9">1598 1090 24575,'1'1'0,"0"0"0,0-1 0,0 1 0,0 0 0,0 0 0,0 1 0,0-1 0,-1 0 0,1 0 0,-1 0 0,1 0 0,0 1 0,-1-1 0,0 0 0,1 1 0,-1-1 0,0 0 0,0 0 0,0 1 0,0-1 0,0 3 0,2 10 0,28-50 0,-29 34 9,1 1 1,-1-1-1,0 1 0,1-1 0,-1 1 1,1 0-1,0-1 0,-1 1 0,1 0 0,0 0 1,0 1-1,2-2 0,-3 2-62,0 0 0,0 0 0,0 0 0,0 0 0,0 0 0,0 1 0,0-1 0,-1 0 0,1 1 0,0-1 0,0 0 0,0 1 0,0-1-1,-1 1 1,1 0 0,0-1 0,-1 1 0,1-1 0,0 1 0,-1 0 0,1 0 0,-1-1 0,1 1 0,-1 0 0,1 0 0,-1 0 0,1 1 0,4 6-6773</inkml:trace>
+  <inkml:trace contextRef="#ctx0" brushRef="#br0" timeOffset="30132.65">1991 934 24575,'-1'2'0,"0"0"0,0 0 0,0 1 0,0-1 0,1 0 0,-1 0 0,1 1 0,-1-1 0,1 1 0,0-1 0,0 0 0,1 5 0,-1-5 0,-1 7 0,1-1 0,0 1 0,0-1 0,0 0 0,1 0 0,2 9 0,-3-16 0,1 1 0,-1-1 0,0 0 0,1 0 0,-1 1 0,1-1 0,0 0 0,-1 0 0,1 0 0,0 0 0,0 0 0,-1 0 0,1 0 0,0 0 0,0 0 0,0 0 0,0 0 0,0-1 0,1 1 0,-1 0 0,0-1 0,0 1 0,0-1 0,1 1 0,-1-1 0,0 0 0,0 1 0,1-1 0,-1 0 0,0 0 0,1 0 0,-1 0 0,0 0 0,1 0 0,-1 0 0,0-1 0,1 1 0,-1 0 0,2-1 0,-2 0 6,1 1 0,-1-1 0,1 0 0,-1 0 0,1 1 0,-1-1 0,0 0 0,1 0 0,-1 0 0,0-1 0,0 1 0,0 0 0,0 0 0,0-1 0,0 1 0,0 0 0,0-1 0,0 1 0,0-3 0,6-32-1491,-7 26-5341</inkml:trace>
+  <inkml:trace contextRef="#ctx0" brushRef="#br0" timeOffset="30479.72">2059 965 24575,'0'-2'0,"-2"0"0,-4 2 0,-2 1 0,-3 2 0,-1 1 0,0 3 0,-1 0 0,2-1 0,2-2 0,-1 0 0,1-2 0,2 0-8191</inkml:trace>
+  <inkml:trace contextRef="#ctx0" brushRef="#br0" timeOffset="31722.6">2066 852 24575,'4'5'0,"0"0"0,-1 0 0,0 0 0,0 1 0,0-1 0,0 1 0,-1-1 0,0 1 0,-1 0 0,1 0 0,-1 0 0,0 0 0,0 9 0,9 35 0,-9-50 0,-1 0 0,0 0 0,1 0 0,-1 0 0,0 1 0,0-1 0,1 0 0,-1 0 0,0 0 0,0 0 0,1 0 0,-1 0 0,0-1 0,1 1 0,-1 0 0,0 0 0,0 0 0,1 0 0,-1 0 0,0 0 0,0 0 0,1 0 0,-1-1 0,0 1 0,0 0 0,1 0 0,-1 0 0,0-1 0,0 1 0,0 0 0,0 0 0,1 0 0,-1-1 0,0 1 0,0 0 0,0 0 0,0-1 0,0 1 0,0 0 0,0-1 0,0 1 0,1 0 0,-1 0 0,0-1 0,14-23 0,-3 6 0,-10 18 3,-1-1 0,1 0 0,-1 0 0,1 0 0,0 1 0,-1-1 0,1 0 0,0 0 0,0 1 0,-1-1 0,1 1 0,0-1 0,0 1 0,0-1 0,0 1 0,0 0 0,0-1 0,0 1 0,0 0 0,0 0 0,0 0 0,0-1 0,0 1 0,0 0 0,0 0 0,0 0 0,0 1 0,0-1 0,0 0 0,0 0 0,-1 1 0,1-1 0,0 0 0,0 1 0,0-1 0,0 1 0,0-1 0,0 1 0,0 0 0,3 2-215,-1 1 0,0-1 0,0 1-1,0 0 1,-1 0 0,5 7 0,-2-2-6614</inkml:trace>
+  <inkml:trace contextRef="#ctx0" brushRef="#br0" timeOffset="49531.41">2313 933 24575,'8'-2'0,"0"0"0,0-1 0,0 0 0,0 0 0,10-6 0,-17 8 0,1 0 0,0-1 0,0 1 0,0 0 0,-1-1 0,1 0 0,-1 1 0,1-1 0,-1 0 0,0 0 0,0 1 0,0-1 0,0 0 0,0 0 0,0-1 0,0 1 0,-1 0 0,1 0 0,-1 0 0,1 0 0,-1 0 0,0-1 0,0 1 0,0 0 0,0 0 0,-1-3 0,1 4 0,0 0 0,0-1 0,0 1 0,0 0 0,-1 0 0,1 0 0,-1 0 0,1 0 0,0 0 0,-1 0 0,0 0 0,1 0 0,-1 1 0,1-1 0,-1 0 0,0 0 0,0 0 0,0 1 0,1-1 0,-1 0 0,0 1 0,0-1 0,0 1 0,0-1 0,0 1 0,0-1 0,0 1 0,0 0 0,0-1 0,0 1 0,0 0 0,0 0 0,-1 0 0,1 0 0,0 0 0,0 0 0,0 0 0,0 0 0,0 0 0,0 1 0,0-1 0,0 0 0,0 1 0,0-1 0,0 1 0,0-1 0,-2 2 0,0-1 0,0 1 0,-1 0 0,1 0 0,0 0 0,0 0 0,0 0 0,1 0 0,-1 1 0,0 0 0,1-1 0,0 1 0,-1 0 0,-2 5 0,4-3 0,-1 1 0,0-1 0,1 0 0,0 1 0,0-1 0,1 1 0,-1-1 0,1 1 0,1-1 0,0 11 0,0-14 0,-1 0 0,1 0 0,-1 0 0,1 0 0,0 0 0,0-1 0,0 1 0,0 0 0,0 0 0,0 0 0,0-1 0,1 1 0,-1-1 0,1 1 0,-1-1 0,1 1 0,-1-1 0,1 0 0,0 0 0,0 0 0,0 0 0,-1 0 0,1 0 0,0 0 0,0-1 0,0 1 0,0-1 0,0 0 0,0 1 0,3-1 0,5 0-105,0-1 0,1-1 0,-1 0 0,0 0 0,0-1 0,0 0 0,0 0 0,-1-1 0,1-1 0,-1 0 0,0 0 0,11-9 0,-10 8-6721</inkml:trace>
+  <inkml:trace contextRef="#ctx0" brushRef="#br0" timeOffset="50089.21">2510 830 24575,'2'1'0,"1"2"0,0 2 0,1 2 0,0 1 0,0 2 0,0 1 0,-2-2 0,1 2 0,0-2-8191</inkml:trace>
+  <inkml:trace contextRef="#ctx0" brushRef="#br0" timeOffset="50375.71">2491 763 24575,'0'0'-8191</inkml:trace>
+  <inkml:trace contextRef="#ctx0" brushRef="#br0" timeOffset="51285.5">2570 825 24575,'4'0'0,"0"1"0,0-1 0,0 1 0,0 0 0,0 0 0,0 0 0,0 0 0,-1 1 0,1 0 0,-1 0 0,1 0 0,4 3 0,-6-4 0,-1 1 0,1-1 0,-1 0 0,1 0 0,-1 1 0,0-1 0,0 1 0,0-1 0,0 1 0,0 0 0,0-1 0,0 1 0,0 0 0,-1 0 0,1-1 0,-1 1 0,1 0 0,-1 0 0,0 0 0,1 0 0,-1 0 0,0 0 0,0 0 0,-1-1 0,1 1 0,0 0 0,-1 0 0,0 2 0,-9-45 0,10 40-1,0 0 0,-1 0-1,1 0 1,0 0 0,0-1-1,0 1 1,0 0 0,0 0 0,0 0-1,0 0 1,0 0 0,0 0-1,1 0 1,-1 0 0,0 0-1,1 0 1,-1 0 0,1 0 0,-1 0-1,1 0 1,-1 0 0,1 0-1,0 0 1,-1 1 0,1-1-1,0 0 1,0 0 0,-1 1-1,1-1 1,0 1 0,0-1 0,0 0-1,0 1 1,0 0 0,0-1-1,0 1 1,0-1 0,0 1-1,0 0 1,2 0 0,15-6-1311,-12 3-5514</inkml:trace>
+  <inkml:trace contextRef="#ctx0" brushRef="#br0" timeOffset="52222.68">2863 839 24575,'-1'-2'0,"-1"-4"0,0-1 0,0 0 0,0 0 0,1 0 0,-1-12 0,2 18 0,0 0 0,0 0 0,0 0 0,0 0 0,0 0 0,0 0 0,1 1 0,-1-1 0,0 0 0,1 0 0,-1 0 0,1 0 0,-1 1 0,1-1 0,-1 0 0,1 0 0,-1 1 0,1-1 0,0 0 0,1 0 0,-1 0 0,1 0 0,0 1 0,-1 0 0,1-1 0,-1 1 0,1 0 0,0 0 0,-1 0 0,1 0 0,0 0 0,-1 0 0,1 0 0,0 0 0,-1 1 0,1-1 0,1 2 0,0-2 0,0 2 0,0-1 0,0 0 0,0 1 0,0-1 0,0 1 0,0 0 0,-1 0 0,1 0 0,-1 0 0,1 1 0,-1-1 0,0 0 0,0 1 0,0 0 0,0-1 0,-1 1 0,3 5 0,-3-7 0,-1 1 0,0-1 0,1 0 0,-1 1 0,0-1 0,0 0 0,0 1 0,0-1 0,0 0 0,0 1 0,0-1 0,0 0 0,-1 1 0,1-1 0,0 0 0,-1 1 0,1-1 0,-2 2 0,1-1 0,-1 0 0,1-1 0,-1 1 0,1-1 0,-1 0 0,1 1 0,-1-1 0,0 0 0,0 0 0,0 0 0,1 0 0,-1 0 0,0-1 0,0 1 0,-4 0 0,4 0 9,0-1 1,1 1-1,-1-1 0,0 0 0,0 1 1,0-1-1,1 0 0,-1 0 0,0-1 0,0 1 1,0 0-1,-2-1 0,3 0-71,0 1 0,0-1 0,0 1 0,1-1 1,-1 0-1,0 0 0,0 1 0,1-1 0,-1 0 0,1 0 0,-1 0 0,1 1 1,-1-1-1,1 0 0,-1 0 0,1 0 0,0 0 0,-1 0 0,1 0 0,0 0 1,0 0-1,0 0 0,0-1 0,-1-7-6764</inkml:trace>
+  <inkml:trace contextRef="#ctx0" brushRef="#br0" timeOffset="53087.95">2980 726 24575,'1'2'0,"1"1"0,-1-1 0,0 1 0,1-1 0,-1 1 0,0-1 0,0 1 0,-1 0 0,1-1 0,-1 1 0,1 5 0,4 11 0,-5-18 0,0 0 0,1 0 0,-1 1 0,0-1 0,1 0 0,-1 0 0,1 0 0,-1 0 0,1 0 0,0 0 0,0 0 0,-1 0 0,1 0 0,0 0 0,0-1 0,0 1 0,0 0 0,0 0 0,0-1 0,0 1 0,0-1 0,0 1 0,0-1 0,0 1 0,0-1 0,1 1 0,-1-1 0,0 0 0,0 0 0,0 0 0,0 0 0,1 0 0,-1 0 0,0 0 0,0 0 0,0 0 0,1-1 0,-1 1 0,0 0 0,0-1 0,1 0 0,1 0 0,0-1 0,-1 0 0,0 0 0,1 0 0,-1-1 0,0 1 0,0 0 0,0-1 0,-1 1 0,1-1 0,-1 0 0,1 1 0,-1-1 0,0 0 0,1-4 0,6-49 0,-4 54 0,3 10 0,11 19 0,-12-17 0,-5-9 0,-1 0 0,0-1 0,1 1 0,-1-1 0,1 1 0,-1 0 0,1-1 0,-1 1 0,1-1 0,-1 1 0,1-1 0,-1 1 0,1-1 0,0 0 0,-1 1 0,1-1 0,-1 0 0,1 1 0,0-1 0,0 0 0,-1 0 0,1 0 0,0 1 0,-1-1 0,1 0 0,0 0 0,0 0 0,-1 0 0,1 0 0,0 0 0,1-1 0,-1 0 0,0 0 0,0 0 0,1 0 0,-1 0 0,0 0 0,0 0 0,0-1 0,0 1 0,0 0 0,-1-1 0,1 1 0,0-1 0,0-1 0,2-6 0,0 1 0,-1-1 0,0 0 0,1-10 0,-1 4-341,-2-1 0,1 0-1,-5-28 1,2 35-6485</inkml:trace>
+  <inkml:trace contextRef="#ctx0" brushRef="#br0" timeOffset="54096.18">3257 609 24575,'2'73'0,"0"-45"0,-2-24 0,1-11 0,-1-3 0,1 0 0,0 0 0,1 0 0,0 0 0,0 0 0,6-13 0,-7 21 0,0 0 0,0-1 0,0 1 0,1 0 0,-1 0 0,1 0 0,0 0 0,-1 0 0,1 0 0,0 0 0,0 1 0,0-1 0,0 1 0,0-1 0,0 1 0,1 0 0,-1 0 0,0 0 0,1 0 0,-1 0 0,1 0 0,-1 1 0,1-1 0,-1 1 0,1-1 0,-1 1 0,1 0 0,0 0 0,-1 1 0,4-1 0,-5 1 0,1-1 0,-1 0 0,1 0 0,-1 1 0,0-1 0,1 0 0,-1 1 0,0-1 0,0 1 0,1 0 0,-1-1 0,0 1 0,0 0 0,0 0 0,0 0 0,0 0 0,0 0 0,0 0 0,0 0 0,0 0 0,0 0 0,0 1 0,-1-1 0,1 0 0,0 3 0,1 1 0,-1 0 0,-1 0 0,1 1 0,-1-1 0,0 10 0,-1-10 0,1-1 0,0 1 0,0 0 0,1 0 0,-1 0 0,1-1 0,0 1 0,3 7 0,7 6-1365,-6-13-5461</inkml:trace>
+</inkml:ink>
+</file>
+
+<file path=word/ink/ink17.xml><?xml version="1.0" encoding="utf-8"?>
+<inkml:ink xmlns:inkml="http://www.w3.org/2003/InkML">
+  <inkml:definitions>
+    <inkml:context xml:id="ctx0">
+      <inkml:inkSource xml:id="inkSrc0">
+        <inkml:traceFormat>
+          <inkml:channel name="X" type="integer" min="-2.14748E9" max="2.14748E9" units="cm"/>
+          <inkml:channel name="Y" type="integer" min="-2.14748E9" max="2.14748E9" units="cm"/>
+          <inkml:channel name="F" type="integer" max="32767" units="dev"/>
+        </inkml:traceFormat>
+        <inkml:channelProperties>
+          <inkml:channelProperty channel="X" name="resolution" value="1000" units="1/cm"/>
+          <inkml:channelProperty channel="Y" name="resolution" value="1000" units="1/cm"/>
+          <inkml:channelProperty channel="F" name="resolution" value="0" units="1/dev"/>
+        </inkml:channelProperties>
+      </inkml:inkSource>
+      <inkml:timestamp xml:id="ts0" timeString="2026-07-14T07:03:33.989"/>
+    </inkml:context>
+    <inkml:brush xml:id="br0">
+      <inkml:brushProperty name="width" value="0.025" units="cm"/>
+      <inkml:brushProperty name="height" value="0.025" units="cm"/>
+      <inkml:brushProperty name="color" value="#FFC114"/>
+    </inkml:brush>
+  </inkml:definitions>
+  <inkml:trace contextRef="#ctx0" brushRef="#br0">0 382 24575,'18'-18'0,"-4"6"0,-1-1 0,-1 0 0,0-1 0,-1-1 0,14-22 0,-17 20 0,7-11 0,21-56 0,-33 76 0,-1 0 0,1 0 0,-2 0 0,1-1 0,-1 1 0,0-1 0,-1 1 0,0-1 0,-1 1 0,0 0 0,0-1 0,-3-9 0,4 17 0,0 1 0,0-1 0,0 1 0,-1 0 0,1-1 0,0 1 0,-1-1 0,1 1 0,0 0 0,-1-1 0,1 1 0,0 0 0,-1-1 0,1 1 0,-1 0 0,1 0 0,0-1 0,-1 1 0,1 0 0,-1 0 0,1 0 0,-1 0 0,1 0 0,-1-1 0,1 1 0,-1 0 0,1 0 0,-1 0 0,1 0 0,-1 0 0,1 1 0,-1-1 0,1 0 0,-1 0 0,1 0 0,-1 0 0,1 0 0,-1 1 0,1-1 0,0 0 0,-1 0 0,1 1 0,-1-1 0,1 0 0,0 1 0,-1-1 0,1 0 0,0 1 0,-1-1 0,1 1 0,0-1 0,-1 1 0,-19 22 0,22-26 11,1 0 0,-1 0 0,1 0 0,0 0 0,0 0 0,0 1-1,0-1 1,0 1 0,0 0 0,5-2 0,-6 3-73,0 1 0,0-1 0,0 1 0,1-1 1,-1 1-1,0 0 0,0-1 0,1 1 0,-1 0 0,0 1 0,0-1 0,1 0 1,-1 1-1,0-1 0,0 1 0,0 0 0,1 0 0,-1-1 0,0 1 0,0 1 1,0-1-1,-1 0 0,3 2 0,14 11-6764</inkml:trace>
+</inkml:ink>
+</file>
+
+<file path=word/ink/ink18.xml><?xml version="1.0" encoding="utf-8"?>
+<inkml:ink xmlns:inkml="http://www.w3.org/2003/InkML">
+  <inkml:definitions>
+    <inkml:context xml:id="ctx0">
+      <inkml:inkSource xml:id="inkSrc0">
+        <inkml:traceFormat>
+          <inkml:channel name="X" type="integer" min="-2.14748E9" max="2.14748E9" units="cm"/>
+          <inkml:channel name="Y" type="integer" min="-2.14748E9" max="2.14748E9" units="cm"/>
+          <inkml:channel name="F" type="integer" max="32767" units="dev"/>
+        </inkml:traceFormat>
+        <inkml:channelProperties>
+          <inkml:channelProperty channel="X" name="resolution" value="1000" units="1/cm"/>
+          <inkml:channelProperty channel="Y" name="resolution" value="1000" units="1/cm"/>
+          <inkml:channelProperty channel="F" name="resolution" value="0" units="1/dev"/>
+        </inkml:channelProperties>
+      </inkml:inkSource>
+      <inkml:timestamp xml:id="ts0" timeString="2026-07-14T07:03:30.895"/>
+    </inkml:context>
+    <inkml:brush xml:id="br0">
+      <inkml:brushProperty name="width" value="0.025" units="cm"/>
+      <inkml:brushProperty name="height" value="0.025" units="cm"/>
+      <inkml:brushProperty name="color" value="#FFC114"/>
+    </inkml:brush>
+  </inkml:definitions>
+  <inkml:trace contextRef="#ctx0" brushRef="#br0">2044 809 24575,'-47'28'0,"0"-3"0,-52 20 0,34-16 0,42-21 0,0 0 0,-1-2 0,1-1 0,-1 0 0,-46 1 0,32-3 0,-47 11 0,19 3 0,34-8 0,-1-1 0,0-2 0,-55 5 0,-367-12 0,417-2 0,0-1 0,0-2 0,1-2 0,0-1 0,-37-15 0,-75-17 0,99 29 0,-67-23 0,92 25 0,0 0 0,1-2 0,0 0 0,-31-24 0,51 34 0,1-1 0,0 0 0,1 0 0,-1 0 0,0 0 0,1 0 0,0-1 0,0 1 0,0-1 0,0 0 0,0 0 0,1 1 0,0-1 0,-1 0 0,2 0 0,-1 0 0,0-5 0,0-8 0,1 1 0,0-1 0,3-17 0,1-14 0,-4 24 0,5-95 0,-3 105 0,1-1 0,0 1 0,1 0 0,1 0 0,0 0 0,7-15 0,11-12 0,2 1 0,36-46 0,-56 80 0,1 1 0,-1-1 0,1 1 0,0 1 0,0-1 0,1 1 0,11-6 0,53-19 0,-50 21 0,17-4 0,0 2 0,1 2 0,55-6 0,-43 7 0,54-14 0,-82 15 0,7-3 0,1 1 0,0 2 0,0 1 0,40-2 0,5 7 0,447 2 0,-467 2 0,1 3 0,0 2 0,-2 2 0,1 3 0,-1 2 0,-2 3 0,1 2 0,85 47 0,-122-58 0,0 0 0,0 1 0,-1 1 0,-1 0 0,0 1 0,-1 1 0,17 20 0,-24-25 0,-1 1 0,0-1 0,0 1 0,-1 0 0,0 1 0,-1-1 0,0 1 0,-1 0 0,0 0 0,0 0 0,-2 1 0,1-1 0,-1 1 0,-1 10 0,1 57 0,0-37 0,-6 52 0,4-90 0,0 1 0,0 0 0,-1 0 0,0-1 0,0 1 0,0-1 0,-1 1 0,1-1 0,-1 0 0,0 0 0,0 0 0,-1-1 0,1 1 0,-1-1 0,1 1 0,-1-1 0,-8 4 0,-9 6 0,1-2 0,-36 14 0,16-8 0,26-10-170,0 0-1,0-1 0,0 0 1,-1-2-1,0 1 0,0-2 1,-30 4-1,33-7-6655</inkml:trace>
+</inkml:ink>
+</file>
+
+<file path=word/ink/ink19.xml><?xml version="1.0" encoding="utf-8"?>
+<inkml:ink xmlns:inkml="http://www.w3.org/2003/InkML">
+  <inkml:definitions>
+    <inkml:context xml:id="ctx0">
+      <inkml:inkSource xml:id="inkSrc0">
+        <inkml:traceFormat>
+          <inkml:channel name="X" type="integer" min="-2.14748E9" max="2.14748E9" units="cm"/>
+          <inkml:channel name="Y" type="integer" min="-2.14748E9" max="2.14748E9" units="cm"/>
+          <inkml:channel name="F" type="integer" max="32767" units="dev"/>
+        </inkml:traceFormat>
+        <inkml:channelProperties>
+          <inkml:channelProperty channel="X" name="resolution" value="1000" units="1/cm"/>
+          <inkml:channelProperty channel="Y" name="resolution" value="1000" units="1/cm"/>
+          <inkml:channelProperty channel="F" name="resolution" value="0" units="1/dev"/>
+        </inkml:channelProperties>
+      </inkml:inkSource>
+      <inkml:timestamp xml:id="ts0" timeString="2026-07-14T06:59:54.257"/>
+    </inkml:context>
+    <inkml:brush xml:id="br0">
+      <inkml:brushProperty name="width" value="0.025" units="cm"/>
+      <inkml:brushProperty name="height" value="0.025" units="cm"/>
+      <inkml:brushProperty name="color" value="#E71224"/>
+    </inkml:brush>
+  </inkml:definitions>
+  <inkml:trace contextRef="#ctx0" brushRef="#br0">6 74 24575,'-2'4'0,"1"0"0,0 0 0,1 0 0,-1 0 0,1 0 0,-1 0 0,1 0 0,1 0 0,-1 1 0,0-1 0,1 0 0,0 0 0,1 5 0,0-3 0,0 1 0,1-1 0,-1 0 0,1 0 0,0 0 0,0 0 0,6 7 0,-8-12 0,0 0 0,-1 0 0,1 0 0,0-1 0,0 1 0,1 0 0,-1 0 0,0 0 0,0-1 0,0 1 0,0-1 0,1 1 0,-1-1 0,0 1 0,1-1 0,-1 0 0,0 0 0,1 1 0,-1-1 0,0 0 0,1 0 0,-1 0 0,0-1 0,1 1 0,-1 0 0,0 0 0,1-1 0,-1 1 0,0-1 0,0 1 0,1-1 0,-1 1 0,0-1 0,0 0 0,0 0 0,0 1 0,0-1 0,0 0 0,0 0 0,1-1 0,6-6 0,-1-1 0,0 1 0,12-20 0,-9 14 0,30-32 64,-29 36-421,-1-1-1,-1 0 1,15-23 0,-17 21-6469</inkml:trace>
+</inkml:ink>
+</file>
+
 <file path=word/ink/ink2.xml><?xml version="1.0" encoding="utf-8"?>
 <inkml:ink xmlns:inkml="http://www.w3.org/2003/InkML">
   <inkml:definitions>
@@ -7832,6 +9940,231 @@
   <inkml:trace contextRef="#ctx0" brushRef="#br0" timeOffset="6389.16">1043 572 24575,'-7'93'0,"9"-75"0,-1-18 0,-1 0 0,0 0 0,0 0 0,1 0 0,-1 0 0,0 0 0,1 0 0,-1 0 0,0 0 0,1 0 0,-1 0 0,0 0 0,1 0 0,-1 0 0,0 0 0,0 0 0,1-1 0,-1 1 0,0 0 0,0 0 0,1 0 0,-1 0 0,0-1 0,0 1 0,1 0 0,-1 0 0,0 0 0,0-1 0,0 1 0,1 0 0,-1-1 0,2-1 0,0-1 0,0 1 0,-1-1 0,1 1 0,-1-1 0,1 0 0,-1 0 0,0 0 0,1-3 0,-1-29 0,-1 19 0,0 14 0,1 5 0,1 1 0,-1 0 0,0 0 0,1 0 0,0 0 0,0 0 0,0-1 0,0 1 0,1-1 0,-1 1 0,1-1 0,5 5 0,-8-8 0,1 1 0,0 0 0,0-1 0,0 1 0,0-1 0,0 1 0,0-1 0,0 0 0,0 1 0,0-1 0,0 0 0,0 0 0,0 1 0,0-1 0,0 0 0,0 0 0,0 0 0,0 0 0,0 0 0,1-1 0,0 0 0,-1 1 0,0-1 0,1 0 0,-1 0 0,1 0 0,-1 0 0,0 0 0,0 0 0,1-1 0,-1 1 0,0 0 0,0-1 0,0 1 0,-1 0 0,1-1 0,1-2 0,4-10-1365,-2 0-5461</inkml:trace>
   <inkml:trace contextRef="#ctx0" brushRef="#br0" timeOffset="6808.35">1148 382 24575,'2'5'0,"2"6"0,5 5 0,3 4 0,1 6 0,2 2 0,-1 0 0,-1-3 0,-3-1 0,0-1 0,1-1 0,-2-2 0,-3-4-8191</inkml:trace>
   <inkml:trace contextRef="#ctx0" brushRef="#br0" timeOffset="7321.85">1221 346 24575,'1'3'0,"2"4"0,2 5 0,3 3 0,1 0 0,1 2 0,0 2 0,2 1 0,1 2 0,-1 2 0,-2-2 0,-3-4 0,-2-2 0,-3-3 0,-1-4-8191</inkml:trace>
+</inkml:ink>
+</file>
+
+<file path=word/ink/ink20.xml><?xml version="1.0" encoding="utf-8"?>
+<inkml:ink xmlns:inkml="http://www.w3.org/2003/InkML">
+  <inkml:definitions>
+    <inkml:context xml:id="ctx0">
+      <inkml:inkSource xml:id="inkSrc0">
+        <inkml:traceFormat>
+          <inkml:channel name="X" type="integer" min="-2.14748E9" max="2.14748E9" units="cm"/>
+          <inkml:channel name="Y" type="integer" min="-2.14748E9" max="2.14748E9" units="cm"/>
+          <inkml:channel name="F" type="integer" max="32767" units="dev"/>
+        </inkml:traceFormat>
+        <inkml:channelProperties>
+          <inkml:channelProperty channel="X" name="resolution" value="1000" units="1/cm"/>
+          <inkml:channelProperty channel="Y" name="resolution" value="1000" units="1/cm"/>
+          <inkml:channelProperty channel="F" name="resolution" value="0" units="1/dev"/>
+        </inkml:channelProperties>
+      </inkml:inkSource>
+      <inkml:timestamp xml:id="ts0" timeString="2026-07-14T06:59:53.081"/>
+    </inkml:context>
+    <inkml:brush xml:id="br0">
+      <inkml:brushProperty name="width" value="0.025" units="cm"/>
+      <inkml:brushProperty name="height" value="0.025" units="cm"/>
+      <inkml:brushProperty name="color" value="#E71224"/>
+    </inkml:brush>
+  </inkml:definitions>
+  <inkml:trace contextRef="#ctx0" brushRef="#br0">1 218 24575,'9'24'0,"1"0"0,14 21 0,-15-29 0,-8-14 0,-1-1 0,1 0 0,-1 1 0,1-1 0,0 0 0,0 0 0,0 0 0,0 1 0,0-1 0,0 0 0,0 0 0,0 0 0,0-1 0,0 1 0,0 0 0,1 0 0,-1-1 0,0 1 0,0-1 0,1 1 0,1 0 0,-2-1 0,1 0 0,-1-1 0,1 1 0,-1 0 0,0-1 0,1 1 0,-1-1 0,0 1 0,0-1 0,1 0 0,-1 1 0,0-1 0,0 0 0,0 0 0,0 0 0,0 0 0,2-2 0,4-6 0,0 0 0,-1-1 0,0 0 0,6-14 0,-8 15 0,109-233-1365,-101 220-5461</inkml:trace>
+</inkml:ink>
+</file>
+
+<file path=word/ink/ink21.xml><?xml version="1.0" encoding="utf-8"?>
+<inkml:ink xmlns:inkml="http://www.w3.org/2003/InkML">
+  <inkml:definitions>
+    <inkml:context xml:id="ctx0">
+      <inkml:inkSource xml:id="inkSrc0">
+        <inkml:traceFormat>
+          <inkml:channel name="X" type="integer" min="-2.14748E9" max="2.14748E9" units="cm"/>
+          <inkml:channel name="Y" type="integer" min="-2.14748E9" max="2.14748E9" units="cm"/>
+          <inkml:channel name="F" type="integer" max="32767" units="dev"/>
+        </inkml:traceFormat>
+        <inkml:channelProperties>
+          <inkml:channelProperty channel="X" name="resolution" value="1000" units="1/cm"/>
+          <inkml:channelProperty channel="Y" name="resolution" value="1000" units="1/cm"/>
+          <inkml:channelProperty channel="F" name="resolution" value="0" units="1/dev"/>
+        </inkml:channelProperties>
+      </inkml:inkSource>
+      <inkml:timestamp xml:id="ts0" timeString="2026-07-14T06:59:52.039"/>
+    </inkml:context>
+    <inkml:brush xml:id="br0">
+      <inkml:brushProperty name="width" value="0.025" units="cm"/>
+      <inkml:brushProperty name="height" value="0.025" units="cm"/>
+      <inkml:brushProperty name="color" value="#E71224"/>
+    </inkml:brush>
+  </inkml:definitions>
+  <inkml:trace contextRef="#ctx0" brushRef="#br0">1 64 24575,'6'25'0,"7"48"0,1 2 0,-14-73 0,0-1 0,1 1 0,-1 0 0,1-1 0,-1 1 0,1-1 0,0 1 0,-1 0 0,1-1 0,0 0 0,0 1 0,0-1 0,0 1 0,0-1 0,1 0 0,-1 0 0,0 0 0,2 2 0,-1-3 0,-1 0 0,0 1 0,0-1 0,0 0 0,0 0 0,0 0 0,0 0 0,0 0 0,0 0 0,0 0 0,1-1 0,-1 1 0,0 0 0,0 0 0,0-1 0,0 1 0,0-1 0,0 1 0,0-1 0,1-1 0,4-2 0,-1-1 0,0 0 0,0 0 0,0 0 0,0 0 0,-1-1 0,4-7 0,27-45-682,62-79-1,-82 120-6143</inkml:trace>
+</inkml:ink>
+</file>
+
+<file path=word/ink/ink22.xml><?xml version="1.0" encoding="utf-8"?>
+<inkml:ink xmlns:inkml="http://www.w3.org/2003/InkML">
+  <inkml:definitions>
+    <inkml:context xml:id="ctx0">
+      <inkml:inkSource xml:id="inkSrc0">
+        <inkml:traceFormat>
+          <inkml:channel name="X" type="integer" min="-2.14748E9" max="2.14748E9" units="cm"/>
+          <inkml:channel name="Y" type="integer" min="-2.14748E9" max="2.14748E9" units="cm"/>
+          <inkml:channel name="F" type="integer" max="32767" units="dev"/>
+        </inkml:traceFormat>
+        <inkml:channelProperties>
+          <inkml:channelProperty channel="X" name="resolution" value="1000" units="1/cm"/>
+          <inkml:channelProperty channel="Y" name="resolution" value="1000" units="1/cm"/>
+          <inkml:channelProperty channel="F" name="resolution" value="0" units="1/dev"/>
+        </inkml:channelProperties>
+      </inkml:inkSource>
+      <inkml:timestamp xml:id="ts0" timeString="2026-07-14T06:59:47.541"/>
+    </inkml:context>
+    <inkml:brush xml:id="br0">
+      <inkml:brushProperty name="width" value="0.025" units="cm"/>
+      <inkml:brushProperty name="height" value="0.025" units="cm"/>
+      <inkml:brushProperty name="color" value="#E71224"/>
+    </inkml:brush>
+  </inkml:definitions>
+  <inkml:trace contextRef="#ctx0" brushRef="#br0">111 0 24575,'2'4'0,"0"2"0,-5 4 0,-2 2 0,-3 2 0,-3 5 0,1-1 0,-1 3 0,-1 1 0,-2-1 0,1-2 0,1-3-8191</inkml:trace>
+  <inkml:trace contextRef="#ctx0" brushRef="#br0" timeOffset="955.18">0 61 24575,'4'-2'0,"2"0"0,4 0 0,6 0 0,1 4 0,1 4 0,0 2 0,-2 3 0,0 0 0,-1 0 0,-3 1 0,0 0 0,-1 2 0,-2-1-8191</inkml:trace>
+</inkml:ink>
+</file>
+
+<file path=word/ink/ink23.xml><?xml version="1.0" encoding="utf-8"?>
+<inkml:ink xmlns:inkml="http://www.w3.org/2003/InkML">
+  <inkml:definitions>
+    <inkml:context xml:id="ctx0">
+      <inkml:inkSource xml:id="inkSrc0">
+        <inkml:traceFormat>
+          <inkml:channel name="X" type="integer" min="-2.14748E9" max="2.14748E9" units="cm"/>
+          <inkml:channel name="Y" type="integer" min="-2.14748E9" max="2.14748E9" units="cm"/>
+          <inkml:channel name="F" type="integer" max="32767" units="dev"/>
+        </inkml:traceFormat>
+        <inkml:channelProperties>
+          <inkml:channelProperty channel="X" name="resolution" value="1000" units="1/cm"/>
+          <inkml:channelProperty channel="Y" name="resolution" value="1000" units="1/cm"/>
+          <inkml:channelProperty channel="F" name="resolution" value="0" units="1/dev"/>
+        </inkml:channelProperties>
+      </inkml:inkSource>
+      <inkml:timestamp xml:id="ts0" timeString="2026-07-14T06:59:44.344"/>
+    </inkml:context>
+    <inkml:brush xml:id="br0">
+      <inkml:brushProperty name="width" value="0.025" units="cm"/>
+      <inkml:brushProperty name="height" value="0.025" units="cm"/>
+      <inkml:brushProperty name="color" value="#E71224"/>
+    </inkml:brush>
+  </inkml:definitions>
+  <inkml:trace contextRef="#ctx0" brushRef="#br0">1015 230 24497,'0'9'0,"-2"0"0,0 0 0,0 0 0,-2 0 0,0 0 0,-1 0 0,-1 0 0,0-1 0,-2 1 0,0-1 0,0 0 0,-2 0 0,0 0 0,0-1 0,-2 1 0,0-1 0,-1 0 0,0 0 0,-1-1 0,0 1 0,-1-1 0,0-1 0,-1 1 0,0-1 0,-1 0 0,0-1 0,-1 1 0,0-1 0,0-1 0,-1 1 0,1-1 0,-2-1 0,1 0 0,0 0 0,-1 0 0,0-1 0,1 0 0,-1 0 0,0-1 0,0 0 0,0-1 0,0 0 0,0 0 0,1-1 0,-1 0 0,1 0 0,0 0 0,0-1 0,1-1 0,-1 1 0,2-1 0,-1-1 0,1 1 0,0-1 0,1 0 0,0-1 0,0 1 0,2-1 0,-1-1 0,1 1 0,1-1 0,0 0 0,1 0 0,1-1 0,0 1 0,1-1 0,1 0 0,0 0 0,1 0 0,1-1 0,0 1 0,2-1 0,0 0 0,0 0 0,2 0 0,0 0 0,1 0 0,1 0 0,1 0 0,0 0 0,1 0 0,1 0 0,1 0 0,0 0 0,2 1 0,0-1 0,0 0 0,2 1 0,0-1 0,1 1 0,1 0 0,0 0 0,1 0 0,1 0 0,0 1 0,1 0 0,1 0 0,0 0 0,1 0 0,1 1 0,-1 0 0,2 0 0,0 1 0,0 0 0,1 0 0,0 0 0,1 1 0,-1 0 0,2 1 0,-1-1 0,1 1 0,0 1 0,0-1 0,1 1 0,-1 1 0,1 0 0,0 0 0,0 0 0,0 1 0,0 0 0,0 1 0,-1 0 0,1 0 0,0 0 0,-1 1 0,0 1 0,1-1 0,-2 1 0,1 1 0,-1-1 0,0 1 0,0 0 0,-1 1 0,0 0 0,-1 0 0,0 0 0,-1 1 0,0 0 0,-1 0 0,0 1 0,-1 0 0,0 0 0,-1 0 0,0 0 0,-2 1 0,0 0 0,0 0 0,-2 0 0,0 0 0,0 1 0,-2-1 0,0 1 0,-1 0 0,-1-1 0,0 1 0,-2 0 0,0 0 0,0 0 0,-2 0 0</inkml:trace>
+</inkml:ink>
+</file>
+
+<file path=word/ink/ink24.xml><?xml version="1.0" encoding="utf-8"?>
+<inkml:ink xmlns:inkml="http://www.w3.org/2003/InkML">
+  <inkml:definitions>
+    <inkml:context xml:id="ctx0">
+      <inkml:inkSource xml:id="inkSrc0">
+        <inkml:traceFormat>
+          <inkml:channel name="X" type="integer" min="-2.14748E9" max="2.14748E9" units="cm"/>
+          <inkml:channel name="Y" type="integer" min="-2.14748E9" max="2.14748E9" units="cm"/>
+          <inkml:channel name="F" type="integer" max="32767" units="dev"/>
+        </inkml:traceFormat>
+        <inkml:channelProperties>
+          <inkml:channelProperty channel="X" name="resolution" value="1000" units="1/cm"/>
+          <inkml:channelProperty channel="Y" name="resolution" value="1000" units="1/cm"/>
+          <inkml:channelProperty channel="F" name="resolution" value="0" units="1/dev"/>
+        </inkml:channelProperties>
+      </inkml:inkSource>
+      <inkml:timestamp xml:id="ts0" timeString="2026-07-14T06:59:39.338"/>
+    </inkml:context>
+    <inkml:brush xml:id="br0">
+      <inkml:brushProperty name="width" value="0.025" units="cm"/>
+      <inkml:brushProperty name="height" value="0.025" units="cm"/>
+      <inkml:brushProperty name="color" value="#E71224"/>
+    </inkml:brush>
+  </inkml:definitions>
+  <inkml:trace contextRef="#ctx0" brushRef="#br0">1 7 24575,'2'-4'0,"3"2"0,4 5 0,2 4 0,3 6 0,1 4 0,0 5 0,-3 0 0,-2-1 0,-4-3-8191</inkml:trace>
+</inkml:ink>
+</file>
+
+<file path=word/ink/ink25.xml><?xml version="1.0" encoding="utf-8"?>
+<inkml:ink xmlns:inkml="http://www.w3.org/2003/InkML">
+  <inkml:definitions>
+    <inkml:context xml:id="ctx0">
+      <inkml:inkSource xml:id="inkSrc0">
+        <inkml:traceFormat>
+          <inkml:channel name="X" type="integer" min="-2.14748E9" max="2.14748E9" units="cm"/>
+          <inkml:channel name="Y" type="integer" min="-2.14748E9" max="2.14748E9" units="cm"/>
+          <inkml:channel name="F" type="integer" max="32767" units="dev"/>
+        </inkml:traceFormat>
+        <inkml:channelProperties>
+          <inkml:channelProperty channel="X" name="resolution" value="1000" units="1/cm"/>
+          <inkml:channelProperty channel="Y" name="resolution" value="1000" units="1/cm"/>
+          <inkml:channelProperty channel="F" name="resolution" value="0" units="1/dev"/>
+        </inkml:channelProperties>
+      </inkml:inkSource>
+      <inkml:timestamp xml:id="ts0" timeString="2026-07-14T06:59:34.432"/>
+    </inkml:context>
+    <inkml:brush xml:id="br0">
+      <inkml:brushProperty name="width" value="0.025" units="cm"/>
+      <inkml:brushProperty name="height" value="0.025" units="cm"/>
+      <inkml:brushProperty name="color" value="#E71224"/>
+    </inkml:brush>
+  </inkml:definitions>
+  <inkml:trace contextRef="#ctx0" brushRef="#br0">57 1 24575,'0'2'0,"-3"3"0,-3 4 0,-1 1 0,1 2 0,-1 2 0,-2 1 0,-1 0 0,1-3-8191</inkml:trace>
+</inkml:ink>
+</file>
+
+<file path=word/ink/ink26.xml><?xml version="1.0" encoding="utf-8"?>
+<inkml:ink xmlns:inkml="http://www.w3.org/2003/InkML">
+  <inkml:definitions>
+    <inkml:context xml:id="ctx0">
+      <inkml:inkSource xml:id="inkSrc0">
+        <inkml:traceFormat>
+          <inkml:channel name="X" type="integer" min="-2.14748E9" max="2.14748E9" units="cm"/>
+          <inkml:channel name="Y" type="integer" min="-2.14748E9" max="2.14748E9" units="cm"/>
+          <inkml:channel name="F" type="integer" max="32767" units="dev"/>
+        </inkml:traceFormat>
+        <inkml:channelProperties>
+          <inkml:channelProperty channel="X" name="resolution" value="1000" units="1/cm"/>
+          <inkml:channelProperty channel="Y" name="resolution" value="1000" units="1/cm"/>
+          <inkml:channelProperty channel="F" name="resolution" value="0" units="1/dev"/>
+        </inkml:channelProperties>
+      </inkml:inkSource>
+      <inkml:timestamp xml:id="ts0" timeString="2026-07-14T06:59:30.222"/>
+    </inkml:context>
+    <inkml:brush xml:id="br0">
+      <inkml:brushProperty name="width" value="0.025" units="cm"/>
+      <inkml:brushProperty name="height" value="0.025" units="cm"/>
+      <inkml:brushProperty name="color" value="#E71224"/>
+    </inkml:brush>
+  </inkml:definitions>
+  <inkml:trace contextRef="#ctx0" brushRef="#br0">958 407 24575,'-7'1'0,"0"0"0,1 1 0,-1 0 0,1 0 0,-1 0 0,1 1 0,0 0 0,0 1 0,-8 5 0,-30 13 0,0-6 0,0-2 0,-1-3 0,-1-1 0,0-2 0,-78 3 0,65-10 0,18 0 0,-51-6 0,79 4 0,1-1 0,-1-1 0,1 0 0,-1-1 0,1 0 0,0-1 0,0-1 0,-13-7 0,7 1 0,1-1 0,0 0 0,0-1 0,-22-26 0,31 31 0,0-1 0,1 0 0,0 0 0,1-1 0,0 0 0,0 0 0,1 0 0,1-1 0,-6-18 0,9 22 0,1 1 0,-1 0 0,1 0 0,0-1 0,1 1 0,0 0 0,0 0 0,0 0 0,1-1 0,0 2 0,1-1 0,-1 0 0,1 0 0,1 1 0,-1-1 0,1 1 0,0 0 0,7-8 0,-2 4 0,0 0 0,0 1 0,1 0 0,0 1 0,1 0 0,0 1 0,0 0 0,0 0 0,18-6 0,-3 4 0,0 1 0,1 1 0,-1 1 0,1 2 0,35-2 0,140 7 0,-84 1 0,144-2 0,-257 1 0,1 0 0,-1-1 0,1 2 0,-1-1 0,0 1 0,0-1 0,0 2 0,0-1 0,0 0 0,0 1 0,0 0 0,-1 0 0,1 0 0,-1 1 0,0 0 0,0 0 0,0 0 0,-1 0 0,1 0 0,-1 1 0,0-1 0,4 10 0,4 7 0,-2 0 0,0 1 0,11 43 0,-18-56 7,-1-1 0,0 0-1,0 0 1,-1 1 0,0-1-1,-1 0 1,0 1-1,0-1 1,0 0 0,-1 0-1,0 0 1,-1 0 0,0 0-1,0 0 1,-1-1 0,0 1-1,-9 12 1,3-6-172,0-1 0,-1-1 0,-1 0 0,0 0 0,0-1 0,-1-1 0,-1 0 0,-15 9 0,13-10-6661</inkml:trace>
+</inkml:ink>
+</file>
+
+<file path=word/ink/ink27.xml><?xml version="1.0" encoding="utf-8"?>
+<inkml:ink xmlns:inkml="http://www.w3.org/2003/InkML">
+  <inkml:definitions>
+    <inkml:context xml:id="ctx0">
+      <inkml:inkSource xml:id="inkSrc0">
+        <inkml:traceFormat>
+          <inkml:channel name="X" type="integer" min="-2.14748E9" max="2.14748E9" units="cm"/>
+          <inkml:channel name="Y" type="integer" min="-2.14748E9" max="2.14748E9" units="cm"/>
+          <inkml:channel name="F" type="integer" max="32767" units="dev"/>
+        </inkml:traceFormat>
+        <inkml:channelProperties>
+          <inkml:channelProperty channel="X" name="resolution" value="1000" units="1/cm"/>
+          <inkml:channelProperty channel="Y" name="resolution" value="1000" units="1/cm"/>
+          <inkml:channelProperty channel="F" name="resolution" value="0" units="1/dev"/>
+        </inkml:channelProperties>
+      </inkml:inkSource>
+      <inkml:timestamp xml:id="ts0" timeString="2026-07-14T08:28:56.413"/>
+    </inkml:context>
+    <inkml:brush xml:id="br0">
+      <inkml:brushProperty name="width" value="0.025" units="cm"/>
+      <inkml:brushProperty name="height" value="0.025" units="cm"/>
+      <inkml:brushProperty name="color" value="#FFC114"/>
+    </inkml:brush>
+  </inkml:definitions>
+  <inkml:trace contextRef="#ctx0" brushRef="#br0">498 4037 24575,'-2'-20'0,"-1"0"0,0-1 0,-2 1 0,0 1 0,-2-1 0,-9-21 0,4 9 0,-93-243 0,-103-318 0,171 449 0,5-1 0,7-2 0,-10-247 0,32 264 0,20-174 0,-10 248 0,3-1 0,2 2 0,3 0 0,2 0 0,38-81 0,-16 57 0,4 3 0,3 1 0,107-132 0,-112 162 0,1 0 0,2 3 0,3 2 0,0 2 0,3 2 0,80-45 0,238-84 0,-260 120 0,58-19 0,341-82 0,-458 135 0,246-53 0,-196 47 0,102-3 0,136 18 0,-269 7 0,-1 3 0,-1 2 0,67 21 0,807 308 0,-500-129 0,-361-165 0,-3 4 0,-3 3 0,95 84 0,-69-39 0,-4 4 0,-4 4 0,108 163 0,-155-196 0,-2 1 0,61 157 0,27 169 0,-108-308 0,-4 1 0,-4 0 0,3 136 0,-24 282 0,6-499 0,-2 53 0,-3 0 0,-15 62 0,13-90 0,-2 0 0,-1-1 0,-3 0 0,-31 60 0,19-49 0,-3-1 0,-1-1 0,-3-2 0,-1-2 0,-1-1 0,-3-1 0,-1-2 0,-1-2 0,-2-2 0,-2-1 0,-70 36 0,-212 85 0,259-122 0,-196 74 0,98-41 0,42-14 0,-264 100 0,275-112 0,-176 35 0,219-62 0,-117 3 0,-71-16 0,81-1 0,-136-7 0,228 3 0,-142-32 0,-210-46 0,397 80 0,0-2 0,1-1 0,0-3 0,1-1 0,-53-25 0,-173-83 0,212 101 0,10 5 0,1-3 0,-65-37 0,72 34 0,10 4 0,-2 1 0,1 2 0,-2 0 0,0 2 0,-44-14 0,52 19 0,1 0 0,-1-1 0,2 0 0,-1-1 0,1-1 0,-18-15 0,-33-19 0,52 36 0,-1-1 0,1 0 0,1-1 0,0 0 0,0-2 0,1 1 0,0-2 0,1 0 0,1 0 0,-19-28 0,-6-18-455,-1 2 0,-61-69 0,77 100-6371</inkml:trace>
 </inkml:ink>
 </file>
 

--- a/Solidity.docx
+++ b/Solidity.docx
@@ -2761,7 +2761,7 @@
       <w:r>
         <w:lastRenderedPageBreak/>
         <w:drawing>
-          <wp:inline distT="0" distB="0" distL="0" distR="0" wp14:anchorId="0FCD8D08" wp14:editId="70BBA6DE">
+          <wp:inline distT="0" distB="0" distL="0" distR="0" wp14:anchorId="0FCD8D08" wp14:editId="7EAE1D33">
             <wp:extent cx="5440293" cy="1798320"/>
             <wp:effectExtent l="190500" t="190500" r="198755" b="182880"/>
             <wp:docPr id="889128970" name="Picture 2"/>
@@ -6063,14 +6063,7 @@
           <w:sz w:val="20"/>
           <w:szCs w:val="32"/>
         </w:rPr>
-        <w:t xml:space="preserve">        </w:t>
-      </w:r>
-      <w:r>
-        <w:rPr>
-          <w:sz w:val="20"/>
-          <w:szCs w:val="32"/>
-        </w:rPr>
-        <w:t xml:space="preserve">uint256 c = </w:t>
+        <w:t xml:space="preserve">        uint256 c = </w:t>
       </w:r>
       <w:r>
         <w:rPr>
@@ -6197,15 +6190,7 @@
           <w:sz w:val="20"/>
           <w:szCs w:val="32"/>
         </w:rPr>
-        <w:t>1e18</w:t>
-      </w:r>
-      <w:r>
-        <w:rPr>
-          <w:color w:val="B5CEA8"/>
-          <w:sz w:val="20"/>
-          <w:szCs w:val="32"/>
-        </w:rPr>
-        <w:t>)</w:t>
+        <w:t>1e18)</w:t>
       </w:r>
     </w:p>
     <w:p>
@@ -7447,16 +7432,533 @@
         <w:rPr>
           <w:color w:val="A2A3BD"/>
         </w:rPr>
+        <w:t xml:space="preserve"> dataFeed</w:t>
+      </w:r>
+      <w:r>
+        <w:rPr>
+          <w:color w:val="DCDCDC"/>
+        </w:rPr>
+        <w:t>;</w:t>
+      </w:r>
+    </w:p>
+    <w:p>
+      <w:pPr>
+        <w:pStyle w:val="codesnippet"/>
+        <w:framePr w:wrap="notBeside"/>
+        <w:rPr>
+          <w:color w:val="A2A3BD"/>
+        </w:rPr>
+      </w:pPr>
+    </w:p>
+    <w:p>
+      <w:pPr>
+        <w:pStyle w:val="codesnippet"/>
+        <w:framePr w:wrap="notBeside"/>
+        <w:rPr>
+          <w:color w:val="A2A3BD"/>
+        </w:rPr>
+      </w:pPr>
+      <w:r>
+        <w:rPr>
+          <w:color w:val="A2A3BD"/>
+        </w:rPr>
+        <w:t xml:space="preserve">  </w:t>
+      </w:r>
+      <w:r>
+        <w:rPr>
+          <w:color w:val="E83E8C"/>
+        </w:rPr>
+        <w:t>constructor</w:t>
+      </w:r>
+      <w:r>
+        <w:rPr>
+          <w:color w:val="DCDCDC"/>
+        </w:rPr>
+        <w:t>()</w:t>
+      </w:r>
+      <w:r>
+        <w:rPr>
+          <w:color w:val="A2A3BD"/>
+        </w:rPr>
         <w:t xml:space="preserve"> </w:t>
       </w:r>
-      <w:proofErr w:type="spellStart"/>
-      <w:r>
-        <w:rPr>
-          <w:color w:val="A2A3BD"/>
-        </w:rPr>
-        <w:t>dataFeed</w:t>
-      </w:r>
-      <w:proofErr w:type="spellEnd"/>
+      <w:r>
+        <w:rPr>
+          <w:color w:val="DCDCDC"/>
+        </w:rPr>
+        <w:t>{</w:t>
+      </w:r>
+    </w:p>
+    <w:p>
+      <w:pPr>
+        <w:pStyle w:val="codesnippet"/>
+        <w:framePr w:wrap="notBeside"/>
+        <w:rPr>
+          <w:color w:val="A2A3BD"/>
+        </w:rPr>
+      </w:pPr>
+      <w:r>
+        <w:rPr>
+          <w:color w:val="A2A3BD"/>
+        </w:rPr>
+        <w:t xml:space="preserve">    dataFeed </w:t>
+      </w:r>
+      <w:r>
+        <w:rPr>
+          <w:color w:val="DCDCDC"/>
+        </w:rPr>
+        <w:t>=</w:t>
+      </w:r>
+      <w:r>
+        <w:rPr>
+          <w:color w:val="A2A3BD"/>
+        </w:rPr>
+        <w:t xml:space="preserve"> AggregatorV3Interface</w:t>
+      </w:r>
+      <w:r>
+        <w:rPr>
+          <w:color w:val="DCDCDC"/>
+        </w:rPr>
+        <w:t>(</w:t>
+      </w:r>
+      <w:r>
+        <w:rPr>
+          <w:color w:val="5BB498"/>
+        </w:rPr>
+        <w:t>0x1b44F3514812d835EB1BDB0acB33d3fA3351Ee43</w:t>
+      </w:r>
+      <w:r>
+        <w:rPr>
+          <w:color w:val="DCDCDC"/>
+        </w:rPr>
+        <w:t>);</w:t>
+      </w:r>
+    </w:p>
+    <w:p>
+      <w:pPr>
+        <w:pStyle w:val="codesnippet"/>
+        <w:framePr w:wrap="notBeside"/>
+        <w:rPr>
+          <w:color w:val="A2A3BD"/>
+        </w:rPr>
+      </w:pPr>
+      <w:r>
+        <w:rPr>
+          <w:color w:val="A2A3BD"/>
+        </w:rPr>
+        <w:t xml:space="preserve">  </w:t>
+      </w:r>
+      <w:r>
+        <w:rPr>
+          <w:color w:val="DCDCDC"/>
+        </w:rPr>
+        <w:t>}</w:t>
+      </w:r>
+    </w:p>
+    <w:p>
+      <w:pPr>
+        <w:pStyle w:val="codesnippet"/>
+        <w:framePr w:wrap="notBeside"/>
+        <w:rPr>
+          <w:color w:val="A2A3BD"/>
+        </w:rPr>
+      </w:pPr>
+    </w:p>
+    <w:p>
+      <w:pPr>
+        <w:pStyle w:val="codesnippet"/>
+        <w:framePr w:wrap="notBeside"/>
+        <w:rPr>
+          <w:color w:val="A2A3BD"/>
+        </w:rPr>
+      </w:pPr>
+      <w:r>
+        <w:rPr>
+          <w:color w:val="A2A3BD"/>
+        </w:rPr>
+        <w:t xml:space="preserve">  </w:t>
+      </w:r>
+      <w:r>
+        <w:rPr>
+          <w:color w:val="569CD6"/>
+        </w:rPr>
+        <w:t>function</w:t>
+      </w:r>
+      <w:r>
+        <w:rPr>
+          <w:color w:val="A2A3BD"/>
+        </w:rPr>
+        <w:t xml:space="preserve"> getChainlinkDataFeedLatestAnswer</w:t>
+      </w:r>
+      <w:r>
+        <w:rPr>
+          <w:color w:val="DCDCDC"/>
+        </w:rPr>
+        <w:t>()</w:t>
+      </w:r>
+      <w:r>
+        <w:rPr>
+          <w:color w:val="A2A3BD"/>
+        </w:rPr>
+        <w:t xml:space="preserve"> </w:t>
+      </w:r>
+      <w:r>
+        <w:rPr>
+          <w:color w:val="00BC8C"/>
+        </w:rPr>
+        <w:t>public</w:t>
+      </w:r>
+      <w:r>
+        <w:rPr>
+          <w:color w:val="A2A3BD"/>
+        </w:rPr>
+        <w:t xml:space="preserve"> </w:t>
+      </w:r>
+      <w:r>
+        <w:rPr>
+          <w:color w:val="00BC8C"/>
+        </w:rPr>
+        <w:t>view</w:t>
+      </w:r>
+      <w:r>
+        <w:rPr>
+          <w:color w:val="A2A3BD"/>
+        </w:rPr>
+        <w:t xml:space="preserve"> </w:t>
+      </w:r>
+      <w:r>
+        <w:rPr>
+          <w:color w:val="00BC8C"/>
+        </w:rPr>
+        <w:t>returns</w:t>
+      </w:r>
+      <w:r>
+        <w:rPr>
+          <w:color w:val="A2A3BD"/>
+        </w:rPr>
+        <w:t xml:space="preserve"> </w:t>
+      </w:r>
+      <w:r>
+        <w:rPr>
+          <w:color w:val="DCDCDC"/>
+        </w:rPr>
+        <w:t>(</w:t>
+      </w:r>
+      <w:r>
+        <w:rPr>
+          <w:color w:val="569CD6"/>
+        </w:rPr>
+        <w:t>int256</w:t>
+      </w:r>
+      <w:r>
+        <w:rPr>
+          <w:color w:val="DCDCDC"/>
+        </w:rPr>
+        <w:t>)</w:t>
+      </w:r>
+      <w:r>
+        <w:rPr>
+          <w:color w:val="A2A3BD"/>
+        </w:rPr>
+        <w:t xml:space="preserve"> </w:t>
+      </w:r>
+      <w:r>
+        <w:rPr>
+          <w:color w:val="DCDCDC"/>
+        </w:rPr>
+        <w:t>{</w:t>
+      </w:r>
+    </w:p>
+    <w:p>
+      <w:pPr>
+        <w:pStyle w:val="codesnippet"/>
+        <w:framePr w:wrap="notBeside"/>
+        <w:rPr>
+          <w:color w:val="A2A3BD"/>
+        </w:rPr>
+      </w:pPr>
+      <w:r>
+        <w:rPr>
+          <w:color w:val="A2A3BD"/>
+        </w:rPr>
+        <w:t xml:space="preserve">    </w:t>
+      </w:r>
+      <w:r>
+        <w:t>// prettier-ignore</w:t>
+      </w:r>
+    </w:p>
+    <w:p>
+      <w:pPr>
+        <w:pStyle w:val="codesnippet"/>
+        <w:framePr w:wrap="notBeside"/>
+        <w:rPr>
+          <w:color w:val="A2A3BD"/>
+        </w:rPr>
+      </w:pPr>
+      <w:r>
+        <w:rPr>
+          <w:color w:val="A2A3BD"/>
+        </w:rPr>
+        <w:t xml:space="preserve">    </w:t>
+      </w:r>
+      <w:r>
+        <w:rPr>
+          <w:color w:val="DCDCDC"/>
+        </w:rPr>
+        <w:t>(</w:t>
+      </w:r>
+    </w:p>
+    <w:p>
+      <w:pPr>
+        <w:pStyle w:val="codesnippet"/>
+        <w:framePr w:wrap="notBeside"/>
+        <w:rPr>
+          <w:color w:val="A2A3BD"/>
+        </w:rPr>
+      </w:pPr>
+      <w:r>
+        <w:rPr>
+          <w:color w:val="A2A3BD"/>
+        </w:rPr>
+        <w:t xml:space="preserve">      </w:t>
+      </w:r>
+      <w:r>
+        <w:t>/* uint80 roundId */</w:t>
+      </w:r>
+    </w:p>
+    <w:p>
+      <w:pPr>
+        <w:pStyle w:val="codesnippet"/>
+        <w:framePr w:wrap="notBeside"/>
+        <w:rPr>
+          <w:color w:val="A2A3BD"/>
+        </w:rPr>
+      </w:pPr>
+      <w:r>
+        <w:rPr>
+          <w:color w:val="A2A3BD"/>
+        </w:rPr>
+        <w:t xml:space="preserve">      </w:t>
+      </w:r>
+      <w:r>
+        <w:rPr>
+          <w:color w:val="DCDCDC"/>
+        </w:rPr>
+        <w:t>,</w:t>
+      </w:r>
+    </w:p>
+    <w:p>
+      <w:pPr>
+        <w:pStyle w:val="codesnippet"/>
+        <w:framePr w:wrap="notBeside"/>
+        <w:rPr>
+          <w:color w:val="A2A3BD"/>
+        </w:rPr>
+      </w:pPr>
+      <w:r>
+        <w:rPr>
+          <w:color w:val="A2A3BD"/>
+        </w:rPr>
+        <w:t xml:space="preserve">      </w:t>
+      </w:r>
+      <w:r>
+        <w:rPr>
+          <w:color w:val="569CD6"/>
+        </w:rPr>
+        <w:t>int256</w:t>
+      </w:r>
+      <w:r>
+        <w:rPr>
+          <w:color w:val="A2A3BD"/>
+        </w:rPr>
+        <w:t xml:space="preserve"> answer</w:t>
+      </w:r>
+      <w:r>
+        <w:rPr>
+          <w:color w:val="DCDCDC"/>
+        </w:rPr>
+        <w:t>,</w:t>
+      </w:r>
+    </w:p>
+    <w:p>
+      <w:pPr>
+        <w:pStyle w:val="codesnippet"/>
+        <w:framePr w:wrap="notBeside"/>
+        <w:rPr>
+          <w:color w:val="A2A3BD"/>
+        </w:rPr>
+      </w:pPr>
+      <w:r>
+        <w:rPr>
+          <w:color w:val="A2A3BD"/>
+        </w:rPr>
+        <w:t xml:space="preserve">      </w:t>
+      </w:r>
+      <w:r>
+        <w:t>/*uint256 startedAt*/</w:t>
+      </w:r>
+    </w:p>
+    <w:p>
+      <w:pPr>
+        <w:pStyle w:val="codesnippet"/>
+        <w:framePr w:wrap="notBeside"/>
+        <w:rPr>
+          <w:color w:val="A2A3BD"/>
+        </w:rPr>
+      </w:pPr>
+      <w:r>
+        <w:rPr>
+          <w:color w:val="A2A3BD"/>
+        </w:rPr>
+        <w:t xml:space="preserve">      </w:t>
+      </w:r>
+      <w:r>
+        <w:rPr>
+          <w:color w:val="DCDCDC"/>
+        </w:rPr>
+        <w:t>,</w:t>
+      </w:r>
+    </w:p>
+    <w:p>
+      <w:pPr>
+        <w:pStyle w:val="codesnippet"/>
+        <w:framePr w:wrap="notBeside"/>
+        <w:rPr>
+          <w:color w:val="A2A3BD"/>
+        </w:rPr>
+      </w:pPr>
+      <w:r>
+        <w:rPr>
+          <w:color w:val="A2A3BD"/>
+        </w:rPr>
+        <w:t xml:space="preserve">      </w:t>
+      </w:r>
+      <w:r>
+        <w:t>/*uint256 updatedAt*/</w:t>
+      </w:r>
+    </w:p>
+    <w:p>
+      <w:pPr>
+        <w:pStyle w:val="codesnippet"/>
+        <w:framePr w:wrap="notBeside"/>
+        <w:rPr>
+          <w:color w:val="A2A3BD"/>
+        </w:rPr>
+      </w:pPr>
+      <w:r>
+        <w:rPr>
+          <w:color w:val="A2A3BD"/>
+        </w:rPr>
+        <w:t xml:space="preserve">      </w:t>
+      </w:r>
+      <w:r>
+        <w:rPr>
+          <w:color w:val="DCDCDC"/>
+        </w:rPr>
+        <w:t>,</w:t>
+      </w:r>
+    </w:p>
+    <w:p>
+      <w:pPr>
+        <w:pStyle w:val="codesnippet"/>
+        <w:framePr w:wrap="notBeside"/>
+        <w:rPr>
+          <w:color w:val="A2A3BD"/>
+        </w:rPr>
+      </w:pPr>
+      <w:r>
+        <w:rPr>
+          <w:color w:val="A2A3BD"/>
+        </w:rPr>
+        <w:t xml:space="preserve">      </w:t>
+      </w:r>
+      <w:r>
+        <w:t>/*uint80 answeredInRound*/</w:t>
+      </w:r>
+    </w:p>
+    <w:p>
+      <w:pPr>
+        <w:pStyle w:val="codesnippet"/>
+        <w:framePr w:wrap="notBeside"/>
+        <w:rPr>
+          <w:color w:val="A2A3BD"/>
+        </w:rPr>
+      </w:pPr>
+      <w:r>
+        <w:rPr>
+          <w:color w:val="A2A3BD"/>
+        </w:rPr>
+        <w:t xml:space="preserve">    </w:t>
+      </w:r>
+      <w:r>
+        <w:rPr>
+          <w:color w:val="DCDCDC"/>
+        </w:rPr>
+        <w:t>)</w:t>
+      </w:r>
+      <w:r>
+        <w:rPr>
+          <w:color w:val="A2A3BD"/>
+        </w:rPr>
+        <w:t xml:space="preserve"> </w:t>
+      </w:r>
+      <w:r>
+        <w:rPr>
+          <w:color w:val="DCDCDC"/>
+        </w:rPr>
+        <w:t>=</w:t>
+      </w:r>
+      <w:r>
+        <w:rPr>
+          <w:color w:val="A2A3BD"/>
+        </w:rPr>
+        <w:t xml:space="preserve"> dataFeed</w:t>
+      </w:r>
+      <w:r>
+        <w:rPr>
+          <w:color w:val="DCDCDC"/>
+        </w:rPr>
+        <w:t>.</w:t>
+      </w:r>
+      <w:r>
+        <w:rPr>
+          <w:color w:val="A2A3BD"/>
+        </w:rPr>
+        <w:t>latestRoundData</w:t>
+      </w:r>
+      <w:r>
+        <w:rPr>
+          <w:color w:val="DCDCDC"/>
+        </w:rPr>
+        <w:t>();</w:t>
+      </w:r>
+    </w:p>
+    <w:p>
+      <w:pPr>
+        <w:pStyle w:val="codesnippet"/>
+        <w:framePr w:wrap="notBeside"/>
+        <w:rPr>
+          <w:color w:val="A2A3BD"/>
+        </w:rPr>
+      </w:pPr>
+      <w:r>
+        <w:rPr>
+          <w:color w:val="A2A3BD"/>
+        </w:rPr>
+        <w:t xml:space="preserve">    </w:t>
+      </w:r>
+      <w:r>
+        <w:rPr>
+          <w:color w:val="00BC8C"/>
+        </w:rPr>
+        <w:t>return</w:t>
+      </w:r>
+      <w:r>
+        <w:rPr>
+          <w:color w:val="A2A3BD"/>
+        </w:rPr>
+        <w:t xml:space="preserve"> answer</w:t>
+      </w:r>
       <w:r>
         <w:rPr>
           <w:color w:val="DCDCDC"/>
@@ -7472,15 +7974,6 @@
           <w:color w:val="A2A3BD"/>
         </w:rPr>
       </w:pPr>
-    </w:p>
-    <w:p>
-      <w:pPr>
-        <w:pStyle w:val="codesnippet"/>
-        <w:framePr w:wrap="notBeside"/>
-        <w:rPr>
-          <w:color w:val="A2A3BD"/>
-        </w:rPr>
-      </w:pPr>
       <w:r>
         <w:rPr>
           <w:color w:val="A2A3BD"/>
@@ -7489,104 +7982,6 @@
       </w:r>
       <w:r>
         <w:rPr>
-          <w:color w:val="E83E8C"/>
-        </w:rPr>
-        <w:t>constructor</w:t>
-      </w:r>
-      <w:r>
-        <w:rPr>
-          <w:color w:val="DCDCDC"/>
-        </w:rPr>
-        <w:t>()</w:t>
-      </w:r>
-      <w:r>
-        <w:rPr>
-          <w:color w:val="A2A3BD"/>
-        </w:rPr>
-        <w:t xml:space="preserve"> </w:t>
-      </w:r>
-      <w:r>
-        <w:rPr>
-          <w:color w:val="DCDCDC"/>
-        </w:rPr>
-        <w:t>{</w:t>
-      </w:r>
-    </w:p>
-    <w:p>
-      <w:pPr>
-        <w:pStyle w:val="codesnippet"/>
-        <w:framePr w:wrap="notBeside"/>
-        <w:rPr>
-          <w:color w:val="A2A3BD"/>
-        </w:rPr>
-      </w:pPr>
-      <w:r>
-        <w:rPr>
-          <w:color w:val="A2A3BD"/>
-        </w:rPr>
-        <w:t xml:space="preserve">    </w:t>
-      </w:r>
-      <w:proofErr w:type="spellStart"/>
-      <w:r>
-        <w:rPr>
-          <w:color w:val="A2A3BD"/>
-        </w:rPr>
-        <w:t>dataFeed</w:t>
-      </w:r>
-      <w:proofErr w:type="spellEnd"/>
-      <w:r>
-        <w:rPr>
-          <w:color w:val="A2A3BD"/>
-        </w:rPr>
-        <w:t xml:space="preserve"> </w:t>
-      </w:r>
-      <w:r>
-        <w:rPr>
-          <w:color w:val="DCDCDC"/>
-        </w:rPr>
-        <w:t>=</w:t>
-      </w:r>
-      <w:r>
-        <w:rPr>
-          <w:color w:val="A2A3BD"/>
-        </w:rPr>
-        <w:t xml:space="preserve"> AggregatorV3Interface</w:t>
-      </w:r>
-      <w:r>
-        <w:rPr>
-          <w:color w:val="DCDCDC"/>
-        </w:rPr>
-        <w:t>(</w:t>
-      </w:r>
-      <w:r>
-        <w:rPr>
-          <w:color w:val="5BB498"/>
-        </w:rPr>
-        <w:t>0x1b44F3514812d835EB1BDB0acB33d3fA3351Ee43</w:t>
-      </w:r>
-      <w:r>
-        <w:rPr>
-          <w:color w:val="DCDCDC"/>
-        </w:rPr>
-        <w:t>);</w:t>
-      </w:r>
-    </w:p>
-    <w:p>
-      <w:pPr>
-        <w:pStyle w:val="codesnippet"/>
-        <w:framePr w:wrap="notBeside"/>
-        <w:rPr>
-          <w:color w:val="A2A3BD"/>
-        </w:rPr>
-      </w:pPr>
-      <w:r>
-        <w:rPr>
-          <w:color w:val="A2A3BD"/>
-        </w:rPr>
-        <w:t xml:space="preserve">  </w:t>
-      </w:r>
-      <w:r>
-        <w:rPr>
           <w:color w:val="DCDCDC"/>
         </w:rPr>
         <w:t>}</w:t>
@@ -7600,471 +7995,6 @@
           <w:color w:val="A2A3BD"/>
         </w:rPr>
       </w:pPr>
-    </w:p>
-    <w:p>
-      <w:pPr>
-        <w:pStyle w:val="codesnippet"/>
-        <w:framePr w:wrap="notBeside"/>
-        <w:rPr>
-          <w:color w:val="A2A3BD"/>
-        </w:rPr>
-      </w:pPr>
-      <w:r>
-        <w:rPr>
-          <w:color w:val="A2A3BD"/>
-        </w:rPr>
-        <w:t xml:space="preserve">  </w:t>
-      </w:r>
-      <w:r>
-        <w:rPr>
-          <w:color w:val="569CD6"/>
-        </w:rPr>
-        <w:t>function</w:t>
-      </w:r>
-      <w:r>
-        <w:rPr>
-          <w:color w:val="A2A3BD"/>
-        </w:rPr>
-        <w:t xml:space="preserve"> </w:t>
-      </w:r>
-      <w:proofErr w:type="spellStart"/>
-      <w:r>
-        <w:rPr>
-          <w:color w:val="A2A3BD"/>
-        </w:rPr>
-        <w:t>getChainlinkDataFeedLatestAnswer</w:t>
-      </w:r>
-      <w:proofErr w:type="spellEnd"/>
-      <w:r>
-        <w:rPr>
-          <w:color w:val="DCDCDC"/>
-        </w:rPr>
-        <w:t>()</w:t>
-      </w:r>
-      <w:r>
-        <w:rPr>
-          <w:color w:val="A2A3BD"/>
-        </w:rPr>
-        <w:t xml:space="preserve"> </w:t>
-      </w:r>
-      <w:r>
-        <w:rPr>
-          <w:color w:val="00BC8C"/>
-        </w:rPr>
-        <w:t>public</w:t>
-      </w:r>
-      <w:r>
-        <w:rPr>
-          <w:color w:val="A2A3BD"/>
-        </w:rPr>
-        <w:t xml:space="preserve"> </w:t>
-      </w:r>
-      <w:r>
-        <w:rPr>
-          <w:color w:val="00BC8C"/>
-        </w:rPr>
-        <w:t>view</w:t>
-      </w:r>
-      <w:r>
-        <w:rPr>
-          <w:color w:val="A2A3BD"/>
-        </w:rPr>
-        <w:t xml:space="preserve"> </w:t>
-      </w:r>
-      <w:r>
-        <w:rPr>
-          <w:color w:val="00BC8C"/>
-        </w:rPr>
-        <w:t>returns</w:t>
-      </w:r>
-      <w:r>
-        <w:rPr>
-          <w:color w:val="A2A3BD"/>
-        </w:rPr>
-        <w:t xml:space="preserve"> </w:t>
-      </w:r>
-      <w:r>
-        <w:rPr>
-          <w:color w:val="DCDCDC"/>
-        </w:rPr>
-        <w:t>(</w:t>
-      </w:r>
-      <w:r>
-        <w:rPr>
-          <w:color w:val="569CD6"/>
-        </w:rPr>
-        <w:t>int256</w:t>
-      </w:r>
-      <w:r>
-        <w:rPr>
-          <w:color w:val="DCDCDC"/>
-        </w:rPr>
-        <w:t>)</w:t>
-      </w:r>
-      <w:r>
-        <w:rPr>
-          <w:color w:val="A2A3BD"/>
-        </w:rPr>
-        <w:t xml:space="preserve"> </w:t>
-      </w:r>
-      <w:r>
-        <w:rPr>
-          <w:color w:val="DCDCDC"/>
-        </w:rPr>
-        <w:t>{</w:t>
-      </w:r>
-    </w:p>
-    <w:p>
-      <w:pPr>
-        <w:pStyle w:val="codesnippet"/>
-        <w:framePr w:wrap="notBeside"/>
-        <w:rPr>
-          <w:color w:val="A2A3BD"/>
-        </w:rPr>
-      </w:pPr>
-      <w:r>
-        <w:rPr>
-          <w:color w:val="A2A3BD"/>
-        </w:rPr>
-        <w:t xml:space="preserve">    </w:t>
-      </w:r>
-      <w:r>
-        <w:t>// prettier-ignore</w:t>
-      </w:r>
-    </w:p>
-    <w:p>
-      <w:pPr>
-        <w:pStyle w:val="codesnippet"/>
-        <w:framePr w:wrap="notBeside"/>
-        <w:rPr>
-          <w:color w:val="A2A3BD"/>
-        </w:rPr>
-      </w:pPr>
-      <w:r>
-        <w:rPr>
-          <w:color w:val="A2A3BD"/>
-        </w:rPr>
-        <w:t xml:space="preserve">    </w:t>
-      </w:r>
-      <w:r>
-        <w:rPr>
-          <w:color w:val="DCDCDC"/>
-        </w:rPr>
-        <w:t>(</w:t>
-      </w:r>
-    </w:p>
-    <w:p>
-      <w:pPr>
-        <w:pStyle w:val="codesnippet"/>
-        <w:framePr w:wrap="notBeside"/>
-        <w:rPr>
-          <w:color w:val="A2A3BD"/>
-        </w:rPr>
-      </w:pPr>
-      <w:r>
-        <w:rPr>
-          <w:color w:val="A2A3BD"/>
-        </w:rPr>
-        <w:t xml:space="preserve">      </w:t>
-      </w:r>
-      <w:r>
-        <w:t xml:space="preserve">/* uint80 </w:t>
-      </w:r>
-      <w:proofErr w:type="spellStart"/>
-      <w:r>
-        <w:t>roundId</w:t>
-      </w:r>
-      <w:proofErr w:type="spellEnd"/>
-      <w:r>
-        <w:t xml:space="preserve"> */</w:t>
-      </w:r>
-    </w:p>
-    <w:p>
-      <w:pPr>
-        <w:pStyle w:val="codesnippet"/>
-        <w:framePr w:wrap="notBeside"/>
-        <w:rPr>
-          <w:color w:val="A2A3BD"/>
-        </w:rPr>
-      </w:pPr>
-      <w:r>
-        <w:rPr>
-          <w:color w:val="A2A3BD"/>
-        </w:rPr>
-        <w:t xml:space="preserve">      </w:t>
-      </w:r>
-      <w:r>
-        <w:rPr>
-          <w:color w:val="DCDCDC"/>
-        </w:rPr>
-        <w:t>,</w:t>
-      </w:r>
-    </w:p>
-    <w:p>
-      <w:pPr>
-        <w:pStyle w:val="codesnippet"/>
-        <w:framePr w:wrap="notBeside"/>
-        <w:rPr>
-          <w:color w:val="A2A3BD"/>
-        </w:rPr>
-      </w:pPr>
-      <w:r>
-        <w:rPr>
-          <w:color w:val="A2A3BD"/>
-        </w:rPr>
-        <w:t xml:space="preserve">      </w:t>
-      </w:r>
-      <w:r>
-        <w:rPr>
-          <w:color w:val="569CD6"/>
-        </w:rPr>
-        <w:t>int256</w:t>
-      </w:r>
-      <w:r>
-        <w:rPr>
-          <w:color w:val="A2A3BD"/>
-        </w:rPr>
-        <w:t xml:space="preserve"> answer</w:t>
-      </w:r>
-      <w:r>
-        <w:rPr>
-          <w:color w:val="DCDCDC"/>
-        </w:rPr>
-        <w:t>,</w:t>
-      </w:r>
-    </w:p>
-    <w:p>
-      <w:pPr>
-        <w:pStyle w:val="codesnippet"/>
-        <w:framePr w:wrap="notBeside"/>
-        <w:rPr>
-          <w:color w:val="A2A3BD"/>
-        </w:rPr>
-      </w:pPr>
-      <w:r>
-        <w:rPr>
-          <w:color w:val="A2A3BD"/>
-        </w:rPr>
-        <w:t xml:space="preserve">      </w:t>
-      </w:r>
-      <w:r>
-        <w:t xml:space="preserve">/*uint256 </w:t>
-      </w:r>
-      <w:proofErr w:type="spellStart"/>
-      <w:r>
-        <w:t>startedAt</w:t>
-      </w:r>
-      <w:proofErr w:type="spellEnd"/>
-      <w:r>
-        <w:t>*/</w:t>
-      </w:r>
-    </w:p>
-    <w:p>
-      <w:pPr>
-        <w:pStyle w:val="codesnippet"/>
-        <w:framePr w:wrap="notBeside"/>
-        <w:rPr>
-          <w:color w:val="A2A3BD"/>
-        </w:rPr>
-      </w:pPr>
-      <w:r>
-        <w:rPr>
-          <w:color w:val="A2A3BD"/>
-        </w:rPr>
-        <w:t xml:space="preserve">      </w:t>
-      </w:r>
-      <w:r>
-        <w:rPr>
-          <w:color w:val="DCDCDC"/>
-        </w:rPr>
-        <w:t>,</w:t>
-      </w:r>
-    </w:p>
-    <w:p>
-      <w:pPr>
-        <w:pStyle w:val="codesnippet"/>
-        <w:framePr w:wrap="notBeside"/>
-        <w:rPr>
-          <w:color w:val="A2A3BD"/>
-        </w:rPr>
-      </w:pPr>
-      <w:r>
-        <w:rPr>
-          <w:color w:val="A2A3BD"/>
-        </w:rPr>
-        <w:t xml:space="preserve">      </w:t>
-      </w:r>
-      <w:r>
-        <w:t xml:space="preserve">/*uint256 </w:t>
-      </w:r>
-      <w:proofErr w:type="spellStart"/>
-      <w:r>
-        <w:t>updatedAt</w:t>
-      </w:r>
-      <w:proofErr w:type="spellEnd"/>
-      <w:r>
-        <w:t>*/</w:t>
-      </w:r>
-    </w:p>
-    <w:p>
-      <w:pPr>
-        <w:pStyle w:val="codesnippet"/>
-        <w:framePr w:wrap="notBeside"/>
-        <w:rPr>
-          <w:color w:val="A2A3BD"/>
-        </w:rPr>
-      </w:pPr>
-      <w:r>
-        <w:rPr>
-          <w:color w:val="A2A3BD"/>
-        </w:rPr>
-        <w:t xml:space="preserve">      </w:t>
-      </w:r>
-      <w:r>
-        <w:rPr>
-          <w:color w:val="DCDCDC"/>
-        </w:rPr>
-        <w:t>,</w:t>
-      </w:r>
-    </w:p>
-    <w:p>
-      <w:pPr>
-        <w:pStyle w:val="codesnippet"/>
-        <w:framePr w:wrap="notBeside"/>
-        <w:rPr>
-          <w:color w:val="A2A3BD"/>
-        </w:rPr>
-      </w:pPr>
-      <w:r>
-        <w:rPr>
-          <w:color w:val="A2A3BD"/>
-        </w:rPr>
-        <w:t xml:space="preserve">      </w:t>
-      </w:r>
-      <w:r>
-        <w:t xml:space="preserve">/*uint80 </w:t>
-      </w:r>
-      <w:proofErr w:type="spellStart"/>
-      <w:r>
-        <w:t>answeredInRound</w:t>
-      </w:r>
-      <w:proofErr w:type="spellEnd"/>
-      <w:r>
-        <w:t>*/</w:t>
-      </w:r>
-    </w:p>
-    <w:p>
-      <w:pPr>
-        <w:pStyle w:val="codesnippet"/>
-        <w:framePr w:wrap="notBeside"/>
-        <w:rPr>
-          <w:color w:val="A2A3BD"/>
-        </w:rPr>
-      </w:pPr>
-      <w:r>
-        <w:rPr>
-          <w:color w:val="A2A3BD"/>
-        </w:rPr>
-        <w:t xml:space="preserve">    </w:t>
-      </w:r>
-      <w:r>
-        <w:rPr>
-          <w:color w:val="DCDCDC"/>
-        </w:rPr>
-        <w:t>)</w:t>
-      </w:r>
-      <w:r>
-        <w:rPr>
-          <w:color w:val="A2A3BD"/>
-        </w:rPr>
-        <w:t xml:space="preserve"> </w:t>
-      </w:r>
-      <w:r>
-        <w:rPr>
-          <w:color w:val="DCDCDC"/>
-        </w:rPr>
-        <w:t>=</w:t>
-      </w:r>
-      <w:r>
-        <w:rPr>
-          <w:color w:val="A2A3BD"/>
-        </w:rPr>
-        <w:t xml:space="preserve"> </w:t>
-      </w:r>
-      <w:proofErr w:type="spellStart"/>
-      <w:r>
-        <w:rPr>
-          <w:color w:val="A2A3BD"/>
-        </w:rPr>
-        <w:t>dataFeed</w:t>
-      </w:r>
-      <w:r>
-        <w:rPr>
-          <w:color w:val="DCDCDC"/>
-        </w:rPr>
-        <w:t>.</w:t>
-      </w:r>
-      <w:r>
-        <w:rPr>
-          <w:color w:val="A2A3BD"/>
-        </w:rPr>
-        <w:t>latestRoundData</w:t>
-      </w:r>
-      <w:proofErr w:type="spellEnd"/>
-      <w:r>
-        <w:rPr>
-          <w:color w:val="DCDCDC"/>
-        </w:rPr>
-        <w:t>();</w:t>
-      </w:r>
-    </w:p>
-    <w:p>
-      <w:pPr>
-        <w:pStyle w:val="codesnippet"/>
-        <w:framePr w:wrap="notBeside"/>
-        <w:rPr>
-          <w:color w:val="A2A3BD"/>
-        </w:rPr>
-      </w:pPr>
-      <w:r>
-        <w:rPr>
-          <w:color w:val="A2A3BD"/>
-        </w:rPr>
-        <w:t xml:space="preserve">    </w:t>
-      </w:r>
-      <w:r>
-        <w:rPr>
-          <w:color w:val="00BC8C"/>
-        </w:rPr>
-        <w:t>return</w:t>
-      </w:r>
-      <w:r>
-        <w:rPr>
-          <w:color w:val="A2A3BD"/>
-        </w:rPr>
-        <w:t xml:space="preserve"> answer</w:t>
-      </w:r>
-      <w:r>
-        <w:rPr>
-          <w:color w:val="DCDCDC"/>
-        </w:rPr>
-        <w:t>;</w:t>
-      </w:r>
-    </w:p>
-    <w:p>
-      <w:pPr>
-        <w:pStyle w:val="codesnippet"/>
-        <w:framePr w:wrap="notBeside"/>
-        <w:rPr>
-          <w:color w:val="A2A3BD"/>
-        </w:rPr>
-      </w:pPr>
-      <w:r>
-        <w:rPr>
-          <w:color w:val="A2A3BD"/>
-        </w:rPr>
-        <w:t xml:space="preserve">  </w:t>
-      </w:r>
       <w:r>
         <w:rPr>
           <w:color w:val="DCDCDC"/>
@@ -8074,21 +8004,6 @@
     </w:p>
     <w:p>
       <w:pPr>
-        <w:pStyle w:val="codesnippet"/>
-        <w:framePr w:wrap="notBeside"/>
-        <w:rPr>
-          <w:color w:val="A2A3BD"/>
-        </w:rPr>
-      </w:pPr>
-      <w:r>
-        <w:rPr>
-          <w:color w:val="DCDCDC"/>
-        </w:rPr>
-        <w:t>}</w:t>
-      </w:r>
-    </w:p>
-    <w:p>
-      <w:pPr>
         <w:rPr>
           <w:color w:val="EE0000"/>
         </w:rPr>
@@ -8096,13 +8011,7 @@
     </w:p>
     <w:p>
       <w:r>
-        <w:t>Here are the addresses for each network you are deplo</w:t>
-      </w:r>
-      <w:r>
-        <w:t>y</w:t>
-      </w:r>
-      <w:r>
-        <w:t>ing on and all the converters:</w:t>
+        <w:t>Here are the addresses for each network you are deploying on and all the converters:</w:t>
       </w:r>
     </w:p>
     <w:p>
@@ -8209,6 +8118,3535 @@
         </w:drawing>
       </w:r>
     </w:p>
+    <w:p>
+      <w:pPr>
+        <w:pStyle w:val="Heading2"/>
+        <w:rPr>
+          <w:color w:val="EE0000"/>
+        </w:rPr>
+      </w:pPr>
+      <w:r>
+        <w:rPr>
+          <w:color w:val="EE0000"/>
+        </w:rPr>
+        <w:lastRenderedPageBreak/>
+        <w:t>Interfaces (important thing here)</w:t>
+      </w:r>
+    </w:p>
+    <w:p>
+      <w:r>
+        <w:t>difference between solidity contract interfaces, and simply making an obj of another contract in my contract? Is it the same thing?</w:t>
+      </w:r>
+    </w:p>
+    <w:p>
+      <w:r>
+        <w:t>Basically, Yes!</w:t>
+      </w:r>
+    </w:p>
+    <w:p>
+      <w:pPr>
+        <w:numPr>
+          <w:ilvl w:val="0"/>
+          <w:numId w:val="3"/>
+        </w:numPr>
+      </w:pPr>
+      <w:r>
+        <w:rPr>
+          <w:b/>
+          <w:bCs/>
+        </w:rPr>
+        <w:t>Interface (interface)</w:t>
+      </w:r>
+      <w:r>
+        <w:t xml:space="preserve">: A </w:t>
+      </w:r>
+      <w:r>
+        <w:rPr>
+          <w:b/>
+          <w:bCs/>
+        </w:rPr>
+        <w:t>declaration</w:t>
+      </w:r>
+      <w:r>
+        <w:t xml:space="preserve"> of another contract's external functions. It contains only function signatures (no implementation, no state). </w:t>
+      </w:r>
+      <w:r>
+        <w:rPr>
+          <w:color w:val="EE0000"/>
+        </w:rPr>
+        <w:t xml:space="preserve">You use it when you only need to call another deployed contract. </w:t>
+      </w:r>
+      <w:r>
+        <w:t>(that other people have deployed)</w:t>
+      </w:r>
+    </w:p>
+    <w:p>
+      <w:pPr>
+        <w:pStyle w:val="codesnippet"/>
+        <w:framePr w:wrap="notBeside"/>
+      </w:pPr>
+      <w:r>
+        <w:t>interface IERC20 {</w:t>
+      </w:r>
+    </w:p>
+    <w:p>
+      <w:pPr>
+        <w:pStyle w:val="codesnippet"/>
+        <w:framePr w:wrap="notBeside"/>
+      </w:pPr>
+      <w:r>
+        <w:t xml:space="preserve">    function transfer(address to, uint amount) external returns (bool);</w:t>
+      </w:r>
+    </w:p>
+    <w:p>
+      <w:pPr>
+        <w:pStyle w:val="codesnippet"/>
+        <w:framePr w:wrap="notBeside"/>
+      </w:pPr>
+      <w:r>
+        <w:t>}</w:t>
+      </w:r>
+    </w:p>
+    <w:p>
+      <w:pPr>
+        <w:pStyle w:val="codesnippet"/>
+        <w:framePr w:wrap="notBeside"/>
+      </w:pPr>
+    </w:p>
+    <w:p>
+      <w:pPr>
+        <w:pStyle w:val="codesnippet"/>
+        <w:framePr w:wrap="notBeside"/>
+      </w:pPr>
+      <w:r>
+        <w:t>IERC20 token = IERC20(</w:t>
+      </w:r>
+      <w:r>
+        <w:rPr>
+          <w:color w:val="ED7D31" w:themeColor="accent2"/>
+        </w:rPr>
+        <w:t>tokenAddress</w:t>
+      </w:r>
+      <w:r>
+        <w:t>);</w:t>
+      </w:r>
+    </w:p>
+    <w:p>
+      <w:pPr>
+        <w:pStyle w:val="codesnippet"/>
+        <w:framePr w:wrap="notBeside"/>
+      </w:pPr>
+      <w:r>
+        <w:t>token.transfer(user, 100);</w:t>
+      </w:r>
+    </w:p>
+    <w:p>
+      <w:pPr>
+        <w:numPr>
+          <w:ilvl w:val="0"/>
+          <w:numId w:val="4"/>
+        </w:numPr>
+        <w:rPr>
+          <w:color w:val="EE0000"/>
+        </w:rPr>
+      </w:pPr>
+      <w:r>
+        <w:rPr>
+          <w:b/>
+          <w:bCs/>
+        </w:rPr>
+        <w:t>Contract object (OtherContract other = OtherContract(addr))</w:t>
+      </w:r>
+      <w:r>
+        <w:t xml:space="preserve">: You're using the </w:t>
+      </w:r>
+      <w:r>
+        <w:rPr>
+          <w:b/>
+          <w:bCs/>
+        </w:rPr>
+        <w:t>full contract type</w:t>
+      </w:r>
+      <w:r>
+        <w:t xml:space="preserve">. </w:t>
+      </w:r>
+      <w:r>
+        <w:rPr>
+          <w:color w:val="EE0000"/>
+        </w:rPr>
+        <w:t xml:space="preserve">It also lets you call the contract at addr, </w:t>
+      </w:r>
+      <w:r>
+        <w:t xml:space="preserve">but you have access to everything defined in that contract's ABI (functions, public getters, etc.). </w:t>
+      </w:r>
+      <w:r>
+        <w:rPr>
+          <w:color w:val="EE0000"/>
+        </w:rPr>
+        <w:t>It is usually used when we want to deploy a contract inside another contract and play around.</w:t>
+      </w:r>
+    </w:p>
+    <w:p>
+      <w:pPr>
+        <w:pStyle w:val="codesnippet"/>
+        <w:framePr w:wrap="notBeside"/>
+      </w:pPr>
+      <w:r>
+        <w:t>OtherContract other = OtherContract(addr);</w:t>
+      </w:r>
+    </w:p>
+    <w:p>
+      <w:pPr>
+        <w:pStyle w:val="codesnippet"/>
+        <w:framePr w:wrap="notBeside"/>
+      </w:pPr>
+      <w:r>
+        <w:t>other.someFunction();</w:t>
+      </w:r>
+    </w:p>
+    <w:p>
+      <w:pPr>
+        <w:pStyle w:val="codesnippet"/>
+        <w:framePr w:wrap="notBeside"/>
+      </w:pPr>
+    </w:p>
+    <w:p>
+      <w:pPr>
+        <w:pStyle w:val="codesnippet"/>
+        <w:framePr w:wrap="notBeside"/>
+      </w:pPr>
+      <w:r>
+        <w:rPr>
+          <w:color w:val="4472C4" w:themeColor="accent1"/>
+        </w:rPr>
+        <w:t>//this is usually used for new deployment:</w:t>
+      </w:r>
+    </w:p>
+    <w:p>
+      <w:pPr>
+        <w:pStyle w:val="codesnippet"/>
+        <w:framePr w:wrap="notBeside"/>
+      </w:pPr>
+      <w:r>
+        <w:t xml:space="preserve">OtherContract other = </w:t>
+      </w:r>
+      <w:r>
+        <w:rPr>
+          <w:color w:val="92D050"/>
+        </w:rPr>
+        <w:t>new</w:t>
+      </w:r>
+      <w:r>
+        <w:t xml:space="preserve"> </w:t>
+      </w:r>
+      <w:r>
+        <w:t>OtherContract();</w:t>
+      </w:r>
+    </w:p>
+    <w:p>
+      <w:pPr>
+        <w:pStyle w:val="codesnippet"/>
+        <w:framePr w:wrap="notBeside"/>
+      </w:pPr>
+      <w:r>
+        <w:t>Other.someFunction();</w:t>
+      </w:r>
+    </w:p>
+    <w:p/>
+    <w:p>
+      <w:r>
+        <w:t>Are they the same?</w:t>
+      </w:r>
+    </w:p>
+    <w:p>
+      <w:r>
+        <w:rPr>
+          <w:b/>
+          <w:bCs/>
+          <w:color w:val="EE0000"/>
+          <w:u w:val="single"/>
+        </w:rPr>
+        <w:t>At runtime, yes</w:t>
+      </w:r>
+      <w:r>
+        <w:rPr>
+          <w:color w:val="EE0000"/>
+        </w:rPr>
+        <w:t>—both are just treating an address as a contract and making external calls.</w:t>
+      </w:r>
+    </w:p>
+    <w:p>
+      <w:r>
+        <w:t>The difference is in the type information:</w:t>
+      </w:r>
+      <w:r>
+        <w:t xml:space="preserve"> </w:t>
+      </w:r>
+    </w:p>
+    <w:p>
+      <w:pPr>
+        <w:numPr>
+          <w:ilvl w:val="0"/>
+          <w:numId w:val="5"/>
+        </w:numPr>
+      </w:pPr>
+      <w:r>
+        <w:t xml:space="preserve">Interface: Minimal API, looser coupling, common for interacting with external contracts. </w:t>
+      </w:r>
+    </w:p>
+    <w:p>
+      <w:pPr>
+        <w:numPr>
+          <w:ilvl w:val="0"/>
+          <w:numId w:val="5"/>
+        </w:numPr>
+      </w:pPr>
+      <w:r>
+        <w:t xml:space="preserve">Contract type: Full contract definition, useful when you own or know the complete contract. </w:t>
+      </w:r>
+    </w:p>
+    <w:p>
+      <w:r>
+        <w:t>Think of an interface as a header/API contract, while a contract type is the full class definition.</w:t>
+      </w:r>
+    </w:p>
+    <w:p>
+      <w:pPr>
+        <w:jc w:val="center"/>
+        <w:rPr>
+          <w:b/>
+          <w:bCs/>
+          <w:i/>
+          <w:iCs/>
+          <w:color w:val="EE0000"/>
+          <w:u w:val="single"/>
+        </w:rPr>
+      </w:pPr>
+      <w:r>
+        <w:rPr>
+          <w:b/>
+          <w:bCs/>
+          <w:i/>
+          <w:iCs/>
+          <w:color w:val="EE0000"/>
+          <w:u w:val="single"/>
+        </w:rPr>
+        <w:t>Interface is lighter and is like an API.</w:t>
+      </w:r>
+      <w:r>
+        <w:rPr>
+          <w:b/>
+          <w:bCs/>
+          <w:i/>
+          <w:iCs/>
+          <w:color w:val="EE0000"/>
+          <w:u w:val="single"/>
+        </w:rPr>
+        <w:t xml:space="preserve"> It’s used to play with already deployed contracts.</w:t>
+      </w:r>
+      <w:r>
+        <w:rPr>
+          <w:b/>
+          <w:bCs/>
+          <w:i/>
+          <w:iCs/>
+          <w:color w:val="EE0000"/>
+          <w:u w:val="single"/>
+        </w:rPr>
+        <w:t xml:space="preserve"> We use a full contract type if we have written it ourself</w:t>
+      </w:r>
+      <w:r>
+        <w:rPr>
+          <w:b/>
+          <w:bCs/>
+          <w:i/>
+          <w:iCs/>
+          <w:color w:val="EE0000"/>
+          <w:u w:val="single"/>
+        </w:rPr>
+        <w:t xml:space="preserve"> and we want to play around with it (deploy it etc’)</w:t>
+      </w:r>
+      <w:r>
+        <w:rPr>
+          <w:b/>
+          <w:bCs/>
+          <w:i/>
+          <w:iCs/>
+          <w:color w:val="EE0000"/>
+          <w:u w:val="single"/>
+        </w:rPr>
+        <w:t>.</w:t>
+      </w:r>
+    </w:p>
+    <w:p>
+      <w:r>
+        <w:t>Back to getting real prices.</w:t>
+      </w:r>
+    </w:p>
+    <w:p>
+      <w:pPr>
+        <w:pStyle w:val="Heading3"/>
+      </w:pPr>
+      <w:r>
+        <w:lastRenderedPageBreak/>
+        <w:t>Decimals</w:t>
+      </w:r>
+    </w:p>
+    <w:p>
+      <w:pPr>
+        <w:numPr>
+          <w:ilvl w:val="0"/>
+          <w:numId w:val="6"/>
+        </w:numPr>
+      </w:pPr>
+      <w:r>
+        <w:t>msg.value is a uint256 value with 18 decimal places.</w:t>
+      </w:r>
+      <w:r>
+        <w:t xml:space="preserve"> -&gt; (1 , 18) 1 wei is 10e-18</w:t>
+      </w:r>
+    </w:p>
+    <w:p>
+      <w:pPr>
+        <w:numPr>
+          <w:ilvl w:val="0"/>
+          <w:numId w:val="6"/>
+        </w:numPr>
+      </w:pPr>
+      <w:r>
+        <w:t>answer is an int256 value with 8 decimal places (USD-based pairs use 8 decimal places, while ETH-based pairs use 18 decimal places).</w:t>
+      </w:r>
+      <w:r>
+        <w:t xml:space="preserve"> </w:t>
+      </w:r>
+      <w:r>
+        <w:rPr>
+          <w:color w:val="EE0000"/>
+        </w:rPr>
+        <w:t>(173000000000, 8) is 1,730 $ USD so we make it (173000000000 * 1e10, 18) now all numbers we see we know we have 18 decimals</w:t>
+      </w:r>
+    </w:p>
+    <w:p>
+      <w:r>
+        <w:t>This means the price returned from our latestRoundData function isn't directly compatible with msg.value. To match the decimal places, we multiply price by 1e10:</w:t>
+      </w:r>
+    </w:p>
+    <w:p>
+      <w:r>
+        <w:t>return price * 1e10;</w:t>
+      </w:r>
+    </w:p>
+    <w:p>
+      <w:pPr>
+        <w:rPr>
+          <w:color w:val="EE0000"/>
+        </w:rPr>
+      </w:pPr>
+      <w:r>
+        <w:rPr>
+          <w:color w:val="EE0000"/>
+        </w:rPr>
+        <w:t>all numbers are whole so we make a global # of decimals for better convenience.</w:t>
+      </w:r>
+    </w:p>
+    <w:p>
+      <w:pPr>
+        <w:rPr>
+          <w:color w:val="000000" w:themeColor="text1"/>
+        </w:rPr>
+      </w:pPr>
+      <w:r>
+        <w:rPr>
+          <w:color w:val="EE0000"/>
+        </w:rPr>
+        <w:t xml:space="preserve">Always multiply before dividing to maintain precision </w:t>
+      </w:r>
+      <w:r>
+        <w:rPr>
+          <w:color w:val="000000" w:themeColor="text1"/>
+        </w:rPr>
+        <w:t>and avoid truncation errors. For instance, in floating-point arithmetic, (5/3) * 2 equals approximately 3.33. In Solidity, (5/3) equals 1, which when multiplied by 2 yields 2.</w:t>
+      </w:r>
+    </w:p>
+    <w:p>
+      <w:pPr>
+        <w:rPr>
+          <w:color w:val="000000" w:themeColor="text1"/>
+        </w:rPr>
+      </w:pPr>
+      <w:r>
+        <w:rPr>
+          <w:color w:val="000000" w:themeColor="text1"/>
+        </w:rPr>
+        <w:t>The code for conversion:</w:t>
+      </w:r>
+    </w:p>
+    <w:p>
+      <w:pPr>
+        <w:pStyle w:val="codesnippet"/>
+        <w:framePr w:wrap="notBeside"/>
+        <w:rPr>
+          <w:color w:val="A2A3BD"/>
+        </w:rPr>
+      </w:pPr>
+      <w:r>
+        <w:rPr>
+          <w:color w:val="569CD6"/>
+        </w:rPr>
+        <w:t>function</w:t>
+      </w:r>
+      <w:r>
+        <w:rPr>
+          <w:color w:val="A2A3BD"/>
+        </w:rPr>
+        <w:t xml:space="preserve"> ETHtoUSD</w:t>
+      </w:r>
+      <w:r>
+        <w:rPr>
+          <w:color w:val="DCDCDC"/>
+        </w:rPr>
+        <w:t>()</w:t>
+      </w:r>
+      <w:r>
+        <w:rPr>
+          <w:color w:val="A2A3BD"/>
+        </w:rPr>
+        <w:t xml:space="preserve"> </w:t>
+      </w:r>
+      <w:r>
+        <w:t>public</w:t>
+      </w:r>
+      <w:r>
+        <w:rPr>
+          <w:color w:val="A2A3BD"/>
+        </w:rPr>
+        <w:t xml:space="preserve"> </w:t>
+      </w:r>
+      <w:r>
+        <w:t>view</w:t>
+      </w:r>
+      <w:r>
+        <w:rPr>
+          <w:color w:val="A2A3BD"/>
+        </w:rPr>
+        <w:t xml:space="preserve"> </w:t>
+      </w:r>
+      <w:r>
+        <w:t>returns</w:t>
+      </w:r>
+      <w:r>
+        <w:rPr>
+          <w:color w:val="A2A3BD"/>
+        </w:rPr>
+        <w:t xml:space="preserve"> </w:t>
+      </w:r>
+      <w:r>
+        <w:rPr>
+          <w:color w:val="DCDCDC"/>
+        </w:rPr>
+        <w:t>(</w:t>
+      </w:r>
+      <w:r>
+        <w:rPr>
+          <w:color w:val="569CD6"/>
+        </w:rPr>
+        <w:t>uint256</w:t>
+      </w:r>
+      <w:r>
+        <w:rPr>
+          <w:color w:val="DCDCDC"/>
+        </w:rPr>
+        <w:t>){</w:t>
+      </w:r>
+    </w:p>
+    <w:p>
+      <w:pPr>
+        <w:pStyle w:val="codesnippet"/>
+        <w:framePr w:wrap="notBeside"/>
+        <w:rPr>
+          <w:color w:val="A2A3BD"/>
+        </w:rPr>
+      </w:pPr>
+      <w:r>
+        <w:rPr>
+          <w:color w:val="A2A3BD"/>
+        </w:rPr>
+        <w:t xml:space="preserve">        AggregatorV3Interface dataFeed </w:t>
+      </w:r>
+      <w:r>
+        <w:rPr>
+          <w:color w:val="DCDCDC"/>
+        </w:rPr>
+        <w:t>=</w:t>
+      </w:r>
+      <w:r>
+        <w:rPr>
+          <w:color w:val="A2A3BD"/>
+        </w:rPr>
+        <w:t xml:space="preserve"> AggregatorV3Interface</w:t>
+      </w:r>
+      <w:r>
+        <w:rPr>
+          <w:color w:val="DCDCDC"/>
+        </w:rPr>
+        <w:t>(</w:t>
+      </w:r>
+      <w:r>
+        <w:rPr>
+          <w:color w:val="5BB498"/>
+        </w:rPr>
+        <w:t>0x694AA1769357215DE4FAC081bf1f309aDC325306</w:t>
+      </w:r>
+      <w:r>
+        <w:rPr>
+          <w:color w:val="DCDCDC"/>
+        </w:rPr>
+        <w:t>);</w:t>
+      </w:r>
+    </w:p>
+    <w:p>
+      <w:pPr>
+        <w:pStyle w:val="codesnippet"/>
+        <w:framePr w:wrap="notBeside"/>
+        <w:rPr>
+          <w:color w:val="A2A3BD"/>
+        </w:rPr>
+      </w:pPr>
+      <w:r>
+        <w:rPr>
+          <w:color w:val="A2A3BD"/>
+        </w:rPr>
+        <w:t xml:space="preserve">        </w:t>
+      </w:r>
+    </w:p>
+    <w:p>
+      <w:pPr>
+        <w:pStyle w:val="codesnippet"/>
+        <w:framePr w:wrap="notBeside"/>
+        <w:rPr>
+          <w:color w:val="A2A3BD"/>
+        </w:rPr>
+      </w:pPr>
+      <w:r>
+        <w:rPr>
+          <w:color w:val="A2A3BD"/>
+        </w:rPr>
+        <w:t xml:space="preserve">        </w:t>
+      </w:r>
+      <w:r>
+        <w:rPr>
+          <w:color w:val="DCDCDC"/>
+        </w:rPr>
+        <w:t>(</w:t>
+      </w:r>
+    </w:p>
+    <w:p>
+      <w:pPr>
+        <w:pStyle w:val="codesnippet"/>
+        <w:framePr w:wrap="notBeside"/>
+        <w:rPr>
+          <w:color w:val="A2A3BD"/>
+        </w:rPr>
+      </w:pPr>
+      <w:r>
+        <w:rPr>
+          <w:color w:val="A2A3BD"/>
+        </w:rPr>
+        <w:t xml:space="preserve">        </w:t>
+      </w:r>
+      <w:r>
+        <w:rPr>
+          <w:color w:val="608B4E"/>
+        </w:rPr>
+        <w:t>/* uint80 roundId */</w:t>
+      </w:r>
+    </w:p>
+    <w:p>
+      <w:pPr>
+        <w:pStyle w:val="codesnippet"/>
+        <w:framePr w:wrap="notBeside"/>
+        <w:rPr>
+          <w:color w:val="A2A3BD"/>
+        </w:rPr>
+      </w:pPr>
+      <w:r>
+        <w:rPr>
+          <w:color w:val="A2A3BD"/>
+        </w:rPr>
+        <w:t xml:space="preserve">        </w:t>
+      </w:r>
+      <w:r>
+        <w:rPr>
+          <w:color w:val="DCDCDC"/>
+        </w:rPr>
+        <w:t>,</w:t>
+      </w:r>
+    </w:p>
+    <w:p>
+      <w:pPr>
+        <w:pStyle w:val="codesnippet"/>
+        <w:framePr w:wrap="notBeside"/>
+        <w:rPr>
+          <w:color w:val="A2A3BD"/>
+        </w:rPr>
+      </w:pPr>
+      <w:r>
+        <w:rPr>
+          <w:color w:val="A2A3BD"/>
+        </w:rPr>
+        <w:t xml:space="preserve">        </w:t>
+      </w:r>
+      <w:r>
+        <w:rPr>
+          <w:color w:val="569CD6"/>
+        </w:rPr>
+        <w:t>int256</w:t>
+      </w:r>
+      <w:r>
+        <w:rPr>
+          <w:color w:val="A2A3BD"/>
+        </w:rPr>
+        <w:t xml:space="preserve"> answer</w:t>
+      </w:r>
+      <w:r>
+        <w:rPr>
+          <w:color w:val="DCDCDC"/>
+        </w:rPr>
+        <w:t>,</w:t>
+      </w:r>
+    </w:p>
+    <w:p>
+      <w:pPr>
+        <w:pStyle w:val="codesnippet"/>
+        <w:framePr w:wrap="notBeside"/>
+        <w:rPr>
+          <w:color w:val="A2A3BD"/>
+        </w:rPr>
+      </w:pPr>
+      <w:r>
+        <w:rPr>
+          <w:color w:val="A2A3BD"/>
+        </w:rPr>
+        <w:t xml:space="preserve">        </w:t>
+      </w:r>
+      <w:r>
+        <w:rPr>
+          <w:color w:val="608B4E"/>
+        </w:rPr>
+        <w:t>/*uint256 startedAt*/</w:t>
+      </w:r>
+    </w:p>
+    <w:p>
+      <w:pPr>
+        <w:pStyle w:val="codesnippet"/>
+        <w:framePr w:wrap="notBeside"/>
+        <w:rPr>
+          <w:color w:val="A2A3BD"/>
+        </w:rPr>
+      </w:pPr>
+      <w:r>
+        <w:rPr>
+          <w:color w:val="A2A3BD"/>
+        </w:rPr>
+        <w:t xml:space="preserve">        </w:t>
+      </w:r>
+      <w:r>
+        <w:rPr>
+          <w:color w:val="DCDCDC"/>
+        </w:rPr>
+        <w:t>,</w:t>
+      </w:r>
+    </w:p>
+    <w:p>
+      <w:pPr>
+        <w:pStyle w:val="codesnippet"/>
+        <w:framePr w:wrap="notBeside"/>
+        <w:rPr>
+          <w:color w:val="A2A3BD"/>
+        </w:rPr>
+      </w:pPr>
+      <w:r>
+        <w:rPr>
+          <w:color w:val="A2A3BD"/>
+        </w:rPr>
+        <w:t xml:space="preserve">        </w:t>
+      </w:r>
+      <w:r>
+        <w:rPr>
+          <w:color w:val="608B4E"/>
+        </w:rPr>
+        <w:t>/*uint256 updatedAt*/</w:t>
+      </w:r>
+    </w:p>
+    <w:p>
+      <w:pPr>
+        <w:pStyle w:val="codesnippet"/>
+        <w:framePr w:wrap="notBeside"/>
+        <w:rPr>
+          <w:color w:val="A2A3BD"/>
+        </w:rPr>
+      </w:pPr>
+      <w:r>
+        <w:rPr>
+          <w:color w:val="A2A3BD"/>
+        </w:rPr>
+        <w:t xml:space="preserve">        </w:t>
+      </w:r>
+      <w:r>
+        <w:rPr>
+          <w:color w:val="DCDCDC"/>
+        </w:rPr>
+        <w:t>,</w:t>
+      </w:r>
+    </w:p>
+    <w:p>
+      <w:pPr>
+        <w:pStyle w:val="codesnippet"/>
+        <w:framePr w:wrap="notBeside"/>
+        <w:rPr>
+          <w:color w:val="A2A3BD"/>
+        </w:rPr>
+      </w:pPr>
+      <w:r>
+        <w:rPr>
+          <w:color w:val="A2A3BD"/>
+        </w:rPr>
+        <w:t xml:space="preserve">        </w:t>
+      </w:r>
+      <w:r>
+        <w:rPr>
+          <w:color w:val="608B4E"/>
+        </w:rPr>
+        <w:t>/*uint80 answeredInRound*/</w:t>
+      </w:r>
+    </w:p>
+    <w:p>
+      <w:pPr>
+        <w:pStyle w:val="codesnippet"/>
+        <w:framePr w:wrap="notBeside"/>
+        <w:rPr>
+          <w:color w:val="A2A3BD"/>
+        </w:rPr>
+      </w:pPr>
+      <w:r>
+        <w:rPr>
+          <w:color w:val="A2A3BD"/>
+        </w:rPr>
+        <w:t xml:space="preserve">        </w:t>
+      </w:r>
+      <w:r>
+        <w:rPr>
+          <w:color w:val="DCDCDC"/>
+        </w:rPr>
+        <w:t>)</w:t>
+      </w:r>
+      <w:r>
+        <w:rPr>
+          <w:color w:val="A2A3BD"/>
+        </w:rPr>
+        <w:t xml:space="preserve"> </w:t>
+      </w:r>
+      <w:r>
+        <w:rPr>
+          <w:color w:val="DCDCDC"/>
+        </w:rPr>
+        <w:t>=</w:t>
+      </w:r>
+      <w:r>
+        <w:rPr>
+          <w:color w:val="A2A3BD"/>
+        </w:rPr>
+        <w:t xml:space="preserve"> dataFeed</w:t>
+      </w:r>
+      <w:r>
+        <w:rPr>
+          <w:color w:val="DCDCDC"/>
+        </w:rPr>
+        <w:t>.</w:t>
+      </w:r>
+      <w:r>
+        <w:rPr>
+          <w:color w:val="A2A3BD"/>
+        </w:rPr>
+        <w:t>latestRoundData</w:t>
+      </w:r>
+      <w:r>
+        <w:rPr>
+          <w:color w:val="DCDCDC"/>
+        </w:rPr>
+        <w:t>();</w:t>
+      </w:r>
+    </w:p>
+    <w:p>
+      <w:pPr>
+        <w:pStyle w:val="codesnippet"/>
+        <w:framePr w:wrap="notBeside"/>
+        <w:rPr>
+          <w:color w:val="A2A3BD"/>
+        </w:rPr>
+      </w:pPr>
+      <w:r>
+        <w:rPr>
+          <w:color w:val="A2A3BD"/>
+        </w:rPr>
+        <w:t xml:space="preserve">        </w:t>
+      </w:r>
+      <w:r>
+        <w:t>return</w:t>
+      </w:r>
+      <w:r>
+        <w:rPr>
+          <w:color w:val="A2A3BD"/>
+        </w:rPr>
+        <w:t xml:space="preserve"> </w:t>
+      </w:r>
+      <w:r>
+        <w:rPr>
+          <w:color w:val="569CD6"/>
+        </w:rPr>
+        <w:t>uint256</w:t>
+      </w:r>
+      <w:r>
+        <w:rPr>
+          <w:color w:val="DCDCDC"/>
+        </w:rPr>
+        <w:t>(</w:t>
+      </w:r>
+      <w:r>
+        <w:rPr>
+          <w:color w:val="A2A3BD"/>
+        </w:rPr>
+        <w:t xml:space="preserve">answer </w:t>
+      </w:r>
+      <w:r>
+        <w:rPr>
+          <w:color w:val="DCDCDC"/>
+        </w:rPr>
+        <w:t>*</w:t>
+      </w:r>
+      <w:r>
+        <w:rPr>
+          <w:color w:val="A2A3BD"/>
+        </w:rPr>
+        <w:t xml:space="preserve"> </w:t>
+      </w:r>
+      <w:r>
+        <w:rPr>
+          <w:color w:val="B5CEA8"/>
+        </w:rPr>
+        <w:t>1e10</w:t>
+      </w:r>
+      <w:r>
+        <w:rPr>
+          <w:color w:val="DCDCDC"/>
+        </w:rPr>
+        <w:t>);</w:t>
+      </w:r>
+    </w:p>
+    <w:p>
+      <w:pPr>
+        <w:pStyle w:val="codesnippet"/>
+        <w:framePr w:wrap="notBeside"/>
+        <w:rPr>
+          <w:color w:val="A2A3BD"/>
+        </w:rPr>
+      </w:pPr>
+      <w:r>
+        <w:rPr>
+          <w:color w:val="A2A3BD"/>
+        </w:rPr>
+        <w:t xml:space="preserve">    </w:t>
+      </w:r>
+      <w:r>
+        <w:rPr>
+          <w:color w:val="DCDCDC"/>
+        </w:rPr>
+        <w:t>}</w:t>
+      </w:r>
+    </w:p>
+    <w:p>
+      <w:pPr>
+        <w:pStyle w:val="codesnippet"/>
+        <w:framePr w:wrap="notBeside"/>
+        <w:rPr>
+          <w:color w:val="A2A3BD"/>
+        </w:rPr>
+      </w:pPr>
+    </w:p>
+    <w:p>
+      <w:pPr>
+        <w:pStyle w:val="codesnippet"/>
+        <w:framePr w:wrap="notBeside"/>
+        <w:rPr>
+          <w:color w:val="A2A3BD"/>
+        </w:rPr>
+      </w:pPr>
+      <w:r>
+        <w:rPr>
+          <w:color w:val="A2A3BD"/>
+        </w:rPr>
+        <w:t xml:space="preserve">    </w:t>
+      </w:r>
+      <w:r>
+        <w:rPr>
+          <w:color w:val="569CD6"/>
+        </w:rPr>
+        <w:t>function</w:t>
+      </w:r>
+      <w:r>
+        <w:rPr>
+          <w:color w:val="A2A3BD"/>
+        </w:rPr>
+        <w:t xml:space="preserve"> getprice</w:t>
+      </w:r>
+      <w:r>
+        <w:rPr>
+          <w:color w:val="DCDCDC"/>
+        </w:rPr>
+        <w:t>(</w:t>
+      </w:r>
+      <w:r>
+        <w:rPr>
+          <w:color w:val="569CD6"/>
+        </w:rPr>
+        <w:t>uint256</w:t>
+      </w:r>
+      <w:r>
+        <w:rPr>
+          <w:color w:val="A2A3BD"/>
+        </w:rPr>
+        <w:t xml:space="preserve"> EthValue</w:t>
+      </w:r>
+      <w:r>
+        <w:rPr>
+          <w:color w:val="DCDCDC"/>
+        </w:rPr>
+        <w:t>)</w:t>
+      </w:r>
+      <w:r>
+        <w:rPr>
+          <w:color w:val="A2A3BD"/>
+        </w:rPr>
+        <w:t xml:space="preserve"> </w:t>
+      </w:r>
+      <w:r>
+        <w:t>public</w:t>
+      </w:r>
+      <w:r>
+        <w:rPr>
+          <w:color w:val="A2A3BD"/>
+        </w:rPr>
+        <w:t xml:space="preserve"> </w:t>
+      </w:r>
+      <w:r>
+        <w:t>view</w:t>
+      </w:r>
+      <w:r>
+        <w:rPr>
+          <w:color w:val="A2A3BD"/>
+        </w:rPr>
+        <w:t xml:space="preserve"> </w:t>
+      </w:r>
+      <w:r>
+        <w:t>returns</w:t>
+      </w:r>
+      <w:r>
+        <w:rPr>
+          <w:color w:val="DCDCDC"/>
+        </w:rPr>
+        <w:t>(</w:t>
+      </w:r>
+      <w:r>
+        <w:rPr>
+          <w:color w:val="569CD6"/>
+        </w:rPr>
+        <w:t>uint256</w:t>
+      </w:r>
+      <w:r>
+        <w:rPr>
+          <w:color w:val="DCDCDC"/>
+        </w:rPr>
+        <w:t>){</w:t>
+      </w:r>
+    </w:p>
+    <w:p>
+      <w:pPr>
+        <w:pStyle w:val="codesnippet"/>
+        <w:framePr w:wrap="notBeside"/>
+        <w:rPr>
+          <w:color w:val="A2A3BD"/>
+        </w:rPr>
+      </w:pPr>
+      <w:r>
+        <w:rPr>
+          <w:color w:val="A2A3BD"/>
+        </w:rPr>
+        <w:t xml:space="preserve">        </w:t>
+      </w:r>
+      <w:r>
+        <w:rPr>
+          <w:color w:val="569CD6"/>
+        </w:rPr>
+        <w:t>uint256</w:t>
+      </w:r>
+      <w:r>
+        <w:rPr>
+          <w:color w:val="A2A3BD"/>
+        </w:rPr>
+        <w:t xml:space="preserve"> price </w:t>
+      </w:r>
+      <w:r>
+        <w:rPr>
+          <w:color w:val="DCDCDC"/>
+        </w:rPr>
+        <w:t>=</w:t>
+      </w:r>
+      <w:r>
+        <w:rPr>
+          <w:color w:val="A2A3BD"/>
+        </w:rPr>
+        <w:t xml:space="preserve"> ETHtoUSD</w:t>
+      </w:r>
+      <w:r>
+        <w:rPr>
+          <w:color w:val="DCDCDC"/>
+        </w:rPr>
+        <w:t>();</w:t>
+      </w:r>
+    </w:p>
+    <w:p>
+      <w:pPr>
+        <w:pStyle w:val="codesnippet"/>
+        <w:framePr w:wrap="notBeside"/>
+        <w:rPr>
+          <w:color w:val="A2A3BD"/>
+        </w:rPr>
+      </w:pPr>
+      <w:r>
+        <w:rPr>
+          <w:color w:val="A2A3BD"/>
+        </w:rPr>
+        <w:t xml:space="preserve">        </w:t>
+      </w:r>
+      <w:r>
+        <w:t>return</w:t>
+      </w:r>
+      <w:r>
+        <w:rPr>
+          <w:color w:val="A2A3BD"/>
+        </w:rPr>
+        <w:t xml:space="preserve"> </w:t>
+      </w:r>
+      <w:r>
+        <w:rPr>
+          <w:color w:val="DCDCDC"/>
+        </w:rPr>
+        <w:t>(</w:t>
+      </w:r>
+      <w:r>
+        <w:rPr>
+          <w:color w:val="A2A3BD"/>
+        </w:rPr>
+        <w:t xml:space="preserve">EthValue </w:t>
+      </w:r>
+      <w:r>
+        <w:rPr>
+          <w:color w:val="DCDCDC"/>
+        </w:rPr>
+        <w:t>*</w:t>
+      </w:r>
+      <w:r>
+        <w:rPr>
+          <w:color w:val="A2A3BD"/>
+        </w:rPr>
+        <w:t xml:space="preserve"> price</w:t>
+      </w:r>
+      <w:r>
+        <w:rPr>
+          <w:color w:val="DCDCDC"/>
+        </w:rPr>
+        <w:t>)</w:t>
+      </w:r>
+      <w:r>
+        <w:rPr>
+          <w:color w:val="A2A3BD"/>
+        </w:rPr>
+        <w:t xml:space="preserve"> </w:t>
+      </w:r>
+      <w:r>
+        <w:rPr>
+          <w:color w:val="DCDCDC"/>
+        </w:rPr>
+        <w:t>/</w:t>
+      </w:r>
+      <w:r>
+        <w:rPr>
+          <w:color w:val="A2A3BD"/>
+        </w:rPr>
+        <w:t xml:space="preserve"> </w:t>
+      </w:r>
+      <w:r>
+        <w:rPr>
+          <w:color w:val="B5CEA8"/>
+        </w:rPr>
+        <w:t>1e18</w:t>
+      </w:r>
+      <w:r>
+        <w:rPr>
+          <w:color w:val="DCDCDC"/>
+        </w:rPr>
+        <w:t>;</w:t>
+      </w:r>
+    </w:p>
+    <w:p>
+      <w:pPr>
+        <w:pStyle w:val="codesnippet"/>
+        <w:framePr w:wrap="notBeside"/>
+        <w:rPr>
+          <w:color w:val="EE0000"/>
+        </w:rPr>
+      </w:pPr>
+      <w:r>
+        <w:rPr>
+          <w:color w:val="A2A3BD"/>
+        </w:rPr>
+        <w:t xml:space="preserve">    </w:t>
+      </w:r>
+      <w:r>
+        <w:rPr>
+          <w:color w:val="EE0000"/>
+        </w:rPr>
+        <w:t>}</w:t>
+      </w:r>
+    </w:p>
+    <w:p>
+      <w:pPr>
+        <w:rPr>
+          <w:color w:val="EE0000"/>
+        </w:rPr>
+      </w:pPr>
+      <w:r>
+        <w:rPr>
+          <w:color w:val="EE0000"/>
+        </w:rPr>
+        <w:t>Why divide by 1e18? Think first. The why:</w:t>
+      </w:r>
+    </w:p>
+    <w:p>
+      <w:r>
+        <w:t>Example of getConversionRate</w:t>
+      </w:r>
+    </w:p>
+    <w:p>
+      <w:pPr>
+        <w:numPr>
+          <w:ilvl w:val="0"/>
+          <w:numId w:val="7"/>
+        </w:numPr>
+      </w:pPr>
+      <w:r>
+        <w:t>ethAmount is set at 1 ETH, with 1e18 precision.</w:t>
+      </w:r>
+    </w:p>
+    <w:p>
+      <w:pPr>
+        <w:numPr>
+          <w:ilvl w:val="0"/>
+          <w:numId w:val="7"/>
+        </w:numPr>
+      </w:pPr>
+      <w:r>
+        <w:t>ethPrice is set at 2000 USD, with 1e18 precision, resulting in 2000e18.</w:t>
+      </w:r>
+    </w:p>
+    <w:p>
+      <w:pPr>
+        <w:numPr>
+          <w:ilvl w:val="0"/>
+          <w:numId w:val="7"/>
+        </w:numPr>
+      </w:pPr>
+      <w:r>
+        <w:t>ethPrice * ethAmount results in 2000e36.</w:t>
+      </w:r>
+    </w:p>
+    <w:p>
+      <w:pPr>
+        <w:numPr>
+          <w:ilvl w:val="0"/>
+          <w:numId w:val="7"/>
+        </w:numPr>
+      </w:pPr>
+      <w:r>
+        <w:lastRenderedPageBreak/>
+        <w:t>To scale down ethAmountInUsd to 1e18 precision, divide ethPrice * ethAmount by 1e18.</w:t>
+      </w:r>
+    </w:p>
+    <w:p>
+      <w:r>
+        <mc:AlternateContent>
+          <mc:Choice Requires="wpi">
+            <w:drawing>
+              <wp:anchor distT="0" distB="0" distL="114300" distR="114300" simplePos="0" relativeHeight="251805696" behindDoc="0" locked="0" layoutInCell="1" allowOverlap="1" wp14:anchorId="6AEFACA2" wp14:editId="35649439">
+                <wp:simplePos x="0" y="0"/>
+                <wp:positionH relativeFrom="column">
+                  <wp:posOffset>386080</wp:posOffset>
+                </wp:positionH>
+                <wp:positionV relativeFrom="paragraph">
+                  <wp:posOffset>685165</wp:posOffset>
+                </wp:positionV>
+                <wp:extent cx="1383145" cy="323850"/>
+                <wp:effectExtent l="38100" t="38100" r="45720" b="38100"/>
+                <wp:wrapNone/>
+                <wp:docPr id="139619993" name="Ink 4"/>
+                <wp:cNvGraphicFramePr/>
+                <a:graphic xmlns:a="http://schemas.openxmlformats.org/drawingml/2006/main">
+                  <a:graphicData uri="http://schemas.microsoft.com/office/word/2010/wordprocessingInk">
+                    <w14:contentPart bwMode="auto" r:id="rId76">
+                      <w14:nvContentPartPr>
+                        <w14:cNvContentPartPr/>
+                      </w14:nvContentPartPr>
+                      <w14:xfrm>
+                        <a:off x="0" y="0"/>
+                        <a:ext cx="1383145" cy="323850"/>
+                      </w14:xfrm>
+                    </w14:contentPart>
+                  </a:graphicData>
+                </a:graphic>
+              </wp:anchor>
+            </w:drawing>
+          </mc:Choice>
+          <mc:Fallback>
+            <w:pict>
+              <v:shapetype w14:anchorId="51E138F5" id="_x0000_t75" coordsize="21600,21600" o:spt="75" o:preferrelative="t" path="m@4@5l@4@11@9@11@9@5xe" filled="f" stroked="f">
+                <v:stroke joinstyle="miter"/>
+                <v:formulas>
+                  <v:f eqn="if lineDrawn pixelLineWidth 0"/>
+                  <v:f eqn="sum @0 1 0"/>
+                  <v:f eqn="sum 0 0 @1"/>
+                  <v:f eqn="prod @2 1 2"/>
+                  <v:f eqn="prod @3 21600 pixelWidth"/>
+                  <v:f eqn="prod @3 21600 pixelHeight"/>
+                  <v:f eqn="sum @0 0 1"/>
+                  <v:f eqn="prod @6 1 2"/>
+                  <v:f eqn="prod @7 21600 pixelWidth"/>
+                  <v:f eqn="sum @8 21600 0"/>
+                  <v:f eqn="prod @7 21600 pixelHeight"/>
+                  <v:f eqn="sum @10 21600 0"/>
+                </v:formulas>
+                <v:path o:extrusionok="f" gradientshapeok="t" o:connecttype="rect"/>
+                <o:lock v:ext="edit" aspectratio="t"/>
+              </v:shapetype>
+              <v:shape id="Ink 4" o:spid="_x0000_s1026" type="#_x0000_t75" style="position:absolute;margin-left:30.05pt;margin-top:53.6pt;width:109.6pt;height:26.2pt;z-index:251805696;visibility:visible;mso-wrap-style:square;mso-wrap-distance-left:9pt;mso-wrap-distance-top:0;mso-wrap-distance-right:9pt;mso-wrap-distance-bottom:0;mso-position-horizontal:absolute;mso-position-horizontal-relative:text;mso-position-vertical:absolute;mso-position-vertical-relative:text" o:gfxdata="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">
+                <v:imagedata r:id="rId77" o:title=""/>
+              </v:shape>
+            </w:pict>
+          </mc:Fallback>
+        </mc:AlternateContent>
+      </w:r>
+      <w:r>
+        <w:t>Use AI for these kinda stuff and faoundary will make it much easier.</w:t>
+      </w:r>
+      <w:r>
+        <w:t xml:space="preserve"> And with min USD we get something like this:</w:t>
+      </w:r>
+    </w:p>
+    <w:p>
+      <w:pPr>
+        <w:pStyle w:val="codesnippet"/>
+        <w:framePr w:wrap="notBeside"/>
+        <w:rPr>
+          <w:color w:val="A2A3BD"/>
+        </w:rPr>
+      </w:pPr>
+      <w:r>
+        <w:t>constructor</w:t>
+      </w:r>
+      <w:r>
+        <w:rPr>
+          <w:color w:val="DCDCDC"/>
+        </w:rPr>
+        <w:t>()</w:t>
+      </w:r>
+      <w:r>
+        <w:rPr>
+          <w:color w:val="A2A3BD"/>
+        </w:rPr>
+        <w:t xml:space="preserve"> </w:t>
+      </w:r>
+      <w:r>
+        <w:rPr>
+          <w:color w:val="00BC8C"/>
+        </w:rPr>
+        <w:t>payable</w:t>
+      </w:r>
+      <w:r>
+        <w:rPr>
+          <w:color w:val="A2A3BD"/>
+        </w:rPr>
+        <w:t xml:space="preserve"> </w:t>
+      </w:r>
+      <w:r>
+        <w:rPr>
+          <w:color w:val="DCDCDC"/>
+        </w:rPr>
+        <w:t>{</w:t>
+      </w:r>
+    </w:p>
+    <w:p>
+      <w:pPr>
+        <w:pStyle w:val="codesnippet"/>
+        <w:framePr w:wrap="notBeside"/>
+        <w:rPr>
+          <w:color w:val="A2A3BD"/>
+        </w:rPr>
+      </w:pPr>
+      <w:r>
+        <w:rPr>
+          <w:color w:val="A2A3BD"/>
+        </w:rPr>
+        <w:t xml:space="preserve">        owner </w:t>
+      </w:r>
+      <w:r>
+        <w:rPr>
+          <w:color w:val="DCDCDC"/>
+        </w:rPr>
+        <w:t>=</w:t>
+      </w:r>
+      <w:r>
+        <w:rPr>
+          <w:color w:val="A2A3BD"/>
+        </w:rPr>
+        <w:t xml:space="preserve"> </w:t>
+      </w:r>
+      <w:r>
+        <w:rPr>
+          <w:color w:val="375A7F"/>
+        </w:rPr>
+        <w:t>msg</w:t>
+      </w:r>
+      <w:r>
+        <w:rPr>
+          <w:color w:val="DCDCDC"/>
+        </w:rPr>
+        <w:t>.</w:t>
+      </w:r>
+      <w:r>
+        <w:rPr>
+          <w:color w:val="A2A3BD"/>
+        </w:rPr>
+        <w:t>sender</w:t>
+      </w:r>
+      <w:r>
+        <w:rPr>
+          <w:color w:val="DCDCDC"/>
+        </w:rPr>
+        <w:t>;</w:t>
+      </w:r>
+    </w:p>
+    <w:p>
+      <w:pPr>
+        <w:pStyle w:val="codesnippet"/>
+        <w:framePr w:wrap="notBeside"/>
+        <w:rPr>
+          <w:color w:val="A2A3BD"/>
+        </w:rPr>
+      </w:pPr>
+      <w:r>
+        <w:rPr>
+          <w:color w:val="A2A3BD"/>
+        </w:rPr>
+        <w:t xml:space="preserve">        minimumUSD </w:t>
+      </w:r>
+      <w:r>
+        <w:rPr>
+          <w:color w:val="DCDCDC"/>
+        </w:rPr>
+        <w:t>=</w:t>
+      </w:r>
+      <w:r>
+        <w:rPr>
+          <w:color w:val="A2A3BD"/>
+        </w:rPr>
+        <w:t xml:space="preserve"> </w:t>
+      </w:r>
+      <w:r>
+        <w:rPr>
+          <w:color w:val="B5CEA8"/>
+        </w:rPr>
+        <w:t>5e18</w:t>
+      </w:r>
+      <w:r>
+        <w:rPr>
+          <w:color w:val="DCDCDC"/>
+        </w:rPr>
+        <w:t>;</w:t>
+      </w:r>
+    </w:p>
+    <w:p>
+      <w:pPr>
+        <w:pStyle w:val="codesnippet"/>
+        <w:framePr w:wrap="notBeside"/>
+        <w:rPr>
+          <w:color w:val="DCDCDC"/>
+        </w:rPr>
+      </w:pPr>
+      <w:r>
+        <w:rPr>
+          <w:color w:val="A2A3BD"/>
+        </w:rPr>
+        <w:t xml:space="preserve">    </w:t>
+      </w:r>
+      <w:r>
+        <w:rPr>
+          <w:color w:val="DCDCDC"/>
+        </w:rPr>
+        <w:t>}</w:t>
+      </w:r>
+    </w:p>
+    <w:p>
+      <w:pPr>
+        <w:pStyle w:val="codesnippet"/>
+        <w:framePr w:wrap="notBeside"/>
+        <w:rPr>
+          <w:color w:val="A2A3BD"/>
+        </w:rPr>
+      </w:pPr>
+      <w:r>
+        <w:rPr>
+          <w:color w:val="569CD6"/>
+        </w:rPr>
+        <w:t>function</w:t>
+      </w:r>
+      <w:r>
+        <w:rPr>
+          <w:color w:val="A2A3BD"/>
+        </w:rPr>
+        <w:t xml:space="preserve"> fund</w:t>
+      </w:r>
+      <w:r>
+        <w:rPr>
+          <w:color w:val="DCDCDC"/>
+        </w:rPr>
+        <w:t>()</w:t>
+      </w:r>
+      <w:r>
+        <w:rPr>
+          <w:color w:val="A2A3BD"/>
+        </w:rPr>
+        <w:t xml:space="preserve"> </w:t>
+      </w:r>
+      <w:r>
+        <w:rPr>
+          <w:color w:val="00BC8C"/>
+        </w:rPr>
+        <w:t>public</w:t>
+      </w:r>
+      <w:r>
+        <w:rPr>
+          <w:color w:val="A2A3BD"/>
+        </w:rPr>
+        <w:t xml:space="preserve"> </w:t>
+      </w:r>
+      <w:r>
+        <w:rPr>
+          <w:color w:val="00BC8C"/>
+        </w:rPr>
+        <w:t>payable</w:t>
+      </w:r>
+      <w:r>
+        <w:rPr>
+          <w:color w:val="DCDCDC"/>
+        </w:rPr>
+        <w:t>{</w:t>
+      </w:r>
+    </w:p>
+    <w:p>
+      <w:pPr>
+        <w:pStyle w:val="codesnippet"/>
+        <w:framePr w:wrap="notBeside"/>
+        <w:rPr>
+          <w:color w:val="A2A3BD"/>
+        </w:rPr>
+      </w:pPr>
+      <w:r>
+        <w:rPr>
+          <w:color w:val="A2A3BD"/>
+        </w:rPr>
+        <w:t xml:space="preserve">        </w:t>
+      </w:r>
+      <w:r>
+        <w:rPr>
+          <w:color w:val="F39C12"/>
+        </w:rPr>
+        <w:t>if</w:t>
+      </w:r>
+      <w:r>
+        <w:rPr>
+          <w:color w:val="A2A3BD"/>
+        </w:rPr>
+        <w:t xml:space="preserve"> </w:t>
+      </w:r>
+      <w:r>
+        <w:rPr>
+          <w:color w:val="DCDCDC"/>
+        </w:rPr>
+        <w:t>(</w:t>
+      </w:r>
+      <w:r>
+        <w:rPr>
+          <w:color w:val="375A7F"/>
+        </w:rPr>
+        <w:t>msg</w:t>
+      </w:r>
+      <w:r>
+        <w:rPr>
+          <w:color w:val="DCDCDC"/>
+        </w:rPr>
+        <w:t>.</w:t>
+      </w:r>
+      <w:r>
+        <w:rPr>
+          <w:color w:val="A2A3BD"/>
+        </w:rPr>
+        <w:t xml:space="preserve">sender </w:t>
+      </w:r>
+      <w:r>
+        <w:rPr>
+          <w:color w:val="DCDCDC"/>
+        </w:rPr>
+        <w:t>==</w:t>
+      </w:r>
+      <w:r>
+        <w:rPr>
+          <w:color w:val="A2A3BD"/>
+        </w:rPr>
+        <w:t xml:space="preserve"> owner</w:t>
+      </w:r>
+      <w:r>
+        <w:rPr>
+          <w:color w:val="DCDCDC"/>
+        </w:rPr>
+        <w:t>){</w:t>
+      </w:r>
+      <w:r>
+        <w:rPr>
+          <w:color w:val="A2A3BD"/>
+        </w:rPr>
+        <w:t xml:space="preserve"> </w:t>
+      </w:r>
+      <w:r>
+        <w:rPr>
+          <w:color w:val="608B4E"/>
+        </w:rPr>
+        <w:t>//if the owner wants to fund there is no limit</w:t>
+      </w:r>
+    </w:p>
+    <w:p>
+      <w:pPr>
+        <w:pStyle w:val="codesnippet"/>
+        <w:framePr w:wrap="notBeside"/>
+        <w:rPr>
+          <w:color w:val="A2A3BD"/>
+        </w:rPr>
+      </w:pPr>
+      <w:r>
+        <w:rPr>
+          <w:color w:val="A2A3BD"/>
+        </w:rPr>
+        <w:t xml:space="preserve">            </w:t>
+      </w:r>
+      <w:r>
+        <w:rPr>
+          <w:color w:val="00BC8C"/>
+        </w:rPr>
+        <w:t>return</w:t>
+      </w:r>
+      <w:r>
+        <w:rPr>
+          <w:color w:val="DCDCDC"/>
+        </w:rPr>
+        <w:t>;</w:t>
+      </w:r>
+    </w:p>
+    <w:p>
+      <w:pPr>
+        <w:pStyle w:val="codesnippet"/>
+        <w:framePr w:wrap="notBeside"/>
+        <w:rPr>
+          <w:color w:val="A2A3BD"/>
+        </w:rPr>
+      </w:pPr>
+      <w:r>
+        <w:rPr>
+          <w:color w:val="A2A3BD"/>
+        </w:rPr>
+        <w:t xml:space="preserve">        </w:t>
+      </w:r>
+      <w:r>
+        <w:rPr>
+          <w:color w:val="DCDCDC"/>
+        </w:rPr>
+        <w:t>}</w:t>
+      </w:r>
+    </w:p>
+    <w:p>
+      <w:pPr>
+        <w:pStyle w:val="codesnippet"/>
+        <w:framePr w:wrap="notBeside"/>
+        <w:rPr>
+          <w:color w:val="A2A3BD"/>
+        </w:rPr>
+      </w:pPr>
+      <w:r>
+        <w:rPr>
+          <w:color w:val="A2A3BD"/>
+        </w:rPr>
+        <w:t xml:space="preserve">        </w:t>
+      </w:r>
+      <w:r>
+        <w:rPr>
+          <w:color w:val="375A7F"/>
+        </w:rPr>
+        <w:t>require</w:t>
+      </w:r>
+      <w:r>
+        <w:rPr>
+          <w:color w:val="DCDCDC"/>
+        </w:rPr>
+        <w:t>(</w:t>
+      </w:r>
+      <w:r>
+        <w:rPr>
+          <w:color w:val="A2A3BD"/>
+        </w:rPr>
+        <w:t>getprice</w:t>
+      </w:r>
+      <w:r>
+        <w:rPr>
+          <w:color w:val="DCDCDC"/>
+        </w:rPr>
+        <w:t>(</w:t>
+      </w:r>
+      <w:r>
+        <w:rPr>
+          <w:color w:val="375A7F"/>
+        </w:rPr>
+        <w:t>msg</w:t>
+      </w:r>
+      <w:r>
+        <w:rPr>
+          <w:color w:val="DCDCDC"/>
+        </w:rPr>
+        <w:t>.</w:t>
+      </w:r>
+      <w:r>
+        <w:rPr>
+          <w:color w:val="A2A3BD"/>
+        </w:rPr>
+        <w:t>value</w:t>
+      </w:r>
+      <w:r>
+        <w:rPr>
+          <w:color w:val="DCDCDC"/>
+        </w:rPr>
+        <w:t>)</w:t>
+      </w:r>
+      <w:r>
+        <w:rPr>
+          <w:color w:val="A2A3BD"/>
+        </w:rPr>
+        <w:t xml:space="preserve"> </w:t>
+      </w:r>
+      <w:r>
+        <w:rPr>
+          <w:color w:val="DCDCDC"/>
+        </w:rPr>
+        <w:t>&gt;=</w:t>
+      </w:r>
+      <w:r>
+        <w:rPr>
+          <w:color w:val="A2A3BD"/>
+        </w:rPr>
+        <w:t xml:space="preserve"> minimumUSD</w:t>
+      </w:r>
+      <w:r>
+        <w:rPr>
+          <w:color w:val="DCDCDC"/>
+        </w:rPr>
+        <w:t>);</w:t>
+      </w:r>
+      <w:r>
+        <w:rPr>
+          <w:color w:val="608B4E"/>
+        </w:rPr>
+        <w:t>//1e18 = 10 ** 18 wei = 1 ETH</w:t>
+      </w:r>
+    </w:p>
+    <w:p>
+      <w:pPr>
+        <w:pStyle w:val="codesnippet"/>
+        <w:framePr w:wrap="notBeside"/>
+        <w:rPr>
+          <w:color w:val="A2A3BD"/>
+        </w:rPr>
+      </w:pPr>
+      <w:r>
+        <w:rPr>
+          <w:color w:val="A2A3BD"/>
+        </w:rPr>
+        <w:t xml:space="preserve">    </w:t>
+      </w:r>
+      <w:r>
+        <w:rPr>
+          <w:color w:val="DCDCDC"/>
+        </w:rPr>
+        <w:t>}</w:t>
+      </w:r>
+    </w:p>
+    <w:p/>
+    <w:p>
+      <w:r>
+        <w:t>As you can see we suppose all numbers have 18 decimal points!</w:t>
+      </w:r>
+      <w:r>
+        <w:t xml:space="preserve"> Don’t worry about this for now. These are handled automatically later.</w:t>
+      </w:r>
+    </w:p>
+    <w:p>
+      <w:pPr>
+        <w:pStyle w:val="Heading2"/>
+      </w:pPr>
+      <w:r>
+        <w:t>Libraries</w:t>
+      </w:r>
+    </w:p>
+    <w:p>
+      <w:pPr>
+        <w:jc w:val="center"/>
+        <w:rPr>
+          <w:i/>
+          <w:iCs/>
+          <w:color w:val="EE0000"/>
+          <w:u w:val="single"/>
+        </w:rPr>
+      </w:pPr>
+      <w:r>
+        <w:rPr>
+          <w:i/>
+          <w:iCs/>
+          <w:color w:val="EE0000"/>
+          <w:u w:val="single"/>
+        </w:rPr>
+        <w:t>Libraries are similar to contracts, but you can't declare any state variable and you can't send ether.</w:t>
+      </w:r>
+    </w:p>
+    <w:p>
+      <w:pPr>
+        <w:jc w:val="center"/>
+        <w:rPr>
+          <w:i/>
+          <w:iCs/>
+          <w:color w:val="EE0000"/>
+          <w:u w:val="single"/>
+        </w:rPr>
+      </w:pPr>
+      <w:r>
+        <w:rPr>
+          <w:i/>
+          <w:iCs/>
+          <w:color w:val="EE0000"/>
+          <w:u w:val="single"/>
+        </w:rPr>
+        <w:t>A library is embedded into the contract if all library functions are internal.</w:t>
+      </w:r>
+    </w:p>
+    <w:p>
+      <w:pPr>
+        <w:jc w:val="center"/>
+        <w:rPr>
+          <w:i/>
+          <w:iCs/>
+          <w:color w:val="EE0000"/>
+          <w:u w:val="single"/>
+        </w:rPr>
+      </w:pPr>
+      <w:r>
+        <w:rPr>
+          <w:i/>
+          <w:iCs/>
+          <w:color w:val="EE0000"/>
+          <w:u w:val="single"/>
+        </w:rPr>
+        <w:t>Otherwise the library must be deployed and then linked before the contract is deployed.</w:t>
+      </w:r>
+    </w:p>
+    <w:p>
+      <w:r>
+        <w:t>So the difference between a library, interface, and inheritance is:</w:t>
+      </w:r>
+    </w:p>
+    <w:p>
+      <w:pPr>
+        <w:pStyle w:val="ListParagraph"/>
+        <w:numPr>
+          <w:ilvl w:val="0"/>
+          <w:numId w:val="8"/>
+        </w:numPr>
+      </w:pPr>
+      <w:r>
+        <w:t>In interfaces we interact with an already deployed contract, while when making a new contract obj we can deploy, interact etc’.</w:t>
+      </w:r>
+    </w:p>
+    <w:p>
+      <w:pPr>
+        <w:pStyle w:val="ListParagraph"/>
+        <w:numPr>
+          <w:ilvl w:val="0"/>
+          <w:numId w:val="8"/>
+        </w:numPr>
+      </w:pPr>
+      <w:r>
+        <w:t>Inhertiance is for overriding and such stuff.</w:t>
+      </w:r>
+    </w:p>
+    <w:p>
+      <w:pPr>
+        <w:pStyle w:val="ListParagraph"/>
+        <w:numPr>
+          <w:ilvl w:val="0"/>
+          <w:numId w:val="8"/>
+        </w:numPr>
+      </w:pPr>
+      <w:r>
+        <w:t>Libraries are stateless pieces of code</w:t>
+      </w:r>
+      <w:r>
+        <w:t>! (if cahnge the state they must be deployed first and then used)</w:t>
+      </w:r>
+    </w:p>
+    <w:p>
+      <w:r>
+        <w:t>Example:</w:t>
+      </w:r>
+    </w:p>
+    <w:p>
+      <w:r>
+        <w:t>1.</w:t>
+      </w:r>
+    </w:p>
+    <w:p>
+      <w:pPr>
+        <w:shd w:val="clear" w:color="auto" w:fill="2B2B2B"/>
+        <w:tabs>
+          <w:tab w:val="left" w:pos="916"/>
+          <w:tab w:val="left" w:pos="1832"/>
+          <w:tab w:val="left" w:pos="2748"/>
+          <w:tab w:val="left" w:pos="3664"/>
+          <w:tab w:val="left" w:pos="4580"/>
+          <w:tab w:val="left" w:pos="5496"/>
+          <w:tab w:val="left" w:pos="6412"/>
+          <w:tab w:val="left" w:pos="7328"/>
+          <w:tab w:val="left" w:pos="8244"/>
+          <w:tab w:val="left" w:pos="9160"/>
+          <w:tab w:val="left" w:pos="10076"/>
+          <w:tab w:val="left" w:pos="10992"/>
+          <w:tab w:val="left" w:pos="11908"/>
+          <w:tab w:val="left" w:pos="12824"/>
+          <w:tab w:val="left" w:pos="13740"/>
+          <w:tab w:val="left" w:pos="14656"/>
+        </w:tabs>
+        <w:spacing w:after="0" w:line="240" w:lineRule="auto"/>
+        <w:rPr>
+          <w:rFonts w:ascii="Courier New" w:eastAsia="Times New Roman" w:hAnsi="Courier New" w:cs="Courier New"/>
+          <w:color w:val="F8F8F2"/>
+          <w:kern w:val="0"/>
+          <w:sz w:val="20"/>
+          <w:szCs w:val="20"/>
+          <w14:ligatures w14:val="none"/>
+        </w:rPr>
+      </w:pPr>
+      <w:r>
+        <w:rPr>
+          <w:rFonts w:ascii="Courier New" w:eastAsia="Times New Roman" w:hAnsi="Courier New" w:cs="Courier New"/>
+          <w:color w:val="F8F8F2"/>
+          <w:kern w:val="0"/>
+          <w:sz w:val="20"/>
+          <w:szCs w:val="20"/>
+          <w14:ligatures w14:val="none"/>
+        </w:rPr>
+        <w:t xml:space="preserve">library </w:t>
+      </w:r>
+      <w:r>
+        <w:rPr>
+          <w:rFonts w:ascii="Courier New" w:eastAsia="Times New Roman" w:hAnsi="Courier New" w:cs="Courier New"/>
+          <w:color w:val="F5AB35"/>
+          <w:kern w:val="0"/>
+          <w:sz w:val="20"/>
+          <w:szCs w:val="20"/>
+          <w14:ligatures w14:val="none"/>
+        </w:rPr>
+        <w:t>Math</w:t>
+      </w:r>
+      <w:r>
+        <w:rPr>
+          <w:rFonts w:ascii="Courier New" w:eastAsia="Times New Roman" w:hAnsi="Courier New" w:cs="Courier New"/>
+          <w:color w:val="F8F8F2"/>
+          <w:kern w:val="0"/>
+          <w:sz w:val="20"/>
+          <w:szCs w:val="20"/>
+          <w14:ligatures w14:val="none"/>
+        </w:rPr>
+        <w:t xml:space="preserve"> {</w:t>
+      </w:r>
+    </w:p>
+    <w:p>
+      <w:pPr>
+        <w:shd w:val="clear" w:color="auto" w:fill="2B2B2B"/>
+        <w:tabs>
+          <w:tab w:val="left" w:pos="916"/>
+          <w:tab w:val="left" w:pos="1832"/>
+          <w:tab w:val="left" w:pos="2748"/>
+          <w:tab w:val="left" w:pos="3664"/>
+          <w:tab w:val="left" w:pos="4580"/>
+          <w:tab w:val="left" w:pos="5496"/>
+          <w:tab w:val="left" w:pos="6412"/>
+          <w:tab w:val="left" w:pos="7328"/>
+          <w:tab w:val="left" w:pos="8244"/>
+          <w:tab w:val="left" w:pos="9160"/>
+          <w:tab w:val="left" w:pos="10076"/>
+          <w:tab w:val="left" w:pos="10992"/>
+          <w:tab w:val="left" w:pos="11908"/>
+          <w:tab w:val="left" w:pos="12824"/>
+          <w:tab w:val="left" w:pos="13740"/>
+          <w:tab w:val="left" w:pos="14656"/>
+        </w:tabs>
+        <w:spacing w:after="0" w:line="240" w:lineRule="auto"/>
+        <w:rPr>
+          <w:rFonts w:ascii="Courier New" w:eastAsia="Times New Roman" w:hAnsi="Courier New" w:cs="Courier New"/>
+          <w:color w:val="F8F8F2"/>
+          <w:kern w:val="0"/>
+          <w:sz w:val="20"/>
+          <w:szCs w:val="20"/>
+          <w14:ligatures w14:val="none"/>
+        </w:rPr>
+      </w:pPr>
+      <w:r>
+        <w:rPr>
+          <w:rFonts w:ascii="Courier New" w:eastAsia="Times New Roman" w:hAnsi="Courier New" w:cs="Courier New"/>
+          <w:color w:val="F8F8F2"/>
+          <w:kern w:val="0"/>
+          <w:sz w:val="20"/>
+          <w:szCs w:val="20"/>
+          <w14:ligatures w14:val="none"/>
+        </w:rPr>
+        <w:t xml:space="preserve">    </w:t>
+      </w:r>
+      <w:r>
+        <w:rPr>
+          <w:rFonts w:ascii="Courier New" w:eastAsia="Times New Roman" w:hAnsi="Courier New" w:cs="Courier New"/>
+          <w:color w:val="DCC6E0"/>
+          <w:kern w:val="0"/>
+          <w:sz w:val="20"/>
+          <w:szCs w:val="20"/>
+          <w14:ligatures w14:val="none"/>
+        </w:rPr>
+        <w:t>function</w:t>
+      </w:r>
+      <w:r>
+        <w:rPr>
+          <w:rFonts w:ascii="Courier New" w:eastAsia="Times New Roman" w:hAnsi="Courier New" w:cs="Courier New"/>
+          <w:color w:val="F8F8F2"/>
+          <w:kern w:val="0"/>
+          <w:sz w:val="20"/>
+          <w:szCs w:val="20"/>
+          <w14:ligatures w14:val="none"/>
+        </w:rPr>
+        <w:t xml:space="preserve"> </w:t>
+      </w:r>
+      <w:r>
+        <w:rPr>
+          <w:rFonts w:ascii="Courier New" w:eastAsia="Times New Roman" w:hAnsi="Courier New" w:cs="Courier New"/>
+          <w:color w:val="00E0E0"/>
+          <w:kern w:val="0"/>
+          <w:sz w:val="20"/>
+          <w:szCs w:val="20"/>
+          <w14:ligatures w14:val="none"/>
+        </w:rPr>
+        <w:t>sqrt</w:t>
+      </w:r>
+      <w:r>
+        <w:rPr>
+          <w:rFonts w:ascii="Courier New" w:eastAsia="Times New Roman" w:hAnsi="Courier New" w:cs="Courier New"/>
+          <w:color w:val="F8F8F2"/>
+          <w:kern w:val="0"/>
+          <w:sz w:val="20"/>
+          <w:szCs w:val="20"/>
+          <w14:ligatures w14:val="none"/>
+        </w:rPr>
+        <w:t>(</w:t>
+      </w:r>
+      <w:r>
+        <w:rPr>
+          <w:rFonts w:ascii="Courier New" w:eastAsia="Times New Roman" w:hAnsi="Courier New" w:cs="Courier New"/>
+          <w:color w:val="F5AB35"/>
+          <w:kern w:val="0"/>
+          <w:sz w:val="20"/>
+          <w:szCs w:val="20"/>
+          <w14:ligatures w14:val="none"/>
+        </w:rPr>
+        <w:t>uint256 y</w:t>
+      </w:r>
+      <w:r>
+        <w:rPr>
+          <w:rFonts w:ascii="Courier New" w:eastAsia="Times New Roman" w:hAnsi="Courier New" w:cs="Courier New"/>
+          <w:color w:val="F8F8F2"/>
+          <w:kern w:val="0"/>
+          <w:sz w:val="20"/>
+          <w:szCs w:val="20"/>
+          <w14:ligatures w14:val="none"/>
+        </w:rPr>
+        <w:t xml:space="preserve">) </w:t>
+      </w:r>
+      <w:r>
+        <w:rPr>
+          <w:rFonts w:ascii="Courier New" w:eastAsia="Times New Roman" w:hAnsi="Courier New" w:cs="Courier New"/>
+          <w:color w:val="00E0E0"/>
+          <w:kern w:val="0"/>
+          <w:sz w:val="20"/>
+          <w:szCs w:val="20"/>
+          <w14:ligatures w14:val="none"/>
+        </w:rPr>
+        <w:t>internal</w:t>
+      </w:r>
+      <w:r>
+        <w:rPr>
+          <w:rFonts w:ascii="Courier New" w:eastAsia="Times New Roman" w:hAnsi="Courier New" w:cs="Courier New"/>
+          <w:color w:val="F8F8F2"/>
+          <w:kern w:val="0"/>
+          <w:sz w:val="20"/>
+          <w:szCs w:val="20"/>
+          <w14:ligatures w14:val="none"/>
+        </w:rPr>
+        <w:t xml:space="preserve"> </w:t>
+      </w:r>
+      <w:r>
+        <w:rPr>
+          <w:rFonts w:ascii="Courier New" w:eastAsia="Times New Roman" w:hAnsi="Courier New" w:cs="Courier New"/>
+          <w:color w:val="00E0E0"/>
+          <w:kern w:val="0"/>
+          <w:sz w:val="20"/>
+          <w:szCs w:val="20"/>
+          <w14:ligatures w14:val="none"/>
+        </w:rPr>
+        <w:t>pure</w:t>
+      </w:r>
+      <w:r>
+        <w:rPr>
+          <w:rFonts w:ascii="Courier New" w:eastAsia="Times New Roman" w:hAnsi="Courier New" w:cs="Courier New"/>
+          <w:color w:val="F8F8F2"/>
+          <w:kern w:val="0"/>
+          <w:sz w:val="20"/>
+          <w:szCs w:val="20"/>
+          <w14:ligatures w14:val="none"/>
+        </w:rPr>
+        <w:t xml:space="preserve"> </w:t>
+      </w:r>
+      <w:r>
+        <w:rPr>
+          <w:rFonts w:ascii="Courier New" w:eastAsia="Times New Roman" w:hAnsi="Courier New" w:cs="Courier New"/>
+          <w:color w:val="00E0E0"/>
+          <w:kern w:val="0"/>
+          <w:sz w:val="20"/>
+          <w:szCs w:val="20"/>
+          <w14:ligatures w14:val="none"/>
+        </w:rPr>
+        <w:t>returns</w:t>
+      </w:r>
+      <w:r>
+        <w:rPr>
+          <w:rFonts w:ascii="Courier New" w:eastAsia="Times New Roman" w:hAnsi="Courier New" w:cs="Courier New"/>
+          <w:color w:val="F8F8F2"/>
+          <w:kern w:val="0"/>
+          <w:sz w:val="20"/>
+          <w:szCs w:val="20"/>
+          <w14:ligatures w14:val="none"/>
+        </w:rPr>
+        <w:t xml:space="preserve"> (</w:t>
+      </w:r>
+      <w:r>
+        <w:rPr>
+          <w:rFonts w:ascii="Courier New" w:eastAsia="Times New Roman" w:hAnsi="Courier New" w:cs="Courier New"/>
+          <w:color w:val="F5AB35"/>
+          <w:kern w:val="0"/>
+          <w:sz w:val="20"/>
+          <w:szCs w:val="20"/>
+          <w14:ligatures w14:val="none"/>
+        </w:rPr>
+        <w:t>uint256 z</w:t>
+      </w:r>
+      <w:r>
+        <w:rPr>
+          <w:rFonts w:ascii="Courier New" w:eastAsia="Times New Roman" w:hAnsi="Courier New" w:cs="Courier New"/>
+          <w:color w:val="F8F8F2"/>
+          <w:kern w:val="0"/>
+          <w:sz w:val="20"/>
+          <w:szCs w:val="20"/>
+          <w14:ligatures w14:val="none"/>
+        </w:rPr>
+        <w:t>) {</w:t>
+      </w:r>
+    </w:p>
+    <w:p>
+      <w:pPr>
+        <w:shd w:val="clear" w:color="auto" w:fill="2B2B2B"/>
+        <w:tabs>
+          <w:tab w:val="left" w:pos="916"/>
+          <w:tab w:val="left" w:pos="1832"/>
+          <w:tab w:val="left" w:pos="2748"/>
+          <w:tab w:val="left" w:pos="3664"/>
+          <w:tab w:val="left" w:pos="4580"/>
+          <w:tab w:val="left" w:pos="5496"/>
+          <w:tab w:val="left" w:pos="6412"/>
+          <w:tab w:val="left" w:pos="7328"/>
+          <w:tab w:val="left" w:pos="8244"/>
+          <w:tab w:val="left" w:pos="9160"/>
+          <w:tab w:val="left" w:pos="10076"/>
+          <w:tab w:val="left" w:pos="10992"/>
+          <w:tab w:val="left" w:pos="11908"/>
+          <w:tab w:val="left" w:pos="12824"/>
+          <w:tab w:val="left" w:pos="13740"/>
+          <w:tab w:val="left" w:pos="14656"/>
+        </w:tabs>
+        <w:spacing w:after="0" w:line="240" w:lineRule="auto"/>
+        <w:rPr>
+          <w:rFonts w:ascii="Courier New" w:eastAsia="Times New Roman" w:hAnsi="Courier New" w:cs="Courier New"/>
+          <w:color w:val="F8F8F2"/>
+          <w:kern w:val="0"/>
+          <w:sz w:val="20"/>
+          <w:szCs w:val="20"/>
+          <w14:ligatures w14:val="none"/>
+        </w:rPr>
+      </w:pPr>
+      <w:r>
+        <w:rPr>
+          <w:rFonts w:ascii="Courier New" w:eastAsia="Times New Roman" w:hAnsi="Courier New" w:cs="Courier New"/>
+          <w:color w:val="F8F8F2"/>
+          <w:kern w:val="0"/>
+          <w:sz w:val="20"/>
+          <w:szCs w:val="20"/>
+          <w14:ligatures w14:val="none"/>
+        </w:rPr>
+        <w:t xml:space="preserve">        </w:t>
+      </w:r>
+      <w:r>
+        <w:rPr>
+          <w:rFonts w:ascii="Courier New" w:eastAsia="Times New Roman" w:hAnsi="Courier New" w:cs="Courier New"/>
+          <w:color w:val="DCC6E0"/>
+          <w:kern w:val="0"/>
+          <w:sz w:val="20"/>
+          <w:szCs w:val="20"/>
+          <w14:ligatures w14:val="none"/>
+        </w:rPr>
+        <w:t>if</w:t>
+      </w:r>
+      <w:r>
+        <w:rPr>
+          <w:rFonts w:ascii="Courier New" w:eastAsia="Times New Roman" w:hAnsi="Courier New" w:cs="Courier New"/>
+          <w:color w:val="F8F8F2"/>
+          <w:kern w:val="0"/>
+          <w:sz w:val="20"/>
+          <w:szCs w:val="20"/>
+          <w14:ligatures w14:val="none"/>
+        </w:rPr>
+        <w:t xml:space="preserve"> (y &gt; </w:t>
+      </w:r>
+      <w:r>
+        <w:rPr>
+          <w:rFonts w:ascii="Courier New" w:eastAsia="Times New Roman" w:hAnsi="Courier New" w:cs="Courier New"/>
+          <w:color w:val="F5AB35"/>
+          <w:kern w:val="0"/>
+          <w:sz w:val="20"/>
+          <w:szCs w:val="20"/>
+          <w14:ligatures w14:val="none"/>
+        </w:rPr>
+        <w:t>3</w:t>
+      </w:r>
+      <w:r>
+        <w:rPr>
+          <w:rFonts w:ascii="Courier New" w:eastAsia="Times New Roman" w:hAnsi="Courier New" w:cs="Courier New"/>
+          <w:color w:val="F8F8F2"/>
+          <w:kern w:val="0"/>
+          <w:sz w:val="20"/>
+          <w:szCs w:val="20"/>
+          <w14:ligatures w14:val="none"/>
+        </w:rPr>
+        <w:t>) {</w:t>
+      </w:r>
+    </w:p>
+    <w:p>
+      <w:pPr>
+        <w:shd w:val="clear" w:color="auto" w:fill="2B2B2B"/>
+        <w:tabs>
+          <w:tab w:val="left" w:pos="916"/>
+          <w:tab w:val="left" w:pos="1832"/>
+          <w:tab w:val="left" w:pos="2748"/>
+          <w:tab w:val="left" w:pos="3664"/>
+          <w:tab w:val="left" w:pos="4580"/>
+          <w:tab w:val="left" w:pos="5496"/>
+          <w:tab w:val="left" w:pos="6412"/>
+          <w:tab w:val="left" w:pos="7328"/>
+          <w:tab w:val="left" w:pos="8244"/>
+          <w:tab w:val="left" w:pos="9160"/>
+          <w:tab w:val="left" w:pos="10076"/>
+          <w:tab w:val="left" w:pos="10992"/>
+          <w:tab w:val="left" w:pos="11908"/>
+          <w:tab w:val="left" w:pos="12824"/>
+          <w:tab w:val="left" w:pos="13740"/>
+          <w:tab w:val="left" w:pos="14656"/>
+        </w:tabs>
+        <w:spacing w:after="0" w:line="240" w:lineRule="auto"/>
+        <w:rPr>
+          <w:rFonts w:ascii="Courier New" w:eastAsia="Times New Roman" w:hAnsi="Courier New" w:cs="Courier New"/>
+          <w:color w:val="F8F8F2"/>
+          <w:kern w:val="0"/>
+          <w:sz w:val="20"/>
+          <w:szCs w:val="20"/>
+          <w14:ligatures w14:val="none"/>
+        </w:rPr>
+      </w:pPr>
+      <w:r>
+        <w:rPr>
+          <w:rFonts w:ascii="Courier New" w:eastAsia="Times New Roman" w:hAnsi="Courier New" w:cs="Courier New"/>
+          <w:color w:val="F8F8F2"/>
+          <w:kern w:val="0"/>
+          <w:sz w:val="20"/>
+          <w:szCs w:val="20"/>
+          <w14:ligatures w14:val="none"/>
+        </w:rPr>
+        <w:t xml:space="preserve">            z = y;</w:t>
+      </w:r>
+    </w:p>
+    <w:p>
+      <w:pPr>
+        <w:shd w:val="clear" w:color="auto" w:fill="2B2B2B"/>
+        <w:tabs>
+          <w:tab w:val="left" w:pos="916"/>
+          <w:tab w:val="left" w:pos="1832"/>
+          <w:tab w:val="left" w:pos="2748"/>
+          <w:tab w:val="left" w:pos="3664"/>
+          <w:tab w:val="left" w:pos="4580"/>
+          <w:tab w:val="left" w:pos="5496"/>
+          <w:tab w:val="left" w:pos="6412"/>
+          <w:tab w:val="left" w:pos="7328"/>
+          <w:tab w:val="left" w:pos="8244"/>
+          <w:tab w:val="left" w:pos="9160"/>
+          <w:tab w:val="left" w:pos="10076"/>
+          <w:tab w:val="left" w:pos="10992"/>
+          <w:tab w:val="left" w:pos="11908"/>
+          <w:tab w:val="left" w:pos="12824"/>
+          <w:tab w:val="left" w:pos="13740"/>
+          <w:tab w:val="left" w:pos="14656"/>
+        </w:tabs>
+        <w:spacing w:after="0" w:line="240" w:lineRule="auto"/>
+        <w:rPr>
+          <w:rFonts w:ascii="Courier New" w:eastAsia="Times New Roman" w:hAnsi="Courier New" w:cs="Courier New"/>
+          <w:color w:val="F8F8F2"/>
+          <w:kern w:val="0"/>
+          <w:sz w:val="20"/>
+          <w:szCs w:val="20"/>
+          <w14:ligatures w14:val="none"/>
+        </w:rPr>
+      </w:pPr>
+      <w:r>
+        <w:rPr>
+          <w:rFonts w:ascii="Courier New" w:eastAsia="Times New Roman" w:hAnsi="Courier New" w:cs="Courier New"/>
+          <w:color w:val="F8F8F2"/>
+          <w:kern w:val="0"/>
+          <w:sz w:val="20"/>
+          <w:szCs w:val="20"/>
+          <w14:ligatures w14:val="none"/>
+        </w:rPr>
+        <w:t xml:space="preserve">            uint256 x = y / </w:t>
+      </w:r>
+      <w:r>
+        <w:rPr>
+          <w:rFonts w:ascii="Courier New" w:eastAsia="Times New Roman" w:hAnsi="Courier New" w:cs="Courier New"/>
+          <w:color w:val="F5AB35"/>
+          <w:kern w:val="0"/>
+          <w:sz w:val="20"/>
+          <w:szCs w:val="20"/>
+          <w14:ligatures w14:val="none"/>
+        </w:rPr>
+        <w:t>2</w:t>
+      </w:r>
+      <w:r>
+        <w:rPr>
+          <w:rFonts w:ascii="Courier New" w:eastAsia="Times New Roman" w:hAnsi="Courier New" w:cs="Courier New"/>
+          <w:color w:val="F8F8F2"/>
+          <w:kern w:val="0"/>
+          <w:sz w:val="20"/>
+          <w:szCs w:val="20"/>
+          <w14:ligatures w14:val="none"/>
+        </w:rPr>
+        <w:t xml:space="preserve"> + </w:t>
+      </w:r>
+      <w:r>
+        <w:rPr>
+          <w:rFonts w:ascii="Courier New" w:eastAsia="Times New Roman" w:hAnsi="Courier New" w:cs="Courier New"/>
+          <w:color w:val="F5AB35"/>
+          <w:kern w:val="0"/>
+          <w:sz w:val="20"/>
+          <w:szCs w:val="20"/>
+          <w14:ligatures w14:val="none"/>
+        </w:rPr>
+        <w:t>1</w:t>
+      </w:r>
+      <w:r>
+        <w:rPr>
+          <w:rFonts w:ascii="Courier New" w:eastAsia="Times New Roman" w:hAnsi="Courier New" w:cs="Courier New"/>
+          <w:color w:val="F8F8F2"/>
+          <w:kern w:val="0"/>
+          <w:sz w:val="20"/>
+          <w:szCs w:val="20"/>
+          <w14:ligatures w14:val="none"/>
+        </w:rPr>
+        <w:t>;</w:t>
+      </w:r>
+    </w:p>
+    <w:p>
+      <w:pPr>
+        <w:shd w:val="clear" w:color="auto" w:fill="2B2B2B"/>
+        <w:tabs>
+          <w:tab w:val="left" w:pos="916"/>
+          <w:tab w:val="left" w:pos="1832"/>
+          <w:tab w:val="left" w:pos="2748"/>
+          <w:tab w:val="left" w:pos="3664"/>
+          <w:tab w:val="left" w:pos="4580"/>
+          <w:tab w:val="left" w:pos="5496"/>
+          <w:tab w:val="left" w:pos="6412"/>
+          <w:tab w:val="left" w:pos="7328"/>
+          <w:tab w:val="left" w:pos="8244"/>
+          <w:tab w:val="left" w:pos="9160"/>
+          <w:tab w:val="left" w:pos="10076"/>
+          <w:tab w:val="left" w:pos="10992"/>
+          <w:tab w:val="left" w:pos="11908"/>
+          <w:tab w:val="left" w:pos="12824"/>
+          <w:tab w:val="left" w:pos="13740"/>
+          <w:tab w:val="left" w:pos="14656"/>
+        </w:tabs>
+        <w:spacing w:after="0" w:line="240" w:lineRule="auto"/>
+        <w:rPr>
+          <w:rFonts w:ascii="Courier New" w:eastAsia="Times New Roman" w:hAnsi="Courier New" w:cs="Courier New"/>
+          <w:color w:val="F8F8F2"/>
+          <w:kern w:val="0"/>
+          <w:sz w:val="20"/>
+          <w:szCs w:val="20"/>
+          <w14:ligatures w14:val="none"/>
+        </w:rPr>
+      </w:pPr>
+      <w:r>
+        <w:rPr>
+          <w:rFonts w:ascii="Courier New" w:eastAsia="Times New Roman" w:hAnsi="Courier New" w:cs="Courier New"/>
+          <w:color w:val="F8F8F2"/>
+          <w:kern w:val="0"/>
+          <w:sz w:val="20"/>
+          <w:szCs w:val="20"/>
+          <w14:ligatures w14:val="none"/>
+        </w:rPr>
+        <w:t xml:space="preserve">            </w:t>
+      </w:r>
+      <w:r>
+        <w:rPr>
+          <w:rFonts w:ascii="Courier New" w:eastAsia="Times New Roman" w:hAnsi="Courier New" w:cs="Courier New"/>
+          <w:color w:val="DCC6E0"/>
+          <w:kern w:val="0"/>
+          <w:sz w:val="20"/>
+          <w:szCs w:val="20"/>
+          <w14:ligatures w14:val="none"/>
+        </w:rPr>
+        <w:t>while</w:t>
+      </w:r>
+      <w:r>
+        <w:rPr>
+          <w:rFonts w:ascii="Courier New" w:eastAsia="Times New Roman" w:hAnsi="Courier New" w:cs="Courier New"/>
+          <w:color w:val="F8F8F2"/>
+          <w:kern w:val="0"/>
+          <w:sz w:val="20"/>
+          <w:szCs w:val="20"/>
+          <w14:ligatures w14:val="none"/>
+        </w:rPr>
+        <w:t xml:space="preserve"> (x &lt; z) {</w:t>
+      </w:r>
+    </w:p>
+    <w:p>
+      <w:pPr>
+        <w:shd w:val="clear" w:color="auto" w:fill="2B2B2B"/>
+        <w:tabs>
+          <w:tab w:val="left" w:pos="916"/>
+          <w:tab w:val="left" w:pos="1832"/>
+          <w:tab w:val="left" w:pos="2748"/>
+          <w:tab w:val="left" w:pos="3664"/>
+          <w:tab w:val="left" w:pos="4580"/>
+          <w:tab w:val="left" w:pos="5496"/>
+          <w:tab w:val="left" w:pos="6412"/>
+          <w:tab w:val="left" w:pos="7328"/>
+          <w:tab w:val="left" w:pos="8244"/>
+          <w:tab w:val="left" w:pos="9160"/>
+          <w:tab w:val="left" w:pos="10076"/>
+          <w:tab w:val="left" w:pos="10992"/>
+          <w:tab w:val="left" w:pos="11908"/>
+          <w:tab w:val="left" w:pos="12824"/>
+          <w:tab w:val="left" w:pos="13740"/>
+          <w:tab w:val="left" w:pos="14656"/>
+        </w:tabs>
+        <w:spacing w:after="0" w:line="240" w:lineRule="auto"/>
+        <w:rPr>
+          <w:rFonts w:ascii="Courier New" w:eastAsia="Times New Roman" w:hAnsi="Courier New" w:cs="Courier New"/>
+          <w:color w:val="F8F8F2"/>
+          <w:kern w:val="0"/>
+          <w:sz w:val="20"/>
+          <w:szCs w:val="20"/>
+          <w14:ligatures w14:val="none"/>
+        </w:rPr>
+      </w:pPr>
+      <w:r>
+        <w:rPr>
+          <w:rFonts w:ascii="Courier New" w:eastAsia="Times New Roman" w:hAnsi="Courier New" w:cs="Courier New"/>
+          <w:color w:val="F8F8F2"/>
+          <w:kern w:val="0"/>
+          <w:sz w:val="20"/>
+          <w:szCs w:val="20"/>
+          <w14:ligatures w14:val="none"/>
+        </w:rPr>
+        <w:t xml:space="preserve">                z = x;</w:t>
+      </w:r>
+    </w:p>
+    <w:p>
+      <w:pPr>
+        <w:shd w:val="clear" w:color="auto" w:fill="2B2B2B"/>
+        <w:tabs>
+          <w:tab w:val="left" w:pos="916"/>
+          <w:tab w:val="left" w:pos="1832"/>
+          <w:tab w:val="left" w:pos="2748"/>
+          <w:tab w:val="left" w:pos="3664"/>
+          <w:tab w:val="left" w:pos="4580"/>
+          <w:tab w:val="left" w:pos="5496"/>
+          <w:tab w:val="left" w:pos="6412"/>
+          <w:tab w:val="left" w:pos="7328"/>
+          <w:tab w:val="left" w:pos="8244"/>
+          <w:tab w:val="left" w:pos="9160"/>
+          <w:tab w:val="left" w:pos="10076"/>
+          <w:tab w:val="left" w:pos="10992"/>
+          <w:tab w:val="left" w:pos="11908"/>
+          <w:tab w:val="left" w:pos="12824"/>
+          <w:tab w:val="left" w:pos="13740"/>
+          <w:tab w:val="left" w:pos="14656"/>
+        </w:tabs>
+        <w:spacing w:after="0" w:line="240" w:lineRule="auto"/>
+        <w:rPr>
+          <w:rFonts w:ascii="Courier New" w:eastAsia="Times New Roman" w:hAnsi="Courier New" w:cs="Courier New"/>
+          <w:color w:val="F8F8F2"/>
+          <w:kern w:val="0"/>
+          <w:sz w:val="20"/>
+          <w:szCs w:val="20"/>
+          <w14:ligatures w14:val="none"/>
+        </w:rPr>
+      </w:pPr>
+      <w:r>
+        <w:rPr>
+          <w:rFonts w:ascii="Courier New" w:eastAsia="Times New Roman" w:hAnsi="Courier New" w:cs="Courier New"/>
+          <w:color w:val="F8F8F2"/>
+          <w:kern w:val="0"/>
+          <w:sz w:val="20"/>
+          <w:szCs w:val="20"/>
+          <w14:ligatures w14:val="none"/>
+        </w:rPr>
+        <w:t xml:space="preserve">                x = (y / x + x) / </w:t>
+      </w:r>
+      <w:r>
+        <w:rPr>
+          <w:rFonts w:ascii="Courier New" w:eastAsia="Times New Roman" w:hAnsi="Courier New" w:cs="Courier New"/>
+          <w:color w:val="F5AB35"/>
+          <w:kern w:val="0"/>
+          <w:sz w:val="20"/>
+          <w:szCs w:val="20"/>
+          <w14:ligatures w14:val="none"/>
+        </w:rPr>
+        <w:t>2</w:t>
+      </w:r>
+      <w:r>
+        <w:rPr>
+          <w:rFonts w:ascii="Courier New" w:eastAsia="Times New Roman" w:hAnsi="Courier New" w:cs="Courier New"/>
+          <w:color w:val="F8F8F2"/>
+          <w:kern w:val="0"/>
+          <w:sz w:val="20"/>
+          <w:szCs w:val="20"/>
+          <w14:ligatures w14:val="none"/>
+        </w:rPr>
+        <w:t>;</w:t>
+      </w:r>
+    </w:p>
+    <w:p>
+      <w:pPr>
+        <w:shd w:val="clear" w:color="auto" w:fill="2B2B2B"/>
+        <w:tabs>
+          <w:tab w:val="left" w:pos="916"/>
+          <w:tab w:val="left" w:pos="1832"/>
+          <w:tab w:val="left" w:pos="2748"/>
+          <w:tab w:val="left" w:pos="3664"/>
+          <w:tab w:val="left" w:pos="4580"/>
+          <w:tab w:val="left" w:pos="5496"/>
+          <w:tab w:val="left" w:pos="6412"/>
+          <w:tab w:val="left" w:pos="7328"/>
+          <w:tab w:val="left" w:pos="8244"/>
+          <w:tab w:val="left" w:pos="9160"/>
+          <w:tab w:val="left" w:pos="10076"/>
+          <w:tab w:val="left" w:pos="10992"/>
+          <w:tab w:val="left" w:pos="11908"/>
+          <w:tab w:val="left" w:pos="12824"/>
+          <w:tab w:val="left" w:pos="13740"/>
+          <w:tab w:val="left" w:pos="14656"/>
+        </w:tabs>
+        <w:spacing w:after="0" w:line="240" w:lineRule="auto"/>
+        <w:rPr>
+          <w:rFonts w:ascii="Courier New" w:eastAsia="Times New Roman" w:hAnsi="Courier New" w:cs="Courier New"/>
+          <w:color w:val="F8F8F2"/>
+          <w:kern w:val="0"/>
+          <w:sz w:val="20"/>
+          <w:szCs w:val="20"/>
+          <w14:ligatures w14:val="none"/>
+        </w:rPr>
+      </w:pPr>
+      <w:r>
+        <w:rPr>
+          <w:rFonts w:ascii="Courier New" w:eastAsia="Times New Roman" w:hAnsi="Courier New" w:cs="Courier New"/>
+          <w:color w:val="F8F8F2"/>
+          <w:kern w:val="0"/>
+          <w:sz w:val="20"/>
+          <w:szCs w:val="20"/>
+          <w14:ligatures w14:val="none"/>
+        </w:rPr>
+        <w:t xml:space="preserve">            }</w:t>
+      </w:r>
+    </w:p>
+    <w:p>
+      <w:pPr>
+        <w:shd w:val="clear" w:color="auto" w:fill="2B2B2B"/>
+        <w:tabs>
+          <w:tab w:val="left" w:pos="916"/>
+          <w:tab w:val="left" w:pos="1832"/>
+          <w:tab w:val="left" w:pos="2748"/>
+          <w:tab w:val="left" w:pos="3664"/>
+          <w:tab w:val="left" w:pos="4580"/>
+          <w:tab w:val="left" w:pos="5496"/>
+          <w:tab w:val="left" w:pos="6412"/>
+          <w:tab w:val="left" w:pos="7328"/>
+          <w:tab w:val="left" w:pos="8244"/>
+          <w:tab w:val="left" w:pos="9160"/>
+          <w:tab w:val="left" w:pos="10076"/>
+          <w:tab w:val="left" w:pos="10992"/>
+          <w:tab w:val="left" w:pos="11908"/>
+          <w:tab w:val="left" w:pos="12824"/>
+          <w:tab w:val="left" w:pos="13740"/>
+          <w:tab w:val="left" w:pos="14656"/>
+        </w:tabs>
+        <w:spacing w:after="0" w:line="240" w:lineRule="auto"/>
+        <w:rPr>
+          <w:rFonts w:ascii="Courier New" w:eastAsia="Times New Roman" w:hAnsi="Courier New" w:cs="Courier New"/>
+          <w:color w:val="F8F8F2"/>
+          <w:kern w:val="0"/>
+          <w:sz w:val="20"/>
+          <w:szCs w:val="20"/>
+          <w14:ligatures w14:val="none"/>
+        </w:rPr>
+      </w:pPr>
+      <w:r>
+        <w:rPr>
+          <w:rFonts w:ascii="Courier New" w:eastAsia="Times New Roman" w:hAnsi="Courier New" w:cs="Courier New"/>
+          <w:color w:val="F8F8F2"/>
+          <w:kern w:val="0"/>
+          <w:sz w:val="20"/>
+          <w:szCs w:val="20"/>
+          <w14:ligatures w14:val="none"/>
+        </w:rPr>
+        <w:t xml:space="preserve">        } </w:t>
+      </w:r>
+      <w:r>
+        <w:rPr>
+          <w:rFonts w:ascii="Courier New" w:eastAsia="Times New Roman" w:hAnsi="Courier New" w:cs="Courier New"/>
+          <w:color w:val="DCC6E0"/>
+          <w:kern w:val="0"/>
+          <w:sz w:val="20"/>
+          <w:szCs w:val="20"/>
+          <w14:ligatures w14:val="none"/>
+        </w:rPr>
+        <w:t>else</w:t>
+      </w:r>
+      <w:r>
+        <w:rPr>
+          <w:rFonts w:ascii="Courier New" w:eastAsia="Times New Roman" w:hAnsi="Courier New" w:cs="Courier New"/>
+          <w:color w:val="F8F8F2"/>
+          <w:kern w:val="0"/>
+          <w:sz w:val="20"/>
+          <w:szCs w:val="20"/>
+          <w14:ligatures w14:val="none"/>
+        </w:rPr>
+        <w:t xml:space="preserve"> </w:t>
+      </w:r>
+      <w:r>
+        <w:rPr>
+          <w:rFonts w:ascii="Courier New" w:eastAsia="Times New Roman" w:hAnsi="Courier New" w:cs="Courier New"/>
+          <w:color w:val="DCC6E0"/>
+          <w:kern w:val="0"/>
+          <w:sz w:val="20"/>
+          <w:szCs w:val="20"/>
+          <w14:ligatures w14:val="none"/>
+        </w:rPr>
+        <w:t>if</w:t>
+      </w:r>
+      <w:r>
+        <w:rPr>
+          <w:rFonts w:ascii="Courier New" w:eastAsia="Times New Roman" w:hAnsi="Courier New" w:cs="Courier New"/>
+          <w:color w:val="F8F8F2"/>
+          <w:kern w:val="0"/>
+          <w:sz w:val="20"/>
+          <w:szCs w:val="20"/>
+          <w14:ligatures w14:val="none"/>
+        </w:rPr>
+        <w:t xml:space="preserve"> (y != </w:t>
+      </w:r>
+      <w:r>
+        <w:rPr>
+          <w:rFonts w:ascii="Courier New" w:eastAsia="Times New Roman" w:hAnsi="Courier New" w:cs="Courier New"/>
+          <w:color w:val="F5AB35"/>
+          <w:kern w:val="0"/>
+          <w:sz w:val="20"/>
+          <w:szCs w:val="20"/>
+          <w14:ligatures w14:val="none"/>
+        </w:rPr>
+        <w:t>0</w:t>
+      </w:r>
+      <w:r>
+        <w:rPr>
+          <w:rFonts w:ascii="Courier New" w:eastAsia="Times New Roman" w:hAnsi="Courier New" w:cs="Courier New"/>
+          <w:color w:val="F8F8F2"/>
+          <w:kern w:val="0"/>
+          <w:sz w:val="20"/>
+          <w:szCs w:val="20"/>
+          <w14:ligatures w14:val="none"/>
+        </w:rPr>
+        <w:t>) {</w:t>
+      </w:r>
+    </w:p>
+    <w:p>
+      <w:pPr>
+        <w:shd w:val="clear" w:color="auto" w:fill="2B2B2B"/>
+        <w:tabs>
+          <w:tab w:val="left" w:pos="916"/>
+          <w:tab w:val="left" w:pos="1832"/>
+          <w:tab w:val="left" w:pos="2748"/>
+          <w:tab w:val="left" w:pos="3664"/>
+          <w:tab w:val="left" w:pos="4580"/>
+          <w:tab w:val="left" w:pos="5496"/>
+          <w:tab w:val="left" w:pos="6412"/>
+          <w:tab w:val="left" w:pos="7328"/>
+          <w:tab w:val="left" w:pos="8244"/>
+          <w:tab w:val="left" w:pos="9160"/>
+          <w:tab w:val="left" w:pos="10076"/>
+          <w:tab w:val="left" w:pos="10992"/>
+          <w:tab w:val="left" w:pos="11908"/>
+          <w:tab w:val="left" w:pos="12824"/>
+          <w:tab w:val="left" w:pos="13740"/>
+          <w:tab w:val="left" w:pos="14656"/>
+        </w:tabs>
+        <w:spacing w:after="0" w:line="240" w:lineRule="auto"/>
+        <w:rPr>
+          <w:rFonts w:ascii="Courier New" w:eastAsia="Times New Roman" w:hAnsi="Courier New" w:cs="Courier New"/>
+          <w:color w:val="F8F8F2"/>
+          <w:kern w:val="0"/>
+          <w:sz w:val="20"/>
+          <w:szCs w:val="20"/>
+          <w14:ligatures w14:val="none"/>
+        </w:rPr>
+      </w:pPr>
+      <w:r>
+        <w:rPr>
+          <w:rFonts w:ascii="Courier New" w:eastAsia="Times New Roman" w:hAnsi="Courier New" w:cs="Courier New"/>
+          <w:color w:val="F8F8F2"/>
+          <w:kern w:val="0"/>
+          <w:sz w:val="20"/>
+          <w:szCs w:val="20"/>
+          <w14:ligatures w14:val="none"/>
+        </w:rPr>
+        <w:t xml:space="preserve">            z = </w:t>
+      </w:r>
+      <w:r>
+        <w:rPr>
+          <w:rFonts w:ascii="Courier New" w:eastAsia="Times New Roman" w:hAnsi="Courier New" w:cs="Courier New"/>
+          <w:color w:val="F5AB35"/>
+          <w:kern w:val="0"/>
+          <w:sz w:val="20"/>
+          <w:szCs w:val="20"/>
+          <w14:ligatures w14:val="none"/>
+        </w:rPr>
+        <w:t>1</w:t>
+      </w:r>
+      <w:r>
+        <w:rPr>
+          <w:rFonts w:ascii="Courier New" w:eastAsia="Times New Roman" w:hAnsi="Courier New" w:cs="Courier New"/>
+          <w:color w:val="F8F8F2"/>
+          <w:kern w:val="0"/>
+          <w:sz w:val="20"/>
+          <w:szCs w:val="20"/>
+          <w14:ligatures w14:val="none"/>
+        </w:rPr>
+        <w:t>;</w:t>
+      </w:r>
+    </w:p>
+    <w:p>
+      <w:pPr>
+        <w:shd w:val="clear" w:color="auto" w:fill="2B2B2B"/>
+        <w:tabs>
+          <w:tab w:val="left" w:pos="916"/>
+          <w:tab w:val="left" w:pos="1832"/>
+          <w:tab w:val="left" w:pos="2748"/>
+          <w:tab w:val="left" w:pos="3664"/>
+          <w:tab w:val="left" w:pos="4580"/>
+          <w:tab w:val="left" w:pos="5496"/>
+          <w:tab w:val="left" w:pos="6412"/>
+          <w:tab w:val="left" w:pos="7328"/>
+          <w:tab w:val="left" w:pos="8244"/>
+          <w:tab w:val="left" w:pos="9160"/>
+          <w:tab w:val="left" w:pos="10076"/>
+          <w:tab w:val="left" w:pos="10992"/>
+          <w:tab w:val="left" w:pos="11908"/>
+          <w:tab w:val="left" w:pos="12824"/>
+          <w:tab w:val="left" w:pos="13740"/>
+          <w:tab w:val="left" w:pos="14656"/>
+        </w:tabs>
+        <w:spacing w:after="0" w:line="240" w:lineRule="auto"/>
+        <w:rPr>
+          <w:rFonts w:ascii="Courier New" w:eastAsia="Times New Roman" w:hAnsi="Courier New" w:cs="Courier New"/>
+          <w:color w:val="F8F8F2"/>
+          <w:kern w:val="0"/>
+          <w:sz w:val="20"/>
+          <w:szCs w:val="20"/>
+          <w14:ligatures w14:val="none"/>
+        </w:rPr>
+      </w:pPr>
+      <w:r>
+        <w:rPr>
+          <w:rFonts w:ascii="Courier New" w:eastAsia="Times New Roman" w:hAnsi="Courier New" w:cs="Courier New"/>
+          <w:color w:val="F8F8F2"/>
+          <w:kern w:val="0"/>
+          <w:sz w:val="20"/>
+          <w:szCs w:val="20"/>
+          <w14:ligatures w14:val="none"/>
+        </w:rPr>
+        <w:lastRenderedPageBreak/>
+        <w:t xml:space="preserve">        }</w:t>
+      </w:r>
+    </w:p>
+    <w:p>
+      <w:pPr>
+        <w:shd w:val="clear" w:color="auto" w:fill="2B2B2B"/>
+        <w:tabs>
+          <w:tab w:val="left" w:pos="916"/>
+          <w:tab w:val="left" w:pos="1832"/>
+          <w:tab w:val="left" w:pos="2748"/>
+          <w:tab w:val="left" w:pos="3664"/>
+          <w:tab w:val="left" w:pos="4580"/>
+          <w:tab w:val="left" w:pos="5496"/>
+          <w:tab w:val="left" w:pos="6412"/>
+          <w:tab w:val="left" w:pos="7328"/>
+          <w:tab w:val="left" w:pos="8244"/>
+          <w:tab w:val="left" w:pos="9160"/>
+          <w:tab w:val="left" w:pos="10076"/>
+          <w:tab w:val="left" w:pos="10992"/>
+          <w:tab w:val="left" w:pos="11908"/>
+          <w:tab w:val="left" w:pos="12824"/>
+          <w:tab w:val="left" w:pos="13740"/>
+          <w:tab w:val="left" w:pos="14656"/>
+        </w:tabs>
+        <w:spacing w:after="0" w:line="240" w:lineRule="auto"/>
+        <w:rPr>
+          <w:rFonts w:ascii="Courier New" w:eastAsia="Times New Roman" w:hAnsi="Courier New" w:cs="Courier New"/>
+          <w:color w:val="F8F8F2"/>
+          <w:kern w:val="0"/>
+          <w:sz w:val="20"/>
+          <w:szCs w:val="20"/>
+          <w14:ligatures w14:val="none"/>
+        </w:rPr>
+      </w:pPr>
+      <w:r>
+        <w:rPr>
+          <w:rFonts w:ascii="Courier New" w:eastAsia="Times New Roman" w:hAnsi="Courier New" w:cs="Courier New"/>
+          <w:color w:val="F8F8F2"/>
+          <w:kern w:val="0"/>
+          <w:sz w:val="20"/>
+          <w:szCs w:val="20"/>
+          <w14:ligatures w14:val="none"/>
+        </w:rPr>
+        <w:t xml:space="preserve">        </w:t>
+      </w:r>
+      <w:r>
+        <w:rPr>
+          <w:rFonts w:ascii="Courier New" w:eastAsia="Times New Roman" w:hAnsi="Courier New" w:cs="Courier New"/>
+          <w:color w:val="D4D0AB"/>
+          <w:kern w:val="0"/>
+          <w:sz w:val="20"/>
+          <w:szCs w:val="20"/>
+          <w14:ligatures w14:val="none"/>
+        </w:rPr>
+        <w:t>// else z = 0 (default value)</w:t>
+      </w:r>
+    </w:p>
+    <w:p>
+      <w:pPr>
+        <w:shd w:val="clear" w:color="auto" w:fill="2B2B2B"/>
+        <w:tabs>
+          <w:tab w:val="left" w:pos="916"/>
+          <w:tab w:val="left" w:pos="1832"/>
+          <w:tab w:val="left" w:pos="2748"/>
+          <w:tab w:val="left" w:pos="3664"/>
+          <w:tab w:val="left" w:pos="4580"/>
+          <w:tab w:val="left" w:pos="5496"/>
+          <w:tab w:val="left" w:pos="6412"/>
+          <w:tab w:val="left" w:pos="7328"/>
+          <w:tab w:val="left" w:pos="8244"/>
+          <w:tab w:val="left" w:pos="9160"/>
+          <w:tab w:val="left" w:pos="10076"/>
+          <w:tab w:val="left" w:pos="10992"/>
+          <w:tab w:val="left" w:pos="11908"/>
+          <w:tab w:val="left" w:pos="12824"/>
+          <w:tab w:val="left" w:pos="13740"/>
+          <w:tab w:val="left" w:pos="14656"/>
+        </w:tabs>
+        <w:spacing w:after="0" w:line="240" w:lineRule="auto"/>
+        <w:rPr>
+          <w:rFonts w:ascii="Courier New" w:eastAsia="Times New Roman" w:hAnsi="Courier New" w:cs="Courier New"/>
+          <w:color w:val="F8F8F2"/>
+          <w:kern w:val="0"/>
+          <w:sz w:val="20"/>
+          <w:szCs w:val="20"/>
+          <w14:ligatures w14:val="none"/>
+        </w:rPr>
+      </w:pPr>
+      <w:r>
+        <w:rPr>
+          <w:rFonts w:ascii="Courier New" w:eastAsia="Times New Roman" w:hAnsi="Courier New" w:cs="Courier New"/>
+          <w:color w:val="F8F8F2"/>
+          <w:kern w:val="0"/>
+          <w:sz w:val="20"/>
+          <w:szCs w:val="20"/>
+          <w14:ligatures w14:val="none"/>
+        </w:rPr>
+        <w:t xml:space="preserve">    }</w:t>
+      </w:r>
+    </w:p>
+    <w:p>
+      <w:pPr>
+        <w:shd w:val="clear" w:color="auto" w:fill="2B2B2B"/>
+        <w:tabs>
+          <w:tab w:val="left" w:pos="916"/>
+          <w:tab w:val="left" w:pos="1832"/>
+          <w:tab w:val="left" w:pos="2748"/>
+          <w:tab w:val="left" w:pos="3664"/>
+          <w:tab w:val="left" w:pos="4580"/>
+          <w:tab w:val="left" w:pos="5496"/>
+          <w:tab w:val="left" w:pos="6412"/>
+          <w:tab w:val="left" w:pos="7328"/>
+          <w:tab w:val="left" w:pos="8244"/>
+          <w:tab w:val="left" w:pos="9160"/>
+          <w:tab w:val="left" w:pos="10076"/>
+          <w:tab w:val="left" w:pos="10992"/>
+          <w:tab w:val="left" w:pos="11908"/>
+          <w:tab w:val="left" w:pos="12824"/>
+          <w:tab w:val="left" w:pos="13740"/>
+          <w:tab w:val="left" w:pos="14656"/>
+        </w:tabs>
+        <w:spacing w:after="0" w:line="240" w:lineRule="auto"/>
+        <w:rPr>
+          <w:rFonts w:ascii="Courier New" w:eastAsia="Times New Roman" w:hAnsi="Courier New" w:cs="Courier New"/>
+          <w:color w:val="F8F8F2"/>
+          <w:kern w:val="0"/>
+          <w:sz w:val="20"/>
+          <w:szCs w:val="20"/>
+          <w14:ligatures w14:val="none"/>
+        </w:rPr>
+      </w:pPr>
+      <w:r>
+        <w:rPr>
+          <w:rFonts w:ascii="Courier New" w:eastAsia="Times New Roman" w:hAnsi="Courier New" w:cs="Courier New"/>
+          <w:color w:val="F8F8F2"/>
+          <w:kern w:val="0"/>
+          <w:sz w:val="20"/>
+          <w:szCs w:val="20"/>
+          <w14:ligatures w14:val="none"/>
+        </w:rPr>
+        <w:t>}</w:t>
+      </w:r>
+    </w:p>
+    <w:p/>
+    <w:p>
+      <w:r>
+        <w:t>2.</w:t>
+      </w:r>
+    </w:p>
+    <w:p>
+      <w:pPr>
+        <w:shd w:val="clear" w:color="auto" w:fill="2B2B2B"/>
+        <w:tabs>
+          <w:tab w:val="left" w:pos="916"/>
+          <w:tab w:val="left" w:pos="1832"/>
+          <w:tab w:val="left" w:pos="2748"/>
+          <w:tab w:val="left" w:pos="3664"/>
+          <w:tab w:val="left" w:pos="4580"/>
+          <w:tab w:val="left" w:pos="5496"/>
+          <w:tab w:val="left" w:pos="6412"/>
+          <w:tab w:val="left" w:pos="7328"/>
+          <w:tab w:val="left" w:pos="8244"/>
+          <w:tab w:val="left" w:pos="9160"/>
+          <w:tab w:val="left" w:pos="10076"/>
+          <w:tab w:val="left" w:pos="10992"/>
+          <w:tab w:val="left" w:pos="11908"/>
+          <w:tab w:val="left" w:pos="12824"/>
+          <w:tab w:val="left" w:pos="13740"/>
+          <w:tab w:val="left" w:pos="14656"/>
+        </w:tabs>
+        <w:spacing w:after="0" w:line="240" w:lineRule="auto"/>
+        <w:rPr>
+          <w:rFonts w:ascii="Courier New" w:eastAsia="Times New Roman" w:hAnsi="Courier New" w:cs="Courier New"/>
+          <w:color w:val="F8F8F2"/>
+          <w:kern w:val="0"/>
+          <w:sz w:val="20"/>
+          <w:szCs w:val="20"/>
+          <w14:ligatures w14:val="none"/>
+        </w:rPr>
+      </w:pPr>
+      <w:r>
+        <w:rPr>
+          <w:rFonts w:ascii="Courier New" w:eastAsia="Times New Roman" w:hAnsi="Courier New" w:cs="Courier New"/>
+          <w:color w:val="F8F8F2"/>
+          <w:kern w:val="0"/>
+          <w:sz w:val="20"/>
+          <w:szCs w:val="20"/>
+          <w14:ligatures w14:val="none"/>
+        </w:rPr>
+        <w:t xml:space="preserve">library </w:t>
+      </w:r>
+      <w:r>
+        <w:rPr>
+          <w:rFonts w:ascii="Courier New" w:eastAsia="Times New Roman" w:hAnsi="Courier New" w:cs="Courier New"/>
+          <w:color w:val="F5AB35"/>
+          <w:kern w:val="0"/>
+          <w:sz w:val="20"/>
+          <w:szCs w:val="20"/>
+          <w14:ligatures w14:val="none"/>
+        </w:rPr>
+        <w:t>Array</w:t>
+      </w:r>
+      <w:r>
+        <w:rPr>
+          <w:rFonts w:ascii="Courier New" w:eastAsia="Times New Roman" w:hAnsi="Courier New" w:cs="Courier New"/>
+          <w:color w:val="F8F8F2"/>
+          <w:kern w:val="0"/>
+          <w:sz w:val="20"/>
+          <w:szCs w:val="20"/>
+          <w14:ligatures w14:val="none"/>
+        </w:rPr>
+        <w:t xml:space="preserve"> {</w:t>
+      </w:r>
+    </w:p>
+    <w:p>
+      <w:pPr>
+        <w:shd w:val="clear" w:color="auto" w:fill="2B2B2B"/>
+        <w:tabs>
+          <w:tab w:val="left" w:pos="916"/>
+          <w:tab w:val="left" w:pos="1832"/>
+          <w:tab w:val="left" w:pos="2748"/>
+          <w:tab w:val="left" w:pos="3664"/>
+          <w:tab w:val="left" w:pos="4580"/>
+          <w:tab w:val="left" w:pos="5496"/>
+          <w:tab w:val="left" w:pos="6412"/>
+          <w:tab w:val="left" w:pos="7328"/>
+          <w:tab w:val="left" w:pos="8244"/>
+          <w:tab w:val="left" w:pos="9160"/>
+          <w:tab w:val="left" w:pos="10076"/>
+          <w:tab w:val="left" w:pos="10992"/>
+          <w:tab w:val="left" w:pos="11908"/>
+          <w:tab w:val="left" w:pos="12824"/>
+          <w:tab w:val="left" w:pos="13740"/>
+          <w:tab w:val="left" w:pos="14656"/>
+        </w:tabs>
+        <w:spacing w:after="0" w:line="240" w:lineRule="auto"/>
+        <w:rPr>
+          <w:rFonts w:ascii="Courier New" w:eastAsia="Times New Roman" w:hAnsi="Courier New" w:cs="Courier New"/>
+          <w:color w:val="F8F8F2"/>
+          <w:kern w:val="0"/>
+          <w:sz w:val="20"/>
+          <w:szCs w:val="20"/>
+          <w14:ligatures w14:val="none"/>
+        </w:rPr>
+      </w:pPr>
+      <w:r>
+        <w:rPr>
+          <w:rFonts w:ascii="Courier New" w:eastAsia="Times New Roman" w:hAnsi="Courier New" w:cs="Courier New"/>
+          <w:color w:val="F8F8F2"/>
+          <w:kern w:val="0"/>
+          <w:sz w:val="20"/>
+          <w:szCs w:val="20"/>
+          <w14:ligatures w14:val="none"/>
+        </w:rPr>
+        <w:t xml:space="preserve">    </w:t>
+      </w:r>
+      <w:r>
+        <w:rPr>
+          <w:rFonts w:ascii="Courier New" w:eastAsia="Times New Roman" w:hAnsi="Courier New" w:cs="Courier New"/>
+          <w:color w:val="DCC6E0"/>
+          <w:kern w:val="0"/>
+          <w:sz w:val="20"/>
+          <w:szCs w:val="20"/>
+          <w14:ligatures w14:val="none"/>
+        </w:rPr>
+        <w:t>function</w:t>
+      </w:r>
+      <w:r>
+        <w:rPr>
+          <w:rFonts w:ascii="Courier New" w:eastAsia="Times New Roman" w:hAnsi="Courier New" w:cs="Courier New"/>
+          <w:color w:val="F8F8F2"/>
+          <w:kern w:val="0"/>
+          <w:sz w:val="20"/>
+          <w:szCs w:val="20"/>
+          <w14:ligatures w14:val="none"/>
+        </w:rPr>
+        <w:t xml:space="preserve"> </w:t>
+      </w:r>
+      <w:r>
+        <w:rPr>
+          <w:rFonts w:ascii="Courier New" w:eastAsia="Times New Roman" w:hAnsi="Courier New" w:cs="Courier New"/>
+          <w:color w:val="00E0E0"/>
+          <w:kern w:val="0"/>
+          <w:sz w:val="20"/>
+          <w:szCs w:val="20"/>
+          <w14:ligatures w14:val="none"/>
+        </w:rPr>
+        <w:t>remove</w:t>
+      </w:r>
+      <w:r>
+        <w:rPr>
+          <w:rFonts w:ascii="Courier New" w:eastAsia="Times New Roman" w:hAnsi="Courier New" w:cs="Courier New"/>
+          <w:color w:val="F8F8F2"/>
+          <w:kern w:val="0"/>
+          <w:sz w:val="20"/>
+          <w:szCs w:val="20"/>
+          <w14:ligatures w14:val="none"/>
+        </w:rPr>
+        <w:t>(</w:t>
+      </w:r>
+      <w:r>
+        <w:rPr>
+          <w:rFonts w:ascii="Courier New" w:eastAsia="Times New Roman" w:hAnsi="Courier New" w:cs="Courier New"/>
+          <w:color w:val="F5AB35"/>
+          <w:kern w:val="0"/>
+          <w:sz w:val="20"/>
+          <w:szCs w:val="20"/>
+          <w14:ligatures w14:val="none"/>
+        </w:rPr>
+        <w:t>uint256[] storage arr, uint256 index</w:t>
+      </w:r>
+      <w:r>
+        <w:rPr>
+          <w:rFonts w:ascii="Courier New" w:eastAsia="Times New Roman" w:hAnsi="Courier New" w:cs="Courier New"/>
+          <w:color w:val="F8F8F2"/>
+          <w:kern w:val="0"/>
+          <w:sz w:val="20"/>
+          <w:szCs w:val="20"/>
+          <w14:ligatures w14:val="none"/>
+        </w:rPr>
+        <w:t xml:space="preserve">) </w:t>
+      </w:r>
+      <w:r>
+        <w:rPr>
+          <w:rFonts w:ascii="Courier New" w:eastAsia="Times New Roman" w:hAnsi="Courier New" w:cs="Courier New"/>
+          <w:color w:val="00E0E0"/>
+          <w:kern w:val="0"/>
+          <w:sz w:val="20"/>
+          <w:szCs w:val="20"/>
+          <w14:ligatures w14:val="none"/>
+        </w:rPr>
+        <w:t>public</w:t>
+      </w:r>
+      <w:r>
+        <w:rPr>
+          <w:rFonts w:ascii="Courier New" w:eastAsia="Times New Roman" w:hAnsi="Courier New" w:cs="Courier New"/>
+          <w:color w:val="F8F8F2"/>
+          <w:kern w:val="0"/>
+          <w:sz w:val="20"/>
+          <w:szCs w:val="20"/>
+          <w14:ligatures w14:val="none"/>
+        </w:rPr>
+        <w:t xml:space="preserve"> {</w:t>
+      </w:r>
+    </w:p>
+    <w:p>
+      <w:pPr>
+        <w:shd w:val="clear" w:color="auto" w:fill="2B2B2B"/>
+        <w:tabs>
+          <w:tab w:val="left" w:pos="916"/>
+          <w:tab w:val="left" w:pos="1832"/>
+          <w:tab w:val="left" w:pos="2748"/>
+          <w:tab w:val="left" w:pos="3664"/>
+          <w:tab w:val="left" w:pos="4580"/>
+          <w:tab w:val="left" w:pos="5496"/>
+          <w:tab w:val="left" w:pos="6412"/>
+          <w:tab w:val="left" w:pos="7328"/>
+          <w:tab w:val="left" w:pos="8244"/>
+          <w:tab w:val="left" w:pos="9160"/>
+          <w:tab w:val="left" w:pos="10076"/>
+          <w:tab w:val="left" w:pos="10992"/>
+          <w:tab w:val="left" w:pos="11908"/>
+          <w:tab w:val="left" w:pos="12824"/>
+          <w:tab w:val="left" w:pos="13740"/>
+          <w:tab w:val="left" w:pos="14656"/>
+        </w:tabs>
+        <w:spacing w:after="0" w:line="240" w:lineRule="auto"/>
+        <w:rPr>
+          <w:rFonts w:ascii="Courier New" w:eastAsia="Times New Roman" w:hAnsi="Courier New" w:cs="Courier New"/>
+          <w:color w:val="F8F8F2"/>
+          <w:kern w:val="0"/>
+          <w:sz w:val="20"/>
+          <w:szCs w:val="20"/>
+          <w14:ligatures w14:val="none"/>
+        </w:rPr>
+      </w:pPr>
+      <w:r>
+        <w:rPr>
+          <w:rFonts w:ascii="Courier New" w:eastAsia="Times New Roman" w:hAnsi="Courier New" w:cs="Courier New"/>
+          <w:color w:val="F8F8F2"/>
+          <w:kern w:val="0"/>
+          <w:sz w:val="20"/>
+          <w:szCs w:val="20"/>
+          <w14:ligatures w14:val="none"/>
+        </w:rPr>
+        <w:t xml:space="preserve">        </w:t>
+      </w:r>
+      <w:r>
+        <w:rPr>
+          <w:rFonts w:ascii="Courier New" w:eastAsia="Times New Roman" w:hAnsi="Courier New" w:cs="Courier New"/>
+          <w:color w:val="D4D0AB"/>
+          <w:kern w:val="0"/>
+          <w:sz w:val="20"/>
+          <w:szCs w:val="20"/>
+          <w14:ligatures w14:val="none"/>
+        </w:rPr>
+        <w:t>// Move the last element into the place to delete</w:t>
+      </w:r>
+    </w:p>
+    <w:p>
+      <w:pPr>
+        <w:shd w:val="clear" w:color="auto" w:fill="2B2B2B"/>
+        <w:tabs>
+          <w:tab w:val="left" w:pos="916"/>
+          <w:tab w:val="left" w:pos="1832"/>
+          <w:tab w:val="left" w:pos="2748"/>
+          <w:tab w:val="left" w:pos="3664"/>
+          <w:tab w:val="left" w:pos="4580"/>
+          <w:tab w:val="left" w:pos="5496"/>
+          <w:tab w:val="left" w:pos="6412"/>
+          <w:tab w:val="left" w:pos="7328"/>
+          <w:tab w:val="left" w:pos="8244"/>
+          <w:tab w:val="left" w:pos="9160"/>
+          <w:tab w:val="left" w:pos="10076"/>
+          <w:tab w:val="left" w:pos="10992"/>
+          <w:tab w:val="left" w:pos="11908"/>
+          <w:tab w:val="left" w:pos="12824"/>
+          <w:tab w:val="left" w:pos="13740"/>
+          <w:tab w:val="left" w:pos="14656"/>
+        </w:tabs>
+        <w:spacing w:after="0" w:line="240" w:lineRule="auto"/>
+        <w:rPr>
+          <w:rFonts w:ascii="Courier New" w:eastAsia="Times New Roman" w:hAnsi="Courier New" w:cs="Courier New"/>
+          <w:color w:val="F8F8F2"/>
+          <w:kern w:val="0"/>
+          <w:sz w:val="20"/>
+          <w:szCs w:val="20"/>
+          <w14:ligatures w14:val="none"/>
+        </w:rPr>
+      </w:pPr>
+      <w:r>
+        <w:rPr>
+          <w:rFonts w:ascii="Courier New" w:eastAsia="Times New Roman" w:hAnsi="Courier New" w:cs="Courier New"/>
+          <w:color w:val="F8F8F2"/>
+          <w:kern w:val="0"/>
+          <w:sz w:val="20"/>
+          <w:szCs w:val="20"/>
+          <w14:ligatures w14:val="none"/>
+        </w:rPr>
+        <w:t xml:space="preserve">        </w:t>
+      </w:r>
+      <w:r>
+        <w:rPr>
+          <w:rFonts w:ascii="Courier New" w:eastAsia="Times New Roman" w:hAnsi="Courier New" w:cs="Courier New"/>
+          <w:color w:val="F5AB35"/>
+          <w:kern w:val="0"/>
+          <w:sz w:val="20"/>
+          <w:szCs w:val="20"/>
+          <w14:ligatures w14:val="none"/>
+        </w:rPr>
+        <w:t>require</w:t>
+      </w:r>
+      <w:r>
+        <w:rPr>
+          <w:rFonts w:ascii="Courier New" w:eastAsia="Times New Roman" w:hAnsi="Courier New" w:cs="Courier New"/>
+          <w:color w:val="F8F8F2"/>
+          <w:kern w:val="0"/>
+          <w:sz w:val="20"/>
+          <w:szCs w:val="20"/>
+          <w14:ligatures w14:val="none"/>
+        </w:rPr>
+        <w:t xml:space="preserve">(arr.length &gt; </w:t>
+      </w:r>
+      <w:r>
+        <w:rPr>
+          <w:rFonts w:ascii="Courier New" w:eastAsia="Times New Roman" w:hAnsi="Courier New" w:cs="Courier New"/>
+          <w:color w:val="F5AB35"/>
+          <w:kern w:val="0"/>
+          <w:sz w:val="20"/>
+          <w:szCs w:val="20"/>
+          <w14:ligatures w14:val="none"/>
+        </w:rPr>
+        <w:t>0</w:t>
+      </w:r>
+      <w:r>
+        <w:rPr>
+          <w:rFonts w:ascii="Courier New" w:eastAsia="Times New Roman" w:hAnsi="Courier New" w:cs="Courier New"/>
+          <w:color w:val="F8F8F2"/>
+          <w:kern w:val="0"/>
+          <w:sz w:val="20"/>
+          <w:szCs w:val="20"/>
+          <w14:ligatures w14:val="none"/>
+        </w:rPr>
+        <w:t xml:space="preserve">, </w:t>
+      </w:r>
+      <w:r>
+        <w:rPr>
+          <w:rFonts w:ascii="Courier New" w:eastAsia="Times New Roman" w:hAnsi="Courier New" w:cs="Courier New"/>
+          <w:color w:val="ABE338"/>
+          <w:kern w:val="0"/>
+          <w:sz w:val="20"/>
+          <w:szCs w:val="20"/>
+          <w14:ligatures w14:val="none"/>
+        </w:rPr>
+        <w:t>"Can't remove from empty array"</w:t>
+      </w:r>
+      <w:r>
+        <w:rPr>
+          <w:rFonts w:ascii="Courier New" w:eastAsia="Times New Roman" w:hAnsi="Courier New" w:cs="Courier New"/>
+          <w:color w:val="F8F8F2"/>
+          <w:kern w:val="0"/>
+          <w:sz w:val="20"/>
+          <w:szCs w:val="20"/>
+          <w14:ligatures w14:val="none"/>
+        </w:rPr>
+        <w:t>);</w:t>
+      </w:r>
+    </w:p>
+    <w:p>
+      <w:pPr>
+        <w:shd w:val="clear" w:color="auto" w:fill="2B2B2B"/>
+        <w:tabs>
+          <w:tab w:val="left" w:pos="916"/>
+          <w:tab w:val="left" w:pos="1832"/>
+          <w:tab w:val="left" w:pos="2748"/>
+          <w:tab w:val="left" w:pos="3664"/>
+          <w:tab w:val="left" w:pos="4580"/>
+          <w:tab w:val="left" w:pos="5496"/>
+          <w:tab w:val="left" w:pos="6412"/>
+          <w:tab w:val="left" w:pos="7328"/>
+          <w:tab w:val="left" w:pos="8244"/>
+          <w:tab w:val="left" w:pos="9160"/>
+          <w:tab w:val="left" w:pos="10076"/>
+          <w:tab w:val="left" w:pos="10992"/>
+          <w:tab w:val="left" w:pos="11908"/>
+          <w:tab w:val="left" w:pos="12824"/>
+          <w:tab w:val="left" w:pos="13740"/>
+          <w:tab w:val="left" w:pos="14656"/>
+        </w:tabs>
+        <w:spacing w:after="0" w:line="240" w:lineRule="auto"/>
+        <w:rPr>
+          <w:rFonts w:ascii="Courier New" w:eastAsia="Times New Roman" w:hAnsi="Courier New" w:cs="Courier New"/>
+          <w:color w:val="F8F8F2"/>
+          <w:kern w:val="0"/>
+          <w:sz w:val="20"/>
+          <w:szCs w:val="20"/>
+          <w14:ligatures w14:val="none"/>
+        </w:rPr>
+      </w:pPr>
+      <w:r>
+        <w:rPr>
+          <w:rFonts w:ascii="Courier New" w:eastAsia="Times New Roman" w:hAnsi="Courier New" w:cs="Courier New"/>
+          <w:color w:val="F8F8F2"/>
+          <w:kern w:val="0"/>
+          <w:sz w:val="20"/>
+          <w:szCs w:val="20"/>
+          <w14:ligatures w14:val="none"/>
+        </w:rPr>
+        <w:t xml:space="preserve">        arr[index] = arr[arr.length - </w:t>
+      </w:r>
+      <w:r>
+        <w:rPr>
+          <w:rFonts w:ascii="Courier New" w:eastAsia="Times New Roman" w:hAnsi="Courier New" w:cs="Courier New"/>
+          <w:color w:val="F5AB35"/>
+          <w:kern w:val="0"/>
+          <w:sz w:val="20"/>
+          <w:szCs w:val="20"/>
+          <w14:ligatures w14:val="none"/>
+        </w:rPr>
+        <w:t>1</w:t>
+      </w:r>
+      <w:r>
+        <w:rPr>
+          <w:rFonts w:ascii="Courier New" w:eastAsia="Times New Roman" w:hAnsi="Courier New" w:cs="Courier New"/>
+          <w:color w:val="F8F8F2"/>
+          <w:kern w:val="0"/>
+          <w:sz w:val="20"/>
+          <w:szCs w:val="20"/>
+          <w14:ligatures w14:val="none"/>
+        </w:rPr>
+        <w:t>];</w:t>
+      </w:r>
+    </w:p>
+    <w:p>
+      <w:pPr>
+        <w:shd w:val="clear" w:color="auto" w:fill="2B2B2B"/>
+        <w:tabs>
+          <w:tab w:val="left" w:pos="916"/>
+          <w:tab w:val="left" w:pos="1832"/>
+          <w:tab w:val="left" w:pos="2748"/>
+          <w:tab w:val="left" w:pos="3664"/>
+          <w:tab w:val="left" w:pos="4580"/>
+          <w:tab w:val="left" w:pos="5496"/>
+          <w:tab w:val="left" w:pos="6412"/>
+          <w:tab w:val="left" w:pos="7328"/>
+          <w:tab w:val="left" w:pos="8244"/>
+          <w:tab w:val="left" w:pos="9160"/>
+          <w:tab w:val="left" w:pos="10076"/>
+          <w:tab w:val="left" w:pos="10992"/>
+          <w:tab w:val="left" w:pos="11908"/>
+          <w:tab w:val="left" w:pos="12824"/>
+          <w:tab w:val="left" w:pos="13740"/>
+          <w:tab w:val="left" w:pos="14656"/>
+        </w:tabs>
+        <w:spacing w:after="0" w:line="240" w:lineRule="auto"/>
+        <w:rPr>
+          <w:rFonts w:ascii="Courier New" w:eastAsia="Times New Roman" w:hAnsi="Courier New" w:cs="Courier New"/>
+          <w:color w:val="F8F8F2"/>
+          <w:kern w:val="0"/>
+          <w:sz w:val="20"/>
+          <w:szCs w:val="20"/>
+          <w14:ligatures w14:val="none"/>
+        </w:rPr>
+      </w:pPr>
+      <w:r>
+        <w:rPr>
+          <w:rFonts w:ascii="Courier New" w:eastAsia="Times New Roman" w:hAnsi="Courier New" w:cs="Courier New"/>
+          <w:color w:val="F8F8F2"/>
+          <w:kern w:val="0"/>
+          <w:sz w:val="20"/>
+          <w:szCs w:val="20"/>
+          <w14:ligatures w14:val="none"/>
+        </w:rPr>
+        <w:t xml:space="preserve">        arr.pop();</w:t>
+      </w:r>
+    </w:p>
+    <w:p>
+      <w:pPr>
+        <w:shd w:val="clear" w:color="auto" w:fill="2B2B2B"/>
+        <w:tabs>
+          <w:tab w:val="left" w:pos="916"/>
+          <w:tab w:val="left" w:pos="1832"/>
+          <w:tab w:val="left" w:pos="2748"/>
+          <w:tab w:val="left" w:pos="3664"/>
+          <w:tab w:val="left" w:pos="4580"/>
+          <w:tab w:val="left" w:pos="5496"/>
+          <w:tab w:val="left" w:pos="6412"/>
+          <w:tab w:val="left" w:pos="7328"/>
+          <w:tab w:val="left" w:pos="8244"/>
+          <w:tab w:val="left" w:pos="9160"/>
+          <w:tab w:val="left" w:pos="10076"/>
+          <w:tab w:val="left" w:pos="10992"/>
+          <w:tab w:val="left" w:pos="11908"/>
+          <w:tab w:val="left" w:pos="12824"/>
+          <w:tab w:val="left" w:pos="13740"/>
+          <w:tab w:val="left" w:pos="14656"/>
+        </w:tabs>
+        <w:spacing w:after="0" w:line="240" w:lineRule="auto"/>
+        <w:rPr>
+          <w:rFonts w:ascii="Courier New" w:eastAsia="Times New Roman" w:hAnsi="Courier New" w:cs="Courier New"/>
+          <w:color w:val="F8F8F2"/>
+          <w:kern w:val="0"/>
+          <w:sz w:val="20"/>
+          <w:szCs w:val="20"/>
+          <w14:ligatures w14:val="none"/>
+        </w:rPr>
+      </w:pPr>
+      <w:r>
+        <w:rPr>
+          <w:rFonts w:ascii="Courier New" w:eastAsia="Times New Roman" w:hAnsi="Courier New" w:cs="Courier New"/>
+          <w:color w:val="F8F8F2"/>
+          <w:kern w:val="0"/>
+          <w:sz w:val="20"/>
+          <w:szCs w:val="20"/>
+          <w14:ligatures w14:val="none"/>
+        </w:rPr>
+        <w:t xml:space="preserve">    }</w:t>
+      </w:r>
+    </w:p>
+    <w:p>
+      <w:pPr>
+        <w:shd w:val="clear" w:color="auto" w:fill="2B2B2B"/>
+        <w:tabs>
+          <w:tab w:val="left" w:pos="916"/>
+          <w:tab w:val="left" w:pos="1832"/>
+          <w:tab w:val="left" w:pos="2748"/>
+          <w:tab w:val="left" w:pos="3664"/>
+          <w:tab w:val="left" w:pos="4580"/>
+          <w:tab w:val="left" w:pos="5496"/>
+          <w:tab w:val="left" w:pos="6412"/>
+          <w:tab w:val="left" w:pos="7328"/>
+          <w:tab w:val="left" w:pos="8244"/>
+          <w:tab w:val="left" w:pos="9160"/>
+          <w:tab w:val="left" w:pos="10076"/>
+          <w:tab w:val="left" w:pos="10992"/>
+          <w:tab w:val="left" w:pos="11908"/>
+          <w:tab w:val="left" w:pos="12824"/>
+          <w:tab w:val="left" w:pos="13740"/>
+          <w:tab w:val="left" w:pos="14656"/>
+        </w:tabs>
+        <w:spacing w:after="0" w:line="240" w:lineRule="auto"/>
+        <w:rPr>
+          <w:rFonts w:ascii="Courier New" w:eastAsia="Times New Roman" w:hAnsi="Courier New" w:cs="Courier New"/>
+          <w:color w:val="F8F8F2"/>
+          <w:kern w:val="0"/>
+          <w:sz w:val="20"/>
+          <w:szCs w:val="20"/>
+          <w14:ligatures w14:val="none"/>
+        </w:rPr>
+      </w:pPr>
+      <w:r>
+        <w:rPr>
+          <w:rFonts w:ascii="Courier New" w:eastAsia="Times New Roman" w:hAnsi="Courier New" w:cs="Courier New"/>
+          <w:color w:val="F8F8F2"/>
+          <w:kern w:val="0"/>
+          <w:sz w:val="20"/>
+          <w:szCs w:val="20"/>
+          <w14:ligatures w14:val="none"/>
+        </w:rPr>
+        <w:t>}</w:t>
+      </w:r>
+    </w:p>
     <w:p/>
     <w:sectPr>
       <w:pgSz w:w="12240" w:h="15840"/>
@@ -8223,13 +11661,12 @@
 <file path=word/numbering.xml><?xml version="1.0" encoding="utf-8"?>
 <w:numbering xmlns:wpc="http://schemas.microsoft.com/office/word/2010/wordprocessingCanvas" xmlns:cx="http://schemas.microsoft.com/office/drawing/2014/chartex" xmlns:cx1="http://schemas.microsoft.com/office/drawing/2015/9/8/chartex" xmlns:cx2="http://schemas.microsoft.com/office/drawing/2015/10/21/chartex" xmlns:cx3="http://schemas.microsoft.com/office/drawing/2016/5/9/chartex" xmlns:cx4="http://schemas.microsoft.com/office/drawing/2016/5/10/chartex" xmlns:cx5="http://schemas.microsoft.com/office/drawing/2016/5/11/chartex" xmlns:cx6="http://schemas.microsoft.com/office/drawing/2016/5/12/chartex" xmlns:cx7="http://schemas.microsoft.com/office/drawing/2016/5/13/chartex" xmlns:cx8="http://schemas.microsoft.com/office/drawing/2016/5/14/chartex" xmlns:mc="http://schemas.openxmlformats.org/markup-compatibility/2006" xmlns:aink="http://schemas.microsoft.com/office/drawing/2016/ink" xmlns:am3d="http://schemas.microsoft.com/office/drawing/2017/model3d" xmlns:o="urn:schemas-microsoft-com:office:office" xmlns:oel="http://schemas.microsoft.com/office/2019/extlst" xmlns:r="http://schemas.openxmlformats.org/officeDocument/2006/relationships" xmlns:m="http://schemas.openxmlformats.org/officeDocument/2006/math" xmlns:v="urn:schemas-microsoft-com:vml" xmlns:wp14="http://schemas.microsoft.com/office/word/2010/wordprocessingDrawing" xmlns:wp="http://schemas.openxmlformats.org/drawingml/2006/wordprocessingDrawing" xmlns:w10="urn:schemas-microsoft-com:office:word" xmlns:w="http://schemas.openxmlformats.org/wordprocessingml/2006/main" xmlns:w14="http://schemas.microsoft.com/office/word/2010/wordml" xmlns:w15="http://schemas.microsoft.com/office/word/2012/wordml" xmlns:w16cex="http://schemas.microsoft.com/office/word/2018/wordml/cex" xmlns:w16cid="http://schemas.microsoft.com/office/word/2016/wordml/cid" xmlns:w16="http://schemas.microsoft.com/office/word/2018/wordml" xmlns:w16du="http://schemas.microsoft.com/office/word/2023/wordml/word16du" xmlns:w16sdtdh="http://schemas.microsoft.com/office/word/2020/wordml/sdtdatahash" xmlns:w16sdtfl="http://schemas.microsoft.com/office/word/2024/wordml/sdtformatlock" xmlns:w16se="http://schemas.microsoft.com/office/word/2015/wordml/symex" xmlns:wpg="http://schemas.microsoft.com/office/word/2010/wordprocessingGroup" xmlns:wpi="http://schemas.microsoft.com/office/word/2010/wordprocessingInk" xmlns:wne="http://schemas.microsoft.com/office/word/2006/wordml" xmlns:wps="http://schemas.microsoft.com/office/word/2010/wordprocessingShape" mc:Ignorable="w14 w15 w16se w16cid w16 w16cex w16sdtdh w16sdtfl w16du wp14">
   <w:abstractNum w:abstractNumId="0" w15:restartNumberingAfterBreak="0">
-    <w:nsid w:val="067441BC"/>
+    <w:nsid w:val="05250528"/>
     <w:multiLevelType w:val="multilevel"/>
-    <w:tmpl w:val="DCE847E0"/>
+    <w:tmpl w:val="FEFC9722"/>
     <w:lvl w:ilvl="0">
       <w:start w:val="1"/>
       <w:numFmt w:val="bullet"/>
-      <w:pStyle w:val="codesnippetbright"/>
       <w:lvlText w:val=""/>
       <w:lvlJc w:val="left"/>
       <w:pPr>
@@ -8373,6 +11810,418 @@
     </w:lvl>
   </w:abstractNum>
   <w:abstractNum w:abstractNumId="1" w15:restartNumberingAfterBreak="0">
+    <w:nsid w:val="062B527D"/>
+    <w:multiLevelType w:val="hybridMultilevel"/>
+    <w:tmpl w:val="76D8A300"/>
+    <w:lvl w:ilvl="0" w:tplc="04090001">
+      <w:start w:val="1"/>
+      <w:numFmt w:val="bullet"/>
+      <w:lvlText w:val=""/>
+      <w:lvlJc w:val="left"/>
+      <w:pPr>
+        <w:ind w:left="720" w:hanging="360"/>
+      </w:pPr>
+      <w:rPr>
+        <w:rFonts w:ascii="Symbol" w:hAnsi="Symbol" w:hint="default"/>
+      </w:rPr>
+    </w:lvl>
+    <w:lvl w:ilvl="1" w:tplc="04090003" w:tentative="1">
+      <w:start w:val="1"/>
+      <w:numFmt w:val="bullet"/>
+      <w:lvlText w:val="o"/>
+      <w:lvlJc w:val="left"/>
+      <w:pPr>
+        <w:ind w:left="1440" w:hanging="360"/>
+      </w:pPr>
+      <w:rPr>
+        <w:rFonts w:ascii="Courier New" w:hAnsi="Courier New" w:cs="Courier New" w:hint="default"/>
+      </w:rPr>
+    </w:lvl>
+    <w:lvl w:ilvl="2" w:tplc="04090005" w:tentative="1">
+      <w:start w:val="1"/>
+      <w:numFmt w:val="bullet"/>
+      <w:lvlText w:val=""/>
+      <w:lvlJc w:val="left"/>
+      <w:pPr>
+        <w:ind w:left="2160" w:hanging="360"/>
+      </w:pPr>
+      <w:rPr>
+        <w:rFonts w:ascii="Wingdings" w:hAnsi="Wingdings" w:hint="default"/>
+      </w:rPr>
+    </w:lvl>
+    <w:lvl w:ilvl="3" w:tplc="04090001" w:tentative="1">
+      <w:start w:val="1"/>
+      <w:numFmt w:val="bullet"/>
+      <w:lvlText w:val=""/>
+      <w:lvlJc w:val="left"/>
+      <w:pPr>
+        <w:ind w:left="2880" w:hanging="360"/>
+      </w:pPr>
+      <w:rPr>
+        <w:rFonts w:ascii="Symbol" w:hAnsi="Symbol" w:hint="default"/>
+      </w:rPr>
+    </w:lvl>
+    <w:lvl w:ilvl="4" w:tplc="04090003" w:tentative="1">
+      <w:start w:val="1"/>
+      <w:numFmt w:val="bullet"/>
+      <w:lvlText w:val="o"/>
+      <w:lvlJc w:val="left"/>
+      <w:pPr>
+        <w:ind w:left="3600" w:hanging="360"/>
+      </w:pPr>
+      <w:rPr>
+        <w:rFonts w:ascii="Courier New" w:hAnsi="Courier New" w:cs="Courier New" w:hint="default"/>
+      </w:rPr>
+    </w:lvl>
+    <w:lvl w:ilvl="5" w:tplc="04090005" w:tentative="1">
+      <w:start w:val="1"/>
+      <w:numFmt w:val="bullet"/>
+      <w:lvlText w:val=""/>
+      <w:lvlJc w:val="left"/>
+      <w:pPr>
+        <w:ind w:left="4320" w:hanging="360"/>
+      </w:pPr>
+      <w:rPr>
+        <w:rFonts w:ascii="Wingdings" w:hAnsi="Wingdings" w:hint="default"/>
+      </w:rPr>
+    </w:lvl>
+    <w:lvl w:ilvl="6" w:tplc="04090001" w:tentative="1">
+      <w:start w:val="1"/>
+      <w:numFmt w:val="bullet"/>
+      <w:lvlText w:val=""/>
+      <w:lvlJc w:val="left"/>
+      <w:pPr>
+        <w:ind w:left="5040" w:hanging="360"/>
+      </w:pPr>
+      <w:rPr>
+        <w:rFonts w:ascii="Symbol" w:hAnsi="Symbol" w:hint="default"/>
+      </w:rPr>
+    </w:lvl>
+    <w:lvl w:ilvl="7" w:tplc="04090003" w:tentative="1">
+      <w:start w:val="1"/>
+      <w:numFmt w:val="bullet"/>
+      <w:lvlText w:val="o"/>
+      <w:lvlJc w:val="left"/>
+      <w:pPr>
+        <w:ind w:left="5760" w:hanging="360"/>
+      </w:pPr>
+      <w:rPr>
+        <w:rFonts w:ascii="Courier New" w:hAnsi="Courier New" w:cs="Courier New" w:hint="default"/>
+      </w:rPr>
+    </w:lvl>
+    <w:lvl w:ilvl="8" w:tplc="04090005" w:tentative="1">
+      <w:start w:val="1"/>
+      <w:numFmt w:val="bullet"/>
+      <w:lvlText w:val=""/>
+      <w:lvlJc w:val="left"/>
+      <w:pPr>
+        <w:ind w:left="6480" w:hanging="360"/>
+      </w:pPr>
+      <w:rPr>
+        <w:rFonts w:ascii="Wingdings" w:hAnsi="Wingdings" w:hint="default"/>
+      </w:rPr>
+    </w:lvl>
+  </w:abstractNum>
+  <w:abstractNum w:abstractNumId="2" w15:restartNumberingAfterBreak="0">
+    <w:nsid w:val="067441BC"/>
+    <w:multiLevelType w:val="multilevel"/>
+    <w:tmpl w:val="DCE847E0"/>
+    <w:lvl w:ilvl="0">
+      <w:start w:val="1"/>
+      <w:numFmt w:val="bullet"/>
+      <w:pStyle w:val="codesnippetbright"/>
+      <w:lvlText w:val=""/>
+      <w:lvlJc w:val="left"/>
+      <w:pPr>
+        <w:tabs>
+          <w:tab w:val="num" w:pos="720"/>
+        </w:tabs>
+        <w:ind w:left="720" w:hanging="360"/>
+      </w:pPr>
+      <w:rPr>
+        <w:rFonts w:ascii="Symbol" w:hAnsi="Symbol" w:hint="default"/>
+        <w:sz w:val="20"/>
+      </w:rPr>
+    </w:lvl>
+    <w:lvl w:ilvl="1" w:tentative="1">
+      <w:start w:val="1"/>
+      <w:numFmt w:val="bullet"/>
+      <w:lvlText w:val="o"/>
+      <w:lvlJc w:val="left"/>
+      <w:pPr>
+        <w:tabs>
+          <w:tab w:val="num" w:pos="1440"/>
+        </w:tabs>
+        <w:ind w:left="1440" w:hanging="360"/>
+      </w:pPr>
+      <w:rPr>
+        <w:rFonts w:ascii="Courier New" w:hAnsi="Courier New" w:hint="default"/>
+        <w:sz w:val="20"/>
+      </w:rPr>
+    </w:lvl>
+    <w:lvl w:ilvl="2" w:tentative="1">
+      <w:start w:val="1"/>
+      <w:numFmt w:val="bullet"/>
+      <w:lvlText w:val=""/>
+      <w:lvlJc w:val="left"/>
+      <w:pPr>
+        <w:tabs>
+          <w:tab w:val="num" w:pos="2160"/>
+        </w:tabs>
+        <w:ind w:left="2160" w:hanging="360"/>
+      </w:pPr>
+      <w:rPr>
+        <w:rFonts w:ascii="Wingdings" w:hAnsi="Wingdings" w:hint="default"/>
+        <w:sz w:val="20"/>
+      </w:rPr>
+    </w:lvl>
+    <w:lvl w:ilvl="3" w:tentative="1">
+      <w:start w:val="1"/>
+      <w:numFmt w:val="bullet"/>
+      <w:lvlText w:val=""/>
+      <w:lvlJc w:val="left"/>
+      <w:pPr>
+        <w:tabs>
+          <w:tab w:val="num" w:pos="2880"/>
+        </w:tabs>
+        <w:ind w:left="2880" w:hanging="360"/>
+      </w:pPr>
+      <w:rPr>
+        <w:rFonts w:ascii="Wingdings" w:hAnsi="Wingdings" w:hint="default"/>
+        <w:sz w:val="20"/>
+      </w:rPr>
+    </w:lvl>
+    <w:lvl w:ilvl="4" w:tentative="1">
+      <w:start w:val="1"/>
+      <w:numFmt w:val="bullet"/>
+      <w:lvlText w:val=""/>
+      <w:lvlJc w:val="left"/>
+      <w:pPr>
+        <w:tabs>
+          <w:tab w:val="num" w:pos="3600"/>
+        </w:tabs>
+        <w:ind w:left="3600" w:hanging="360"/>
+      </w:pPr>
+      <w:rPr>
+        <w:rFonts w:ascii="Wingdings" w:hAnsi="Wingdings" w:hint="default"/>
+        <w:sz w:val="20"/>
+      </w:rPr>
+    </w:lvl>
+    <w:lvl w:ilvl="5" w:tentative="1">
+      <w:start w:val="1"/>
+      <w:numFmt w:val="bullet"/>
+      <w:lvlText w:val=""/>
+      <w:lvlJc w:val="left"/>
+      <w:pPr>
+        <w:tabs>
+          <w:tab w:val="num" w:pos="4320"/>
+        </w:tabs>
+        <w:ind w:left="4320" w:hanging="360"/>
+      </w:pPr>
+      <w:rPr>
+        <w:rFonts w:ascii="Wingdings" w:hAnsi="Wingdings" w:hint="default"/>
+        <w:sz w:val="20"/>
+      </w:rPr>
+    </w:lvl>
+    <w:lvl w:ilvl="6" w:tentative="1">
+      <w:start w:val="1"/>
+      <w:numFmt w:val="bullet"/>
+      <w:lvlText w:val=""/>
+      <w:lvlJc w:val="left"/>
+      <w:pPr>
+        <w:tabs>
+          <w:tab w:val="num" w:pos="5040"/>
+        </w:tabs>
+        <w:ind w:left="5040" w:hanging="360"/>
+      </w:pPr>
+      <w:rPr>
+        <w:rFonts w:ascii="Wingdings" w:hAnsi="Wingdings" w:hint="default"/>
+        <w:sz w:val="20"/>
+      </w:rPr>
+    </w:lvl>
+    <w:lvl w:ilvl="7" w:tentative="1">
+      <w:start w:val="1"/>
+      <w:numFmt w:val="bullet"/>
+      <w:lvlText w:val=""/>
+      <w:lvlJc w:val="left"/>
+      <w:pPr>
+        <w:tabs>
+          <w:tab w:val="num" w:pos="5760"/>
+        </w:tabs>
+        <w:ind w:left="5760" w:hanging="360"/>
+      </w:pPr>
+      <w:rPr>
+        <w:rFonts w:ascii="Wingdings" w:hAnsi="Wingdings" w:hint="default"/>
+        <w:sz w:val="20"/>
+      </w:rPr>
+    </w:lvl>
+    <w:lvl w:ilvl="8" w:tentative="1">
+      <w:start w:val="1"/>
+      <w:numFmt w:val="bullet"/>
+      <w:lvlText w:val=""/>
+      <w:lvlJc w:val="left"/>
+      <w:pPr>
+        <w:tabs>
+          <w:tab w:val="num" w:pos="6480"/>
+        </w:tabs>
+        <w:ind w:left="6480" w:hanging="360"/>
+      </w:pPr>
+      <w:rPr>
+        <w:rFonts w:ascii="Wingdings" w:hAnsi="Wingdings" w:hint="default"/>
+        <w:sz w:val="20"/>
+      </w:rPr>
+    </w:lvl>
+  </w:abstractNum>
+  <w:abstractNum w:abstractNumId="3" w15:restartNumberingAfterBreak="0">
+    <w:nsid w:val="13927763"/>
+    <w:multiLevelType w:val="multilevel"/>
+    <w:tmpl w:val="E7C058A0"/>
+    <w:lvl w:ilvl="0">
+      <w:start w:val="1"/>
+      <w:numFmt w:val="bullet"/>
+      <w:lvlText w:val=""/>
+      <w:lvlJc w:val="left"/>
+      <w:pPr>
+        <w:tabs>
+          <w:tab w:val="num" w:pos="720"/>
+        </w:tabs>
+        <w:ind w:left="720" w:hanging="360"/>
+      </w:pPr>
+      <w:rPr>
+        <w:rFonts w:ascii="Symbol" w:hAnsi="Symbol" w:hint="default"/>
+        <w:sz w:val="20"/>
+      </w:rPr>
+    </w:lvl>
+    <w:lvl w:ilvl="1" w:tentative="1">
+      <w:start w:val="1"/>
+      <w:numFmt w:val="bullet"/>
+      <w:lvlText w:val="o"/>
+      <w:lvlJc w:val="left"/>
+      <w:pPr>
+        <w:tabs>
+          <w:tab w:val="num" w:pos="1440"/>
+        </w:tabs>
+        <w:ind w:left="1440" w:hanging="360"/>
+      </w:pPr>
+      <w:rPr>
+        <w:rFonts w:ascii="Courier New" w:hAnsi="Courier New" w:hint="default"/>
+        <w:sz w:val="20"/>
+      </w:rPr>
+    </w:lvl>
+    <w:lvl w:ilvl="2" w:tentative="1">
+      <w:start w:val="1"/>
+      <w:numFmt w:val="bullet"/>
+      <w:lvlText w:val=""/>
+      <w:lvlJc w:val="left"/>
+      <w:pPr>
+        <w:tabs>
+          <w:tab w:val="num" w:pos="2160"/>
+        </w:tabs>
+        <w:ind w:left="2160" w:hanging="360"/>
+      </w:pPr>
+      <w:rPr>
+        <w:rFonts w:ascii="Wingdings" w:hAnsi="Wingdings" w:hint="default"/>
+        <w:sz w:val="20"/>
+      </w:rPr>
+    </w:lvl>
+    <w:lvl w:ilvl="3" w:tentative="1">
+      <w:start w:val="1"/>
+      <w:numFmt w:val="bullet"/>
+      <w:lvlText w:val=""/>
+      <w:lvlJc w:val="left"/>
+      <w:pPr>
+        <w:tabs>
+          <w:tab w:val="num" w:pos="2880"/>
+        </w:tabs>
+        <w:ind w:left="2880" w:hanging="360"/>
+      </w:pPr>
+      <w:rPr>
+        <w:rFonts w:ascii="Wingdings" w:hAnsi="Wingdings" w:hint="default"/>
+        <w:sz w:val="20"/>
+      </w:rPr>
+    </w:lvl>
+    <w:lvl w:ilvl="4" w:tentative="1">
+      <w:start w:val="1"/>
+      <w:numFmt w:val="bullet"/>
+      <w:lvlText w:val=""/>
+      <w:lvlJc w:val="left"/>
+      <w:pPr>
+        <w:tabs>
+          <w:tab w:val="num" w:pos="3600"/>
+        </w:tabs>
+        <w:ind w:left="3600" w:hanging="360"/>
+      </w:pPr>
+      <w:rPr>
+        <w:rFonts w:ascii="Wingdings" w:hAnsi="Wingdings" w:hint="default"/>
+        <w:sz w:val="20"/>
+      </w:rPr>
+    </w:lvl>
+    <w:lvl w:ilvl="5" w:tentative="1">
+      <w:start w:val="1"/>
+      <w:numFmt w:val="bullet"/>
+      <w:lvlText w:val=""/>
+      <w:lvlJc w:val="left"/>
+      <w:pPr>
+        <w:tabs>
+          <w:tab w:val="num" w:pos="4320"/>
+        </w:tabs>
+        <w:ind w:left="4320" w:hanging="360"/>
+      </w:pPr>
+      <w:rPr>
+        <w:rFonts w:ascii="Wingdings" w:hAnsi="Wingdings" w:hint="default"/>
+        <w:sz w:val="20"/>
+      </w:rPr>
+    </w:lvl>
+    <w:lvl w:ilvl="6" w:tentative="1">
+      <w:start w:val="1"/>
+      <w:numFmt w:val="bullet"/>
+      <w:lvlText w:val=""/>
+      <w:lvlJc w:val="left"/>
+      <w:pPr>
+        <w:tabs>
+          <w:tab w:val="num" w:pos="5040"/>
+        </w:tabs>
+        <w:ind w:left="5040" w:hanging="360"/>
+      </w:pPr>
+      <w:rPr>
+        <w:rFonts w:ascii="Wingdings" w:hAnsi="Wingdings" w:hint="default"/>
+        <w:sz w:val="20"/>
+      </w:rPr>
+    </w:lvl>
+    <w:lvl w:ilvl="7" w:tentative="1">
+      <w:start w:val="1"/>
+      <w:numFmt w:val="bullet"/>
+      <w:lvlText w:val=""/>
+      <w:lvlJc w:val="left"/>
+      <w:pPr>
+        <w:tabs>
+          <w:tab w:val="num" w:pos="5760"/>
+        </w:tabs>
+        <w:ind w:left="5760" w:hanging="360"/>
+      </w:pPr>
+      <w:rPr>
+        <w:rFonts w:ascii="Wingdings" w:hAnsi="Wingdings" w:hint="default"/>
+        <w:sz w:val="20"/>
+      </w:rPr>
+    </w:lvl>
+    <w:lvl w:ilvl="8" w:tentative="1">
+      <w:start w:val="1"/>
+      <w:numFmt w:val="bullet"/>
+      <w:lvlText w:val=""/>
+      <w:lvlJc w:val="left"/>
+      <w:pPr>
+        <w:tabs>
+          <w:tab w:val="num" w:pos="6480"/>
+        </w:tabs>
+        <w:ind w:left="6480" w:hanging="360"/>
+      </w:pPr>
+      <w:rPr>
+        <w:rFonts w:ascii="Wingdings" w:hAnsi="Wingdings" w:hint="default"/>
+        <w:sz w:val="20"/>
+      </w:rPr>
+    </w:lvl>
+  </w:abstractNum>
+  <w:abstractNum w:abstractNumId="4" w15:restartNumberingAfterBreak="0">
     <w:nsid w:val="14F649EF"/>
     <w:multiLevelType w:val="multilevel"/>
     <w:tmpl w:val="8750771A"/>
@@ -8488,10 +12337,475 @@
       </w:pPr>
     </w:lvl>
   </w:abstractNum>
+  <w:abstractNum w:abstractNumId="5" w15:restartNumberingAfterBreak="0">
+    <w:nsid w:val="313A2F2C"/>
+    <w:multiLevelType w:val="multilevel"/>
+    <w:tmpl w:val="E7CAD442"/>
+    <w:lvl w:ilvl="0">
+      <w:start w:val="1"/>
+      <w:numFmt w:val="bullet"/>
+      <w:lvlText w:val=""/>
+      <w:lvlJc w:val="left"/>
+      <w:pPr>
+        <w:tabs>
+          <w:tab w:val="num" w:pos="720"/>
+        </w:tabs>
+        <w:ind w:left="720" w:hanging="360"/>
+      </w:pPr>
+      <w:rPr>
+        <w:rFonts w:ascii="Symbol" w:hAnsi="Symbol" w:hint="default"/>
+        <w:sz w:val="20"/>
+      </w:rPr>
+    </w:lvl>
+    <w:lvl w:ilvl="1" w:tentative="1">
+      <w:start w:val="1"/>
+      <w:numFmt w:val="bullet"/>
+      <w:lvlText w:val="o"/>
+      <w:lvlJc w:val="left"/>
+      <w:pPr>
+        <w:tabs>
+          <w:tab w:val="num" w:pos="1440"/>
+        </w:tabs>
+        <w:ind w:left="1440" w:hanging="360"/>
+      </w:pPr>
+      <w:rPr>
+        <w:rFonts w:ascii="Courier New" w:hAnsi="Courier New" w:hint="default"/>
+        <w:sz w:val="20"/>
+      </w:rPr>
+    </w:lvl>
+    <w:lvl w:ilvl="2" w:tentative="1">
+      <w:start w:val="1"/>
+      <w:numFmt w:val="bullet"/>
+      <w:lvlText w:val=""/>
+      <w:lvlJc w:val="left"/>
+      <w:pPr>
+        <w:tabs>
+          <w:tab w:val="num" w:pos="2160"/>
+        </w:tabs>
+        <w:ind w:left="2160" w:hanging="360"/>
+      </w:pPr>
+      <w:rPr>
+        <w:rFonts w:ascii="Wingdings" w:hAnsi="Wingdings" w:hint="default"/>
+        <w:sz w:val="20"/>
+      </w:rPr>
+    </w:lvl>
+    <w:lvl w:ilvl="3" w:tentative="1">
+      <w:start w:val="1"/>
+      <w:numFmt w:val="bullet"/>
+      <w:lvlText w:val=""/>
+      <w:lvlJc w:val="left"/>
+      <w:pPr>
+        <w:tabs>
+          <w:tab w:val="num" w:pos="2880"/>
+        </w:tabs>
+        <w:ind w:left="2880" w:hanging="360"/>
+      </w:pPr>
+      <w:rPr>
+        <w:rFonts w:ascii="Wingdings" w:hAnsi="Wingdings" w:hint="default"/>
+        <w:sz w:val="20"/>
+      </w:rPr>
+    </w:lvl>
+    <w:lvl w:ilvl="4" w:tentative="1">
+      <w:start w:val="1"/>
+      <w:numFmt w:val="bullet"/>
+      <w:lvlText w:val=""/>
+      <w:lvlJc w:val="left"/>
+      <w:pPr>
+        <w:tabs>
+          <w:tab w:val="num" w:pos="3600"/>
+        </w:tabs>
+        <w:ind w:left="3600" w:hanging="360"/>
+      </w:pPr>
+      <w:rPr>
+        <w:rFonts w:ascii="Wingdings" w:hAnsi="Wingdings" w:hint="default"/>
+        <w:sz w:val="20"/>
+      </w:rPr>
+    </w:lvl>
+    <w:lvl w:ilvl="5" w:tentative="1">
+      <w:start w:val="1"/>
+      <w:numFmt w:val="bullet"/>
+      <w:lvlText w:val=""/>
+      <w:lvlJc w:val="left"/>
+      <w:pPr>
+        <w:tabs>
+          <w:tab w:val="num" w:pos="4320"/>
+        </w:tabs>
+        <w:ind w:left="4320" w:hanging="360"/>
+      </w:pPr>
+      <w:rPr>
+        <w:rFonts w:ascii="Wingdings" w:hAnsi="Wingdings" w:hint="default"/>
+        <w:sz w:val="20"/>
+      </w:rPr>
+    </w:lvl>
+    <w:lvl w:ilvl="6" w:tentative="1">
+      <w:start w:val="1"/>
+      <w:numFmt w:val="bullet"/>
+      <w:lvlText w:val=""/>
+      <w:lvlJc w:val="left"/>
+      <w:pPr>
+        <w:tabs>
+          <w:tab w:val="num" w:pos="5040"/>
+        </w:tabs>
+        <w:ind w:left="5040" w:hanging="360"/>
+      </w:pPr>
+      <w:rPr>
+        <w:rFonts w:ascii="Wingdings" w:hAnsi="Wingdings" w:hint="default"/>
+        <w:sz w:val="20"/>
+      </w:rPr>
+    </w:lvl>
+    <w:lvl w:ilvl="7" w:tentative="1">
+      <w:start w:val="1"/>
+      <w:numFmt w:val="bullet"/>
+      <w:lvlText w:val=""/>
+      <w:lvlJc w:val="left"/>
+      <w:pPr>
+        <w:tabs>
+          <w:tab w:val="num" w:pos="5760"/>
+        </w:tabs>
+        <w:ind w:left="5760" w:hanging="360"/>
+      </w:pPr>
+      <w:rPr>
+        <w:rFonts w:ascii="Wingdings" w:hAnsi="Wingdings" w:hint="default"/>
+        <w:sz w:val="20"/>
+      </w:rPr>
+    </w:lvl>
+    <w:lvl w:ilvl="8" w:tentative="1">
+      <w:start w:val="1"/>
+      <w:numFmt w:val="bullet"/>
+      <w:lvlText w:val=""/>
+      <w:lvlJc w:val="left"/>
+      <w:pPr>
+        <w:tabs>
+          <w:tab w:val="num" w:pos="6480"/>
+        </w:tabs>
+        <w:ind w:left="6480" w:hanging="360"/>
+      </w:pPr>
+      <w:rPr>
+        <w:rFonts w:ascii="Wingdings" w:hAnsi="Wingdings" w:hint="default"/>
+        <w:sz w:val="20"/>
+      </w:rPr>
+    </w:lvl>
+  </w:abstractNum>
+  <w:abstractNum w:abstractNumId="6" w15:restartNumberingAfterBreak="0">
+    <w:nsid w:val="3F461E88"/>
+    <w:multiLevelType w:val="multilevel"/>
+    <w:tmpl w:val="F3E66D78"/>
+    <w:lvl w:ilvl="0">
+      <w:start w:val="1"/>
+      <w:numFmt w:val="bullet"/>
+      <w:lvlText w:val=""/>
+      <w:lvlJc w:val="left"/>
+      <w:pPr>
+        <w:tabs>
+          <w:tab w:val="num" w:pos="720"/>
+        </w:tabs>
+        <w:ind w:left="720" w:hanging="360"/>
+      </w:pPr>
+      <w:rPr>
+        <w:rFonts w:ascii="Symbol" w:hAnsi="Symbol" w:hint="default"/>
+        <w:sz w:val="20"/>
+      </w:rPr>
+    </w:lvl>
+    <w:lvl w:ilvl="1" w:tentative="1">
+      <w:start w:val="1"/>
+      <w:numFmt w:val="bullet"/>
+      <w:lvlText w:val="o"/>
+      <w:lvlJc w:val="left"/>
+      <w:pPr>
+        <w:tabs>
+          <w:tab w:val="num" w:pos="1440"/>
+        </w:tabs>
+        <w:ind w:left="1440" w:hanging="360"/>
+      </w:pPr>
+      <w:rPr>
+        <w:rFonts w:ascii="Courier New" w:hAnsi="Courier New" w:hint="default"/>
+        <w:sz w:val="20"/>
+      </w:rPr>
+    </w:lvl>
+    <w:lvl w:ilvl="2" w:tentative="1">
+      <w:start w:val="1"/>
+      <w:numFmt w:val="bullet"/>
+      <w:lvlText w:val=""/>
+      <w:lvlJc w:val="left"/>
+      <w:pPr>
+        <w:tabs>
+          <w:tab w:val="num" w:pos="2160"/>
+        </w:tabs>
+        <w:ind w:left="2160" w:hanging="360"/>
+      </w:pPr>
+      <w:rPr>
+        <w:rFonts w:ascii="Wingdings" w:hAnsi="Wingdings" w:hint="default"/>
+        <w:sz w:val="20"/>
+      </w:rPr>
+    </w:lvl>
+    <w:lvl w:ilvl="3" w:tentative="1">
+      <w:start w:val="1"/>
+      <w:numFmt w:val="bullet"/>
+      <w:lvlText w:val=""/>
+      <w:lvlJc w:val="left"/>
+      <w:pPr>
+        <w:tabs>
+          <w:tab w:val="num" w:pos="2880"/>
+        </w:tabs>
+        <w:ind w:left="2880" w:hanging="360"/>
+      </w:pPr>
+      <w:rPr>
+        <w:rFonts w:ascii="Wingdings" w:hAnsi="Wingdings" w:hint="default"/>
+        <w:sz w:val="20"/>
+      </w:rPr>
+    </w:lvl>
+    <w:lvl w:ilvl="4" w:tentative="1">
+      <w:start w:val="1"/>
+      <w:numFmt w:val="bullet"/>
+      <w:lvlText w:val=""/>
+      <w:lvlJc w:val="left"/>
+      <w:pPr>
+        <w:tabs>
+          <w:tab w:val="num" w:pos="3600"/>
+        </w:tabs>
+        <w:ind w:left="3600" w:hanging="360"/>
+      </w:pPr>
+      <w:rPr>
+        <w:rFonts w:ascii="Wingdings" w:hAnsi="Wingdings" w:hint="default"/>
+        <w:sz w:val="20"/>
+      </w:rPr>
+    </w:lvl>
+    <w:lvl w:ilvl="5" w:tentative="1">
+      <w:start w:val="1"/>
+      <w:numFmt w:val="bullet"/>
+      <w:lvlText w:val=""/>
+      <w:lvlJc w:val="left"/>
+      <w:pPr>
+        <w:tabs>
+          <w:tab w:val="num" w:pos="4320"/>
+        </w:tabs>
+        <w:ind w:left="4320" w:hanging="360"/>
+      </w:pPr>
+      <w:rPr>
+        <w:rFonts w:ascii="Wingdings" w:hAnsi="Wingdings" w:hint="default"/>
+        <w:sz w:val="20"/>
+      </w:rPr>
+    </w:lvl>
+    <w:lvl w:ilvl="6" w:tentative="1">
+      <w:start w:val="1"/>
+      <w:numFmt w:val="bullet"/>
+      <w:lvlText w:val=""/>
+      <w:lvlJc w:val="left"/>
+      <w:pPr>
+        <w:tabs>
+          <w:tab w:val="num" w:pos="5040"/>
+        </w:tabs>
+        <w:ind w:left="5040" w:hanging="360"/>
+      </w:pPr>
+      <w:rPr>
+        <w:rFonts w:ascii="Wingdings" w:hAnsi="Wingdings" w:hint="default"/>
+        <w:sz w:val="20"/>
+      </w:rPr>
+    </w:lvl>
+    <w:lvl w:ilvl="7" w:tentative="1">
+      <w:start w:val="1"/>
+      <w:numFmt w:val="bullet"/>
+      <w:lvlText w:val=""/>
+      <w:lvlJc w:val="left"/>
+      <w:pPr>
+        <w:tabs>
+          <w:tab w:val="num" w:pos="5760"/>
+        </w:tabs>
+        <w:ind w:left="5760" w:hanging="360"/>
+      </w:pPr>
+      <w:rPr>
+        <w:rFonts w:ascii="Wingdings" w:hAnsi="Wingdings" w:hint="default"/>
+        <w:sz w:val="20"/>
+      </w:rPr>
+    </w:lvl>
+    <w:lvl w:ilvl="8" w:tentative="1">
+      <w:start w:val="1"/>
+      <w:numFmt w:val="bullet"/>
+      <w:lvlText w:val=""/>
+      <w:lvlJc w:val="left"/>
+      <w:pPr>
+        <w:tabs>
+          <w:tab w:val="num" w:pos="6480"/>
+        </w:tabs>
+        <w:ind w:left="6480" w:hanging="360"/>
+      </w:pPr>
+      <w:rPr>
+        <w:rFonts w:ascii="Wingdings" w:hAnsi="Wingdings" w:hint="default"/>
+        <w:sz w:val="20"/>
+      </w:rPr>
+    </w:lvl>
+  </w:abstractNum>
+  <w:abstractNum w:abstractNumId="7" w15:restartNumberingAfterBreak="0">
+    <w:nsid w:val="49E81AFB"/>
+    <w:multiLevelType w:val="multilevel"/>
+    <w:tmpl w:val="8AD44A6A"/>
+    <w:lvl w:ilvl="0">
+      <w:start w:val="1"/>
+      <w:numFmt w:val="bullet"/>
+      <w:lvlText w:val=""/>
+      <w:lvlJc w:val="left"/>
+      <w:pPr>
+        <w:tabs>
+          <w:tab w:val="num" w:pos="720"/>
+        </w:tabs>
+        <w:ind w:left="720" w:hanging="360"/>
+      </w:pPr>
+      <w:rPr>
+        <w:rFonts w:ascii="Symbol" w:hAnsi="Symbol" w:hint="default"/>
+        <w:sz w:val="20"/>
+      </w:rPr>
+    </w:lvl>
+    <w:lvl w:ilvl="1" w:tentative="1">
+      <w:start w:val="1"/>
+      <w:numFmt w:val="bullet"/>
+      <w:lvlText w:val="o"/>
+      <w:lvlJc w:val="left"/>
+      <w:pPr>
+        <w:tabs>
+          <w:tab w:val="num" w:pos="1440"/>
+        </w:tabs>
+        <w:ind w:left="1440" w:hanging="360"/>
+      </w:pPr>
+      <w:rPr>
+        <w:rFonts w:ascii="Courier New" w:hAnsi="Courier New" w:hint="default"/>
+        <w:sz w:val="20"/>
+      </w:rPr>
+    </w:lvl>
+    <w:lvl w:ilvl="2" w:tentative="1">
+      <w:start w:val="1"/>
+      <w:numFmt w:val="bullet"/>
+      <w:lvlText w:val=""/>
+      <w:lvlJc w:val="left"/>
+      <w:pPr>
+        <w:tabs>
+          <w:tab w:val="num" w:pos="2160"/>
+        </w:tabs>
+        <w:ind w:left="2160" w:hanging="360"/>
+      </w:pPr>
+      <w:rPr>
+        <w:rFonts w:ascii="Wingdings" w:hAnsi="Wingdings" w:hint="default"/>
+        <w:sz w:val="20"/>
+      </w:rPr>
+    </w:lvl>
+    <w:lvl w:ilvl="3" w:tentative="1">
+      <w:start w:val="1"/>
+      <w:numFmt w:val="bullet"/>
+      <w:lvlText w:val=""/>
+      <w:lvlJc w:val="left"/>
+      <w:pPr>
+        <w:tabs>
+          <w:tab w:val="num" w:pos="2880"/>
+        </w:tabs>
+        <w:ind w:left="2880" w:hanging="360"/>
+      </w:pPr>
+      <w:rPr>
+        <w:rFonts w:ascii="Wingdings" w:hAnsi="Wingdings" w:hint="default"/>
+        <w:sz w:val="20"/>
+      </w:rPr>
+    </w:lvl>
+    <w:lvl w:ilvl="4" w:tentative="1">
+      <w:start w:val="1"/>
+      <w:numFmt w:val="bullet"/>
+      <w:lvlText w:val=""/>
+      <w:lvlJc w:val="left"/>
+      <w:pPr>
+        <w:tabs>
+          <w:tab w:val="num" w:pos="3600"/>
+        </w:tabs>
+        <w:ind w:left="3600" w:hanging="360"/>
+      </w:pPr>
+      <w:rPr>
+        <w:rFonts w:ascii="Wingdings" w:hAnsi="Wingdings" w:hint="default"/>
+        <w:sz w:val="20"/>
+      </w:rPr>
+    </w:lvl>
+    <w:lvl w:ilvl="5" w:tentative="1">
+      <w:start w:val="1"/>
+      <w:numFmt w:val="bullet"/>
+      <w:lvlText w:val=""/>
+      <w:lvlJc w:val="left"/>
+      <w:pPr>
+        <w:tabs>
+          <w:tab w:val="num" w:pos="4320"/>
+        </w:tabs>
+        <w:ind w:left="4320" w:hanging="360"/>
+      </w:pPr>
+      <w:rPr>
+        <w:rFonts w:ascii="Wingdings" w:hAnsi="Wingdings" w:hint="default"/>
+        <w:sz w:val="20"/>
+      </w:rPr>
+    </w:lvl>
+    <w:lvl w:ilvl="6" w:tentative="1">
+      <w:start w:val="1"/>
+      <w:numFmt w:val="bullet"/>
+      <w:lvlText w:val=""/>
+      <w:lvlJc w:val="left"/>
+      <w:pPr>
+        <w:tabs>
+          <w:tab w:val="num" w:pos="5040"/>
+        </w:tabs>
+        <w:ind w:left="5040" w:hanging="360"/>
+      </w:pPr>
+      <w:rPr>
+        <w:rFonts w:ascii="Wingdings" w:hAnsi="Wingdings" w:hint="default"/>
+        <w:sz w:val="20"/>
+      </w:rPr>
+    </w:lvl>
+    <w:lvl w:ilvl="7" w:tentative="1">
+      <w:start w:val="1"/>
+      <w:numFmt w:val="bullet"/>
+      <w:lvlText w:val=""/>
+      <w:lvlJc w:val="left"/>
+      <w:pPr>
+        <w:tabs>
+          <w:tab w:val="num" w:pos="5760"/>
+        </w:tabs>
+        <w:ind w:left="5760" w:hanging="360"/>
+      </w:pPr>
+      <w:rPr>
+        <w:rFonts w:ascii="Wingdings" w:hAnsi="Wingdings" w:hint="default"/>
+        <w:sz w:val="20"/>
+      </w:rPr>
+    </w:lvl>
+    <w:lvl w:ilvl="8" w:tentative="1">
+      <w:start w:val="1"/>
+      <w:numFmt w:val="bullet"/>
+      <w:lvlText w:val=""/>
+      <w:lvlJc w:val="left"/>
+      <w:pPr>
+        <w:tabs>
+          <w:tab w:val="num" w:pos="6480"/>
+        </w:tabs>
+        <w:ind w:left="6480" w:hanging="360"/>
+      </w:pPr>
+      <w:rPr>
+        <w:rFonts w:ascii="Wingdings" w:hAnsi="Wingdings" w:hint="default"/>
+        <w:sz w:val="20"/>
+      </w:rPr>
+    </w:lvl>
+  </w:abstractNum>
   <w:num w:numId="1" w16cid:durableId="753936132">
+    <w:abstractNumId w:val="2"/>
+  </w:num>
+  <w:num w:numId="2" w16cid:durableId="1021010789">
+    <w:abstractNumId w:val="4"/>
+  </w:num>
+  <w:num w:numId="3" w16cid:durableId="1029919063">
+    <w:abstractNumId w:val="5"/>
+  </w:num>
+  <w:num w:numId="4" w16cid:durableId="363215368">
+    <w:abstractNumId w:val="6"/>
+  </w:num>
+  <w:num w:numId="5" w16cid:durableId="1073548580">
+    <w:abstractNumId w:val="3"/>
+  </w:num>
+  <w:num w:numId="6" w16cid:durableId="674501580">
+    <w:abstractNumId w:val="7"/>
+  </w:num>
+  <w:num w:numId="7" w16cid:durableId="1002124030">
     <w:abstractNumId w:val="0"/>
   </w:num>
-  <w:num w:numId="2" w16cid:durableId="1021010789">
+  <w:num w:numId="8" w16cid:durableId="2012634504">
     <w:abstractNumId w:val="1"/>
   </w:num>
 </w:numbering>
@@ -9784,7 +14098,7 @@
   <inkml:trace contextRef="#ctx0" brushRef="#br0" timeOffset="-8526.52">123 366 24575,'0'3'0,"0"2"0,2 9 0,1 3 0,1 7 0,2-1 0,0-3 0,-1-1 0,-2-2 0,-1-1 0,1 0 0,0 0 0,0-1 0,-2 0 0,3-2 0,-1-4 0,0-3-8191</inkml:trace>
   <inkml:trace contextRef="#ctx0" brushRef="#br0" timeOffset="-7837.6">230 293 24575,'-5'2'0,"-1"1"0,-4 1 0,-3 2 0,-4 2 0,0 0 0,1 2 0,0-2 0,-2 0 0,-6 2 0,2-1 0,1-2 0,4-1 0,2-2 0,2-1-8191</inkml:trace>
   <inkml:trace contextRef="#ctx0" brushRef="#br0" timeOffset="-6598.24">204 237 24575,'1'0'0,"0"0"0,-1 1 0,1-1 0,0 1 0,0-1 0,0 1 0,0 0 0,0-1 0,0 1 0,-1 0 0,1 0 0,0-1 0,-1 1 0,1 0 0,-1 0 0,1 0 0,-1 0 0,1 0 0,-1 0 0,1 0 0,-1 1 0,10 27 0,-8-23 0,7 21 0,0 0 0,-2 1 0,-1 0 0,-2 0 0,0 0 0,-2 0 0,-2 32 0,1-66 0,0 0 0,1-1 0,0 1 0,0 0 0,0 1 0,1-1 0,-1 0 0,1 1 0,1-1 0,6-8 0,-9 13 0,0 0 0,0-1 0,0 1 0,0 0 0,0 0 0,0 0 0,1 0 0,-1 0 0,0 0 0,1 0 0,-1 1 0,0-1 0,1 0 0,-1 1 0,1-1 0,-1 1 0,1 0 0,0-1 0,-1 1 0,1 0 0,-1 0 0,1 0 0,-1 0 0,1 0 0,0 0 0,-1 0 0,1 1 0,-1-1 0,1 1 0,-1-1 0,1 1 0,-1-1 0,1 1 0,-1 0 0,0 0 0,1 0 0,-1 0 0,0 0 0,0 0 0,0 0 0,0 0 0,0 0 0,0 0 0,0 1 0,0-1 0,1 3 0,14 29 57,-15-29-167,0 0 1,0-1 0,1 1-1,-1-1 1,1 1 0,0-1-1,0 0 1,0 0-1,0 0 1,1 0 0,-1 0-1,4 2 1,2-1-6717</inkml:trace>
-  <inkml:trace contextRef="#ctx0" brushRef="#br0" timeOffset="-5808.66">453 497 24575,'7'-1'0,"0"0"0,0 0 0,0 0 0,0-1 0,0 0 0,0-1 0,0 0 0,11-6 0,-14 7 0,0 0 0,0-1 0,0 1 0,-1-1 0,1 1 0,-1-1 0,0-1 0,0 1 0,0 0 0,0-1 0,-1 1 0,1-1 0,-1 0 0,0 0 0,3-5 0,-5 9 0,0-1 0,0 1 0,0 0 0,0-1 0,0 1 0,0 0 0,0-1 0,0 1 0,0 0 0,0-1 0,0 1 0,0 0 0,0-1 0,0 1 0,0-1 0,0 1 0,0 0 0,0-1 0,0 1 0,0 0 0,-1-1 0,1 1 0,0 0 0,0 0 0,0-1 0,-1 1 0,1 0 0,0-1 0,0 1 0,-1 0 0,1 0 0,0 0 0,0-1 0,-1 1 0,0 0 0,-15 0 0,-15 12 0,28-10 0,0 0 0,0 0 0,0 1 0,0 0 0,0-1 0,1 1 0,0 0 0,-1 0 0,1 0 0,0 1 0,0-1 0,1 0 0,-1 1 0,1-1 0,0 1 0,0 0 0,0-1 0,0 1 0,0 4 0,1-6 0,-1 0 0,1 1 0,0-1 0,0 0 0,0 1 0,1-1 0,-1 0 0,0 0 0,1 1 0,0-1 0,-1 0 0,1 0 0,0 0 0,0 0 0,0 1 0,1-2 0,-1 1 0,0 0 0,1 0 0,-1 0 0,1 0 0,-1-1 0,1 1 0,0-1 0,0 0 0,0 1 0,0-1 0,0 0 0,0 0 0,0 0 0,0 0 0,3 0 0,2 0-41,0 0 0,-1-1 0,1 0 0,0 0-1,0 0 1,-1-1 0,1 0 0,0-1 0,-1 0 0,7-2 0,0 1-872,-4 0-5913</inkml:trace>
+  <inkml:trace contextRef="#ctx0" brushRef="#br0" timeOffset="-5808.67">453 497 24575,'7'-1'0,"0"0"0,0 0 0,0 0 0,0-1 0,0 0 0,0-1 0,0 0 0,11-6 0,-14 7 0,0 0 0,0-1 0,0 1 0,-1-1 0,1 1 0,-1-1 0,0-1 0,0 1 0,0 0 0,0-1 0,-1 1 0,1-1 0,-1 0 0,0 0 0,3-5 0,-5 9 0,0-1 0,0 1 0,0 0 0,0-1 0,0 1 0,0 0 0,0-1 0,0 1 0,0 0 0,0-1 0,0 1 0,0 0 0,0-1 0,0 1 0,0-1 0,0 1 0,0 0 0,0-1 0,0 1 0,0 0 0,-1-1 0,1 1 0,0 0 0,0 0 0,0-1 0,-1 1 0,1 0 0,0-1 0,0 1 0,-1 0 0,1 0 0,0 0 0,0-1 0,-1 1 0,0 0 0,-15 0 0,-15 12 0,28-10 0,0 0 0,0 0 0,0 1 0,0 0 0,0-1 0,1 1 0,0 0 0,-1 0 0,1 0 0,0 1 0,0-1 0,1 0 0,-1 1 0,1-1 0,0 1 0,0 0 0,0-1 0,0 1 0,0 4 0,1-6 0,-1 0 0,1 1 0,0-1 0,0 0 0,0 1 0,1-1 0,-1 0 0,0 0 0,1 1 0,0-1 0,-1 0 0,1 0 0,0 0 0,0 0 0,0 1 0,1-2 0,-1 1 0,0 0 0,1 0 0,-1 0 0,1 0 0,-1-1 0,1 1 0,0-1 0,0 0 0,0 1 0,0-1 0,0 0 0,0 0 0,0 0 0,0 0 0,3 0 0,2 0-41,0 0 0,-1-1 0,1 0 0,0 0-1,0 0 1,-1-1 0,1 0 0,0-1 0,-1 0 0,7-2 0,0 1-872,-4 0-5913</inkml:trace>
   <inkml:trace contextRef="#ctx0" brushRef="#br0" timeOffset="-3819.9">1218 285 24575,'-4'-1'0,"0"1"0,0-2 0,-1 1 0,1 0 0,0-1 0,0 0 0,1 0 0,-6-3 0,-15-7 0,18 10 0,0 0 0,0 1 0,0-1 0,0 1 0,0 1 0,-1-1 0,1 1 0,0 0 0,0 1 0,0-1 0,0 1 0,-1 0 0,1 1 0,0 0 0,1 0 0,-11 4 0,12-4 0,1 1 0,-1 0 0,0-1 0,1 1 0,-1 0 0,1 1 0,0-1 0,0 0 0,0 1 0,0 0 0,1 0 0,0 0 0,0 0 0,0 0 0,0 0 0,0 0 0,1 1 0,0-1 0,0 1 0,0-1 0,0 1 0,1 8 0,-1-4 0,1 1 0,0 0 0,1 0 0,0 0 0,1-1 0,0 1 0,0 0 0,6 13 0,-7-21 0,1 1 0,-1 0 0,1 0 0,0-1 0,0 1 0,0-1 0,0 0 0,0 1 0,1-1 0,-1 0 0,1 0 0,-1-1 0,1 1 0,0 0 0,0-1 0,0 0 0,0 1 0,0-1 0,0 0 0,0-1 0,0 1 0,0-1 0,0 1 0,0-1 0,1 0 0,-1 0 0,0 0 0,0 0 0,6-2 0,-1 0-9,-1 0-1,0 0 0,0-1 1,0 0-1,0 0 1,0-1-1,-1 0 1,0 0-1,12-9 0,5-4-1259,-10 9-5557</inkml:trace>
   <inkml:trace contextRef="#ctx0" brushRef="#br0" timeOffset="-3013.16">1350 355 24575,'-2'1'0,"1"0"0,-1 1 0,0-1 0,1 1 0,-1 0 0,1-1 0,0 1 0,0 0 0,-1 0 0,1 0 0,0 0 0,0 0 0,1 0 0,-1 0 0,0 0 0,1 0 0,-1 0 0,1 0 0,0 0 0,0 1 0,0-1 0,0 0 0,0 0 0,0 0 0,0 0 0,1 1 0,-1-1 0,1 0 0,-1 0 0,1 0 0,0 0 0,1 2 0,-1-2 0,-1 0 0,1 0 0,0 0 0,0 0 0,0 0 0,0-1 0,0 1 0,0 0 0,1-1 0,-1 1 0,0 0 0,1-1 0,-1 0 0,1 1 0,0-1 0,-1 0 0,1 0 0,0 0 0,0 0 0,0 0 0,0 0 0,0 0 0,0-1 0,0 1 0,0-1 0,0 0 0,0 1 0,0-1 0,0 0 0,0 0 0,0 0 0,0-1 0,0 1 0,3-1 0,-4 0 0,0 1 0,0-1 0,0 0 0,0 1 0,0-1 0,0 0 0,0 0 0,0 0 0,-1 0 0,1 0 0,0 0 0,-1 0 0,1 0 0,-1 0 0,1 0 0,-1 0 0,1 0 0,-1-1 0,0 1 0,0 0 0,0 0 0,1 0 0,-1 0 0,0-2 0,-3-37 0,1 20 0,5 25 0,-1 0 0,0 0 0,1 0 0,0 0 0,0-1 0,5 6 0,-4-4 0,-2-3-136,0-1-1,0 1 1,1-1-1,-1 1 1,0-1-1,1 0 1,0 0-1,-1 0 0,5 2 1,2 0-6690</inkml:trace>
   <inkml:trace contextRef="#ctx0" brushRef="#br0" timeOffset="-2276.73">1492 355 24575,'2'5'0,"-1"0"0,1-1 0,-1 1 0,2 0 0,-1-1 0,0 1 0,1-1 0,0 0 0,0 0 0,6 7 0,-9-11 0,0 0 0,0 0 0,1 0 0,-1 1 0,0-1 0,0 0 0,1 0 0,-1 0 0,0 0 0,0 0 0,1 0 0,-1 0 0,0 0 0,0 0 0,1 0 0,-1 0 0,0 0 0,0 0 0,1 0 0,-1 0 0,0 0 0,0 0 0,1 0 0,-1 0 0,0 0 0,0 0 0,1 0 0,-1-1 0,0 1 0,0 0 0,1 0 0,-1 0 0,0 0 0,0-1 0,1 1 0,8-13 0,5-21 0,-12 28 0,3-7 0,-4 8 0,1 0 0,0 0 0,0 1 0,0-1 0,0 1 0,0-1 0,1 1 0,0 0 0,0 0 0,7-7 0,-10 11 0,1-1 0,-1 1 0,1 0 0,-1 0 0,1-1 0,-1 1 0,1 0 0,-1 0 0,1 0 0,-1 0 0,1-1 0,-1 1 0,1 0 0,0 0 0,-1 0 0,1 0 0,-1 0 0,1 0 0,-1 0 0,1 1 0,-1-1 0,1 0 0,-1 0 0,1 0 0,-1 0 0,1 1 0,-1-1 0,1 0 0,-1 1 0,2 0 0,7 17 0,-4 23 0,-5-39 11,0 1 0,0-1 0,0 0 0,0 1 0,1-1 0,-1 0-1,1 0 1,-1 1 0,1-1 0,2 4 0,-3-6-68,1 1 0,0 0 0,-1 0 0,1-1-1,0 1 1,0 0 0,0-1 0,0 1 0,0-1 0,-1 1 0,1-1 0,0 1-1,0-1 1,0 0 0,0 1 0,0-1 0,0 0 0,0 0 0,1 0 0,-1 0 0,0 0-1,0 0 1,0 0 0,0 0 0,1 0 0,10-3-6769</inkml:trace>
@@ -10165,6 +14479,35 @@
     </inkml:brush>
   </inkml:definitions>
   <inkml:trace contextRef="#ctx0" brushRef="#br0">498 4037 24575,'-2'-20'0,"-1"0"0,0-1 0,-2 1 0,0 1 0,-2-1 0,-9-21 0,4 9 0,-93-243 0,-103-318 0,171 449 0,5-1 0,7-2 0,-10-247 0,32 264 0,20-174 0,-10 248 0,3-1 0,2 2 0,3 0 0,2 0 0,38-81 0,-16 57 0,4 3 0,3 1 0,107-132 0,-112 162 0,1 0 0,2 3 0,3 2 0,0 2 0,3 2 0,80-45 0,238-84 0,-260 120 0,58-19 0,341-82 0,-458 135 0,246-53 0,-196 47 0,102-3 0,136 18 0,-269 7 0,-1 3 0,-1 2 0,67 21 0,807 308 0,-500-129 0,-361-165 0,-3 4 0,-3 3 0,95 84 0,-69-39 0,-4 4 0,-4 4 0,108 163 0,-155-196 0,-2 1 0,61 157 0,27 169 0,-108-308 0,-4 1 0,-4 0 0,3 136 0,-24 282 0,6-499 0,-2 53 0,-3 0 0,-15 62 0,13-90 0,-2 0 0,-1-1 0,-3 0 0,-31 60 0,19-49 0,-3-1 0,-1-1 0,-3-2 0,-1-2 0,-1-1 0,-3-1 0,-1-2 0,-1-2 0,-2-2 0,-2-1 0,-70 36 0,-212 85 0,259-122 0,-196 74 0,98-41 0,42-14 0,-264 100 0,275-112 0,-176 35 0,219-62 0,-117 3 0,-71-16 0,81-1 0,-136-7 0,228 3 0,-142-32 0,-210-46 0,397 80 0,0-2 0,1-1 0,0-3 0,1-1 0,-53-25 0,-173-83 0,212 101 0,10 5 0,1-3 0,-65-37 0,72 34 0,10 4 0,-2 1 0,1 2 0,-2 0 0,0 2 0,-44-14 0,52 19 0,1 0 0,-1-1 0,2 0 0,-1-1 0,1-1 0,-18-15 0,-33-19 0,52 36 0,-1-1 0,1 0 0,1-1 0,0 0 0,0-2 0,1 1 0,0-2 0,1 0 0,1 0 0,-19-28 0,-6-18-455,-1 2 0,-61-69 0,77 100-6371</inkml:trace>
+</inkml:ink>
+</file>
+
+<file path=word/ink/ink28.xml><?xml version="1.0" encoding="utf-8"?>
+<inkml:ink xmlns:inkml="http://www.w3.org/2003/InkML">
+  <inkml:definitions>
+    <inkml:context xml:id="ctx0">
+      <inkml:inkSource xml:id="inkSrc0">
+        <inkml:traceFormat>
+          <inkml:channel name="X" type="integer" min="-2.14748E9" max="2.14748E9" units="cm"/>
+          <inkml:channel name="Y" type="integer" min="-2.14748E9" max="2.14748E9" units="cm"/>
+          <inkml:channel name="F" type="integer" max="32767" units="dev"/>
+        </inkml:traceFormat>
+        <inkml:channelProperties>
+          <inkml:channelProperty channel="X" name="resolution" value="1000" units="1/cm"/>
+          <inkml:channelProperty channel="Y" name="resolution" value="1000" units="1/cm"/>
+          <inkml:channelProperty channel="F" name="resolution" value="0" units="1/dev"/>
+        </inkml:channelProperties>
+      </inkml:inkSource>
+      <inkml:timestamp xml:id="ts0" timeString="2026-07-14T17:51:09.049"/>
+    </inkml:context>
+    <inkml:brush xml:id="br0">
+      <inkml:brushProperty name="width" value="0.025" units="cm"/>
+      <inkml:brushProperty name="height" value="0.025" units="cm"/>
+      <inkml:brushProperty name="color" value="#FFC114"/>
+    </inkml:brush>
+  </inkml:definitions>
+  <inkml:trace contextRef="#ctx0" brushRef="#br0">3054 648 24575,'-17'1'0,"0"2"0,1 0 0,0 1 0,-1 1 0,1 0 0,1 1 0,-1 1 0,-14 8 0,-20 8 0,-12 1 0,-2-2 0,-1-3 0,-118 18 0,-21 5 0,132-25 0,16-8 0,1-3 0,-1-2 0,-106-6 0,54-1 0,-388 4 0,-233-3 0,715 2 0,-45-1 0,1-2 0,-114-20 0,153 18 0,0-1 0,1-1 0,0-1 0,0 0 0,1-2 0,0 1 0,1-2 0,0 0 0,-25-24 0,38 31 0,-1-1 0,1 1 0,1-1 0,-1 1 0,1-1 0,0 0 0,0 0 0,0 0 0,0 0 0,1-1 0,0 1 0,0 0 0,0-9 0,1-9 0,4-44 0,0 32 0,-4 29 0,1 1 0,0-1 0,1 1 0,-1-1 0,1 1 0,0 0 0,0 0 0,1 0 0,-1 0 0,1 0 0,0 0 0,1 1 0,-1-1 0,1 1 0,0 0 0,0 0 0,8-5 0,5-4 0,2 2 0,0 0 0,25-11 0,-16 9 0,2 0 0,0 3 0,1 0 0,0 2 0,0 1 0,59-5 0,-49 8 0,0-2 0,72-22 0,-81 18 0,0 2 0,1 1 0,0 1 0,46-1 0,137 8 0,-98 1 0,1617-2 0,-1692 0 0,-1 2 0,58 9 0,-95-9 0,0-1 0,0 1 0,-1 0 0,1 1 0,-1-1 0,1 1 0,-1 0 0,0 0 0,0 0 0,0 0 0,0 1 0,0-1 0,-1 1 0,0 0 0,0 0 0,0 1 0,0-1 0,-1 1 0,1-1 0,-1 1 0,0 0 0,-1 0 0,1 0 0,-1 0 0,0 0 0,0 0 0,-1 0 0,1 0 0,-1 0 0,0 0 0,-1 0 0,1 1 0,-1-1 0,0 0 0,0 0 0,-1 0 0,1 0 0,-1-1 0,0 1 0,0 0 0,-6 7 0,-6 5 0,0-1 0,-1-1 0,-21 16 0,-21 22 0,26-16-1365,20-21-5461</inkml:trace>
+  <inkml:trace contextRef="#ctx0" brushRef="#br0" timeOffset="2405.32">3841 0 24575,'-26'25'0,"-52"37"0,34-28 0,12-13 0,-2-1 0,0-1 0,-1-2 0,-1-1 0,-41 12 0,-16 7 0,49-16 0,47-22 0,1-1 0,0 0 0,0 0 0,0 0 0,0 1 0,0-1 0,0 1 0,1 1 0,7-5 0,-31 32 0,-38 33 0,57-57 0,0-1 0,1 0 0,-1 0 0,0 1 0,1-1 0,-1 0 0,0 0 0,1 1 0,-1-1 0,1 0 0,-1 0 0,0 0 0,1 0 0,-1 0 0,0 0 0,1 0 0,-1 0 0,1 0 0,-1 0 0,1 0 0,-1 0 0,0 0 0,1 0 0,-1 0 0,1 0 0,-1 0 0,0 0 0,1 0 0,-1-1 0,0 1 0,1 0 0,21-4 0,-20 3 0,25-3-455,0 1 0,45 1 0,-57 2-6371</inkml:trace>
 </inkml:ink>
 </file>
 
